--- a/prompts.docx
+++ b/prompts.docx
@@ -2,6 +2,56 @@
 <file path=word/document.xml><?xml version="1.0" encoding="utf-8"?>
 <w:document xmlns:wpc="http://schemas.microsoft.com/office/word/2010/wordprocessingCanvas" xmlns:cx="http://schemas.microsoft.com/office/drawing/2014/chartex" xmlns:cx1="http://schemas.microsoft.com/office/drawing/2015/9/8/chartex" xmlns:cx2="http://schemas.microsoft.com/office/drawing/2015/10/21/chartex" xmlns:cx3="http://schemas.microsoft.com/office/drawing/2016/5/9/chartex" xmlns:cx4="http://schemas.microsoft.com/office/drawing/2016/5/10/chartex" xmlns:cx5="http://schemas.microsoft.com/office/drawing/2016/5/11/chartex" xmlns:cx6="http://schemas.microsoft.com/office/drawing/2016/5/12/chartex" xmlns:cx7="http://schemas.microsoft.com/office/drawing/2016/5/13/chartex" xmlns:cx8="http://schemas.microsoft.com/office/drawing/2016/5/14/chartex" xmlns:mc="http://schemas.openxmlformats.org/markup-compatibility/2006" xmlns:aink="http://schemas.microsoft.com/office/drawing/2016/ink" xmlns:am3d="http://schemas.microsoft.com/office/drawing/2017/model3d" xmlns:o="urn:schemas-microsoft-com:office:office" xmlns:oel="http://schemas.microsoft.com/office/2019/extlst" xmlns:r="http://schemas.openxmlformats.org/officeDocument/2006/relationships" xmlns:m="http://schemas.openxmlformats.org/officeDocument/2006/math" xmlns:v="urn:schemas-microsoft-com:vml" xmlns:wp14="http://schemas.microsoft.com/office/word/2010/wordprocessingDrawing" xmlns:wp="http://schemas.openxmlformats.org/drawingml/2006/wordprocessingDrawing" xmlns:w10="urn:schemas-microsoft-com:office:word" xmlns:w="http://schemas.openxmlformats.org/wordprocessingml/2006/main" xmlns:w14="http://schemas.microsoft.com/office/word/2010/wordml" xmlns:w15="http://schemas.microsoft.com/office/word/2012/wordml" xmlns:w16cex="http://schemas.microsoft.com/office/word/2018/wordml/cex" xmlns:w16cid="http://schemas.microsoft.com/office/word/2016/wordml/cid" xmlns:w16="http://schemas.microsoft.com/office/word/2018/wordml" xmlns:w16du="http://schemas.microsoft.com/office/word/2023/wordml/word16du" xmlns:w16sdtdh="http://schemas.microsoft.com/office/word/2020/wordml/sdtdatahash" xmlns:w16sdtfl="http://schemas.microsoft.com/office/word/2024/wordml/sdtformatlock" xmlns:w16se="http://schemas.microsoft.com/office/word/2015/wordml/symex" xmlns:wpg="http://schemas.microsoft.com/office/word/2010/wordprocessingGroup" xmlns:wpi="http://schemas.microsoft.com/office/word/2010/wordprocessingInk" xmlns:wne="http://schemas.microsoft.com/office/word/2006/wordml" xmlns:wps="http://schemas.microsoft.com/office/word/2010/wordprocessingShape" mc:Ignorable="w14 w15 w16se w16cid w16 w16cex w16sdtdh w16sdtfl w16du wp14">
   <w:body>
+    <w:p>
+      <w:pPr>
+        <w:autoSpaceDE w:val="0"/>
+        <w:autoSpaceDN w:val="0"/>
+        <w:adjustRightInd w:val="0"/>
+        <w:rPr>
+          <w:rFonts w:ascii="AppleSystemUIFont" w:hAnsi="AppleSystemUIFont" w:cs="AppleSystemUIFont"/>
+          <w:sz w:val="26"/>
+          <w:szCs w:val="26"/>
+          <w:lang w:val="es-ES"/>
+        </w:rPr>
+      </w:pPr>
+      <w:proofErr w:type="spellStart"/>
+      <w:r>
+        <w:rPr>
+          <w:rFonts w:ascii="Menlo" w:eastAsiaTheme="minorHAnsi" w:hAnsi="Menlo" w:cs="Menlo"/>
+          <w:color w:val="2EAEBB"/>
+          <w:sz w:val="22"/>
+          <w:szCs w:val="22"/>
+          <w:lang w:val="es-ES" w:eastAsia="en-US"/>
+          <w14:ligatures w14:val="standardContextual"/>
+        </w:rPr>
+        <w:t>codex</w:t>
+      </w:r>
+      <w:proofErr w:type="spellEnd"/>
+      <w:r>
+        <w:rPr>
+          <w:rFonts w:ascii="Menlo" w:eastAsiaTheme="minorHAnsi" w:hAnsi="Menlo" w:cs="Menlo"/>
+          <w:color w:val="2EAEBB"/>
+          <w:sz w:val="22"/>
+          <w:szCs w:val="22"/>
+          <w:lang w:val="es-ES" w:eastAsia="en-US"/>
+          <w14:ligatures w14:val="standardContextual"/>
+        </w:rPr>
+        <w:t xml:space="preserve"> resume 019dd81c-0620-7e82-9a09-8ed4cd10d439</w:t>
+      </w:r>
+    </w:p>
+    <w:p>
+      <w:pPr>
+        <w:autoSpaceDE w:val="0"/>
+        <w:autoSpaceDN w:val="0"/>
+        <w:adjustRightInd w:val="0"/>
+        <w:rPr>
+          <w:rFonts w:ascii="AppleSystemUIFont" w:hAnsi="AppleSystemUIFont" w:cs="AppleSystemUIFont"/>
+          <w:sz w:val="26"/>
+          <w:szCs w:val="26"/>
+          <w:lang w:val="es-ES"/>
+        </w:rPr>
+      </w:pPr>
+    </w:p>
     <w:p>
       <w:pPr>
         <w:autoSpaceDE w:val="0"/>
@@ -3352,6 +3402,7 @@
           <w:szCs w:val="22"/>
           <w:lang w:val="en-GB"/>
         </w:rPr>
+        <w:lastRenderedPageBreak/>
         <w:t xml:space="preserve">  </w:t>
       </w:r>
       <w:r>
@@ -3412,7 +3463,6 @@
           <w:szCs w:val="22"/>
           <w:lang w:val="en-GB"/>
         </w:rPr>
-        <w:lastRenderedPageBreak/>
         <w:t xml:space="preserve">     Use event latitude/longitude and assign to our 100km cells using the same EPSG:6933 grid</w:t>
       </w:r>
     </w:p>
@@ -5335,6 +5385,7 @@
           <w:szCs w:val="22"/>
           <w:lang w:val="en-GB"/>
         </w:rPr>
+        <w:lastRenderedPageBreak/>
         <w:t xml:space="preserve">      - </w:t>
       </w:r>
       <w:proofErr w:type="spellStart"/>
@@ -5385,7 +5436,6 @@
           <w:szCs w:val="22"/>
           <w:lang w:val="en-GB"/>
         </w:rPr>
-        <w:lastRenderedPageBreak/>
         <w:t xml:space="preserve">      - </w:t>
       </w:r>
       <w:r>
@@ -5702,11 +5752,2554 @@
           <w:color w:val="000000" w:themeColor="text1"/>
         </w:rPr>
       </w:pPr>
+      <w:r>
+        <w:rPr>
+          <w:color w:val="000000" w:themeColor="text1"/>
+        </w:rPr>
+        <w:t>Done</w:t>
+      </w:r>
+    </w:p>
+    <w:p>
+      <w:pPr>
+        <w:rPr>
+          <w:color w:val="000000" w:themeColor="text1"/>
+        </w:rPr>
+      </w:pPr>
+    </w:p>
+    <w:p>
+      <w:pPr>
+        <w:rPr>
+          <w:color w:val="000000" w:themeColor="text1"/>
+        </w:rPr>
+      </w:pPr>
+      <w:r>
+        <w:rPr>
+          <w:color w:val="000000" w:themeColor="text1"/>
+          <w:highlight w:val="yellow"/>
+        </w:rPr>
+        <w:t>Codex</w:t>
+      </w:r>
     </w:p>
     <w:p>
       <w:pPr>
         <w:rPr>
           <w:lang w:val="en-US"/>
+        </w:rPr>
+      </w:pPr>
+    </w:p>
+    <w:p>
+      <w:pPr>
+        <w:tabs>
+          <w:tab w:val="left" w:pos="560"/>
+          <w:tab w:val="left" w:pos="1120"/>
+          <w:tab w:val="left" w:pos="1680"/>
+          <w:tab w:val="left" w:pos="2240"/>
+          <w:tab w:val="left" w:pos="2800"/>
+          <w:tab w:val="left" w:pos="3360"/>
+          <w:tab w:val="left" w:pos="3920"/>
+          <w:tab w:val="left" w:pos="4480"/>
+          <w:tab w:val="left" w:pos="5040"/>
+          <w:tab w:val="left" w:pos="5600"/>
+          <w:tab w:val="left" w:pos="6160"/>
+          <w:tab w:val="left" w:pos="6720"/>
+        </w:tabs>
+        <w:autoSpaceDE w:val="0"/>
+        <w:autoSpaceDN w:val="0"/>
+        <w:adjustRightInd w:val="0"/>
+        <w:rPr>
+          <w:rFonts w:ascii="Menlo" w:eastAsiaTheme="minorHAnsi" w:hAnsi="Menlo" w:cs="Menlo"/>
+          <w:color w:val="000000"/>
+          <w:sz w:val="22"/>
+          <w:szCs w:val="22"/>
+          <w:lang w:val="en-GB" w:eastAsia="en-US"/>
+          <w14:ligatures w14:val="standardContextual"/>
+        </w:rPr>
+      </w:pPr>
+      <w:r>
+        <w:rPr>
+          <w:rFonts w:ascii="Menlo" w:eastAsiaTheme="minorHAnsi" w:hAnsi="Menlo" w:cs="Menlo"/>
+          <w:b/>
+          <w:bCs/>
+          <w:color w:val="000000"/>
+          <w:sz w:val="22"/>
+          <w:szCs w:val="22"/>
+          <w:lang w:val="en-GB" w:eastAsia="en-US"/>
+          <w14:ligatures w14:val="standardContextual"/>
+        </w:rPr>
+        <w:t>#1 RESOLVE ecoregions / biome / realm</w:t>
+      </w:r>
+    </w:p>
+    <w:p>
+      <w:pPr>
+        <w:tabs>
+          <w:tab w:val="left" w:pos="560"/>
+          <w:tab w:val="left" w:pos="1120"/>
+          <w:tab w:val="left" w:pos="1680"/>
+          <w:tab w:val="left" w:pos="2240"/>
+          <w:tab w:val="left" w:pos="2800"/>
+          <w:tab w:val="left" w:pos="3360"/>
+          <w:tab w:val="left" w:pos="3920"/>
+          <w:tab w:val="left" w:pos="4480"/>
+          <w:tab w:val="left" w:pos="5040"/>
+          <w:tab w:val="left" w:pos="5600"/>
+          <w:tab w:val="left" w:pos="6160"/>
+          <w:tab w:val="left" w:pos="6720"/>
+        </w:tabs>
+        <w:autoSpaceDE w:val="0"/>
+        <w:autoSpaceDN w:val="0"/>
+        <w:adjustRightInd w:val="0"/>
+        <w:rPr>
+          <w:rFonts w:ascii="Menlo" w:eastAsiaTheme="minorHAnsi" w:hAnsi="Menlo" w:cs="Menlo"/>
+          <w:color w:val="000000"/>
+          <w:sz w:val="22"/>
+          <w:szCs w:val="22"/>
+          <w:lang w:val="en-GB" w:eastAsia="en-US"/>
+          <w14:ligatures w14:val="standardContextual"/>
+        </w:rPr>
+      </w:pPr>
+    </w:p>
+    <w:p>
+      <w:pPr>
+        <w:tabs>
+          <w:tab w:val="left" w:pos="560"/>
+          <w:tab w:val="left" w:pos="1120"/>
+          <w:tab w:val="left" w:pos="1680"/>
+          <w:tab w:val="left" w:pos="2240"/>
+          <w:tab w:val="left" w:pos="2800"/>
+          <w:tab w:val="left" w:pos="3360"/>
+          <w:tab w:val="left" w:pos="3920"/>
+          <w:tab w:val="left" w:pos="4480"/>
+          <w:tab w:val="left" w:pos="5040"/>
+          <w:tab w:val="left" w:pos="5600"/>
+          <w:tab w:val="left" w:pos="6160"/>
+          <w:tab w:val="left" w:pos="6720"/>
+        </w:tabs>
+        <w:autoSpaceDE w:val="0"/>
+        <w:autoSpaceDN w:val="0"/>
+        <w:adjustRightInd w:val="0"/>
+        <w:rPr>
+          <w:rFonts w:ascii="Menlo" w:eastAsiaTheme="minorHAnsi" w:hAnsi="Menlo" w:cs="Menlo"/>
+          <w:color w:val="000000"/>
+          <w:sz w:val="22"/>
+          <w:szCs w:val="22"/>
+          <w:lang w:val="en-GB" w:eastAsia="en-US"/>
+          <w14:ligatures w14:val="standardContextual"/>
+        </w:rPr>
+      </w:pPr>
+      <w:r>
+        <w:rPr>
+          <w:rFonts w:ascii="Menlo" w:eastAsiaTheme="minorHAnsi" w:hAnsi="Menlo" w:cs="Menlo"/>
+          <w:color w:val="000000"/>
+          <w:sz w:val="22"/>
+          <w:szCs w:val="22"/>
+          <w:lang w:val="en-GB" w:eastAsia="en-US"/>
+          <w14:ligatures w14:val="standardContextual"/>
+        </w:rPr>
+        <w:t xml:space="preserve">  Input files:</w:t>
+      </w:r>
+    </w:p>
+    <w:p>
+      <w:pPr>
+        <w:tabs>
+          <w:tab w:val="left" w:pos="560"/>
+          <w:tab w:val="left" w:pos="1120"/>
+          <w:tab w:val="left" w:pos="1680"/>
+          <w:tab w:val="left" w:pos="2240"/>
+          <w:tab w:val="left" w:pos="2800"/>
+          <w:tab w:val="left" w:pos="3360"/>
+          <w:tab w:val="left" w:pos="3920"/>
+          <w:tab w:val="left" w:pos="4480"/>
+          <w:tab w:val="left" w:pos="5040"/>
+          <w:tab w:val="left" w:pos="5600"/>
+          <w:tab w:val="left" w:pos="6160"/>
+          <w:tab w:val="left" w:pos="6720"/>
+        </w:tabs>
+        <w:autoSpaceDE w:val="0"/>
+        <w:autoSpaceDN w:val="0"/>
+        <w:adjustRightInd w:val="0"/>
+        <w:rPr>
+          <w:rFonts w:ascii="Menlo" w:eastAsiaTheme="minorHAnsi" w:hAnsi="Menlo" w:cs="Menlo"/>
+          <w:color w:val="000000"/>
+          <w:sz w:val="22"/>
+          <w:szCs w:val="22"/>
+          <w:lang w:val="en-GB" w:eastAsia="en-US"/>
+          <w14:ligatures w14:val="standardContextual"/>
+        </w:rPr>
+      </w:pPr>
+    </w:p>
+    <w:p>
+      <w:pPr>
+        <w:tabs>
+          <w:tab w:val="left" w:pos="560"/>
+          <w:tab w:val="left" w:pos="1120"/>
+          <w:tab w:val="left" w:pos="1680"/>
+          <w:tab w:val="left" w:pos="2240"/>
+          <w:tab w:val="left" w:pos="2800"/>
+          <w:tab w:val="left" w:pos="3360"/>
+          <w:tab w:val="left" w:pos="3920"/>
+          <w:tab w:val="left" w:pos="4480"/>
+          <w:tab w:val="left" w:pos="5040"/>
+          <w:tab w:val="left" w:pos="5600"/>
+          <w:tab w:val="left" w:pos="6160"/>
+          <w:tab w:val="left" w:pos="6720"/>
+        </w:tabs>
+        <w:autoSpaceDE w:val="0"/>
+        <w:autoSpaceDN w:val="0"/>
+        <w:adjustRightInd w:val="0"/>
+        <w:rPr>
+          <w:rFonts w:ascii="Menlo" w:eastAsiaTheme="minorHAnsi" w:hAnsi="Menlo" w:cs="Menlo"/>
+          <w:color w:val="000000"/>
+          <w:sz w:val="22"/>
+          <w:szCs w:val="22"/>
+          <w:lang w:val="en-GB" w:eastAsia="en-US"/>
+          <w14:ligatures w14:val="standardContextual"/>
+        </w:rPr>
+      </w:pPr>
+      <w:r>
+        <w:rPr>
+          <w:rFonts w:ascii="Menlo" w:eastAsiaTheme="minorHAnsi" w:hAnsi="Menlo" w:cs="Menlo"/>
+          <w:color w:val="000000"/>
+          <w:sz w:val="22"/>
+          <w:szCs w:val="22"/>
+          <w:lang w:val="en-GB" w:eastAsia="en-US"/>
+          <w14:ligatures w14:val="standardContextual"/>
+        </w:rPr>
+        <w:t xml:space="preserve">  Data/raw/baseline_geography/resolve_ecoregions/Ecoregions2017.shp</w:t>
+      </w:r>
+    </w:p>
+    <w:p>
+      <w:pPr>
+        <w:tabs>
+          <w:tab w:val="left" w:pos="560"/>
+          <w:tab w:val="left" w:pos="1120"/>
+          <w:tab w:val="left" w:pos="1680"/>
+          <w:tab w:val="left" w:pos="2240"/>
+          <w:tab w:val="left" w:pos="2800"/>
+          <w:tab w:val="left" w:pos="3360"/>
+          <w:tab w:val="left" w:pos="3920"/>
+          <w:tab w:val="left" w:pos="4480"/>
+          <w:tab w:val="left" w:pos="5040"/>
+          <w:tab w:val="left" w:pos="5600"/>
+          <w:tab w:val="left" w:pos="6160"/>
+          <w:tab w:val="left" w:pos="6720"/>
+        </w:tabs>
+        <w:autoSpaceDE w:val="0"/>
+        <w:autoSpaceDN w:val="0"/>
+        <w:adjustRightInd w:val="0"/>
+        <w:rPr>
+          <w:rFonts w:ascii="Menlo" w:eastAsiaTheme="minorHAnsi" w:hAnsi="Menlo" w:cs="Menlo"/>
+          <w:color w:val="000000"/>
+          <w:sz w:val="22"/>
+          <w:szCs w:val="22"/>
+          <w:lang w:val="en-GB" w:eastAsia="en-US"/>
+          <w14:ligatures w14:val="standardContextual"/>
+        </w:rPr>
+      </w:pPr>
+      <w:r>
+        <w:rPr>
+          <w:rFonts w:ascii="Menlo" w:eastAsiaTheme="minorHAnsi" w:hAnsi="Menlo" w:cs="Menlo"/>
+          <w:color w:val="000000"/>
+          <w:sz w:val="22"/>
+          <w:szCs w:val="22"/>
+          <w:lang w:val="en-GB" w:eastAsia="en-US"/>
+          <w14:ligatures w14:val="standardContextual"/>
+        </w:rPr>
+        <w:t xml:space="preserve">  Data/raw/baseline_geography/resolve_ecoregions/Ecoregions2017.dbf</w:t>
+      </w:r>
+    </w:p>
+    <w:p>
+      <w:pPr>
+        <w:tabs>
+          <w:tab w:val="left" w:pos="560"/>
+          <w:tab w:val="left" w:pos="1120"/>
+          <w:tab w:val="left" w:pos="1680"/>
+          <w:tab w:val="left" w:pos="2240"/>
+          <w:tab w:val="left" w:pos="2800"/>
+          <w:tab w:val="left" w:pos="3360"/>
+          <w:tab w:val="left" w:pos="3920"/>
+          <w:tab w:val="left" w:pos="4480"/>
+          <w:tab w:val="left" w:pos="5040"/>
+          <w:tab w:val="left" w:pos="5600"/>
+          <w:tab w:val="left" w:pos="6160"/>
+          <w:tab w:val="left" w:pos="6720"/>
+        </w:tabs>
+        <w:autoSpaceDE w:val="0"/>
+        <w:autoSpaceDN w:val="0"/>
+        <w:adjustRightInd w:val="0"/>
+        <w:rPr>
+          <w:rFonts w:ascii="Menlo" w:eastAsiaTheme="minorHAnsi" w:hAnsi="Menlo" w:cs="Menlo"/>
+          <w:color w:val="000000"/>
+          <w:sz w:val="22"/>
+          <w:szCs w:val="22"/>
+          <w:lang w:val="en-GB" w:eastAsia="en-US"/>
+          <w14:ligatures w14:val="standardContextual"/>
+        </w:rPr>
+      </w:pPr>
+      <w:r>
+        <w:rPr>
+          <w:rFonts w:ascii="Menlo" w:eastAsiaTheme="minorHAnsi" w:hAnsi="Menlo" w:cs="Menlo"/>
+          <w:color w:val="000000"/>
+          <w:sz w:val="22"/>
+          <w:szCs w:val="22"/>
+          <w:lang w:val="en-GB" w:eastAsia="en-US"/>
+          <w14:ligatures w14:val="standardContextual"/>
+        </w:rPr>
+        <w:t xml:space="preserve">  Data/raw/baseline_geography/resolve_ecoregions/Ecoregions2017.shx</w:t>
+      </w:r>
+    </w:p>
+    <w:p>
+      <w:pPr>
+        <w:tabs>
+          <w:tab w:val="left" w:pos="560"/>
+          <w:tab w:val="left" w:pos="1120"/>
+          <w:tab w:val="left" w:pos="1680"/>
+          <w:tab w:val="left" w:pos="2240"/>
+          <w:tab w:val="left" w:pos="2800"/>
+          <w:tab w:val="left" w:pos="3360"/>
+          <w:tab w:val="left" w:pos="3920"/>
+          <w:tab w:val="left" w:pos="4480"/>
+          <w:tab w:val="left" w:pos="5040"/>
+          <w:tab w:val="left" w:pos="5600"/>
+          <w:tab w:val="left" w:pos="6160"/>
+          <w:tab w:val="left" w:pos="6720"/>
+        </w:tabs>
+        <w:autoSpaceDE w:val="0"/>
+        <w:autoSpaceDN w:val="0"/>
+        <w:adjustRightInd w:val="0"/>
+        <w:rPr>
+          <w:rFonts w:ascii="Menlo" w:eastAsiaTheme="minorHAnsi" w:hAnsi="Menlo" w:cs="Menlo"/>
+          <w:color w:val="000000"/>
+          <w:sz w:val="22"/>
+          <w:szCs w:val="22"/>
+          <w:lang w:val="en-GB" w:eastAsia="en-US"/>
+          <w14:ligatures w14:val="standardContextual"/>
+        </w:rPr>
+      </w:pPr>
+      <w:r>
+        <w:rPr>
+          <w:rFonts w:ascii="Menlo" w:eastAsiaTheme="minorHAnsi" w:hAnsi="Menlo" w:cs="Menlo"/>
+          <w:color w:val="000000"/>
+          <w:sz w:val="22"/>
+          <w:szCs w:val="22"/>
+          <w:lang w:val="en-GB" w:eastAsia="en-US"/>
+          <w14:ligatures w14:val="standardContextual"/>
+        </w:rPr>
+        <w:t xml:space="preserve">  Data/raw/baseline_geography/resolve_ecoregions/Ecoregions2017.prj</w:t>
+      </w:r>
+    </w:p>
+    <w:p>
+      <w:pPr>
+        <w:tabs>
+          <w:tab w:val="left" w:pos="560"/>
+          <w:tab w:val="left" w:pos="1120"/>
+          <w:tab w:val="left" w:pos="1680"/>
+          <w:tab w:val="left" w:pos="2240"/>
+          <w:tab w:val="left" w:pos="2800"/>
+          <w:tab w:val="left" w:pos="3360"/>
+          <w:tab w:val="left" w:pos="3920"/>
+          <w:tab w:val="left" w:pos="4480"/>
+          <w:tab w:val="left" w:pos="5040"/>
+          <w:tab w:val="left" w:pos="5600"/>
+          <w:tab w:val="left" w:pos="6160"/>
+          <w:tab w:val="left" w:pos="6720"/>
+        </w:tabs>
+        <w:autoSpaceDE w:val="0"/>
+        <w:autoSpaceDN w:val="0"/>
+        <w:adjustRightInd w:val="0"/>
+        <w:rPr>
+          <w:rFonts w:ascii="Menlo" w:eastAsiaTheme="minorHAnsi" w:hAnsi="Menlo" w:cs="Menlo"/>
+          <w:color w:val="000000"/>
+          <w:sz w:val="22"/>
+          <w:szCs w:val="22"/>
+          <w:lang w:val="en-GB" w:eastAsia="en-US"/>
+          <w14:ligatures w14:val="standardContextual"/>
+        </w:rPr>
+      </w:pPr>
+    </w:p>
+    <w:p>
+      <w:pPr>
+        <w:tabs>
+          <w:tab w:val="left" w:pos="560"/>
+          <w:tab w:val="left" w:pos="1120"/>
+          <w:tab w:val="left" w:pos="1680"/>
+          <w:tab w:val="left" w:pos="2240"/>
+          <w:tab w:val="left" w:pos="2800"/>
+          <w:tab w:val="left" w:pos="3360"/>
+          <w:tab w:val="left" w:pos="3920"/>
+          <w:tab w:val="left" w:pos="4480"/>
+          <w:tab w:val="left" w:pos="5040"/>
+          <w:tab w:val="left" w:pos="5600"/>
+          <w:tab w:val="left" w:pos="6160"/>
+          <w:tab w:val="left" w:pos="6720"/>
+        </w:tabs>
+        <w:autoSpaceDE w:val="0"/>
+        <w:autoSpaceDN w:val="0"/>
+        <w:adjustRightInd w:val="0"/>
+        <w:rPr>
+          <w:rFonts w:ascii="Menlo" w:eastAsiaTheme="minorHAnsi" w:hAnsi="Menlo" w:cs="Menlo"/>
+          <w:color w:val="000000"/>
+          <w:sz w:val="22"/>
+          <w:szCs w:val="22"/>
+          <w:lang w:val="en-GB" w:eastAsia="en-US"/>
+          <w14:ligatures w14:val="standardContextual"/>
+        </w:rPr>
+      </w:pPr>
+      <w:r>
+        <w:rPr>
+          <w:rFonts w:ascii="Menlo" w:eastAsiaTheme="minorHAnsi" w:hAnsi="Menlo" w:cs="Menlo"/>
+          <w:color w:val="000000"/>
+          <w:sz w:val="22"/>
+          <w:szCs w:val="22"/>
+          <w:lang w:val="en-GB" w:eastAsia="en-US"/>
+          <w14:ligatures w14:val="standardContextual"/>
+        </w:rPr>
+        <w:t xml:space="preserve">  Downloaded zip:</w:t>
+      </w:r>
+    </w:p>
+    <w:p>
+      <w:pPr>
+        <w:tabs>
+          <w:tab w:val="left" w:pos="560"/>
+          <w:tab w:val="left" w:pos="1120"/>
+          <w:tab w:val="left" w:pos="1680"/>
+          <w:tab w:val="left" w:pos="2240"/>
+          <w:tab w:val="left" w:pos="2800"/>
+          <w:tab w:val="left" w:pos="3360"/>
+          <w:tab w:val="left" w:pos="3920"/>
+          <w:tab w:val="left" w:pos="4480"/>
+          <w:tab w:val="left" w:pos="5040"/>
+          <w:tab w:val="left" w:pos="5600"/>
+          <w:tab w:val="left" w:pos="6160"/>
+          <w:tab w:val="left" w:pos="6720"/>
+        </w:tabs>
+        <w:autoSpaceDE w:val="0"/>
+        <w:autoSpaceDN w:val="0"/>
+        <w:adjustRightInd w:val="0"/>
+        <w:rPr>
+          <w:rFonts w:ascii="Menlo" w:eastAsiaTheme="minorHAnsi" w:hAnsi="Menlo" w:cs="Menlo"/>
+          <w:color w:val="000000"/>
+          <w:sz w:val="22"/>
+          <w:szCs w:val="22"/>
+          <w:lang w:val="en-GB" w:eastAsia="en-US"/>
+          <w14:ligatures w14:val="standardContextual"/>
+        </w:rPr>
+      </w:pPr>
+    </w:p>
+    <w:p>
+      <w:pPr>
+        <w:tabs>
+          <w:tab w:val="left" w:pos="560"/>
+          <w:tab w:val="left" w:pos="1120"/>
+          <w:tab w:val="left" w:pos="1680"/>
+          <w:tab w:val="left" w:pos="2240"/>
+          <w:tab w:val="left" w:pos="2800"/>
+          <w:tab w:val="left" w:pos="3360"/>
+          <w:tab w:val="left" w:pos="3920"/>
+          <w:tab w:val="left" w:pos="4480"/>
+          <w:tab w:val="left" w:pos="5040"/>
+          <w:tab w:val="left" w:pos="5600"/>
+          <w:tab w:val="left" w:pos="6160"/>
+          <w:tab w:val="left" w:pos="6720"/>
+        </w:tabs>
+        <w:autoSpaceDE w:val="0"/>
+        <w:autoSpaceDN w:val="0"/>
+        <w:adjustRightInd w:val="0"/>
+        <w:rPr>
+          <w:rFonts w:ascii="Menlo" w:eastAsiaTheme="minorHAnsi" w:hAnsi="Menlo" w:cs="Menlo"/>
+          <w:color w:val="000000"/>
+          <w:sz w:val="22"/>
+          <w:szCs w:val="22"/>
+          <w:lang w:val="en-GB" w:eastAsia="en-US"/>
+          <w14:ligatures w14:val="standardContextual"/>
+        </w:rPr>
+      </w:pPr>
+      <w:r>
+        <w:rPr>
+          <w:rFonts w:ascii="Menlo" w:eastAsiaTheme="minorHAnsi" w:hAnsi="Menlo" w:cs="Menlo"/>
+          <w:color w:val="000000"/>
+          <w:sz w:val="22"/>
+          <w:szCs w:val="22"/>
+          <w:lang w:val="en-GB" w:eastAsia="en-US"/>
+          <w14:ligatures w14:val="standardContextual"/>
+        </w:rPr>
+        <w:t xml:space="preserve">  Data/raw/baseline_geography/resolve_ecoregions/Ecoregions2017.zip</w:t>
+      </w:r>
+    </w:p>
+    <w:p>
+      <w:pPr>
+        <w:tabs>
+          <w:tab w:val="left" w:pos="560"/>
+          <w:tab w:val="left" w:pos="1120"/>
+          <w:tab w:val="left" w:pos="1680"/>
+          <w:tab w:val="left" w:pos="2240"/>
+          <w:tab w:val="left" w:pos="2800"/>
+          <w:tab w:val="left" w:pos="3360"/>
+          <w:tab w:val="left" w:pos="3920"/>
+          <w:tab w:val="left" w:pos="4480"/>
+          <w:tab w:val="left" w:pos="5040"/>
+          <w:tab w:val="left" w:pos="5600"/>
+          <w:tab w:val="left" w:pos="6160"/>
+          <w:tab w:val="left" w:pos="6720"/>
+        </w:tabs>
+        <w:autoSpaceDE w:val="0"/>
+        <w:autoSpaceDN w:val="0"/>
+        <w:adjustRightInd w:val="0"/>
+        <w:rPr>
+          <w:rFonts w:ascii="Menlo" w:eastAsiaTheme="minorHAnsi" w:hAnsi="Menlo" w:cs="Menlo"/>
+          <w:color w:val="000000"/>
+          <w:sz w:val="22"/>
+          <w:szCs w:val="22"/>
+          <w:lang w:val="en-GB" w:eastAsia="en-US"/>
+          <w14:ligatures w14:val="standardContextual"/>
+        </w:rPr>
+      </w:pPr>
+    </w:p>
+    <w:p>
+      <w:pPr>
+        <w:tabs>
+          <w:tab w:val="left" w:pos="560"/>
+          <w:tab w:val="left" w:pos="1120"/>
+          <w:tab w:val="left" w:pos="1680"/>
+          <w:tab w:val="left" w:pos="2240"/>
+          <w:tab w:val="left" w:pos="2800"/>
+          <w:tab w:val="left" w:pos="3360"/>
+          <w:tab w:val="left" w:pos="3920"/>
+          <w:tab w:val="left" w:pos="4480"/>
+          <w:tab w:val="left" w:pos="5040"/>
+          <w:tab w:val="left" w:pos="5600"/>
+          <w:tab w:val="left" w:pos="6160"/>
+          <w:tab w:val="left" w:pos="6720"/>
+        </w:tabs>
+        <w:autoSpaceDE w:val="0"/>
+        <w:autoSpaceDN w:val="0"/>
+        <w:adjustRightInd w:val="0"/>
+        <w:rPr>
+          <w:rFonts w:ascii="Menlo" w:eastAsiaTheme="minorHAnsi" w:hAnsi="Menlo" w:cs="Menlo"/>
+          <w:color w:val="000000"/>
+          <w:sz w:val="22"/>
+          <w:szCs w:val="22"/>
+          <w:lang w:val="en-GB" w:eastAsia="en-US"/>
+          <w14:ligatures w14:val="standardContextual"/>
+        </w:rPr>
+      </w:pPr>
+      <w:r>
+        <w:rPr>
+          <w:rFonts w:ascii="Menlo" w:eastAsiaTheme="minorHAnsi" w:hAnsi="Menlo" w:cs="Menlo"/>
+          <w:color w:val="000000"/>
+          <w:sz w:val="22"/>
+          <w:szCs w:val="22"/>
+          <w:lang w:val="en-GB" w:eastAsia="en-US"/>
+          <w14:ligatures w14:val="standardContextual"/>
+        </w:rPr>
+        <w:t xml:space="preserve">  It is the RESOLVE 2017 terrestrial ecoregions shapefile. I used it to assign each BOLD 100km land-cell</w:t>
+      </w:r>
+    </w:p>
+    <w:p>
+      <w:pPr>
+        <w:tabs>
+          <w:tab w:val="left" w:pos="560"/>
+          <w:tab w:val="left" w:pos="1120"/>
+          <w:tab w:val="left" w:pos="1680"/>
+          <w:tab w:val="left" w:pos="2240"/>
+          <w:tab w:val="left" w:pos="2800"/>
+          <w:tab w:val="left" w:pos="3360"/>
+          <w:tab w:val="left" w:pos="3920"/>
+          <w:tab w:val="left" w:pos="4480"/>
+          <w:tab w:val="left" w:pos="5040"/>
+          <w:tab w:val="left" w:pos="5600"/>
+          <w:tab w:val="left" w:pos="6160"/>
+          <w:tab w:val="left" w:pos="6720"/>
+        </w:tabs>
+        <w:autoSpaceDE w:val="0"/>
+        <w:autoSpaceDN w:val="0"/>
+        <w:adjustRightInd w:val="0"/>
+        <w:rPr>
+          <w:rFonts w:ascii="Menlo" w:eastAsiaTheme="minorHAnsi" w:hAnsi="Menlo" w:cs="Menlo"/>
+          <w:color w:val="000000"/>
+          <w:sz w:val="22"/>
+          <w:szCs w:val="22"/>
+          <w:lang w:val="en-GB" w:eastAsia="en-US"/>
+          <w14:ligatures w14:val="standardContextual"/>
+        </w:rPr>
+      </w:pPr>
+      <w:r>
+        <w:rPr>
+          <w:rFonts w:ascii="Menlo" w:eastAsiaTheme="minorHAnsi" w:hAnsi="Menlo" w:cs="Menlo"/>
+          <w:color w:val="000000"/>
+          <w:sz w:val="22"/>
+          <w:szCs w:val="22"/>
+          <w:lang w:val="en-GB" w:eastAsia="en-US"/>
+          <w14:ligatures w14:val="standardContextual"/>
+        </w:rPr>
+        <w:t xml:space="preserve">  centroid to ecoregion / biome / realm.</w:t>
+      </w:r>
+    </w:p>
+    <w:p>
+      <w:pPr>
+        <w:tabs>
+          <w:tab w:val="left" w:pos="560"/>
+          <w:tab w:val="left" w:pos="1120"/>
+          <w:tab w:val="left" w:pos="1680"/>
+          <w:tab w:val="left" w:pos="2240"/>
+          <w:tab w:val="left" w:pos="2800"/>
+          <w:tab w:val="left" w:pos="3360"/>
+          <w:tab w:val="left" w:pos="3920"/>
+          <w:tab w:val="left" w:pos="4480"/>
+          <w:tab w:val="left" w:pos="5040"/>
+          <w:tab w:val="left" w:pos="5600"/>
+          <w:tab w:val="left" w:pos="6160"/>
+          <w:tab w:val="left" w:pos="6720"/>
+        </w:tabs>
+        <w:autoSpaceDE w:val="0"/>
+        <w:autoSpaceDN w:val="0"/>
+        <w:adjustRightInd w:val="0"/>
+        <w:rPr>
+          <w:rFonts w:ascii="Menlo" w:eastAsiaTheme="minorHAnsi" w:hAnsi="Menlo" w:cs="Menlo"/>
+          <w:color w:val="000000"/>
+          <w:sz w:val="22"/>
+          <w:szCs w:val="22"/>
+          <w:lang w:val="en-GB" w:eastAsia="en-US"/>
+          <w14:ligatures w14:val="standardContextual"/>
+        </w:rPr>
+      </w:pPr>
+    </w:p>
+    <w:p>
+      <w:pPr>
+        <w:tabs>
+          <w:tab w:val="left" w:pos="560"/>
+          <w:tab w:val="left" w:pos="1120"/>
+          <w:tab w:val="left" w:pos="1680"/>
+          <w:tab w:val="left" w:pos="2240"/>
+          <w:tab w:val="left" w:pos="2800"/>
+          <w:tab w:val="left" w:pos="3360"/>
+          <w:tab w:val="left" w:pos="3920"/>
+          <w:tab w:val="left" w:pos="4480"/>
+          <w:tab w:val="left" w:pos="5040"/>
+          <w:tab w:val="left" w:pos="5600"/>
+          <w:tab w:val="left" w:pos="6160"/>
+          <w:tab w:val="left" w:pos="6720"/>
+        </w:tabs>
+        <w:autoSpaceDE w:val="0"/>
+        <w:autoSpaceDN w:val="0"/>
+        <w:adjustRightInd w:val="0"/>
+        <w:rPr>
+          <w:rFonts w:ascii="Menlo" w:eastAsiaTheme="minorHAnsi" w:hAnsi="Menlo" w:cs="Menlo"/>
+          <w:color w:val="000000"/>
+          <w:sz w:val="22"/>
+          <w:szCs w:val="22"/>
+          <w:lang w:val="en-GB" w:eastAsia="en-US"/>
+          <w14:ligatures w14:val="standardContextual"/>
+        </w:rPr>
+      </w:pPr>
+      <w:r>
+        <w:rPr>
+          <w:rFonts w:ascii="Menlo" w:eastAsiaTheme="minorHAnsi" w:hAnsi="Menlo" w:cs="Menlo"/>
+          <w:color w:val="000000"/>
+          <w:sz w:val="22"/>
+          <w:szCs w:val="22"/>
+          <w:lang w:val="en-GB" w:eastAsia="en-US"/>
+          <w14:ligatures w14:val="standardContextual"/>
+        </w:rPr>
+        <w:t xml:space="preserve">  </w:t>
+      </w:r>
+      <w:r>
+        <w:rPr>
+          <w:rFonts w:ascii="Menlo" w:eastAsiaTheme="minorHAnsi" w:hAnsi="Menlo" w:cs="Menlo"/>
+          <w:b/>
+          <w:bCs/>
+          <w:color w:val="000000"/>
+          <w:sz w:val="22"/>
+          <w:szCs w:val="22"/>
+          <w:lang w:val="en-GB" w:eastAsia="en-US"/>
+          <w14:ligatures w14:val="standardContextual"/>
+        </w:rPr>
+        <w:t>#2 CEPF biodiversity hotspots</w:t>
+      </w:r>
+    </w:p>
+    <w:p>
+      <w:pPr>
+        <w:tabs>
+          <w:tab w:val="left" w:pos="560"/>
+          <w:tab w:val="left" w:pos="1120"/>
+          <w:tab w:val="left" w:pos="1680"/>
+          <w:tab w:val="left" w:pos="2240"/>
+          <w:tab w:val="left" w:pos="2800"/>
+          <w:tab w:val="left" w:pos="3360"/>
+          <w:tab w:val="left" w:pos="3920"/>
+          <w:tab w:val="left" w:pos="4480"/>
+          <w:tab w:val="left" w:pos="5040"/>
+          <w:tab w:val="left" w:pos="5600"/>
+          <w:tab w:val="left" w:pos="6160"/>
+          <w:tab w:val="left" w:pos="6720"/>
+        </w:tabs>
+        <w:autoSpaceDE w:val="0"/>
+        <w:autoSpaceDN w:val="0"/>
+        <w:adjustRightInd w:val="0"/>
+        <w:rPr>
+          <w:rFonts w:ascii="Menlo" w:eastAsiaTheme="minorHAnsi" w:hAnsi="Menlo" w:cs="Menlo"/>
+          <w:color w:val="000000"/>
+          <w:sz w:val="22"/>
+          <w:szCs w:val="22"/>
+          <w:lang w:val="en-GB" w:eastAsia="en-US"/>
+          <w14:ligatures w14:val="standardContextual"/>
+        </w:rPr>
+      </w:pPr>
+    </w:p>
+    <w:p>
+      <w:pPr>
+        <w:tabs>
+          <w:tab w:val="left" w:pos="560"/>
+          <w:tab w:val="left" w:pos="1120"/>
+          <w:tab w:val="left" w:pos="1680"/>
+          <w:tab w:val="left" w:pos="2240"/>
+          <w:tab w:val="left" w:pos="2800"/>
+          <w:tab w:val="left" w:pos="3360"/>
+          <w:tab w:val="left" w:pos="3920"/>
+          <w:tab w:val="left" w:pos="4480"/>
+          <w:tab w:val="left" w:pos="5040"/>
+          <w:tab w:val="left" w:pos="5600"/>
+          <w:tab w:val="left" w:pos="6160"/>
+          <w:tab w:val="left" w:pos="6720"/>
+        </w:tabs>
+        <w:autoSpaceDE w:val="0"/>
+        <w:autoSpaceDN w:val="0"/>
+        <w:adjustRightInd w:val="0"/>
+        <w:rPr>
+          <w:rFonts w:ascii="Menlo" w:eastAsiaTheme="minorHAnsi" w:hAnsi="Menlo" w:cs="Menlo"/>
+          <w:color w:val="000000"/>
+          <w:sz w:val="22"/>
+          <w:szCs w:val="22"/>
+          <w:lang w:val="en-GB" w:eastAsia="en-US"/>
+          <w14:ligatures w14:val="standardContextual"/>
+        </w:rPr>
+      </w:pPr>
+      <w:r>
+        <w:rPr>
+          <w:rFonts w:ascii="Menlo" w:eastAsiaTheme="minorHAnsi" w:hAnsi="Menlo" w:cs="Menlo"/>
+          <w:color w:val="000000"/>
+          <w:sz w:val="22"/>
+          <w:szCs w:val="22"/>
+          <w:lang w:val="en-GB" w:eastAsia="en-US"/>
+          <w14:ligatures w14:val="standardContextual"/>
+        </w:rPr>
+        <w:t xml:space="preserve">  Input file:</w:t>
+      </w:r>
+    </w:p>
+    <w:p>
+      <w:pPr>
+        <w:tabs>
+          <w:tab w:val="left" w:pos="560"/>
+          <w:tab w:val="left" w:pos="1120"/>
+          <w:tab w:val="left" w:pos="1680"/>
+          <w:tab w:val="left" w:pos="2240"/>
+          <w:tab w:val="left" w:pos="2800"/>
+          <w:tab w:val="left" w:pos="3360"/>
+          <w:tab w:val="left" w:pos="3920"/>
+          <w:tab w:val="left" w:pos="4480"/>
+          <w:tab w:val="left" w:pos="5040"/>
+          <w:tab w:val="left" w:pos="5600"/>
+          <w:tab w:val="left" w:pos="6160"/>
+          <w:tab w:val="left" w:pos="6720"/>
+        </w:tabs>
+        <w:autoSpaceDE w:val="0"/>
+        <w:autoSpaceDN w:val="0"/>
+        <w:adjustRightInd w:val="0"/>
+        <w:rPr>
+          <w:rFonts w:ascii="Menlo" w:eastAsiaTheme="minorHAnsi" w:hAnsi="Menlo" w:cs="Menlo"/>
+          <w:color w:val="000000"/>
+          <w:sz w:val="22"/>
+          <w:szCs w:val="22"/>
+          <w:lang w:val="en-GB" w:eastAsia="en-US"/>
+          <w14:ligatures w14:val="standardContextual"/>
+        </w:rPr>
+      </w:pPr>
+    </w:p>
+    <w:p>
+      <w:pPr>
+        <w:tabs>
+          <w:tab w:val="left" w:pos="560"/>
+          <w:tab w:val="left" w:pos="1120"/>
+          <w:tab w:val="left" w:pos="1680"/>
+          <w:tab w:val="left" w:pos="2240"/>
+          <w:tab w:val="left" w:pos="2800"/>
+          <w:tab w:val="left" w:pos="3360"/>
+          <w:tab w:val="left" w:pos="3920"/>
+          <w:tab w:val="left" w:pos="4480"/>
+          <w:tab w:val="left" w:pos="5040"/>
+          <w:tab w:val="left" w:pos="5600"/>
+          <w:tab w:val="left" w:pos="6160"/>
+          <w:tab w:val="left" w:pos="6720"/>
+        </w:tabs>
+        <w:autoSpaceDE w:val="0"/>
+        <w:autoSpaceDN w:val="0"/>
+        <w:adjustRightInd w:val="0"/>
+        <w:rPr>
+          <w:rFonts w:ascii="Menlo" w:eastAsiaTheme="minorHAnsi" w:hAnsi="Menlo" w:cs="Menlo"/>
+          <w:color w:val="000000"/>
+          <w:sz w:val="22"/>
+          <w:szCs w:val="22"/>
+          <w:lang w:val="en-GB" w:eastAsia="en-US"/>
+          <w14:ligatures w14:val="standardContextual"/>
+        </w:rPr>
+      </w:pPr>
+      <w:r>
+        <w:rPr>
+          <w:rFonts w:ascii="Menlo" w:eastAsiaTheme="minorHAnsi" w:hAnsi="Menlo" w:cs="Menlo"/>
+          <w:color w:val="000000"/>
+          <w:sz w:val="22"/>
+          <w:szCs w:val="22"/>
+          <w:lang w:val="en-GB" w:eastAsia="en-US"/>
+          <w14:ligatures w14:val="standardContextual"/>
+        </w:rPr>
+        <w:t xml:space="preserve">  Data/raw/</w:t>
+      </w:r>
+      <w:proofErr w:type="spellStart"/>
+      <w:r>
+        <w:rPr>
+          <w:rFonts w:ascii="Menlo" w:eastAsiaTheme="minorHAnsi" w:hAnsi="Menlo" w:cs="Menlo"/>
+          <w:color w:val="000000"/>
+          <w:sz w:val="22"/>
+          <w:szCs w:val="22"/>
+          <w:lang w:val="en-GB" w:eastAsia="en-US"/>
+          <w14:ligatures w14:val="standardContextual"/>
+        </w:rPr>
+        <w:t>baseline_geography</w:t>
+      </w:r>
+      <w:proofErr w:type="spellEnd"/>
+      <w:r>
+        <w:rPr>
+          <w:rFonts w:ascii="Menlo" w:eastAsiaTheme="minorHAnsi" w:hAnsi="Menlo" w:cs="Menlo"/>
+          <w:color w:val="000000"/>
+          <w:sz w:val="22"/>
+          <w:szCs w:val="22"/>
+          <w:lang w:val="en-GB" w:eastAsia="en-US"/>
+          <w14:ligatures w14:val="standardContextual"/>
+        </w:rPr>
+        <w:t>/</w:t>
+      </w:r>
+      <w:proofErr w:type="spellStart"/>
+      <w:r>
+        <w:rPr>
+          <w:rFonts w:ascii="Menlo" w:eastAsiaTheme="minorHAnsi" w:hAnsi="Menlo" w:cs="Menlo"/>
+          <w:color w:val="000000"/>
+          <w:sz w:val="22"/>
+          <w:szCs w:val="22"/>
+          <w:lang w:val="en-GB" w:eastAsia="en-US"/>
+          <w14:ligatures w14:val="standardContextual"/>
+        </w:rPr>
+        <w:t>cepf_hotspots.geojson</w:t>
+      </w:r>
+      <w:proofErr w:type="spellEnd"/>
+    </w:p>
+    <w:p>
+      <w:pPr>
+        <w:tabs>
+          <w:tab w:val="left" w:pos="560"/>
+          <w:tab w:val="left" w:pos="1120"/>
+          <w:tab w:val="left" w:pos="1680"/>
+          <w:tab w:val="left" w:pos="2240"/>
+          <w:tab w:val="left" w:pos="2800"/>
+          <w:tab w:val="left" w:pos="3360"/>
+          <w:tab w:val="left" w:pos="3920"/>
+          <w:tab w:val="left" w:pos="4480"/>
+          <w:tab w:val="left" w:pos="5040"/>
+          <w:tab w:val="left" w:pos="5600"/>
+          <w:tab w:val="left" w:pos="6160"/>
+          <w:tab w:val="left" w:pos="6720"/>
+        </w:tabs>
+        <w:autoSpaceDE w:val="0"/>
+        <w:autoSpaceDN w:val="0"/>
+        <w:adjustRightInd w:val="0"/>
+        <w:rPr>
+          <w:rFonts w:ascii="Menlo" w:eastAsiaTheme="minorHAnsi" w:hAnsi="Menlo" w:cs="Menlo"/>
+          <w:color w:val="000000"/>
+          <w:sz w:val="22"/>
+          <w:szCs w:val="22"/>
+          <w:lang w:val="en-GB" w:eastAsia="en-US"/>
+          <w14:ligatures w14:val="standardContextual"/>
+        </w:rPr>
+      </w:pPr>
+    </w:p>
+    <w:p>
+      <w:pPr>
+        <w:tabs>
+          <w:tab w:val="left" w:pos="560"/>
+          <w:tab w:val="left" w:pos="1120"/>
+          <w:tab w:val="left" w:pos="1680"/>
+          <w:tab w:val="left" w:pos="2240"/>
+          <w:tab w:val="left" w:pos="2800"/>
+          <w:tab w:val="left" w:pos="3360"/>
+          <w:tab w:val="left" w:pos="3920"/>
+          <w:tab w:val="left" w:pos="4480"/>
+          <w:tab w:val="left" w:pos="5040"/>
+          <w:tab w:val="left" w:pos="5600"/>
+          <w:tab w:val="left" w:pos="6160"/>
+          <w:tab w:val="left" w:pos="6720"/>
+        </w:tabs>
+        <w:autoSpaceDE w:val="0"/>
+        <w:autoSpaceDN w:val="0"/>
+        <w:adjustRightInd w:val="0"/>
+        <w:rPr>
+          <w:rFonts w:ascii="Menlo" w:eastAsiaTheme="minorHAnsi" w:hAnsi="Menlo" w:cs="Menlo"/>
+          <w:color w:val="000000"/>
+          <w:sz w:val="22"/>
+          <w:szCs w:val="22"/>
+          <w:lang w:val="en-GB" w:eastAsia="en-US"/>
+          <w14:ligatures w14:val="standardContextual"/>
+        </w:rPr>
+      </w:pPr>
+      <w:r>
+        <w:rPr>
+          <w:rFonts w:ascii="Menlo" w:eastAsiaTheme="minorHAnsi" w:hAnsi="Menlo" w:cs="Menlo"/>
+          <w:color w:val="000000"/>
+          <w:sz w:val="22"/>
+          <w:szCs w:val="22"/>
+          <w:lang w:val="en-GB" w:eastAsia="en-US"/>
+          <w14:ligatures w14:val="standardContextual"/>
+        </w:rPr>
+        <w:t xml:space="preserve">  I downloaded this from the CEPF / Conservation International ArcGIS hosted hotspot layer. It contains 36</w:t>
+      </w:r>
+    </w:p>
+    <w:p>
+      <w:pPr>
+        <w:tabs>
+          <w:tab w:val="left" w:pos="560"/>
+          <w:tab w:val="left" w:pos="1120"/>
+          <w:tab w:val="left" w:pos="1680"/>
+          <w:tab w:val="left" w:pos="2240"/>
+          <w:tab w:val="left" w:pos="2800"/>
+          <w:tab w:val="left" w:pos="3360"/>
+          <w:tab w:val="left" w:pos="3920"/>
+          <w:tab w:val="left" w:pos="4480"/>
+          <w:tab w:val="left" w:pos="5040"/>
+          <w:tab w:val="left" w:pos="5600"/>
+          <w:tab w:val="left" w:pos="6160"/>
+          <w:tab w:val="left" w:pos="6720"/>
+        </w:tabs>
+        <w:autoSpaceDE w:val="0"/>
+        <w:autoSpaceDN w:val="0"/>
+        <w:adjustRightInd w:val="0"/>
+        <w:rPr>
+          <w:rFonts w:ascii="Menlo" w:eastAsiaTheme="minorHAnsi" w:hAnsi="Menlo" w:cs="Menlo"/>
+          <w:color w:val="000000"/>
+          <w:sz w:val="22"/>
+          <w:szCs w:val="22"/>
+          <w:lang w:val="en-GB" w:eastAsia="en-US"/>
+          <w14:ligatures w14:val="standardContextual"/>
+        </w:rPr>
+      </w:pPr>
+      <w:r>
+        <w:rPr>
+          <w:rFonts w:ascii="Menlo" w:eastAsiaTheme="minorHAnsi" w:hAnsi="Menlo" w:cs="Menlo"/>
+          <w:color w:val="000000"/>
+          <w:sz w:val="22"/>
+          <w:szCs w:val="22"/>
+          <w:lang w:val="en-GB" w:eastAsia="en-US"/>
+          <w14:ligatures w14:val="standardContextual"/>
+        </w:rPr>
+        <w:t xml:space="preserve">  biodiversity hotspot polygons.</w:t>
+      </w:r>
+    </w:p>
+    <w:p>
+      <w:pPr>
+        <w:tabs>
+          <w:tab w:val="left" w:pos="560"/>
+          <w:tab w:val="left" w:pos="1120"/>
+          <w:tab w:val="left" w:pos="1680"/>
+          <w:tab w:val="left" w:pos="2240"/>
+          <w:tab w:val="left" w:pos="2800"/>
+          <w:tab w:val="left" w:pos="3360"/>
+          <w:tab w:val="left" w:pos="3920"/>
+          <w:tab w:val="left" w:pos="4480"/>
+          <w:tab w:val="left" w:pos="5040"/>
+          <w:tab w:val="left" w:pos="5600"/>
+          <w:tab w:val="left" w:pos="6160"/>
+          <w:tab w:val="left" w:pos="6720"/>
+        </w:tabs>
+        <w:autoSpaceDE w:val="0"/>
+        <w:autoSpaceDN w:val="0"/>
+        <w:adjustRightInd w:val="0"/>
+        <w:rPr>
+          <w:rFonts w:ascii="Menlo" w:eastAsiaTheme="minorHAnsi" w:hAnsi="Menlo" w:cs="Menlo"/>
+          <w:color w:val="000000"/>
+          <w:sz w:val="22"/>
+          <w:szCs w:val="22"/>
+          <w:lang w:val="en-GB" w:eastAsia="en-US"/>
+          <w14:ligatures w14:val="standardContextual"/>
+        </w:rPr>
+      </w:pPr>
+    </w:p>
+    <w:p>
+      <w:pPr>
+        <w:tabs>
+          <w:tab w:val="left" w:pos="560"/>
+          <w:tab w:val="left" w:pos="1120"/>
+          <w:tab w:val="left" w:pos="1680"/>
+          <w:tab w:val="left" w:pos="2240"/>
+          <w:tab w:val="left" w:pos="2800"/>
+          <w:tab w:val="left" w:pos="3360"/>
+          <w:tab w:val="left" w:pos="3920"/>
+          <w:tab w:val="left" w:pos="4480"/>
+          <w:tab w:val="left" w:pos="5040"/>
+          <w:tab w:val="left" w:pos="5600"/>
+          <w:tab w:val="left" w:pos="6160"/>
+          <w:tab w:val="left" w:pos="6720"/>
+        </w:tabs>
+        <w:autoSpaceDE w:val="0"/>
+        <w:autoSpaceDN w:val="0"/>
+        <w:adjustRightInd w:val="0"/>
+        <w:rPr>
+          <w:rFonts w:ascii="Menlo" w:eastAsiaTheme="minorHAnsi" w:hAnsi="Menlo" w:cs="Menlo"/>
+          <w:color w:val="000000"/>
+          <w:sz w:val="22"/>
+          <w:szCs w:val="22"/>
+          <w:lang w:val="en-GB" w:eastAsia="en-US"/>
+          <w14:ligatures w14:val="standardContextual"/>
+        </w:rPr>
+      </w:pPr>
+      <w:r>
+        <w:rPr>
+          <w:rFonts w:ascii="Menlo" w:eastAsiaTheme="minorHAnsi" w:hAnsi="Menlo" w:cs="Menlo"/>
+          <w:color w:val="000000"/>
+          <w:sz w:val="22"/>
+          <w:szCs w:val="22"/>
+          <w:lang w:val="en-GB" w:eastAsia="en-US"/>
+          <w14:ligatures w14:val="standardContextual"/>
+        </w:rPr>
+        <w:t xml:space="preserve">  Both overlays also use our BOLD grid input:</w:t>
+      </w:r>
+    </w:p>
+    <w:p>
+      <w:pPr>
+        <w:tabs>
+          <w:tab w:val="left" w:pos="560"/>
+          <w:tab w:val="left" w:pos="1120"/>
+          <w:tab w:val="left" w:pos="1680"/>
+          <w:tab w:val="left" w:pos="2240"/>
+          <w:tab w:val="left" w:pos="2800"/>
+          <w:tab w:val="left" w:pos="3360"/>
+          <w:tab w:val="left" w:pos="3920"/>
+          <w:tab w:val="left" w:pos="4480"/>
+          <w:tab w:val="left" w:pos="5040"/>
+          <w:tab w:val="left" w:pos="5600"/>
+          <w:tab w:val="left" w:pos="6160"/>
+          <w:tab w:val="left" w:pos="6720"/>
+        </w:tabs>
+        <w:autoSpaceDE w:val="0"/>
+        <w:autoSpaceDN w:val="0"/>
+        <w:adjustRightInd w:val="0"/>
+        <w:rPr>
+          <w:rFonts w:ascii="Menlo" w:eastAsiaTheme="minorHAnsi" w:hAnsi="Menlo" w:cs="Menlo"/>
+          <w:color w:val="000000"/>
+          <w:sz w:val="22"/>
+          <w:szCs w:val="22"/>
+          <w:lang w:val="en-GB" w:eastAsia="en-US"/>
+          <w14:ligatures w14:val="standardContextual"/>
+        </w:rPr>
+      </w:pPr>
+    </w:p>
+    <w:p>
+      <w:pPr>
+        <w:tabs>
+          <w:tab w:val="left" w:pos="560"/>
+          <w:tab w:val="left" w:pos="1120"/>
+          <w:tab w:val="left" w:pos="1680"/>
+          <w:tab w:val="left" w:pos="2240"/>
+          <w:tab w:val="left" w:pos="2800"/>
+          <w:tab w:val="left" w:pos="3360"/>
+          <w:tab w:val="left" w:pos="3920"/>
+          <w:tab w:val="left" w:pos="4480"/>
+          <w:tab w:val="left" w:pos="5040"/>
+          <w:tab w:val="left" w:pos="5600"/>
+          <w:tab w:val="left" w:pos="6160"/>
+          <w:tab w:val="left" w:pos="6720"/>
+        </w:tabs>
+        <w:autoSpaceDE w:val="0"/>
+        <w:autoSpaceDN w:val="0"/>
+        <w:adjustRightInd w:val="0"/>
+        <w:rPr>
+          <w:rFonts w:ascii="Menlo" w:eastAsiaTheme="minorHAnsi" w:hAnsi="Menlo" w:cs="Menlo"/>
+          <w:color w:val="000000"/>
+          <w:sz w:val="22"/>
+          <w:szCs w:val="22"/>
+          <w:lang w:val="en-GB" w:eastAsia="en-US"/>
+          <w14:ligatures w14:val="standardContextual"/>
+        </w:rPr>
+      </w:pPr>
+      <w:r>
+        <w:rPr>
+          <w:rFonts w:ascii="Menlo" w:eastAsiaTheme="minorHAnsi" w:hAnsi="Menlo" w:cs="Menlo"/>
+          <w:color w:val="000000"/>
+          <w:sz w:val="22"/>
+          <w:szCs w:val="22"/>
+          <w:lang w:val="en-GB" w:eastAsia="en-US"/>
+          <w14:ligatures w14:val="standardContextual"/>
+        </w:rPr>
+        <w:t xml:space="preserve">  Exhibits/data/bold_grid100_land_cells.csv</w:t>
+      </w:r>
+    </w:p>
+    <w:p>
+      <w:pPr>
+        <w:tabs>
+          <w:tab w:val="left" w:pos="560"/>
+          <w:tab w:val="left" w:pos="1120"/>
+          <w:tab w:val="left" w:pos="1680"/>
+          <w:tab w:val="left" w:pos="2240"/>
+          <w:tab w:val="left" w:pos="2800"/>
+          <w:tab w:val="left" w:pos="3360"/>
+          <w:tab w:val="left" w:pos="3920"/>
+          <w:tab w:val="left" w:pos="4480"/>
+          <w:tab w:val="left" w:pos="5040"/>
+          <w:tab w:val="left" w:pos="5600"/>
+          <w:tab w:val="left" w:pos="6160"/>
+          <w:tab w:val="left" w:pos="6720"/>
+        </w:tabs>
+        <w:autoSpaceDE w:val="0"/>
+        <w:autoSpaceDN w:val="0"/>
+        <w:adjustRightInd w:val="0"/>
+        <w:rPr>
+          <w:rFonts w:ascii="Menlo" w:eastAsiaTheme="minorHAnsi" w:hAnsi="Menlo" w:cs="Menlo"/>
+          <w:color w:val="000000"/>
+          <w:sz w:val="22"/>
+          <w:szCs w:val="22"/>
+          <w:lang w:val="en-GB" w:eastAsia="en-US"/>
+          <w14:ligatures w14:val="standardContextual"/>
+        </w:rPr>
+      </w:pPr>
+    </w:p>
+    <w:p>
+      <w:pPr>
+        <w:tabs>
+          <w:tab w:val="left" w:pos="560"/>
+          <w:tab w:val="left" w:pos="1120"/>
+          <w:tab w:val="left" w:pos="1680"/>
+          <w:tab w:val="left" w:pos="2240"/>
+          <w:tab w:val="left" w:pos="2800"/>
+          <w:tab w:val="left" w:pos="3360"/>
+          <w:tab w:val="left" w:pos="3920"/>
+          <w:tab w:val="left" w:pos="4480"/>
+          <w:tab w:val="left" w:pos="5040"/>
+          <w:tab w:val="left" w:pos="5600"/>
+          <w:tab w:val="left" w:pos="6160"/>
+          <w:tab w:val="left" w:pos="6720"/>
+        </w:tabs>
+        <w:autoSpaceDE w:val="0"/>
+        <w:autoSpaceDN w:val="0"/>
+        <w:adjustRightInd w:val="0"/>
+        <w:rPr>
+          <w:rFonts w:ascii="Menlo" w:eastAsiaTheme="minorHAnsi" w:hAnsi="Menlo" w:cs="Menlo"/>
+          <w:color w:val="000000"/>
+          <w:sz w:val="22"/>
+          <w:szCs w:val="22"/>
+          <w:lang w:val="en-GB" w:eastAsia="en-US"/>
+          <w14:ligatures w14:val="standardContextual"/>
+        </w:rPr>
+      </w:pPr>
+      <w:r>
+        <w:rPr>
+          <w:rFonts w:ascii="Menlo" w:eastAsiaTheme="minorHAnsi" w:hAnsi="Menlo" w:cs="Menlo"/>
+          <w:color w:val="000000"/>
+          <w:sz w:val="22"/>
+          <w:szCs w:val="22"/>
+          <w:lang w:val="en-GB" w:eastAsia="en-US"/>
+          <w14:ligatures w14:val="standardContextual"/>
+        </w:rPr>
+        <w:t xml:space="preserve">  For WDPA, nothing was downloaded yet; that requires a separate Protected Planet download.</w:t>
+      </w:r>
+    </w:p>
+    <w:p>
+      <w:pPr>
+        <w:rPr>
+          <w:lang w:val="en-GB"/>
+        </w:rPr>
+      </w:pPr>
+    </w:p>
+    <w:p>
+      <w:pPr>
+        <w:rPr>
+          <w:lang w:val="en-GB"/>
+        </w:rPr>
+      </w:pPr>
+      <w:r>
+        <w:rPr>
+          <w:highlight w:val="yellow"/>
+          <w:lang w:val="en-GB"/>
+        </w:rPr>
+        <w:t>Claude</w:t>
+      </w:r>
+    </w:p>
+    <w:p>
+      <w:pPr>
+        <w:rPr>
+          <w:lang w:val="en-GB"/>
+        </w:rPr>
+      </w:pPr>
+    </w:p>
+    <w:p>
+      <w:pPr>
+        <w:tabs>
+          <w:tab w:val="left" w:pos="560"/>
+          <w:tab w:val="left" w:pos="1120"/>
+          <w:tab w:val="left" w:pos="1680"/>
+          <w:tab w:val="left" w:pos="2240"/>
+          <w:tab w:val="left" w:pos="2800"/>
+          <w:tab w:val="left" w:pos="3360"/>
+          <w:tab w:val="left" w:pos="3920"/>
+          <w:tab w:val="left" w:pos="4480"/>
+          <w:tab w:val="left" w:pos="5040"/>
+          <w:tab w:val="left" w:pos="5600"/>
+          <w:tab w:val="left" w:pos="6160"/>
+          <w:tab w:val="left" w:pos="6720"/>
+        </w:tabs>
+        <w:autoSpaceDE w:val="0"/>
+        <w:autoSpaceDN w:val="0"/>
+        <w:adjustRightInd w:val="0"/>
+        <w:rPr>
+          <w:rFonts w:ascii="Menlo" w:eastAsiaTheme="minorHAnsi" w:hAnsi="Menlo" w:cs="Menlo"/>
+          <w:color w:val="000000"/>
+          <w:sz w:val="22"/>
+          <w:szCs w:val="22"/>
+          <w:lang w:val="en-GB" w:eastAsia="en-US"/>
+          <w14:ligatures w14:val="standardContextual"/>
+        </w:rPr>
+      </w:pPr>
+      <w:r>
+        <w:rPr>
+          <w:rFonts w:ascii="Menlo" w:eastAsiaTheme="minorHAnsi" w:hAnsi="Menlo" w:cs="Menlo"/>
+          <w:color w:val="000000"/>
+          <w:sz w:val="22"/>
+          <w:szCs w:val="22"/>
+          <w:lang w:val="en-GB" w:eastAsia="en-US"/>
+          <w14:ligatures w14:val="standardContextual"/>
+        </w:rPr>
+        <w:t xml:space="preserve"> </w:t>
+      </w:r>
+      <w:r>
+        <w:rPr>
+          <w:rFonts w:ascii="Menlo" w:eastAsiaTheme="minorHAnsi" w:hAnsi="Menlo" w:cs="Menlo"/>
+          <w:b/>
+          <w:bCs/>
+          <w:color w:val="000000"/>
+          <w:sz w:val="22"/>
+          <w:szCs w:val="22"/>
+          <w:lang w:val="en-GB" w:eastAsia="en-US"/>
+          <w14:ligatures w14:val="standardContextual"/>
+        </w:rPr>
+        <w:t>Non-Earth-Engine additions</w:t>
+      </w:r>
+    </w:p>
+    <w:p>
+      <w:pPr>
+        <w:tabs>
+          <w:tab w:val="left" w:pos="560"/>
+          <w:tab w:val="left" w:pos="1120"/>
+          <w:tab w:val="left" w:pos="1680"/>
+          <w:tab w:val="left" w:pos="2240"/>
+          <w:tab w:val="left" w:pos="2800"/>
+          <w:tab w:val="left" w:pos="3360"/>
+          <w:tab w:val="left" w:pos="3920"/>
+          <w:tab w:val="left" w:pos="4480"/>
+          <w:tab w:val="left" w:pos="5040"/>
+          <w:tab w:val="left" w:pos="5600"/>
+          <w:tab w:val="left" w:pos="6160"/>
+          <w:tab w:val="left" w:pos="6720"/>
+        </w:tabs>
+        <w:autoSpaceDE w:val="0"/>
+        <w:autoSpaceDN w:val="0"/>
+        <w:adjustRightInd w:val="0"/>
+        <w:rPr>
+          <w:rFonts w:ascii="Menlo" w:eastAsiaTheme="minorHAnsi" w:hAnsi="Menlo" w:cs="Menlo"/>
+          <w:color w:val="000000"/>
+          <w:sz w:val="22"/>
+          <w:szCs w:val="22"/>
+          <w:lang w:val="en-GB" w:eastAsia="en-US"/>
+          <w14:ligatures w14:val="standardContextual"/>
+        </w:rPr>
+      </w:pPr>
+      <w:r>
+        <w:rPr>
+          <w:rFonts w:ascii="Menlo" w:eastAsiaTheme="minorHAnsi" w:hAnsi="Menlo" w:cs="Menlo"/>
+          <w:color w:val="000000"/>
+          <w:sz w:val="22"/>
+          <w:szCs w:val="22"/>
+          <w:lang w:val="en-GB" w:eastAsia="en-US"/>
+          <w14:ligatures w14:val="standardContextual"/>
+        </w:rPr>
+        <w:t xml:space="preserve">     Good candidates:</w:t>
+      </w:r>
+    </w:p>
+    <w:p>
+      <w:pPr>
+        <w:tabs>
+          <w:tab w:val="left" w:pos="560"/>
+          <w:tab w:val="left" w:pos="1120"/>
+          <w:tab w:val="left" w:pos="1680"/>
+          <w:tab w:val="left" w:pos="2240"/>
+          <w:tab w:val="left" w:pos="2800"/>
+          <w:tab w:val="left" w:pos="3360"/>
+          <w:tab w:val="left" w:pos="3920"/>
+          <w:tab w:val="left" w:pos="4480"/>
+          <w:tab w:val="left" w:pos="5040"/>
+          <w:tab w:val="left" w:pos="5600"/>
+          <w:tab w:val="left" w:pos="6160"/>
+          <w:tab w:val="left" w:pos="6720"/>
+        </w:tabs>
+        <w:autoSpaceDE w:val="0"/>
+        <w:autoSpaceDN w:val="0"/>
+        <w:adjustRightInd w:val="0"/>
+        <w:rPr>
+          <w:rFonts w:ascii="Menlo" w:eastAsiaTheme="minorHAnsi" w:hAnsi="Menlo" w:cs="Menlo"/>
+          <w:color w:val="000000"/>
+          <w:sz w:val="22"/>
+          <w:szCs w:val="22"/>
+          <w:lang w:val="en-GB" w:eastAsia="en-US"/>
+          <w14:ligatures w14:val="standardContextual"/>
+        </w:rPr>
+      </w:pPr>
+      <w:r>
+        <w:rPr>
+          <w:rFonts w:ascii="Menlo" w:eastAsiaTheme="minorHAnsi" w:hAnsi="Menlo" w:cs="Menlo"/>
+          <w:color w:val="000000"/>
+          <w:sz w:val="22"/>
+          <w:szCs w:val="22"/>
+          <w:lang w:val="en-GB" w:eastAsia="en-US"/>
+          <w14:ligatures w14:val="standardContextual"/>
+        </w:rPr>
+        <w:t xml:space="preserve">      - </w:t>
+      </w:r>
+      <w:proofErr w:type="spellStart"/>
+      <w:r>
+        <w:rPr>
+          <w:rFonts w:ascii="Menlo" w:eastAsiaTheme="minorHAnsi" w:hAnsi="Menlo" w:cs="Menlo"/>
+          <w:color w:val="000000"/>
+          <w:sz w:val="22"/>
+          <w:szCs w:val="22"/>
+          <w:lang w:val="en-GB" w:eastAsia="en-US"/>
+          <w14:ligatures w14:val="standardContextual"/>
+        </w:rPr>
+        <w:t>TerraClimate</w:t>
+      </w:r>
+      <w:proofErr w:type="spellEnd"/>
+      <w:r>
+        <w:rPr>
+          <w:rFonts w:ascii="Menlo" w:eastAsiaTheme="minorHAnsi" w:hAnsi="Menlo" w:cs="Menlo"/>
+          <w:color w:val="000000"/>
+          <w:sz w:val="22"/>
+          <w:szCs w:val="22"/>
+          <w:lang w:val="en-GB" w:eastAsia="en-US"/>
+          <w14:ligatures w14:val="standardContextual"/>
+        </w:rPr>
+        <w:t xml:space="preserve"> climate anomalies, local </w:t>
+      </w:r>
+      <w:proofErr w:type="spellStart"/>
+      <w:r>
+        <w:rPr>
+          <w:rFonts w:ascii="Menlo" w:eastAsiaTheme="minorHAnsi" w:hAnsi="Menlo" w:cs="Menlo"/>
+          <w:color w:val="000000"/>
+          <w:sz w:val="22"/>
+          <w:szCs w:val="22"/>
+          <w:lang w:val="en-GB" w:eastAsia="en-US"/>
+          <w14:ligatures w14:val="standardContextual"/>
+        </w:rPr>
+        <w:t>NetCDF</w:t>
+      </w:r>
+      <w:proofErr w:type="spellEnd"/>
+      <w:r>
+        <w:rPr>
+          <w:rFonts w:ascii="Menlo" w:eastAsiaTheme="minorHAnsi" w:hAnsi="Menlo" w:cs="Menlo"/>
+          <w:color w:val="000000"/>
+          <w:sz w:val="22"/>
+          <w:szCs w:val="22"/>
+          <w:lang w:val="en-GB" w:eastAsia="en-US"/>
+          <w14:ligatures w14:val="standardContextual"/>
+        </w:rPr>
+        <w:t xml:space="preserve"> download.</w:t>
+      </w:r>
+    </w:p>
+    <w:p>
+      <w:pPr>
+        <w:tabs>
+          <w:tab w:val="left" w:pos="560"/>
+          <w:tab w:val="left" w:pos="1120"/>
+          <w:tab w:val="left" w:pos="1680"/>
+          <w:tab w:val="left" w:pos="2240"/>
+          <w:tab w:val="left" w:pos="2800"/>
+          <w:tab w:val="left" w:pos="3360"/>
+          <w:tab w:val="left" w:pos="3920"/>
+          <w:tab w:val="left" w:pos="4480"/>
+          <w:tab w:val="left" w:pos="5040"/>
+          <w:tab w:val="left" w:pos="5600"/>
+          <w:tab w:val="left" w:pos="6160"/>
+          <w:tab w:val="left" w:pos="6720"/>
+        </w:tabs>
+        <w:autoSpaceDE w:val="0"/>
+        <w:autoSpaceDN w:val="0"/>
+        <w:adjustRightInd w:val="0"/>
+        <w:rPr>
+          <w:rFonts w:ascii="Menlo" w:eastAsiaTheme="minorHAnsi" w:hAnsi="Menlo" w:cs="Menlo"/>
+          <w:color w:val="000000"/>
+          <w:sz w:val="22"/>
+          <w:szCs w:val="22"/>
+          <w:lang w:val="en-GB" w:eastAsia="en-US"/>
+          <w14:ligatures w14:val="standardContextual"/>
+        </w:rPr>
+      </w:pPr>
+      <w:r>
+        <w:rPr>
+          <w:rFonts w:ascii="Menlo" w:eastAsiaTheme="minorHAnsi" w:hAnsi="Menlo" w:cs="Menlo"/>
+          <w:color w:val="000000"/>
+          <w:sz w:val="22"/>
+          <w:szCs w:val="22"/>
+          <w:lang w:val="en-GB" w:eastAsia="en-US"/>
+          <w14:ligatures w14:val="standardContextual"/>
+        </w:rPr>
+        <w:t xml:space="preserve">      - CHIRPS precipitation anomalies, local/ERDDAP download.</w:t>
+      </w:r>
+    </w:p>
+    <w:p>
+      <w:pPr>
+        <w:tabs>
+          <w:tab w:val="left" w:pos="560"/>
+          <w:tab w:val="left" w:pos="1120"/>
+          <w:tab w:val="left" w:pos="1680"/>
+          <w:tab w:val="left" w:pos="2240"/>
+          <w:tab w:val="left" w:pos="2800"/>
+          <w:tab w:val="left" w:pos="3360"/>
+          <w:tab w:val="left" w:pos="3920"/>
+          <w:tab w:val="left" w:pos="4480"/>
+          <w:tab w:val="left" w:pos="5040"/>
+          <w:tab w:val="left" w:pos="5600"/>
+          <w:tab w:val="left" w:pos="6160"/>
+          <w:tab w:val="left" w:pos="6720"/>
+        </w:tabs>
+        <w:autoSpaceDE w:val="0"/>
+        <w:autoSpaceDN w:val="0"/>
+        <w:adjustRightInd w:val="0"/>
+        <w:rPr>
+          <w:rFonts w:ascii="Menlo" w:eastAsiaTheme="minorHAnsi" w:hAnsi="Menlo" w:cs="Menlo"/>
+          <w:color w:val="000000"/>
+          <w:sz w:val="22"/>
+          <w:szCs w:val="22"/>
+          <w:lang w:val="en-GB" w:eastAsia="en-US"/>
+          <w14:ligatures w14:val="standardContextual"/>
+        </w:rPr>
+      </w:pPr>
+    </w:p>
+    <w:p>
+      <w:pPr>
+        <w:tabs>
+          <w:tab w:val="left" w:pos="560"/>
+          <w:tab w:val="left" w:pos="1120"/>
+          <w:tab w:val="left" w:pos="1680"/>
+          <w:tab w:val="left" w:pos="2240"/>
+          <w:tab w:val="left" w:pos="2800"/>
+          <w:tab w:val="left" w:pos="3360"/>
+          <w:tab w:val="left" w:pos="3920"/>
+          <w:tab w:val="left" w:pos="4480"/>
+          <w:tab w:val="left" w:pos="5040"/>
+          <w:tab w:val="left" w:pos="5600"/>
+          <w:tab w:val="left" w:pos="6160"/>
+          <w:tab w:val="left" w:pos="6720"/>
+        </w:tabs>
+        <w:autoSpaceDE w:val="0"/>
+        <w:autoSpaceDN w:val="0"/>
+        <w:adjustRightInd w:val="0"/>
+        <w:rPr>
+          <w:rFonts w:ascii="Menlo" w:eastAsiaTheme="minorHAnsi" w:hAnsi="Menlo" w:cs="Menlo"/>
+          <w:color w:val="000000"/>
+          <w:sz w:val="22"/>
+          <w:szCs w:val="22"/>
+          <w:lang w:val="en-GB" w:eastAsia="en-US"/>
+          <w14:ligatures w14:val="standardContextual"/>
+        </w:rPr>
+      </w:pPr>
+      <w:r>
+        <w:rPr>
+          <w:rFonts w:ascii="Menlo" w:eastAsiaTheme="minorHAnsi" w:hAnsi="Menlo" w:cs="Menlo"/>
+          <w:color w:val="000000"/>
+          <w:sz w:val="22"/>
+          <w:szCs w:val="22"/>
+          <w:lang w:val="en-GB" w:eastAsia="en-US"/>
+          <w14:ligatures w14:val="standardContextual"/>
+        </w:rPr>
+        <w:t xml:space="preserve">      - GADM/admin geography, if we want admin controls.</w:t>
+      </w:r>
+    </w:p>
+    <w:p>
+      <w:pPr>
+        <w:tabs>
+          <w:tab w:val="left" w:pos="560"/>
+          <w:tab w:val="left" w:pos="1120"/>
+          <w:tab w:val="left" w:pos="1680"/>
+          <w:tab w:val="left" w:pos="2240"/>
+          <w:tab w:val="left" w:pos="2800"/>
+          <w:tab w:val="left" w:pos="3360"/>
+          <w:tab w:val="left" w:pos="3920"/>
+          <w:tab w:val="left" w:pos="4480"/>
+          <w:tab w:val="left" w:pos="5040"/>
+          <w:tab w:val="left" w:pos="5600"/>
+          <w:tab w:val="left" w:pos="6160"/>
+          <w:tab w:val="left" w:pos="6720"/>
+        </w:tabs>
+        <w:autoSpaceDE w:val="0"/>
+        <w:autoSpaceDN w:val="0"/>
+        <w:adjustRightInd w:val="0"/>
+        <w:rPr>
+          <w:rFonts w:ascii="Menlo" w:eastAsiaTheme="minorHAnsi" w:hAnsi="Menlo" w:cs="Menlo"/>
+          <w:color w:val="000000"/>
+          <w:sz w:val="22"/>
+          <w:szCs w:val="22"/>
+          <w:lang w:val="en-GB" w:eastAsia="en-US"/>
+          <w14:ligatures w14:val="standardContextual"/>
+        </w:rPr>
+      </w:pPr>
+      <w:r>
+        <w:rPr>
+          <w:rFonts w:ascii="Menlo" w:eastAsiaTheme="minorHAnsi" w:hAnsi="Menlo" w:cs="Menlo"/>
+          <w:color w:val="000000"/>
+          <w:sz w:val="22"/>
+          <w:szCs w:val="22"/>
+          <w:lang w:val="en-GB" w:eastAsia="en-US"/>
+          <w14:ligatures w14:val="standardContextual"/>
+        </w:rPr>
+        <w:t xml:space="preserve">      - </w:t>
+      </w:r>
+      <w:proofErr w:type="spellStart"/>
+      <w:r>
+        <w:rPr>
+          <w:rFonts w:ascii="Menlo" w:eastAsiaTheme="minorHAnsi" w:hAnsi="Menlo" w:cs="Menlo"/>
+          <w:color w:val="000000"/>
+          <w:sz w:val="22"/>
+          <w:szCs w:val="22"/>
+          <w:lang w:val="en-GB" w:eastAsia="en-US"/>
+          <w14:ligatures w14:val="standardContextual"/>
+        </w:rPr>
+        <w:t>gROADS</w:t>
+      </w:r>
+      <w:proofErr w:type="spellEnd"/>
+      <w:r>
+        <w:rPr>
+          <w:rFonts w:ascii="Menlo" w:eastAsiaTheme="minorHAnsi" w:hAnsi="Menlo" w:cs="Menlo"/>
+          <w:color w:val="000000"/>
+          <w:sz w:val="22"/>
+          <w:szCs w:val="22"/>
+          <w:lang w:val="en-GB" w:eastAsia="en-US"/>
+          <w14:ligatures w14:val="standardContextual"/>
+        </w:rPr>
+        <w:t xml:space="preserve"> or other road/accessibility baseline.</w:t>
+      </w:r>
+    </w:p>
+    <w:p>
+      <w:pPr>
+        <w:tabs>
+          <w:tab w:val="left" w:pos="560"/>
+          <w:tab w:val="left" w:pos="1120"/>
+          <w:tab w:val="left" w:pos="1680"/>
+          <w:tab w:val="left" w:pos="2240"/>
+          <w:tab w:val="left" w:pos="2800"/>
+          <w:tab w:val="left" w:pos="3360"/>
+          <w:tab w:val="left" w:pos="3920"/>
+          <w:tab w:val="left" w:pos="4480"/>
+          <w:tab w:val="left" w:pos="5040"/>
+          <w:tab w:val="left" w:pos="5600"/>
+          <w:tab w:val="left" w:pos="6160"/>
+          <w:tab w:val="left" w:pos="6720"/>
+        </w:tabs>
+        <w:autoSpaceDE w:val="0"/>
+        <w:autoSpaceDN w:val="0"/>
+        <w:adjustRightInd w:val="0"/>
+        <w:rPr>
+          <w:rFonts w:ascii="Menlo" w:eastAsiaTheme="minorHAnsi" w:hAnsi="Menlo" w:cs="Menlo"/>
+          <w:color w:val="000000"/>
+          <w:sz w:val="22"/>
+          <w:szCs w:val="22"/>
+          <w:lang w:val="en-GB" w:eastAsia="en-US"/>
+          <w14:ligatures w14:val="standardContextual"/>
+        </w:rPr>
+      </w:pPr>
+    </w:p>
+    <w:p>
+      <w:pPr>
+        <w:tabs>
+          <w:tab w:val="left" w:pos="560"/>
+          <w:tab w:val="left" w:pos="1120"/>
+          <w:tab w:val="left" w:pos="1680"/>
+          <w:tab w:val="left" w:pos="2240"/>
+          <w:tab w:val="left" w:pos="2800"/>
+          <w:tab w:val="left" w:pos="3360"/>
+          <w:tab w:val="left" w:pos="3920"/>
+          <w:tab w:val="left" w:pos="4480"/>
+          <w:tab w:val="left" w:pos="5040"/>
+          <w:tab w:val="left" w:pos="5600"/>
+          <w:tab w:val="left" w:pos="6160"/>
+          <w:tab w:val="left" w:pos="6720"/>
+        </w:tabs>
+        <w:autoSpaceDE w:val="0"/>
+        <w:autoSpaceDN w:val="0"/>
+        <w:adjustRightInd w:val="0"/>
+        <w:rPr>
+          <w:rFonts w:ascii="Menlo" w:eastAsiaTheme="minorHAnsi" w:hAnsi="Menlo" w:cs="Menlo"/>
+          <w:color w:val="000000"/>
+          <w:sz w:val="22"/>
+          <w:szCs w:val="22"/>
+          <w:lang w:val="en-GB" w:eastAsia="en-US"/>
+          <w14:ligatures w14:val="standardContextual"/>
+        </w:rPr>
+      </w:pPr>
+      <w:r>
+        <w:rPr>
+          <w:rFonts w:ascii="Menlo" w:eastAsiaTheme="minorHAnsi" w:hAnsi="Menlo" w:cs="Menlo"/>
+          <w:color w:val="000000"/>
+          <w:sz w:val="22"/>
+          <w:szCs w:val="22"/>
+          <w:lang w:val="en-GB" w:eastAsia="en-US"/>
+          <w14:ligatures w14:val="standardContextual"/>
+        </w:rPr>
+        <w:t xml:space="preserve">      - BII / GLOBIO / richness </w:t>
+      </w:r>
+      <w:proofErr w:type="spellStart"/>
+      <w:r>
+        <w:rPr>
+          <w:rFonts w:ascii="Menlo" w:eastAsiaTheme="minorHAnsi" w:hAnsi="Menlo" w:cs="Menlo"/>
+          <w:color w:val="000000"/>
+          <w:sz w:val="22"/>
+          <w:szCs w:val="22"/>
+          <w:lang w:val="en-GB" w:eastAsia="en-US"/>
+          <w14:ligatures w14:val="standardContextual"/>
+        </w:rPr>
+        <w:t>rasters</w:t>
+      </w:r>
+      <w:proofErr w:type="spellEnd"/>
+      <w:r>
+        <w:rPr>
+          <w:rFonts w:ascii="Menlo" w:eastAsiaTheme="minorHAnsi" w:hAnsi="Menlo" w:cs="Menlo"/>
+          <w:color w:val="000000"/>
+          <w:sz w:val="22"/>
+          <w:szCs w:val="22"/>
+          <w:lang w:val="en-GB" w:eastAsia="en-US"/>
+          <w14:ligatures w14:val="standardContextual"/>
+        </w:rPr>
+        <w:t xml:space="preserve"> if downloadable as static </w:t>
+      </w:r>
+      <w:proofErr w:type="spellStart"/>
+      <w:r>
+        <w:rPr>
+          <w:rFonts w:ascii="Menlo" w:eastAsiaTheme="minorHAnsi" w:hAnsi="Menlo" w:cs="Menlo"/>
+          <w:color w:val="000000"/>
+          <w:sz w:val="22"/>
+          <w:szCs w:val="22"/>
+          <w:lang w:val="en-GB" w:eastAsia="en-US"/>
+          <w14:ligatures w14:val="standardContextual"/>
+        </w:rPr>
+        <w:t>rasters</w:t>
+      </w:r>
+      <w:proofErr w:type="spellEnd"/>
+      <w:r>
+        <w:rPr>
+          <w:rFonts w:ascii="Menlo" w:eastAsiaTheme="minorHAnsi" w:hAnsi="Menlo" w:cs="Menlo"/>
+          <w:color w:val="000000"/>
+          <w:sz w:val="22"/>
+          <w:szCs w:val="22"/>
+          <w:lang w:val="en-GB" w:eastAsia="en-US"/>
+          <w14:ligatures w14:val="standardContextual"/>
+        </w:rPr>
+        <w:t>.</w:t>
+      </w:r>
+    </w:p>
+    <w:p>
+      <w:pPr>
+        <w:tabs>
+          <w:tab w:val="left" w:pos="560"/>
+          <w:tab w:val="left" w:pos="1120"/>
+          <w:tab w:val="left" w:pos="1680"/>
+          <w:tab w:val="left" w:pos="2240"/>
+          <w:tab w:val="left" w:pos="2800"/>
+          <w:tab w:val="left" w:pos="3360"/>
+          <w:tab w:val="left" w:pos="3920"/>
+          <w:tab w:val="left" w:pos="4480"/>
+          <w:tab w:val="left" w:pos="5040"/>
+          <w:tab w:val="left" w:pos="5600"/>
+          <w:tab w:val="left" w:pos="6160"/>
+          <w:tab w:val="left" w:pos="6720"/>
+        </w:tabs>
+        <w:autoSpaceDE w:val="0"/>
+        <w:autoSpaceDN w:val="0"/>
+        <w:adjustRightInd w:val="0"/>
+        <w:rPr>
+          <w:rFonts w:ascii="Menlo" w:eastAsiaTheme="minorHAnsi" w:hAnsi="Menlo" w:cs="Menlo"/>
+          <w:color w:val="000000"/>
+          <w:sz w:val="22"/>
+          <w:szCs w:val="22"/>
+          <w:lang w:val="en-GB" w:eastAsia="en-US"/>
+          <w14:ligatures w14:val="standardContextual"/>
+        </w:rPr>
+      </w:pPr>
+    </w:p>
+    <w:p>
+      <w:pPr>
+        <w:tabs>
+          <w:tab w:val="left" w:pos="560"/>
+          <w:tab w:val="left" w:pos="1120"/>
+          <w:tab w:val="left" w:pos="1680"/>
+          <w:tab w:val="left" w:pos="2240"/>
+          <w:tab w:val="left" w:pos="2800"/>
+          <w:tab w:val="left" w:pos="3360"/>
+          <w:tab w:val="left" w:pos="3920"/>
+          <w:tab w:val="left" w:pos="4480"/>
+          <w:tab w:val="left" w:pos="5040"/>
+          <w:tab w:val="left" w:pos="5600"/>
+          <w:tab w:val="left" w:pos="6160"/>
+          <w:tab w:val="left" w:pos="6720"/>
+        </w:tabs>
+        <w:autoSpaceDE w:val="0"/>
+        <w:autoSpaceDN w:val="0"/>
+        <w:adjustRightInd w:val="0"/>
+        <w:rPr>
+          <w:rFonts w:ascii="Menlo" w:eastAsiaTheme="minorHAnsi" w:hAnsi="Menlo" w:cs="Menlo"/>
+          <w:color w:val="000000"/>
+          <w:sz w:val="22"/>
+          <w:szCs w:val="22"/>
+          <w:lang w:val="en-GB" w:eastAsia="en-US"/>
+          <w14:ligatures w14:val="standardContextual"/>
+        </w:rPr>
+      </w:pPr>
+      <w:r>
+        <w:rPr>
+          <w:rFonts w:ascii="Menlo" w:eastAsiaTheme="minorHAnsi" w:hAnsi="Menlo" w:cs="Menlo"/>
+          <w:b/>
+          <w:bCs/>
+          <w:color w:val="000000"/>
+          <w:sz w:val="22"/>
+          <w:szCs w:val="22"/>
+          <w:lang w:val="en-GB" w:eastAsia="en-US"/>
+          <w14:ligatures w14:val="standardContextual"/>
+        </w:rPr>
+        <w:t>BII (Biodiversity Intactness Index)</w:t>
+      </w:r>
+      <w:r>
+        <w:rPr>
+          <w:rFonts w:ascii="Menlo" w:eastAsiaTheme="minorHAnsi" w:hAnsi="Menlo" w:cs="Menlo"/>
+          <w:color w:val="000000"/>
+          <w:sz w:val="22"/>
+          <w:szCs w:val="22"/>
+          <w:lang w:val="en-GB" w:eastAsia="en-US"/>
+          <w14:ligatures w14:val="standardContextual"/>
+        </w:rPr>
+        <w:t xml:space="preserve"> — </w:t>
+      </w:r>
+      <w:proofErr w:type="spellStart"/>
+      <w:r>
+        <w:rPr>
+          <w:rFonts w:ascii="Menlo" w:eastAsiaTheme="minorHAnsi" w:hAnsi="Menlo" w:cs="Menlo"/>
+          <w:color w:val="000000"/>
+          <w:sz w:val="22"/>
+          <w:szCs w:val="22"/>
+          <w:lang w:val="en-GB" w:eastAsia="en-US"/>
+          <w14:ligatures w14:val="standardContextual"/>
+        </w:rPr>
+        <w:t>Modeled</w:t>
+      </w:r>
+      <w:proofErr w:type="spellEnd"/>
+      <w:r>
+        <w:rPr>
+          <w:rFonts w:ascii="Menlo" w:eastAsiaTheme="minorHAnsi" w:hAnsi="Menlo" w:cs="Menlo"/>
+          <w:color w:val="000000"/>
+          <w:sz w:val="22"/>
+          <w:szCs w:val="22"/>
+          <w:lang w:val="en-GB" w:eastAsia="en-US"/>
+          <w14:ligatures w14:val="standardContextual"/>
+        </w:rPr>
+        <w:t xml:space="preserve"> local biodiversity intactness based on land use and other    </w:t>
+      </w:r>
+    </w:p>
+    <w:p>
+      <w:pPr>
+        <w:tabs>
+          <w:tab w:val="left" w:pos="560"/>
+          <w:tab w:val="left" w:pos="1120"/>
+          <w:tab w:val="left" w:pos="1680"/>
+          <w:tab w:val="left" w:pos="2240"/>
+          <w:tab w:val="left" w:pos="2800"/>
+          <w:tab w:val="left" w:pos="3360"/>
+          <w:tab w:val="left" w:pos="3920"/>
+          <w:tab w:val="left" w:pos="4480"/>
+          <w:tab w:val="left" w:pos="5040"/>
+          <w:tab w:val="left" w:pos="5600"/>
+          <w:tab w:val="left" w:pos="6160"/>
+          <w:tab w:val="left" w:pos="6720"/>
+        </w:tabs>
+        <w:autoSpaceDE w:val="0"/>
+        <w:autoSpaceDN w:val="0"/>
+        <w:adjustRightInd w:val="0"/>
+        <w:rPr>
+          <w:rFonts w:ascii="Menlo" w:eastAsiaTheme="minorHAnsi" w:hAnsi="Menlo" w:cs="Menlo"/>
+          <w:color w:val="000000"/>
+          <w:sz w:val="22"/>
+          <w:szCs w:val="22"/>
+          <w:lang w:val="en-GB" w:eastAsia="en-US"/>
+          <w14:ligatures w14:val="standardContextual"/>
+        </w:rPr>
+      </w:pPr>
+      <w:r>
+        <w:rPr>
+          <w:rFonts w:ascii="Menlo" w:eastAsiaTheme="minorHAnsi" w:hAnsi="Menlo" w:cs="Menlo"/>
+          <w:color w:val="000000"/>
+          <w:sz w:val="22"/>
+          <w:szCs w:val="22"/>
+          <w:lang w:val="en-GB" w:eastAsia="en-US"/>
+          <w14:ligatures w14:val="standardContextual"/>
+        </w:rPr>
+        <w:t xml:space="preserve">    pressures. Produced by the Natural History Museum via the PREDICTS project. Shows how much of original     </w:t>
+      </w:r>
+    </w:p>
+    <w:p>
+      <w:pPr>
+        <w:tabs>
+          <w:tab w:val="left" w:pos="560"/>
+          <w:tab w:val="left" w:pos="1120"/>
+          <w:tab w:val="left" w:pos="1680"/>
+          <w:tab w:val="left" w:pos="2240"/>
+          <w:tab w:val="left" w:pos="2800"/>
+          <w:tab w:val="left" w:pos="3360"/>
+          <w:tab w:val="left" w:pos="3920"/>
+          <w:tab w:val="left" w:pos="4480"/>
+          <w:tab w:val="left" w:pos="5040"/>
+          <w:tab w:val="left" w:pos="5600"/>
+          <w:tab w:val="left" w:pos="6160"/>
+          <w:tab w:val="left" w:pos="6720"/>
+        </w:tabs>
+        <w:autoSpaceDE w:val="0"/>
+        <w:autoSpaceDN w:val="0"/>
+        <w:adjustRightInd w:val="0"/>
+        <w:rPr>
+          <w:rFonts w:ascii="Menlo" w:eastAsiaTheme="minorHAnsi" w:hAnsi="Menlo" w:cs="Menlo"/>
+          <w:color w:val="000000"/>
+          <w:sz w:val="22"/>
+          <w:szCs w:val="22"/>
+          <w:lang w:val="en-GB" w:eastAsia="en-US"/>
+          <w14:ligatures w14:val="standardContextual"/>
+        </w:rPr>
+      </w:pPr>
+      <w:r>
+        <w:rPr>
+          <w:rFonts w:ascii="Menlo" w:eastAsiaTheme="minorHAnsi" w:hAnsi="Menlo" w:cs="Menlo"/>
+          <w:color w:val="000000"/>
+          <w:sz w:val="22"/>
+          <w:szCs w:val="22"/>
+          <w:lang w:val="en-GB" w:eastAsia="en-US"/>
+          <w14:ligatures w14:val="standardContextual"/>
+        </w:rPr>
+        <w:t xml:space="preserve">    biodiversity remains in an area (0-100%).                                                                  </w:t>
+      </w:r>
+    </w:p>
+    <w:p>
+      <w:pPr>
+        <w:tabs>
+          <w:tab w:val="left" w:pos="560"/>
+          <w:tab w:val="left" w:pos="1120"/>
+          <w:tab w:val="left" w:pos="1680"/>
+          <w:tab w:val="left" w:pos="2240"/>
+          <w:tab w:val="left" w:pos="2800"/>
+          <w:tab w:val="left" w:pos="3360"/>
+          <w:tab w:val="left" w:pos="3920"/>
+          <w:tab w:val="left" w:pos="4480"/>
+          <w:tab w:val="left" w:pos="5040"/>
+          <w:tab w:val="left" w:pos="5600"/>
+          <w:tab w:val="left" w:pos="6160"/>
+          <w:tab w:val="left" w:pos="6720"/>
+        </w:tabs>
+        <w:autoSpaceDE w:val="0"/>
+        <w:autoSpaceDN w:val="0"/>
+        <w:adjustRightInd w:val="0"/>
+        <w:rPr>
+          <w:rFonts w:ascii="Menlo" w:eastAsiaTheme="minorHAnsi" w:hAnsi="Menlo" w:cs="Menlo"/>
+          <w:color w:val="000000"/>
+          <w:sz w:val="22"/>
+          <w:szCs w:val="22"/>
+          <w:lang w:val="en-GB" w:eastAsia="en-US"/>
+          <w14:ligatures w14:val="standardContextual"/>
+        </w:rPr>
+      </w:pPr>
+      <w:r>
+        <w:rPr>
+          <w:rFonts w:ascii="Menlo" w:eastAsiaTheme="minorHAnsi" w:hAnsi="Menlo" w:cs="Menlo"/>
+          <w:color w:val="000000"/>
+          <w:sz w:val="22"/>
+          <w:szCs w:val="22"/>
+          <w:lang w:val="en-GB" w:eastAsia="en-US"/>
+          <w14:ligatures w14:val="standardContextual"/>
+        </w:rPr>
+        <w:t xml:space="preserve">                                                                                                             </w:t>
+      </w:r>
+    </w:p>
+    <w:p>
+      <w:pPr>
+        <w:tabs>
+          <w:tab w:val="left" w:pos="560"/>
+          <w:tab w:val="left" w:pos="1120"/>
+          <w:tab w:val="left" w:pos="1680"/>
+          <w:tab w:val="left" w:pos="2240"/>
+          <w:tab w:val="left" w:pos="2800"/>
+          <w:tab w:val="left" w:pos="3360"/>
+          <w:tab w:val="left" w:pos="3920"/>
+          <w:tab w:val="left" w:pos="4480"/>
+          <w:tab w:val="left" w:pos="5040"/>
+          <w:tab w:val="left" w:pos="5600"/>
+          <w:tab w:val="left" w:pos="6160"/>
+          <w:tab w:val="left" w:pos="6720"/>
+        </w:tabs>
+        <w:autoSpaceDE w:val="0"/>
+        <w:autoSpaceDN w:val="0"/>
+        <w:adjustRightInd w:val="0"/>
+        <w:rPr>
+          <w:rFonts w:ascii="Menlo" w:eastAsiaTheme="minorHAnsi" w:hAnsi="Menlo" w:cs="Menlo"/>
+          <w:color w:val="000000"/>
+          <w:sz w:val="22"/>
+          <w:szCs w:val="22"/>
+          <w:lang w:val="en-GB" w:eastAsia="en-US"/>
+          <w14:ligatures w14:val="standardContextual"/>
+        </w:rPr>
+      </w:pPr>
+      <w:r>
+        <w:rPr>
+          <w:rFonts w:ascii="Menlo" w:eastAsiaTheme="minorHAnsi" w:hAnsi="Menlo" w:cs="Menlo"/>
+          <w:color w:val="000000"/>
+          <w:sz w:val="22"/>
+          <w:szCs w:val="22"/>
+          <w:lang w:val="en-GB" w:eastAsia="en-US"/>
+          <w14:ligatures w14:val="standardContextual"/>
+        </w:rPr>
+        <w:t xml:space="preserve">    </w:t>
+      </w:r>
+      <w:r>
+        <w:rPr>
+          <w:rFonts w:ascii="Menlo" w:eastAsiaTheme="minorHAnsi" w:hAnsi="Menlo" w:cs="Menlo"/>
+          <w:b/>
+          <w:bCs/>
+          <w:color w:val="000000"/>
+          <w:sz w:val="22"/>
+          <w:szCs w:val="22"/>
+          <w:lang w:val="en-GB" w:eastAsia="en-US"/>
+          <w14:ligatures w14:val="standardContextual"/>
+        </w:rPr>
+        <w:t>GLOBIO MSA (Mean Species Abundance)</w:t>
+      </w:r>
+      <w:r>
+        <w:rPr>
+          <w:rFonts w:ascii="Menlo" w:eastAsiaTheme="minorHAnsi" w:hAnsi="Menlo" w:cs="Menlo"/>
+          <w:color w:val="000000"/>
+          <w:sz w:val="22"/>
+          <w:szCs w:val="22"/>
+          <w:lang w:val="en-GB" w:eastAsia="en-US"/>
+          <w14:ligatures w14:val="standardContextual"/>
+        </w:rPr>
+        <w:t xml:space="preserve"> — Similar concept from PBL Netherlands. </w:t>
+      </w:r>
+      <w:proofErr w:type="gramStart"/>
+      <w:r>
+        <w:rPr>
+          <w:rFonts w:ascii="Menlo" w:eastAsiaTheme="minorHAnsi" w:hAnsi="Menlo" w:cs="Menlo"/>
+          <w:color w:val="000000"/>
+          <w:sz w:val="22"/>
+          <w:szCs w:val="22"/>
+          <w:lang w:val="en-GB" w:eastAsia="en-US"/>
+          <w14:ligatures w14:val="standardContextual"/>
+        </w:rPr>
+        <w:t>Models</w:t>
+      </w:r>
+      <w:proofErr w:type="gramEnd"/>
+      <w:r>
+        <w:rPr>
+          <w:rFonts w:ascii="Menlo" w:eastAsiaTheme="minorHAnsi" w:hAnsi="Menlo" w:cs="Menlo"/>
+          <w:color w:val="000000"/>
+          <w:sz w:val="22"/>
+          <w:szCs w:val="22"/>
+          <w:lang w:val="en-GB" w:eastAsia="en-US"/>
+          <w14:ligatures w14:val="standardContextual"/>
+        </w:rPr>
+        <w:t xml:space="preserve"> biodiversity intactness</w:t>
+      </w:r>
+    </w:p>
+    <w:p>
+      <w:pPr>
+        <w:tabs>
+          <w:tab w:val="left" w:pos="560"/>
+          <w:tab w:val="left" w:pos="1120"/>
+          <w:tab w:val="left" w:pos="1680"/>
+          <w:tab w:val="left" w:pos="2240"/>
+          <w:tab w:val="left" w:pos="2800"/>
+          <w:tab w:val="left" w:pos="3360"/>
+          <w:tab w:val="left" w:pos="3920"/>
+          <w:tab w:val="left" w:pos="4480"/>
+          <w:tab w:val="left" w:pos="5040"/>
+          <w:tab w:val="left" w:pos="5600"/>
+          <w:tab w:val="left" w:pos="6160"/>
+          <w:tab w:val="left" w:pos="6720"/>
+        </w:tabs>
+        <w:autoSpaceDE w:val="0"/>
+        <w:autoSpaceDN w:val="0"/>
+        <w:adjustRightInd w:val="0"/>
+        <w:rPr>
+          <w:rFonts w:ascii="Menlo" w:eastAsiaTheme="minorHAnsi" w:hAnsi="Menlo" w:cs="Menlo"/>
+          <w:color w:val="000000"/>
+          <w:sz w:val="22"/>
+          <w:szCs w:val="22"/>
+          <w:lang w:val="en-GB" w:eastAsia="en-US"/>
+          <w14:ligatures w14:val="standardContextual"/>
+        </w:rPr>
+      </w:pPr>
+      <w:r>
+        <w:rPr>
+          <w:rFonts w:ascii="Menlo" w:eastAsiaTheme="minorHAnsi" w:hAnsi="Menlo" w:cs="Menlo"/>
+          <w:color w:val="000000"/>
+          <w:sz w:val="22"/>
+          <w:szCs w:val="22"/>
+          <w:lang w:val="en-GB" w:eastAsia="en-US"/>
+          <w14:ligatures w14:val="standardContextual"/>
+        </w:rPr>
+        <w:t xml:space="preserve">    as the average remaining abundance of native species relative to undisturbed conditions. Available as</w:t>
+      </w:r>
+    </w:p>
+    <w:p>
+      <w:pPr>
+        <w:tabs>
+          <w:tab w:val="left" w:pos="560"/>
+          <w:tab w:val="left" w:pos="1120"/>
+          <w:tab w:val="left" w:pos="1680"/>
+          <w:tab w:val="left" w:pos="2240"/>
+          <w:tab w:val="left" w:pos="2800"/>
+          <w:tab w:val="left" w:pos="3360"/>
+          <w:tab w:val="left" w:pos="3920"/>
+          <w:tab w:val="left" w:pos="4480"/>
+          <w:tab w:val="left" w:pos="5040"/>
+          <w:tab w:val="left" w:pos="5600"/>
+          <w:tab w:val="left" w:pos="6160"/>
+          <w:tab w:val="left" w:pos="6720"/>
+        </w:tabs>
+        <w:autoSpaceDE w:val="0"/>
+        <w:autoSpaceDN w:val="0"/>
+        <w:adjustRightInd w:val="0"/>
+        <w:rPr>
+          <w:rFonts w:ascii="Menlo" w:eastAsiaTheme="minorHAnsi" w:hAnsi="Menlo" w:cs="Menlo"/>
+          <w:color w:val="000000"/>
+          <w:sz w:val="22"/>
+          <w:szCs w:val="22"/>
+          <w:lang w:val="en-GB" w:eastAsia="en-US"/>
+          <w14:ligatures w14:val="standardContextual"/>
+        </w:rPr>
+      </w:pPr>
+      <w:r>
+        <w:rPr>
+          <w:rFonts w:ascii="Menlo" w:eastAsiaTheme="minorHAnsi" w:hAnsi="Menlo" w:cs="Menlo"/>
+          <w:color w:val="000000"/>
+          <w:sz w:val="22"/>
+          <w:szCs w:val="22"/>
+          <w:lang w:val="en-GB" w:eastAsia="en-US"/>
+          <w14:ligatures w14:val="standardContextual"/>
+        </w:rPr>
+        <w:t xml:space="preserve">    global </w:t>
+      </w:r>
+      <w:proofErr w:type="spellStart"/>
+      <w:r>
+        <w:rPr>
+          <w:rFonts w:ascii="Menlo" w:eastAsiaTheme="minorHAnsi" w:hAnsi="Menlo" w:cs="Menlo"/>
+          <w:color w:val="000000"/>
+          <w:sz w:val="22"/>
+          <w:szCs w:val="22"/>
+          <w:lang w:val="en-GB" w:eastAsia="en-US"/>
+          <w14:ligatures w14:val="standardContextual"/>
+        </w:rPr>
+        <w:t>rasters</w:t>
+      </w:r>
+      <w:proofErr w:type="spellEnd"/>
+      <w:r>
+        <w:rPr>
+          <w:rFonts w:ascii="Menlo" w:eastAsiaTheme="minorHAnsi" w:hAnsi="Menlo" w:cs="Menlo"/>
+          <w:color w:val="000000"/>
+          <w:sz w:val="22"/>
+          <w:szCs w:val="22"/>
+          <w:lang w:val="en-GB" w:eastAsia="en-US"/>
+          <w14:ligatures w14:val="standardContextual"/>
+        </w:rPr>
+        <w:t xml:space="preserve"> with scenario/year products.                                                              </w:t>
+      </w:r>
+    </w:p>
+    <w:p>
+      <w:pPr>
+        <w:tabs>
+          <w:tab w:val="left" w:pos="560"/>
+          <w:tab w:val="left" w:pos="1120"/>
+          <w:tab w:val="left" w:pos="1680"/>
+          <w:tab w:val="left" w:pos="2240"/>
+          <w:tab w:val="left" w:pos="2800"/>
+          <w:tab w:val="left" w:pos="3360"/>
+          <w:tab w:val="left" w:pos="3920"/>
+          <w:tab w:val="left" w:pos="4480"/>
+          <w:tab w:val="left" w:pos="5040"/>
+          <w:tab w:val="left" w:pos="5600"/>
+          <w:tab w:val="left" w:pos="6160"/>
+          <w:tab w:val="left" w:pos="6720"/>
+        </w:tabs>
+        <w:autoSpaceDE w:val="0"/>
+        <w:autoSpaceDN w:val="0"/>
+        <w:adjustRightInd w:val="0"/>
+        <w:rPr>
+          <w:rFonts w:ascii="Menlo" w:eastAsiaTheme="minorHAnsi" w:hAnsi="Menlo" w:cs="Menlo"/>
+          <w:color w:val="000000"/>
+          <w:sz w:val="22"/>
+          <w:szCs w:val="22"/>
+          <w:lang w:val="en-GB" w:eastAsia="en-US"/>
+          <w14:ligatures w14:val="standardContextual"/>
+        </w:rPr>
+      </w:pPr>
+      <w:r>
+        <w:rPr>
+          <w:rFonts w:ascii="Menlo" w:eastAsiaTheme="minorHAnsi" w:hAnsi="Menlo" w:cs="Menlo"/>
+          <w:color w:val="000000"/>
+          <w:sz w:val="22"/>
+          <w:szCs w:val="22"/>
+          <w:lang w:val="en-GB" w:eastAsia="en-US"/>
+          <w14:ligatures w14:val="standardContextual"/>
+        </w:rPr>
+        <w:t xml:space="preserve">                                                 </w:t>
+      </w:r>
+    </w:p>
+    <w:p>
+      <w:pPr>
+        <w:tabs>
+          <w:tab w:val="left" w:pos="560"/>
+          <w:tab w:val="left" w:pos="1120"/>
+          <w:tab w:val="left" w:pos="1680"/>
+          <w:tab w:val="left" w:pos="2240"/>
+          <w:tab w:val="left" w:pos="2800"/>
+          <w:tab w:val="left" w:pos="3360"/>
+          <w:tab w:val="left" w:pos="3920"/>
+          <w:tab w:val="left" w:pos="4480"/>
+          <w:tab w:val="left" w:pos="5040"/>
+          <w:tab w:val="left" w:pos="5600"/>
+          <w:tab w:val="left" w:pos="6160"/>
+          <w:tab w:val="left" w:pos="6720"/>
+        </w:tabs>
+        <w:autoSpaceDE w:val="0"/>
+        <w:autoSpaceDN w:val="0"/>
+        <w:adjustRightInd w:val="0"/>
+        <w:rPr>
+          <w:rFonts w:ascii="Menlo" w:eastAsiaTheme="minorHAnsi" w:hAnsi="Menlo" w:cs="Menlo"/>
+          <w:color w:val="000000"/>
+          <w:sz w:val="22"/>
+          <w:szCs w:val="22"/>
+          <w:lang w:val="en-GB" w:eastAsia="en-US"/>
+          <w14:ligatures w14:val="standardContextual"/>
+        </w:rPr>
+      </w:pPr>
+      <w:r>
+        <w:rPr>
+          <w:rFonts w:ascii="Menlo" w:eastAsiaTheme="minorHAnsi" w:hAnsi="Menlo" w:cs="Menlo"/>
+          <w:color w:val="000000"/>
+          <w:sz w:val="22"/>
+          <w:szCs w:val="22"/>
+          <w:lang w:val="en-GB" w:eastAsia="en-US"/>
+          <w14:ligatures w14:val="standardContextual"/>
+        </w:rPr>
+        <w:t xml:space="preserve">    </w:t>
+      </w:r>
+      <w:r>
+        <w:rPr>
+          <w:rFonts w:ascii="Menlo" w:eastAsiaTheme="minorHAnsi" w:hAnsi="Menlo" w:cs="Menlo"/>
+          <w:b/>
+          <w:bCs/>
+          <w:color w:val="000000"/>
+          <w:sz w:val="22"/>
+          <w:szCs w:val="22"/>
+          <w:lang w:val="en-GB" w:eastAsia="en-US"/>
+          <w14:ligatures w14:val="standardContextual"/>
+        </w:rPr>
+        <w:t>Richness</w:t>
+      </w:r>
+      <w:r>
+        <w:rPr>
+          <w:rFonts w:ascii="Menlo" w:eastAsiaTheme="minorHAnsi" w:hAnsi="Menlo" w:cs="Menlo"/>
+          <w:color w:val="000000"/>
+          <w:sz w:val="22"/>
+          <w:szCs w:val="22"/>
+          <w:lang w:val="en-GB" w:eastAsia="en-US"/>
+          <w14:ligatures w14:val="standardContextual"/>
+        </w:rPr>
+        <w:t xml:space="preserve"> — Species richness layers, typically derived from IUCN/</w:t>
+      </w:r>
+      <w:proofErr w:type="spellStart"/>
+      <w:r>
+        <w:rPr>
+          <w:rFonts w:ascii="Menlo" w:eastAsiaTheme="minorHAnsi" w:hAnsi="Menlo" w:cs="Menlo"/>
+          <w:color w:val="000000"/>
+          <w:sz w:val="22"/>
+          <w:szCs w:val="22"/>
+          <w:lang w:val="en-GB" w:eastAsia="en-US"/>
+          <w14:ligatures w14:val="standardContextual"/>
+        </w:rPr>
+        <w:t>BirdLife</w:t>
+      </w:r>
+      <w:proofErr w:type="spellEnd"/>
+      <w:r>
+        <w:rPr>
+          <w:rFonts w:ascii="Menlo" w:eastAsiaTheme="minorHAnsi" w:hAnsi="Menlo" w:cs="Menlo"/>
+          <w:color w:val="000000"/>
+          <w:sz w:val="22"/>
+          <w:szCs w:val="22"/>
+          <w:lang w:val="en-GB" w:eastAsia="en-US"/>
+          <w14:ligatures w14:val="standardContextual"/>
+        </w:rPr>
+        <w:t xml:space="preserve"> range maps or Map of Life. Count</w:t>
+      </w:r>
+    </w:p>
+    <w:p>
+      <w:pPr>
+        <w:tabs>
+          <w:tab w:val="left" w:pos="560"/>
+          <w:tab w:val="left" w:pos="1120"/>
+          <w:tab w:val="left" w:pos="1680"/>
+          <w:tab w:val="left" w:pos="2240"/>
+          <w:tab w:val="left" w:pos="2800"/>
+          <w:tab w:val="left" w:pos="3360"/>
+          <w:tab w:val="left" w:pos="3920"/>
+          <w:tab w:val="left" w:pos="4480"/>
+          <w:tab w:val="left" w:pos="5040"/>
+          <w:tab w:val="left" w:pos="5600"/>
+          <w:tab w:val="left" w:pos="6160"/>
+          <w:tab w:val="left" w:pos="6720"/>
+        </w:tabs>
+        <w:autoSpaceDE w:val="0"/>
+        <w:autoSpaceDN w:val="0"/>
+        <w:adjustRightInd w:val="0"/>
+        <w:rPr>
+          <w:rFonts w:ascii="Menlo" w:eastAsiaTheme="minorHAnsi" w:hAnsi="Menlo" w:cs="Menlo"/>
+          <w:color w:val="000000"/>
+          <w:sz w:val="22"/>
+          <w:szCs w:val="22"/>
+          <w:lang w:val="en-GB" w:eastAsia="en-US"/>
+          <w14:ligatures w14:val="standardContextual"/>
+        </w:rPr>
+      </w:pPr>
+      <w:r>
+        <w:rPr>
+          <w:rFonts w:ascii="Menlo" w:eastAsiaTheme="minorHAnsi" w:hAnsi="Menlo" w:cs="Menlo"/>
+          <w:color w:val="000000"/>
+          <w:sz w:val="22"/>
+          <w:szCs w:val="22"/>
+          <w:lang w:val="en-GB" w:eastAsia="en-US"/>
+          <w14:ligatures w14:val="standardContextual"/>
+        </w:rPr>
+        <w:t xml:space="preserve">    of species whose ranges overlap a given cell.                                                           </w:t>
+      </w:r>
+    </w:p>
+    <w:p>
+      <w:pPr>
+        <w:tabs>
+          <w:tab w:val="left" w:pos="560"/>
+          <w:tab w:val="left" w:pos="1120"/>
+          <w:tab w:val="left" w:pos="1680"/>
+          <w:tab w:val="left" w:pos="2240"/>
+          <w:tab w:val="left" w:pos="2800"/>
+          <w:tab w:val="left" w:pos="3360"/>
+          <w:tab w:val="left" w:pos="3920"/>
+          <w:tab w:val="left" w:pos="4480"/>
+          <w:tab w:val="left" w:pos="5040"/>
+          <w:tab w:val="left" w:pos="5600"/>
+          <w:tab w:val="left" w:pos="6160"/>
+          <w:tab w:val="left" w:pos="6720"/>
+        </w:tabs>
+        <w:autoSpaceDE w:val="0"/>
+        <w:autoSpaceDN w:val="0"/>
+        <w:adjustRightInd w:val="0"/>
+        <w:rPr>
+          <w:rFonts w:ascii="Menlo" w:eastAsiaTheme="minorHAnsi" w:hAnsi="Menlo" w:cs="Menlo"/>
+          <w:color w:val="000000"/>
+          <w:sz w:val="22"/>
+          <w:szCs w:val="22"/>
+          <w:lang w:val="en-GB" w:eastAsia="en-US"/>
+          <w14:ligatures w14:val="standardContextual"/>
+        </w:rPr>
+      </w:pPr>
+      <w:r>
+        <w:rPr>
+          <w:rFonts w:ascii="Menlo" w:eastAsiaTheme="minorHAnsi" w:hAnsi="Menlo" w:cs="Menlo"/>
+          <w:color w:val="000000"/>
+          <w:sz w:val="22"/>
+          <w:szCs w:val="22"/>
+          <w:lang w:val="en-GB" w:eastAsia="en-US"/>
+          <w14:ligatures w14:val="standardContextual"/>
+        </w:rPr>
+        <w:t xml:space="preserve">                                                                                                               </w:t>
+      </w:r>
+    </w:p>
+    <w:p>
+      <w:pPr>
+        <w:tabs>
+          <w:tab w:val="left" w:pos="560"/>
+          <w:tab w:val="left" w:pos="1120"/>
+          <w:tab w:val="left" w:pos="1680"/>
+          <w:tab w:val="left" w:pos="2240"/>
+          <w:tab w:val="left" w:pos="2800"/>
+          <w:tab w:val="left" w:pos="3360"/>
+          <w:tab w:val="left" w:pos="3920"/>
+          <w:tab w:val="left" w:pos="4480"/>
+          <w:tab w:val="left" w:pos="5040"/>
+          <w:tab w:val="left" w:pos="5600"/>
+          <w:tab w:val="left" w:pos="6160"/>
+          <w:tab w:val="left" w:pos="6720"/>
+        </w:tabs>
+        <w:autoSpaceDE w:val="0"/>
+        <w:autoSpaceDN w:val="0"/>
+        <w:adjustRightInd w:val="0"/>
+        <w:rPr>
+          <w:rFonts w:ascii="Menlo" w:eastAsiaTheme="minorHAnsi" w:hAnsi="Menlo" w:cs="Menlo"/>
+          <w:color w:val="000000"/>
+          <w:sz w:val="22"/>
+          <w:szCs w:val="22"/>
+          <w:lang w:val="en-GB" w:eastAsia="en-US"/>
+          <w14:ligatures w14:val="standardContextual"/>
+        </w:rPr>
+      </w:pPr>
+      <w:r>
+        <w:rPr>
+          <w:rFonts w:ascii="Menlo" w:eastAsiaTheme="minorHAnsi" w:hAnsi="Menlo" w:cs="Menlo"/>
+          <w:color w:val="000000"/>
+          <w:sz w:val="22"/>
+          <w:szCs w:val="22"/>
+          <w:lang w:val="en-GB" w:eastAsia="en-US"/>
+          <w14:ligatures w14:val="standardContextual"/>
+        </w:rPr>
+        <w:t xml:space="preserve">    All three are essentially </w:t>
+      </w:r>
+      <w:r>
+        <w:rPr>
+          <w:rFonts w:ascii="Menlo" w:eastAsiaTheme="minorHAnsi" w:hAnsi="Menlo" w:cs="Menlo"/>
+          <w:b/>
+          <w:bCs/>
+          <w:color w:val="000000"/>
+          <w:sz w:val="22"/>
+          <w:szCs w:val="22"/>
+          <w:lang w:val="en-GB" w:eastAsia="en-US"/>
+          <w14:ligatures w14:val="standardContextual"/>
+        </w:rPr>
+        <w:t>time-invariant baseline biodiversity measures</w:t>
+      </w:r>
+      <w:r>
+        <w:rPr>
+          <w:rFonts w:ascii="Menlo" w:eastAsiaTheme="minorHAnsi" w:hAnsi="Menlo" w:cs="Menlo"/>
+          <w:color w:val="000000"/>
+          <w:sz w:val="22"/>
+          <w:szCs w:val="22"/>
+          <w:lang w:val="en-GB" w:eastAsia="en-US"/>
+          <w14:ligatures w14:val="standardContextual"/>
+        </w:rPr>
+        <w:t xml:space="preserve"> — they tell you which cells have</w:t>
+      </w:r>
+    </w:p>
+    <w:p>
+      <w:pPr>
+        <w:tabs>
+          <w:tab w:val="left" w:pos="560"/>
+          <w:tab w:val="left" w:pos="1120"/>
+          <w:tab w:val="left" w:pos="1680"/>
+          <w:tab w:val="left" w:pos="2240"/>
+          <w:tab w:val="left" w:pos="2800"/>
+          <w:tab w:val="left" w:pos="3360"/>
+          <w:tab w:val="left" w:pos="3920"/>
+          <w:tab w:val="left" w:pos="4480"/>
+          <w:tab w:val="left" w:pos="5040"/>
+          <w:tab w:val="left" w:pos="5600"/>
+          <w:tab w:val="left" w:pos="6160"/>
+          <w:tab w:val="left" w:pos="6720"/>
+        </w:tabs>
+        <w:autoSpaceDE w:val="0"/>
+        <w:autoSpaceDN w:val="0"/>
+        <w:adjustRightInd w:val="0"/>
+        <w:rPr>
+          <w:rFonts w:ascii="Menlo" w:eastAsiaTheme="minorHAnsi" w:hAnsi="Menlo" w:cs="Menlo"/>
+          <w:color w:val="000000"/>
+          <w:sz w:val="22"/>
+          <w:szCs w:val="22"/>
+          <w:lang w:val="en-GB" w:eastAsia="en-US"/>
+          <w14:ligatures w14:val="standardContextual"/>
+        </w:rPr>
+      </w:pPr>
+      <w:r>
+        <w:rPr>
+          <w:rFonts w:ascii="Menlo" w:eastAsiaTheme="minorHAnsi" w:hAnsi="Menlo" w:cs="Menlo"/>
+          <w:color w:val="000000"/>
+          <w:sz w:val="22"/>
+          <w:szCs w:val="22"/>
+          <w:lang w:val="en-GB" w:eastAsia="en-US"/>
+          <w14:ligatures w14:val="standardContextual"/>
+        </w:rPr>
+        <w:t xml:space="preserve">    high/low biodiversity potential. In regressions with cell fixed effects, they're absorbed and mainly useful</w:t>
+      </w:r>
+    </w:p>
+    <w:p>
+      <w:pPr>
+        <w:tabs>
+          <w:tab w:val="left" w:pos="560"/>
+          <w:tab w:val="left" w:pos="1120"/>
+          <w:tab w:val="left" w:pos="1680"/>
+          <w:tab w:val="left" w:pos="2240"/>
+          <w:tab w:val="left" w:pos="2800"/>
+          <w:tab w:val="left" w:pos="3360"/>
+          <w:tab w:val="left" w:pos="3920"/>
+          <w:tab w:val="left" w:pos="4480"/>
+          <w:tab w:val="left" w:pos="5040"/>
+          <w:tab w:val="left" w:pos="5600"/>
+          <w:tab w:val="left" w:pos="6160"/>
+          <w:tab w:val="left" w:pos="6720"/>
+        </w:tabs>
+        <w:autoSpaceDE w:val="0"/>
+        <w:autoSpaceDN w:val="0"/>
+        <w:adjustRightInd w:val="0"/>
+        <w:rPr>
+          <w:rFonts w:ascii="Menlo" w:eastAsiaTheme="minorHAnsi" w:hAnsi="Menlo" w:cs="Menlo"/>
+          <w:color w:val="000000"/>
+          <w:sz w:val="22"/>
+          <w:szCs w:val="22"/>
+          <w:lang w:val="en-GB" w:eastAsia="en-US"/>
+          <w14:ligatures w14:val="standardContextual"/>
+        </w:rPr>
+      </w:pPr>
+      <w:r>
+        <w:rPr>
+          <w:rFonts w:ascii="Menlo" w:eastAsiaTheme="minorHAnsi" w:hAnsi="Menlo" w:cs="Menlo"/>
+          <w:color w:val="000000"/>
+          <w:sz w:val="22"/>
+          <w:szCs w:val="22"/>
+          <w:lang w:val="en-GB" w:eastAsia="en-US"/>
+          <w14:ligatures w14:val="standardContextual"/>
+        </w:rPr>
+        <w:t xml:space="preserve">     for:                                  </w:t>
+      </w:r>
+    </w:p>
+    <w:p>
+      <w:pPr>
+        <w:tabs>
+          <w:tab w:val="left" w:pos="560"/>
+          <w:tab w:val="left" w:pos="1120"/>
+          <w:tab w:val="left" w:pos="1680"/>
+          <w:tab w:val="left" w:pos="2240"/>
+          <w:tab w:val="left" w:pos="2800"/>
+          <w:tab w:val="left" w:pos="3360"/>
+          <w:tab w:val="left" w:pos="3920"/>
+          <w:tab w:val="left" w:pos="4480"/>
+          <w:tab w:val="left" w:pos="5040"/>
+          <w:tab w:val="left" w:pos="5600"/>
+          <w:tab w:val="left" w:pos="6160"/>
+          <w:tab w:val="left" w:pos="6720"/>
+        </w:tabs>
+        <w:autoSpaceDE w:val="0"/>
+        <w:autoSpaceDN w:val="0"/>
+        <w:adjustRightInd w:val="0"/>
+        <w:rPr>
+          <w:rFonts w:ascii="Menlo" w:eastAsiaTheme="minorHAnsi" w:hAnsi="Menlo" w:cs="Menlo"/>
+          <w:color w:val="000000"/>
+          <w:sz w:val="22"/>
+          <w:szCs w:val="22"/>
+          <w:lang w:val="en-GB" w:eastAsia="en-US"/>
+          <w14:ligatures w14:val="standardContextual"/>
+        </w:rPr>
+      </w:pPr>
+      <w:r>
+        <w:rPr>
+          <w:rFonts w:ascii="Menlo" w:eastAsiaTheme="minorHAnsi" w:hAnsi="Menlo" w:cs="Menlo"/>
+          <w:color w:val="000000"/>
+          <w:sz w:val="22"/>
+          <w:szCs w:val="22"/>
+          <w:lang w:val="en-GB" w:eastAsia="en-US"/>
+          <w14:ligatures w14:val="standardContextual"/>
+        </w:rPr>
+        <w:t xml:space="preserve">    - Heterogeneity analysis (do shocks affect high-biodiversity cells differently?)</w:t>
+      </w:r>
+    </w:p>
+    <w:p>
+      <w:pPr>
+        <w:tabs>
+          <w:tab w:val="left" w:pos="560"/>
+          <w:tab w:val="left" w:pos="1120"/>
+          <w:tab w:val="left" w:pos="1680"/>
+          <w:tab w:val="left" w:pos="2240"/>
+          <w:tab w:val="left" w:pos="2800"/>
+          <w:tab w:val="left" w:pos="3360"/>
+          <w:tab w:val="left" w:pos="3920"/>
+          <w:tab w:val="left" w:pos="4480"/>
+          <w:tab w:val="left" w:pos="5040"/>
+          <w:tab w:val="left" w:pos="5600"/>
+          <w:tab w:val="left" w:pos="6160"/>
+          <w:tab w:val="left" w:pos="6720"/>
+        </w:tabs>
+        <w:autoSpaceDE w:val="0"/>
+        <w:autoSpaceDN w:val="0"/>
+        <w:adjustRightInd w:val="0"/>
+        <w:rPr>
+          <w:rFonts w:ascii="Menlo" w:eastAsiaTheme="minorHAnsi" w:hAnsi="Menlo" w:cs="Menlo"/>
+          <w:color w:val="000000"/>
+          <w:sz w:val="22"/>
+          <w:szCs w:val="22"/>
+          <w:lang w:val="en-GB" w:eastAsia="en-US"/>
+          <w14:ligatures w14:val="standardContextual"/>
+        </w:rPr>
+      </w:pPr>
+      <w:r>
+        <w:rPr>
+          <w:rFonts w:ascii="Menlo" w:eastAsiaTheme="minorHAnsi" w:hAnsi="Menlo" w:cs="Menlo"/>
+          <w:color w:val="000000"/>
+          <w:sz w:val="22"/>
+          <w:szCs w:val="22"/>
+          <w:lang w:val="en-GB" w:eastAsia="en-US"/>
+          <w14:ligatures w14:val="standardContextual"/>
+        </w:rPr>
+        <w:t xml:space="preserve">    - Interactions with time-varying shocks</w:t>
+      </w:r>
+    </w:p>
+    <w:p>
+      <w:pPr>
+        <w:tabs>
+          <w:tab w:val="left" w:pos="560"/>
+          <w:tab w:val="left" w:pos="1120"/>
+          <w:tab w:val="left" w:pos="1680"/>
+          <w:tab w:val="left" w:pos="2240"/>
+          <w:tab w:val="left" w:pos="2800"/>
+          <w:tab w:val="left" w:pos="3360"/>
+          <w:tab w:val="left" w:pos="3920"/>
+          <w:tab w:val="left" w:pos="4480"/>
+          <w:tab w:val="left" w:pos="5040"/>
+          <w:tab w:val="left" w:pos="5600"/>
+          <w:tab w:val="left" w:pos="6160"/>
+          <w:tab w:val="left" w:pos="6720"/>
+        </w:tabs>
+        <w:autoSpaceDE w:val="0"/>
+        <w:autoSpaceDN w:val="0"/>
+        <w:adjustRightInd w:val="0"/>
+        <w:rPr>
+          <w:rFonts w:ascii="Menlo" w:eastAsiaTheme="minorHAnsi" w:hAnsi="Menlo" w:cs="Menlo"/>
+          <w:color w:val="000000"/>
+          <w:sz w:val="22"/>
+          <w:szCs w:val="22"/>
+          <w:lang w:val="en-GB" w:eastAsia="en-US"/>
+          <w14:ligatures w14:val="standardContextual"/>
+        </w:rPr>
+      </w:pPr>
+      <w:r>
+        <w:rPr>
+          <w:rFonts w:ascii="Menlo" w:eastAsiaTheme="minorHAnsi" w:hAnsi="Menlo" w:cs="Menlo"/>
+          <w:color w:val="000000"/>
+          <w:sz w:val="22"/>
+          <w:szCs w:val="22"/>
+          <w:lang w:val="en-GB" w:eastAsia="en-US"/>
+          <w14:ligatures w14:val="standardContextual"/>
+        </w:rPr>
+        <w:t xml:space="preserve">    - Stratification                                             </w:t>
+      </w:r>
+    </w:p>
+    <w:p>
+      <w:pPr>
+        <w:rPr>
+          <w:lang w:val="en-GB"/>
         </w:rPr>
       </w:pPr>
     </w:p>
@@ -6306,7 +8899,7 @@
   <w:style w:type="paragraph" w:default="1" w:styleId="Normal">
     <w:name w:val="Normal"/>
     <w:qFormat/>
-    <w:rsid w:val="00490CA1"/>
+    <w:rsid w:val="00E70FBC"/>
     <w:rPr>
       <w:rFonts w:ascii="Times New Roman" w:eastAsia="Times New Roman" w:hAnsi="Times New Roman" w:cs="Times New Roman"/>
       <w:kern w:val="0"/>

--- a/prompts.docx
+++ b/prompts.docx
@@ -14,7 +14,6 @@
           <w:lang w:val="es-ES"/>
         </w:rPr>
       </w:pPr>
-      <w:proofErr w:type="spellStart"/>
       <w:r>
         <w:rPr>
           <w:rFonts w:ascii="Menlo" w:eastAsiaTheme="minorHAnsi" w:hAnsi="Menlo" w:cs="Menlo"/>
@@ -24,19 +23,7 @@
           <w:lang w:val="es-ES" w:eastAsia="en-US"/>
           <w14:ligatures w14:val="standardContextual"/>
         </w:rPr>
-        <w:t>codex</w:t>
-      </w:r>
-      <w:proofErr w:type="spellEnd"/>
-      <w:r>
-        <w:rPr>
-          <w:rFonts w:ascii="Menlo" w:eastAsiaTheme="minorHAnsi" w:hAnsi="Menlo" w:cs="Menlo"/>
-          <w:color w:val="2EAEBB"/>
-          <w:sz w:val="22"/>
-          <w:szCs w:val="22"/>
-          <w:lang w:val="es-ES" w:eastAsia="en-US"/>
-          <w14:ligatures w14:val="standardContextual"/>
-        </w:rPr>
-        <w:t xml:space="preserve"> resume 019dd81c-0620-7e82-9a09-8ed4cd10d439</w:t>
+        <w:t>codex resume 019dd81c-0620-7e82-9a09-8ed4cd10d439</w:t>
       </w:r>
     </w:p>
     <w:p>
@@ -61,18 +48,33 @@
           <w:rFonts w:ascii="AppleSystemUIFont" w:hAnsi="AppleSystemUIFont" w:cs="AppleSystemUIFont"/>
           <w:sz w:val="26"/>
           <w:szCs w:val="26"/>
-          <w:lang w:val="en-GB"/>
-        </w:rPr>
-      </w:pPr>
-      <w:r>
+          <w:lang w:val="es-ES"/>
+        </w:rPr>
+      </w:pPr>
+      <w:r>
+        <w:rPr>
+          <w:rFonts w:ascii="Menlo" w:eastAsiaTheme="minorHAnsi" w:hAnsi="Menlo" w:cs="Menlo"/>
+          <w:color w:val="999999"/>
+          <w:sz w:val="22"/>
+          <w:szCs w:val="22"/>
+          <w:lang w:val="en-GB" w:eastAsia="en-US"/>
+          <w14:ligatures w14:val="standardContextual"/>
+        </w:rPr>
+        <w:t>claude --resume 1ebaf48a-e554-49b8-ab33-ffc03f410d8d</w:t>
+      </w:r>
+    </w:p>
+    <w:p>
+      <w:pPr>
+        <w:autoSpaceDE w:val="0"/>
+        <w:autoSpaceDN w:val="0"/>
+        <w:adjustRightInd w:val="0"/>
         <w:rPr>
           <w:rFonts w:ascii="AppleSystemUIFont" w:hAnsi="AppleSystemUIFont" w:cs="AppleSystemUIFont"/>
           <w:sz w:val="26"/>
           <w:szCs w:val="26"/>
-          <w:lang w:val="en-GB"/>
-        </w:rPr>
-        <w:t>Ok, I decided that I want to do it with a python script(s). Before proceeding let’s discuss the plan. The script(s) should generate the following output (streamed to exhibits folder first, but next we will likely input it into Latex):</w:t>
-      </w:r>
+          <w:lang w:val="es-ES"/>
+        </w:rPr>
+      </w:pPr>
     </w:p>
     <w:p>
       <w:pPr>
@@ -86,39 +88,41 @@
           <w:lang w:val="en-GB"/>
         </w:rPr>
       </w:pPr>
-    </w:p>
-    <w:p>
-      <w:pPr>
-        <w:autoSpaceDE w:val="0"/>
-        <w:autoSpaceDN w:val="0"/>
-        <w:adjustRightInd w:val="0"/>
+      <w:r>
         <w:rPr>
           <w:rFonts w:ascii="AppleSystemUIFont" w:hAnsi="AppleSystemUIFont" w:cs="AppleSystemUIFont"/>
           <w:sz w:val="26"/>
           <w:szCs w:val="26"/>
           <w:lang w:val="en-GB"/>
         </w:rPr>
-      </w:pPr>
-      <w:r>
+        <w:t>Ok, I decided that I want to do it with a python script(s). Before proceeding let’s discuss the plan. The script(s) should generate the following output (streamed to exhibits folder first, but next we will likely input it into Latex):</w:t>
+      </w:r>
+    </w:p>
+    <w:p>
+      <w:pPr>
+        <w:autoSpaceDE w:val="0"/>
+        <w:autoSpaceDN w:val="0"/>
+        <w:adjustRightInd w:val="0"/>
         <w:rPr>
           <w:rFonts w:ascii="AppleSystemUIFont" w:hAnsi="AppleSystemUIFont" w:cs="AppleSystemUIFont"/>
           <w:sz w:val="26"/>
           <w:szCs w:val="26"/>
           <w:lang w:val="en-GB"/>
         </w:rPr>
-        <w:t xml:space="preserve">I. Tables with </w:t>
-      </w:r>
-      <w:proofErr w:type="spellStart"/>
-      <w:r>
+      </w:pPr>
+    </w:p>
+    <w:p>
+      <w:pPr>
+        <w:autoSpaceDE w:val="0"/>
+        <w:autoSpaceDN w:val="0"/>
+        <w:adjustRightInd w:val="0"/>
         <w:rPr>
           <w:rFonts w:ascii="AppleSystemUIFont" w:hAnsi="AppleSystemUIFont" w:cs="AppleSystemUIFont"/>
           <w:sz w:val="26"/>
           <w:szCs w:val="26"/>
           <w:lang w:val="en-GB"/>
         </w:rPr>
-        <w:t>obs</w:t>
-      </w:r>
-      <w:proofErr w:type="spellEnd"/>
+      </w:pPr>
       <w:r>
         <w:rPr>
           <w:rFonts w:ascii="AppleSystemUIFont" w:hAnsi="AppleSystemUIFont" w:cs="AppleSystemUIFont"/>
@@ -126,7 +130,7 @@
           <w:szCs w:val="26"/>
           <w:lang w:val="en-GB"/>
         </w:rPr>
-        <w:t xml:space="preserve"> counts:</w:t>
+        <w:t>I. Tables with obs counts:</w:t>
       </w:r>
     </w:p>
     <w:p>
@@ -284,19 +288,21 @@
           <w:szCs w:val="26"/>
           <w:lang w:val="en-GB"/>
         </w:rPr>
-        <w:t xml:space="preserve">—Which diameter of cells do you </w:t>
-      </w:r>
-      <w:proofErr w:type="spellStart"/>
-      <w:r>
+        <w:t>—Which diameter of cells do you recomment?</w:t>
+      </w:r>
+    </w:p>
+    <w:p>
+      <w:pPr>
+        <w:autoSpaceDE w:val="0"/>
+        <w:autoSpaceDN w:val="0"/>
+        <w:adjustRightInd w:val="0"/>
         <w:rPr>
           <w:rFonts w:ascii="AppleSystemUIFont" w:hAnsi="AppleSystemUIFont" w:cs="AppleSystemUIFont"/>
           <w:sz w:val="26"/>
           <w:szCs w:val="26"/>
           <w:lang w:val="en-GB"/>
         </w:rPr>
-        <w:t>recomment</w:t>
-      </w:r>
-      <w:proofErr w:type="spellEnd"/>
+      </w:pPr>
       <w:r>
         <w:rPr>
           <w:rFonts w:ascii="AppleSystemUIFont" w:hAnsi="AppleSystemUIFont" w:cs="AppleSystemUIFont"/>
@@ -304,7 +310,7 @@
           <w:szCs w:val="26"/>
           <w:lang w:val="en-GB"/>
         </w:rPr>
-        <w:t>?</w:t>
+        <w:t>—Try subnational regions too?</w:t>
       </w:r>
     </w:p>
     <w:p>
@@ -326,7 +332,7 @@
           <w:szCs w:val="26"/>
           <w:lang w:val="en-GB"/>
         </w:rPr>
-        <w:t>—Try subnational regions too?</w:t>
+        <w:t>Whole world, all observations</w:t>
       </w:r>
     </w:p>
     <w:p>
@@ -348,49 +354,7 @@
           <w:szCs w:val="26"/>
           <w:lang w:val="en-GB"/>
         </w:rPr>
-        <w:t>Whole world, all observations</w:t>
-      </w:r>
-    </w:p>
-    <w:p>
-      <w:pPr>
-        <w:autoSpaceDE w:val="0"/>
-        <w:autoSpaceDN w:val="0"/>
-        <w:adjustRightInd w:val="0"/>
-        <w:rPr>
-          <w:rFonts w:ascii="AppleSystemUIFont" w:hAnsi="AppleSystemUIFont" w:cs="AppleSystemUIFont"/>
-          <w:sz w:val="26"/>
-          <w:szCs w:val="26"/>
-          <w:lang w:val="en-GB"/>
-        </w:rPr>
-      </w:pPr>
-      <w:r>
-        <w:rPr>
-          <w:rFonts w:ascii="AppleSystemUIFont" w:hAnsi="AppleSystemUIFont" w:cs="AppleSystemUIFont"/>
-          <w:sz w:val="26"/>
-          <w:szCs w:val="26"/>
-          <w:lang w:val="en-GB"/>
-        </w:rPr>
-        <w:t xml:space="preserve">Whole world, </w:t>
-      </w:r>
-      <w:proofErr w:type="spellStart"/>
-      <w:r>
-        <w:rPr>
-          <w:rFonts w:ascii="AppleSystemUIFont" w:hAnsi="AppleSystemUIFont" w:cs="AppleSystemUIFont"/>
-          <w:sz w:val="26"/>
-          <w:szCs w:val="26"/>
-          <w:lang w:val="en-GB"/>
-        </w:rPr>
-        <w:t>chordata</w:t>
-      </w:r>
-      <w:proofErr w:type="spellEnd"/>
-      <w:r>
-        <w:rPr>
-          <w:rFonts w:ascii="AppleSystemUIFont" w:hAnsi="AppleSystemUIFont" w:cs="AppleSystemUIFont"/>
-          <w:sz w:val="26"/>
-          <w:szCs w:val="26"/>
-          <w:lang w:val="en-GB"/>
-        </w:rPr>
-        <w:t xml:space="preserve"> only</w:t>
+        <w:t>Whole world, chordata only</w:t>
       </w:r>
     </w:p>
     <w:p>
@@ -687,31 +651,7 @@
           <w:szCs w:val="22"/>
           <w:lang w:val="en-GB"/>
         </w:rPr>
-        <w:t>file (</w:t>
-      </w:r>
-      <w:proofErr w:type="spellStart"/>
-      <w:r>
-        <w:rPr>
-          <w:rFonts w:ascii="Menlo" w:hAnsi="Menlo" w:cs="Menlo"/>
-          <w:color w:val="000000"/>
-          <w:kern w:val="0"/>
-          <w:sz w:val="22"/>
-          <w:szCs w:val="22"/>
-          <w:lang w:val="en-GB"/>
-        </w:rPr>
-        <w:t>GeoJSON</w:t>
-      </w:r>
-      <w:proofErr w:type="spellEnd"/>
-      <w:r>
-        <w:rPr>
-          <w:rFonts w:ascii="Menlo" w:hAnsi="Menlo" w:cs="Menlo"/>
-          <w:color w:val="000000"/>
-          <w:kern w:val="0"/>
-          <w:sz w:val="22"/>
-          <w:szCs w:val="22"/>
-          <w:lang w:val="en-GB"/>
-        </w:rPr>
-        <w:t>/Shapefile) I can upload to Earth Engine? Or should I recreate the grid in EE using</w:t>
+        <w:t>file (GeoJSON/Shapefile) I can upload to Earth Engine? Or should I recreate the grid in EE using</w:t>
       </w:r>
       <w:r>
         <w:rPr>
@@ -935,151 +875,604 @@
           <w:szCs w:val="22"/>
           <w:lang w:val="en-GB"/>
         </w:rPr>
-        <w:t xml:space="preserve">: What's the </w:t>
-      </w:r>
-      <w:proofErr w:type="spellStart"/>
-      <w:r>
-        <w:rPr>
-          <w:rFonts w:ascii="Menlo" w:hAnsi="Menlo" w:cs="Menlo"/>
-          <w:color w:val="000000"/>
+        <w:t xml:space="preserve">: What's the cell_id scheme in your panel? (e.g., </w:t>
+      </w:r>
+      <w:r>
+        <w:rPr>
+          <w:rFonts w:ascii="Menlo" w:hAnsi="Menlo" w:cs="Menlo"/>
+          <w:color w:val="454DF5"/>
+          <w:sz w:val="22"/>
+          <w:szCs w:val="22"/>
+          <w:lang w:val="en-GB"/>
+        </w:rPr>
+        <w:t>cell_12345</w:t>
+      </w:r>
+      <w:r>
+        <w:rPr>
+          <w:rFonts w:ascii="Menlo" w:hAnsi="Menlo" w:cs="Menlo"/>
+          <w:color w:val="000000"/>
+          <w:sz w:val="22"/>
+          <w:szCs w:val="22"/>
+          <w:lang w:val="en-GB"/>
+        </w:rPr>
+        <w:t xml:space="preserve"> or lat/lon based?)</w:t>
+      </w:r>
+    </w:p>
+    <w:p>
+      <w:pPr>
+        <w:tabs>
+          <w:tab w:val="left" w:pos="560"/>
+          <w:tab w:val="left" w:pos="1120"/>
+          <w:tab w:val="left" w:pos="1680"/>
+          <w:tab w:val="left" w:pos="2240"/>
+          <w:tab w:val="left" w:pos="2800"/>
+          <w:tab w:val="left" w:pos="3360"/>
+          <w:tab w:val="left" w:pos="3920"/>
+          <w:tab w:val="left" w:pos="4480"/>
+          <w:tab w:val="left" w:pos="5040"/>
+          <w:tab w:val="left" w:pos="5600"/>
+          <w:tab w:val="left" w:pos="6160"/>
+          <w:tab w:val="left" w:pos="6720"/>
+        </w:tabs>
+        <w:autoSpaceDE w:val="0"/>
+        <w:autoSpaceDN w:val="0"/>
+        <w:adjustRightInd w:val="0"/>
+        <w:rPr>
+          <w:rFonts w:ascii="Menlo" w:hAnsi="Menlo" w:cs="Menlo"/>
+          <w:color w:val="000000"/>
+          <w:sz w:val="22"/>
+          <w:szCs w:val="22"/>
+          <w:lang w:val="en-GB"/>
+        </w:rPr>
+      </w:pPr>
+    </w:p>
+    <w:p>
+      <w:pPr>
+        <w:tabs>
+          <w:tab w:val="left" w:pos="560"/>
+          <w:tab w:val="left" w:pos="1120"/>
+          <w:tab w:val="left" w:pos="1680"/>
+          <w:tab w:val="left" w:pos="2240"/>
+          <w:tab w:val="left" w:pos="2800"/>
+          <w:tab w:val="left" w:pos="3360"/>
+          <w:tab w:val="left" w:pos="3920"/>
+          <w:tab w:val="left" w:pos="4480"/>
+          <w:tab w:val="left" w:pos="5040"/>
+          <w:tab w:val="left" w:pos="5600"/>
+          <w:tab w:val="left" w:pos="6160"/>
+          <w:tab w:val="left" w:pos="6720"/>
+        </w:tabs>
+        <w:autoSpaceDE w:val="0"/>
+        <w:autoSpaceDN w:val="0"/>
+        <w:adjustRightInd w:val="0"/>
+        <w:rPr>
+          <w:rFonts w:ascii="Menlo" w:hAnsi="Menlo" w:cs="Menlo"/>
+          <w:color w:val="000000"/>
+          <w:sz w:val="22"/>
+          <w:szCs w:val="22"/>
+          <w:lang w:val="en-GB"/>
+        </w:rPr>
+      </w:pPr>
+      <w:r>
+        <w:rPr>
+          <w:rFonts w:ascii="Menlo" w:hAnsi="Menlo" w:cs="Menlo"/>
+          <w:color w:val="1396A3"/>
           <w:sz w:val="22"/>
           <w:szCs w:val="22"/>
           <w:lang w:val="en-GB"/>
         </w:rPr>
         <w:t>cell_id</w:t>
       </w:r>
-      <w:proofErr w:type="spellEnd"/>
-      <w:r>
-        <w:rPr>
-          <w:rFonts w:ascii="Menlo" w:hAnsi="Menlo" w:cs="Menlo"/>
-          <w:color w:val="000000"/>
-          <w:sz w:val="22"/>
-          <w:szCs w:val="22"/>
-          <w:lang w:val="en-GB"/>
-        </w:rPr>
-        <w:t xml:space="preserve"> scheme in your panel? (e.g., </w:t>
-      </w:r>
-      <w:r>
-        <w:rPr>
-          <w:rFonts w:ascii="Menlo" w:hAnsi="Menlo" w:cs="Menlo"/>
-          <w:color w:val="454DF5"/>
-          <w:sz w:val="22"/>
-          <w:szCs w:val="22"/>
-          <w:lang w:val="en-GB"/>
-        </w:rPr>
-        <w:t>cell_12345</w:t>
-      </w:r>
-      <w:r>
-        <w:rPr>
-          <w:rFonts w:ascii="Menlo" w:hAnsi="Menlo" w:cs="Menlo"/>
-          <w:color w:val="000000"/>
-          <w:sz w:val="22"/>
-          <w:szCs w:val="22"/>
-          <w:lang w:val="en-GB"/>
-        </w:rPr>
-        <w:t xml:space="preserve"> or </w:t>
-      </w:r>
-      <w:proofErr w:type="spellStart"/>
-      <w:r>
-        <w:rPr>
-          <w:rFonts w:ascii="Menlo" w:hAnsi="Menlo" w:cs="Menlo"/>
-          <w:color w:val="000000"/>
-          <w:sz w:val="22"/>
-          <w:szCs w:val="22"/>
-          <w:lang w:val="en-GB"/>
-        </w:rPr>
-        <w:t>lat</w:t>
-      </w:r>
-      <w:proofErr w:type="spellEnd"/>
-      <w:r>
-        <w:rPr>
-          <w:rFonts w:ascii="Menlo" w:hAnsi="Menlo" w:cs="Menlo"/>
-          <w:color w:val="000000"/>
-          <w:sz w:val="22"/>
-          <w:szCs w:val="22"/>
-          <w:lang w:val="en-GB"/>
-        </w:rPr>
-        <w:t>/</w:t>
-      </w:r>
-      <w:proofErr w:type="spellStart"/>
-      <w:r>
-        <w:rPr>
-          <w:rFonts w:ascii="Menlo" w:hAnsi="Menlo" w:cs="Menlo"/>
-          <w:color w:val="000000"/>
-          <w:sz w:val="22"/>
-          <w:szCs w:val="22"/>
-          <w:lang w:val="en-GB"/>
-        </w:rPr>
-        <w:t>lon</w:t>
-      </w:r>
-      <w:proofErr w:type="spellEnd"/>
-      <w:r>
-        <w:rPr>
-          <w:rFonts w:ascii="Menlo" w:hAnsi="Menlo" w:cs="Menlo"/>
-          <w:color w:val="000000"/>
-          <w:sz w:val="22"/>
-          <w:szCs w:val="22"/>
-          <w:lang w:val="en-GB"/>
-        </w:rPr>
-        <w:t xml:space="preserve"> based?)</w:t>
-      </w:r>
-    </w:p>
-    <w:p>
-      <w:pPr>
-        <w:tabs>
-          <w:tab w:val="left" w:pos="560"/>
-          <w:tab w:val="left" w:pos="1120"/>
-          <w:tab w:val="left" w:pos="1680"/>
-          <w:tab w:val="left" w:pos="2240"/>
-          <w:tab w:val="left" w:pos="2800"/>
-          <w:tab w:val="left" w:pos="3360"/>
-          <w:tab w:val="left" w:pos="3920"/>
-          <w:tab w:val="left" w:pos="4480"/>
-          <w:tab w:val="left" w:pos="5040"/>
-          <w:tab w:val="left" w:pos="5600"/>
-          <w:tab w:val="left" w:pos="6160"/>
-          <w:tab w:val="left" w:pos="6720"/>
-        </w:tabs>
-        <w:autoSpaceDE w:val="0"/>
-        <w:autoSpaceDN w:val="0"/>
-        <w:adjustRightInd w:val="0"/>
-        <w:rPr>
-          <w:rFonts w:ascii="Menlo" w:hAnsi="Menlo" w:cs="Menlo"/>
-          <w:color w:val="000000"/>
-          <w:sz w:val="22"/>
-          <w:szCs w:val="22"/>
-          <w:lang w:val="en-GB"/>
-        </w:rPr>
-      </w:pPr>
-    </w:p>
-    <w:p>
-      <w:pPr>
-        <w:tabs>
-          <w:tab w:val="left" w:pos="560"/>
-          <w:tab w:val="left" w:pos="1120"/>
-          <w:tab w:val="left" w:pos="1680"/>
-          <w:tab w:val="left" w:pos="2240"/>
-          <w:tab w:val="left" w:pos="2800"/>
-          <w:tab w:val="left" w:pos="3360"/>
-          <w:tab w:val="left" w:pos="3920"/>
-          <w:tab w:val="left" w:pos="4480"/>
-          <w:tab w:val="left" w:pos="5040"/>
-          <w:tab w:val="left" w:pos="5600"/>
-          <w:tab w:val="left" w:pos="6160"/>
-          <w:tab w:val="left" w:pos="6720"/>
-        </w:tabs>
-        <w:autoSpaceDE w:val="0"/>
-        <w:autoSpaceDN w:val="0"/>
-        <w:adjustRightInd w:val="0"/>
-        <w:rPr>
-          <w:rFonts w:ascii="Menlo" w:hAnsi="Menlo" w:cs="Menlo"/>
-          <w:color w:val="000000"/>
-          <w:sz w:val="22"/>
-          <w:szCs w:val="22"/>
-          <w:lang w:val="en-GB"/>
-        </w:rPr>
-      </w:pPr>
-      <w:proofErr w:type="spellStart"/>
+      <w:r>
+        <w:rPr>
+          <w:rFonts w:ascii="Menlo" w:hAnsi="Menlo" w:cs="Menlo"/>
+          <w:color w:val="000000"/>
+          <w:sz w:val="22"/>
+          <w:szCs w:val="22"/>
+          <w:lang w:val="en-GB"/>
+        </w:rPr>
+        <w:t xml:space="preserve"> is based on equal-area grid indices, not lat/lon.</w:t>
+      </w:r>
+    </w:p>
+    <w:p>
+      <w:pPr>
+        <w:tabs>
+          <w:tab w:val="left" w:pos="560"/>
+          <w:tab w:val="left" w:pos="1120"/>
+          <w:tab w:val="left" w:pos="1680"/>
+          <w:tab w:val="left" w:pos="2240"/>
+          <w:tab w:val="left" w:pos="2800"/>
+          <w:tab w:val="left" w:pos="3360"/>
+          <w:tab w:val="left" w:pos="3920"/>
+          <w:tab w:val="left" w:pos="4480"/>
+          <w:tab w:val="left" w:pos="5040"/>
+          <w:tab w:val="left" w:pos="5600"/>
+          <w:tab w:val="left" w:pos="6160"/>
+          <w:tab w:val="left" w:pos="6720"/>
+        </w:tabs>
+        <w:autoSpaceDE w:val="0"/>
+        <w:autoSpaceDN w:val="0"/>
+        <w:adjustRightInd w:val="0"/>
+        <w:rPr>
+          <w:rFonts w:ascii="Menlo" w:hAnsi="Menlo" w:cs="Menlo"/>
+          <w:color w:val="000000"/>
+          <w:sz w:val="22"/>
+          <w:szCs w:val="22"/>
+          <w:lang w:val="en-GB"/>
+        </w:rPr>
+      </w:pPr>
+    </w:p>
+    <w:p>
+      <w:pPr>
+        <w:tabs>
+          <w:tab w:val="left" w:pos="560"/>
+          <w:tab w:val="left" w:pos="1120"/>
+          <w:tab w:val="left" w:pos="1680"/>
+          <w:tab w:val="left" w:pos="2240"/>
+          <w:tab w:val="left" w:pos="2800"/>
+          <w:tab w:val="left" w:pos="3360"/>
+          <w:tab w:val="left" w:pos="3920"/>
+          <w:tab w:val="left" w:pos="4480"/>
+          <w:tab w:val="left" w:pos="5040"/>
+          <w:tab w:val="left" w:pos="5600"/>
+          <w:tab w:val="left" w:pos="6160"/>
+          <w:tab w:val="left" w:pos="6720"/>
+        </w:tabs>
+        <w:autoSpaceDE w:val="0"/>
+        <w:autoSpaceDN w:val="0"/>
+        <w:adjustRightInd w:val="0"/>
+        <w:rPr>
+          <w:rFonts w:ascii="Menlo" w:hAnsi="Menlo" w:cs="Menlo"/>
+          <w:color w:val="000000"/>
+          <w:sz w:val="22"/>
+          <w:szCs w:val="22"/>
+          <w:lang w:val="en-GB"/>
+        </w:rPr>
+      </w:pPr>
+      <w:r>
+        <w:rPr>
+          <w:rFonts w:ascii="Menlo" w:hAnsi="Menlo" w:cs="Menlo"/>
+          <w:color w:val="000000"/>
+          <w:sz w:val="22"/>
+          <w:szCs w:val="22"/>
+          <w:lang w:val="en-GB"/>
+        </w:rPr>
+        <w:t xml:space="preserve">  Format:</w:t>
+      </w:r>
+    </w:p>
+    <w:p>
+      <w:pPr>
+        <w:tabs>
+          <w:tab w:val="left" w:pos="560"/>
+          <w:tab w:val="left" w:pos="1120"/>
+          <w:tab w:val="left" w:pos="1680"/>
+          <w:tab w:val="left" w:pos="2240"/>
+          <w:tab w:val="left" w:pos="2800"/>
+          <w:tab w:val="left" w:pos="3360"/>
+          <w:tab w:val="left" w:pos="3920"/>
+          <w:tab w:val="left" w:pos="4480"/>
+          <w:tab w:val="left" w:pos="5040"/>
+          <w:tab w:val="left" w:pos="5600"/>
+          <w:tab w:val="left" w:pos="6160"/>
+          <w:tab w:val="left" w:pos="6720"/>
+        </w:tabs>
+        <w:autoSpaceDE w:val="0"/>
+        <w:autoSpaceDN w:val="0"/>
+        <w:adjustRightInd w:val="0"/>
+        <w:rPr>
+          <w:rFonts w:ascii="Menlo" w:hAnsi="Menlo" w:cs="Menlo"/>
+          <w:color w:val="000000"/>
+          <w:sz w:val="22"/>
+          <w:szCs w:val="22"/>
+          <w:lang w:val="en-GB"/>
+        </w:rPr>
+      </w:pPr>
+    </w:p>
+    <w:p>
+      <w:pPr>
+        <w:tabs>
+          <w:tab w:val="left" w:pos="560"/>
+          <w:tab w:val="left" w:pos="1120"/>
+          <w:tab w:val="left" w:pos="1680"/>
+          <w:tab w:val="left" w:pos="2240"/>
+          <w:tab w:val="left" w:pos="2800"/>
+          <w:tab w:val="left" w:pos="3360"/>
+          <w:tab w:val="left" w:pos="3920"/>
+          <w:tab w:val="left" w:pos="4480"/>
+          <w:tab w:val="left" w:pos="5040"/>
+          <w:tab w:val="left" w:pos="5600"/>
+          <w:tab w:val="left" w:pos="6160"/>
+          <w:tab w:val="left" w:pos="6720"/>
+        </w:tabs>
+        <w:autoSpaceDE w:val="0"/>
+        <w:autoSpaceDN w:val="0"/>
+        <w:adjustRightInd w:val="0"/>
+        <w:rPr>
+          <w:rFonts w:ascii="Menlo" w:hAnsi="Menlo" w:cs="Menlo"/>
+          <w:color w:val="000000"/>
+          <w:sz w:val="22"/>
+          <w:szCs w:val="22"/>
+          <w:lang w:val="en-GB"/>
+        </w:rPr>
+      </w:pPr>
+      <w:r>
+        <w:rPr>
+          <w:rFonts w:ascii="Menlo" w:hAnsi="Menlo" w:cs="Menlo"/>
+          <w:color w:val="000000"/>
+          <w:sz w:val="22"/>
+          <w:szCs w:val="22"/>
+          <w:lang w:val="en-GB"/>
+        </w:rPr>
+        <w:t xml:space="preserve">  cell_x_cell_y</w:t>
+      </w:r>
+    </w:p>
+    <w:p>
+      <w:pPr>
+        <w:tabs>
+          <w:tab w:val="left" w:pos="560"/>
+          <w:tab w:val="left" w:pos="1120"/>
+          <w:tab w:val="left" w:pos="1680"/>
+          <w:tab w:val="left" w:pos="2240"/>
+          <w:tab w:val="left" w:pos="2800"/>
+          <w:tab w:val="left" w:pos="3360"/>
+          <w:tab w:val="left" w:pos="3920"/>
+          <w:tab w:val="left" w:pos="4480"/>
+          <w:tab w:val="left" w:pos="5040"/>
+          <w:tab w:val="left" w:pos="5600"/>
+          <w:tab w:val="left" w:pos="6160"/>
+          <w:tab w:val="left" w:pos="6720"/>
+        </w:tabs>
+        <w:autoSpaceDE w:val="0"/>
+        <w:autoSpaceDN w:val="0"/>
+        <w:adjustRightInd w:val="0"/>
+        <w:rPr>
+          <w:rFonts w:ascii="Menlo" w:hAnsi="Menlo" w:cs="Menlo"/>
+          <w:color w:val="000000"/>
+          <w:sz w:val="22"/>
+          <w:szCs w:val="22"/>
+          <w:lang w:val="en-GB"/>
+        </w:rPr>
+      </w:pPr>
+    </w:p>
+    <w:p>
+      <w:pPr>
+        <w:tabs>
+          <w:tab w:val="left" w:pos="560"/>
+          <w:tab w:val="left" w:pos="1120"/>
+          <w:tab w:val="left" w:pos="1680"/>
+          <w:tab w:val="left" w:pos="2240"/>
+          <w:tab w:val="left" w:pos="2800"/>
+          <w:tab w:val="left" w:pos="3360"/>
+          <w:tab w:val="left" w:pos="3920"/>
+          <w:tab w:val="left" w:pos="4480"/>
+          <w:tab w:val="left" w:pos="5040"/>
+          <w:tab w:val="left" w:pos="5600"/>
+          <w:tab w:val="left" w:pos="6160"/>
+          <w:tab w:val="left" w:pos="6720"/>
+        </w:tabs>
+        <w:autoSpaceDE w:val="0"/>
+        <w:autoSpaceDN w:val="0"/>
+        <w:adjustRightInd w:val="0"/>
+        <w:rPr>
+          <w:rFonts w:ascii="Menlo" w:hAnsi="Menlo" w:cs="Menlo"/>
+          <w:color w:val="000000"/>
+          <w:sz w:val="22"/>
+          <w:szCs w:val="22"/>
+          <w:lang w:val="en-GB"/>
+        </w:rPr>
+      </w:pPr>
+      <w:r>
+        <w:rPr>
+          <w:rFonts w:ascii="Menlo" w:hAnsi="Menlo" w:cs="Menlo"/>
+          <w:color w:val="000000"/>
+          <w:sz w:val="22"/>
+          <w:szCs w:val="22"/>
+          <w:lang w:val="en-GB"/>
+        </w:rPr>
+        <w:t xml:space="preserve">  Example:</w:t>
+      </w:r>
+    </w:p>
+    <w:p>
+      <w:pPr>
+        <w:tabs>
+          <w:tab w:val="left" w:pos="560"/>
+          <w:tab w:val="left" w:pos="1120"/>
+          <w:tab w:val="left" w:pos="1680"/>
+          <w:tab w:val="left" w:pos="2240"/>
+          <w:tab w:val="left" w:pos="2800"/>
+          <w:tab w:val="left" w:pos="3360"/>
+          <w:tab w:val="left" w:pos="3920"/>
+          <w:tab w:val="left" w:pos="4480"/>
+          <w:tab w:val="left" w:pos="5040"/>
+          <w:tab w:val="left" w:pos="5600"/>
+          <w:tab w:val="left" w:pos="6160"/>
+          <w:tab w:val="left" w:pos="6720"/>
+        </w:tabs>
+        <w:autoSpaceDE w:val="0"/>
+        <w:autoSpaceDN w:val="0"/>
+        <w:adjustRightInd w:val="0"/>
+        <w:rPr>
+          <w:rFonts w:ascii="Menlo" w:hAnsi="Menlo" w:cs="Menlo"/>
+          <w:color w:val="000000"/>
+          <w:sz w:val="22"/>
+          <w:szCs w:val="22"/>
+          <w:lang w:val="en-GB"/>
+        </w:rPr>
+      </w:pPr>
+    </w:p>
+    <w:p>
+      <w:pPr>
+        <w:tabs>
+          <w:tab w:val="left" w:pos="560"/>
+          <w:tab w:val="left" w:pos="1120"/>
+          <w:tab w:val="left" w:pos="1680"/>
+          <w:tab w:val="left" w:pos="2240"/>
+          <w:tab w:val="left" w:pos="2800"/>
+          <w:tab w:val="left" w:pos="3360"/>
+          <w:tab w:val="left" w:pos="3920"/>
+          <w:tab w:val="left" w:pos="4480"/>
+          <w:tab w:val="left" w:pos="5040"/>
+          <w:tab w:val="left" w:pos="5600"/>
+          <w:tab w:val="left" w:pos="6160"/>
+          <w:tab w:val="left" w:pos="6720"/>
+        </w:tabs>
+        <w:autoSpaceDE w:val="0"/>
+        <w:autoSpaceDN w:val="0"/>
+        <w:adjustRightInd w:val="0"/>
+        <w:rPr>
+          <w:rFonts w:ascii="Menlo" w:hAnsi="Menlo" w:cs="Menlo"/>
+          <w:color w:val="000000"/>
+          <w:sz w:val="22"/>
+          <w:szCs w:val="22"/>
+          <w:lang w:val="en-GB"/>
+        </w:rPr>
+      </w:pPr>
+      <w:r>
+        <w:rPr>
+          <w:rFonts w:ascii="Menlo" w:hAnsi="Menlo" w:cs="Menlo"/>
+          <w:color w:val="000000"/>
+          <w:sz w:val="22"/>
+          <w:szCs w:val="22"/>
+          <w:lang w:val="en-GB"/>
+        </w:rPr>
+        <w:t xml:space="preserve">  -174_67</w:t>
+      </w:r>
+    </w:p>
+    <w:p>
+      <w:pPr>
+        <w:tabs>
+          <w:tab w:val="left" w:pos="560"/>
+          <w:tab w:val="left" w:pos="1120"/>
+          <w:tab w:val="left" w:pos="1680"/>
+          <w:tab w:val="left" w:pos="2240"/>
+          <w:tab w:val="left" w:pos="2800"/>
+          <w:tab w:val="left" w:pos="3360"/>
+          <w:tab w:val="left" w:pos="3920"/>
+          <w:tab w:val="left" w:pos="4480"/>
+          <w:tab w:val="left" w:pos="5040"/>
+          <w:tab w:val="left" w:pos="5600"/>
+          <w:tab w:val="left" w:pos="6160"/>
+          <w:tab w:val="left" w:pos="6720"/>
+        </w:tabs>
+        <w:autoSpaceDE w:val="0"/>
+        <w:autoSpaceDN w:val="0"/>
+        <w:adjustRightInd w:val="0"/>
+        <w:rPr>
+          <w:rFonts w:ascii="Menlo" w:hAnsi="Menlo" w:cs="Menlo"/>
+          <w:color w:val="000000"/>
+          <w:sz w:val="22"/>
+          <w:szCs w:val="22"/>
+          <w:lang w:val="en-GB"/>
+        </w:rPr>
+      </w:pPr>
+    </w:p>
+    <w:p>
+      <w:pPr>
+        <w:tabs>
+          <w:tab w:val="left" w:pos="560"/>
+          <w:tab w:val="left" w:pos="1120"/>
+          <w:tab w:val="left" w:pos="1680"/>
+          <w:tab w:val="left" w:pos="2240"/>
+          <w:tab w:val="left" w:pos="2800"/>
+          <w:tab w:val="left" w:pos="3360"/>
+          <w:tab w:val="left" w:pos="3920"/>
+          <w:tab w:val="left" w:pos="4480"/>
+          <w:tab w:val="left" w:pos="5040"/>
+          <w:tab w:val="left" w:pos="5600"/>
+          <w:tab w:val="left" w:pos="6160"/>
+          <w:tab w:val="left" w:pos="6720"/>
+        </w:tabs>
+        <w:autoSpaceDE w:val="0"/>
+        <w:autoSpaceDN w:val="0"/>
+        <w:adjustRightInd w:val="0"/>
+        <w:rPr>
+          <w:rFonts w:ascii="Menlo" w:hAnsi="Menlo" w:cs="Menlo"/>
+          <w:color w:val="000000"/>
+          <w:sz w:val="22"/>
+          <w:szCs w:val="22"/>
+          <w:lang w:val="en-GB"/>
+        </w:rPr>
+      </w:pPr>
+      <w:r>
+        <w:rPr>
+          <w:rFonts w:ascii="Menlo" w:hAnsi="Menlo" w:cs="Menlo"/>
+          <w:color w:val="000000"/>
+          <w:sz w:val="22"/>
+          <w:szCs w:val="22"/>
+          <w:lang w:val="en-GB"/>
+        </w:rPr>
+        <w:t xml:space="preserve">  Projection and cell size:</w:t>
+      </w:r>
+    </w:p>
+    <w:p>
+      <w:pPr>
+        <w:tabs>
+          <w:tab w:val="left" w:pos="560"/>
+          <w:tab w:val="left" w:pos="1120"/>
+          <w:tab w:val="left" w:pos="1680"/>
+          <w:tab w:val="left" w:pos="2240"/>
+          <w:tab w:val="left" w:pos="2800"/>
+          <w:tab w:val="left" w:pos="3360"/>
+          <w:tab w:val="left" w:pos="3920"/>
+          <w:tab w:val="left" w:pos="4480"/>
+          <w:tab w:val="left" w:pos="5040"/>
+          <w:tab w:val="left" w:pos="5600"/>
+          <w:tab w:val="left" w:pos="6160"/>
+          <w:tab w:val="left" w:pos="6720"/>
+        </w:tabs>
+        <w:autoSpaceDE w:val="0"/>
+        <w:autoSpaceDN w:val="0"/>
+        <w:adjustRightInd w:val="0"/>
+        <w:rPr>
+          <w:rFonts w:ascii="Menlo" w:hAnsi="Menlo" w:cs="Menlo"/>
+          <w:color w:val="000000"/>
+          <w:sz w:val="22"/>
+          <w:szCs w:val="22"/>
+          <w:lang w:val="en-GB"/>
+        </w:rPr>
+      </w:pPr>
+    </w:p>
+    <w:p>
+      <w:pPr>
+        <w:tabs>
+          <w:tab w:val="left" w:pos="560"/>
+          <w:tab w:val="left" w:pos="1120"/>
+          <w:tab w:val="left" w:pos="1680"/>
+          <w:tab w:val="left" w:pos="2240"/>
+          <w:tab w:val="left" w:pos="2800"/>
+          <w:tab w:val="left" w:pos="3360"/>
+          <w:tab w:val="left" w:pos="3920"/>
+          <w:tab w:val="left" w:pos="4480"/>
+          <w:tab w:val="left" w:pos="5040"/>
+          <w:tab w:val="left" w:pos="5600"/>
+          <w:tab w:val="left" w:pos="6160"/>
+          <w:tab w:val="left" w:pos="6720"/>
+        </w:tabs>
+        <w:autoSpaceDE w:val="0"/>
+        <w:autoSpaceDN w:val="0"/>
+        <w:adjustRightInd w:val="0"/>
+        <w:rPr>
+          <w:rFonts w:ascii="Menlo" w:hAnsi="Menlo" w:cs="Menlo"/>
+          <w:color w:val="000000"/>
+          <w:sz w:val="22"/>
+          <w:szCs w:val="22"/>
+          <w:lang w:val="en-GB"/>
+        </w:rPr>
+      </w:pPr>
+      <w:r>
+        <w:rPr>
+          <w:rFonts w:ascii="Menlo" w:hAnsi="Menlo" w:cs="Menlo"/>
+          <w:color w:val="000000"/>
+          <w:sz w:val="22"/>
+          <w:szCs w:val="22"/>
+          <w:lang w:val="en-GB"/>
+        </w:rPr>
+        <w:t xml:space="preserve">  EPSG:6933</w:t>
+      </w:r>
+    </w:p>
+    <w:p>
+      <w:pPr>
+        <w:tabs>
+          <w:tab w:val="left" w:pos="560"/>
+          <w:tab w:val="left" w:pos="1120"/>
+          <w:tab w:val="left" w:pos="1680"/>
+          <w:tab w:val="left" w:pos="2240"/>
+          <w:tab w:val="left" w:pos="2800"/>
+          <w:tab w:val="left" w:pos="3360"/>
+          <w:tab w:val="left" w:pos="3920"/>
+          <w:tab w:val="left" w:pos="4480"/>
+          <w:tab w:val="left" w:pos="5040"/>
+          <w:tab w:val="left" w:pos="5600"/>
+          <w:tab w:val="left" w:pos="6160"/>
+          <w:tab w:val="left" w:pos="6720"/>
+        </w:tabs>
+        <w:autoSpaceDE w:val="0"/>
+        <w:autoSpaceDN w:val="0"/>
+        <w:adjustRightInd w:val="0"/>
+        <w:rPr>
+          <w:rFonts w:ascii="Menlo" w:hAnsi="Menlo" w:cs="Menlo"/>
+          <w:color w:val="000000"/>
+          <w:sz w:val="22"/>
+          <w:szCs w:val="22"/>
+          <w:lang w:val="en-GB"/>
+        </w:rPr>
+      </w:pPr>
+      <w:r>
+        <w:rPr>
+          <w:rFonts w:ascii="Menlo" w:hAnsi="Menlo" w:cs="Menlo"/>
+          <w:color w:val="000000"/>
+          <w:sz w:val="22"/>
+          <w:szCs w:val="22"/>
+          <w:lang w:val="en-GB"/>
+        </w:rPr>
+        <w:t xml:space="preserve">  cell size = 100,000 meters x 100,000 meters</w:t>
+      </w:r>
+    </w:p>
+    <w:p>
+      <w:pPr>
+        <w:tabs>
+          <w:tab w:val="left" w:pos="560"/>
+          <w:tab w:val="left" w:pos="1120"/>
+          <w:tab w:val="left" w:pos="1680"/>
+          <w:tab w:val="left" w:pos="2240"/>
+          <w:tab w:val="left" w:pos="2800"/>
+          <w:tab w:val="left" w:pos="3360"/>
+          <w:tab w:val="left" w:pos="3920"/>
+          <w:tab w:val="left" w:pos="4480"/>
+          <w:tab w:val="left" w:pos="5040"/>
+          <w:tab w:val="left" w:pos="5600"/>
+          <w:tab w:val="left" w:pos="6160"/>
+          <w:tab w:val="left" w:pos="6720"/>
+        </w:tabs>
+        <w:autoSpaceDE w:val="0"/>
+        <w:autoSpaceDN w:val="0"/>
+        <w:adjustRightInd w:val="0"/>
+        <w:rPr>
+          <w:rFonts w:ascii="Menlo" w:hAnsi="Menlo" w:cs="Menlo"/>
+          <w:color w:val="000000"/>
+          <w:sz w:val="22"/>
+          <w:szCs w:val="22"/>
+          <w:lang w:val="en-GB"/>
+        </w:rPr>
+      </w:pPr>
+    </w:p>
+    <w:p>
+      <w:pPr>
+        <w:tabs>
+          <w:tab w:val="left" w:pos="560"/>
+          <w:tab w:val="left" w:pos="1120"/>
+          <w:tab w:val="left" w:pos="1680"/>
+          <w:tab w:val="left" w:pos="2240"/>
+          <w:tab w:val="left" w:pos="2800"/>
+          <w:tab w:val="left" w:pos="3360"/>
+          <w:tab w:val="left" w:pos="3920"/>
+          <w:tab w:val="left" w:pos="4480"/>
+          <w:tab w:val="left" w:pos="5040"/>
+          <w:tab w:val="left" w:pos="5600"/>
+          <w:tab w:val="left" w:pos="6160"/>
+          <w:tab w:val="left" w:pos="6720"/>
+        </w:tabs>
+        <w:autoSpaceDE w:val="0"/>
+        <w:autoSpaceDN w:val="0"/>
+        <w:adjustRightInd w:val="0"/>
+        <w:rPr>
+          <w:rFonts w:ascii="Menlo" w:hAnsi="Menlo" w:cs="Menlo"/>
+          <w:color w:val="000000"/>
+          <w:sz w:val="22"/>
+          <w:szCs w:val="22"/>
+          <w:lang w:val="en-GB"/>
+        </w:rPr>
+      </w:pPr>
+      <w:r>
+        <w:rPr>
+          <w:rFonts w:ascii="Menlo" w:hAnsi="Menlo" w:cs="Menlo"/>
+          <w:color w:val="000000"/>
+          <w:sz w:val="22"/>
+          <w:szCs w:val="22"/>
+          <w:lang w:val="en-GB"/>
+        </w:rPr>
+        <w:t xml:space="preserve">  For a given </w:t>
+      </w:r>
       <w:r>
         <w:rPr>
           <w:rFonts w:ascii="Menlo" w:hAnsi="Menlo" w:cs="Menlo"/>
@@ -1088,576 +1481,284 @@
           <w:szCs w:val="22"/>
           <w:lang w:val="en-GB"/>
         </w:rPr>
+        <w:t>cell_id = cell_x_cell_y</w:t>
+      </w:r>
+      <w:r>
+        <w:rPr>
+          <w:rFonts w:ascii="Menlo" w:hAnsi="Menlo" w:cs="Menlo"/>
+          <w:color w:val="000000"/>
+          <w:sz w:val="22"/>
+          <w:szCs w:val="22"/>
+          <w:lang w:val="en-GB"/>
+        </w:rPr>
+        <w:t>, polygon bounds in EPSG:6933 are:</w:t>
+      </w:r>
+    </w:p>
+    <w:p>
+      <w:pPr>
+        <w:tabs>
+          <w:tab w:val="left" w:pos="560"/>
+          <w:tab w:val="left" w:pos="1120"/>
+          <w:tab w:val="left" w:pos="1680"/>
+          <w:tab w:val="left" w:pos="2240"/>
+          <w:tab w:val="left" w:pos="2800"/>
+          <w:tab w:val="left" w:pos="3360"/>
+          <w:tab w:val="left" w:pos="3920"/>
+          <w:tab w:val="left" w:pos="4480"/>
+          <w:tab w:val="left" w:pos="5040"/>
+          <w:tab w:val="left" w:pos="5600"/>
+          <w:tab w:val="left" w:pos="6160"/>
+          <w:tab w:val="left" w:pos="6720"/>
+        </w:tabs>
+        <w:autoSpaceDE w:val="0"/>
+        <w:autoSpaceDN w:val="0"/>
+        <w:adjustRightInd w:val="0"/>
+        <w:rPr>
+          <w:rFonts w:ascii="Menlo" w:hAnsi="Menlo" w:cs="Menlo"/>
+          <w:color w:val="000000"/>
+          <w:sz w:val="22"/>
+          <w:szCs w:val="22"/>
+          <w:lang w:val="en-GB"/>
+        </w:rPr>
+      </w:pPr>
+    </w:p>
+    <w:p>
+      <w:pPr>
+        <w:tabs>
+          <w:tab w:val="left" w:pos="560"/>
+          <w:tab w:val="left" w:pos="1120"/>
+          <w:tab w:val="left" w:pos="1680"/>
+          <w:tab w:val="left" w:pos="2240"/>
+          <w:tab w:val="left" w:pos="2800"/>
+          <w:tab w:val="left" w:pos="3360"/>
+          <w:tab w:val="left" w:pos="3920"/>
+          <w:tab w:val="left" w:pos="4480"/>
+          <w:tab w:val="left" w:pos="5040"/>
+          <w:tab w:val="left" w:pos="5600"/>
+          <w:tab w:val="left" w:pos="6160"/>
+          <w:tab w:val="left" w:pos="6720"/>
+        </w:tabs>
+        <w:autoSpaceDE w:val="0"/>
+        <w:autoSpaceDN w:val="0"/>
+        <w:adjustRightInd w:val="0"/>
+        <w:rPr>
+          <w:rFonts w:ascii="Menlo" w:hAnsi="Menlo" w:cs="Menlo"/>
+          <w:color w:val="000000"/>
+          <w:sz w:val="22"/>
+          <w:szCs w:val="22"/>
+          <w:lang w:val="en-GB"/>
+        </w:rPr>
+      </w:pPr>
+      <w:r>
+        <w:rPr>
+          <w:rFonts w:ascii="Menlo" w:hAnsi="Menlo" w:cs="Menlo"/>
+          <w:color w:val="000000"/>
+          <w:sz w:val="22"/>
+          <w:szCs w:val="22"/>
+          <w:lang w:val="en-GB"/>
+        </w:rPr>
+        <w:t xml:space="preserve">  xmin = cell_x * 100000</w:t>
+      </w:r>
+    </w:p>
+    <w:p>
+      <w:pPr>
+        <w:tabs>
+          <w:tab w:val="left" w:pos="560"/>
+          <w:tab w:val="left" w:pos="1120"/>
+          <w:tab w:val="left" w:pos="1680"/>
+          <w:tab w:val="left" w:pos="2240"/>
+          <w:tab w:val="left" w:pos="2800"/>
+          <w:tab w:val="left" w:pos="3360"/>
+          <w:tab w:val="left" w:pos="3920"/>
+          <w:tab w:val="left" w:pos="4480"/>
+          <w:tab w:val="left" w:pos="5040"/>
+          <w:tab w:val="left" w:pos="5600"/>
+          <w:tab w:val="left" w:pos="6160"/>
+          <w:tab w:val="left" w:pos="6720"/>
+        </w:tabs>
+        <w:autoSpaceDE w:val="0"/>
+        <w:autoSpaceDN w:val="0"/>
+        <w:adjustRightInd w:val="0"/>
+        <w:rPr>
+          <w:rFonts w:ascii="Menlo" w:hAnsi="Menlo" w:cs="Menlo"/>
+          <w:color w:val="000000"/>
+          <w:sz w:val="22"/>
+          <w:szCs w:val="22"/>
+          <w:lang w:val="en-GB"/>
+        </w:rPr>
+      </w:pPr>
+      <w:r>
+        <w:rPr>
+          <w:rFonts w:ascii="Menlo" w:hAnsi="Menlo" w:cs="Menlo"/>
+          <w:color w:val="000000"/>
+          <w:sz w:val="22"/>
+          <w:szCs w:val="22"/>
+          <w:lang w:val="en-GB"/>
+        </w:rPr>
+        <w:t xml:space="preserve">  xmax = (cell_x + 1) * 100000</w:t>
+      </w:r>
+    </w:p>
+    <w:p>
+      <w:pPr>
+        <w:tabs>
+          <w:tab w:val="left" w:pos="560"/>
+          <w:tab w:val="left" w:pos="1120"/>
+          <w:tab w:val="left" w:pos="1680"/>
+          <w:tab w:val="left" w:pos="2240"/>
+          <w:tab w:val="left" w:pos="2800"/>
+          <w:tab w:val="left" w:pos="3360"/>
+          <w:tab w:val="left" w:pos="3920"/>
+          <w:tab w:val="left" w:pos="4480"/>
+          <w:tab w:val="left" w:pos="5040"/>
+          <w:tab w:val="left" w:pos="5600"/>
+          <w:tab w:val="left" w:pos="6160"/>
+          <w:tab w:val="left" w:pos="6720"/>
+        </w:tabs>
+        <w:autoSpaceDE w:val="0"/>
+        <w:autoSpaceDN w:val="0"/>
+        <w:adjustRightInd w:val="0"/>
+        <w:rPr>
+          <w:rFonts w:ascii="Menlo" w:hAnsi="Menlo" w:cs="Menlo"/>
+          <w:color w:val="000000"/>
+          <w:sz w:val="22"/>
+          <w:szCs w:val="22"/>
+          <w:lang w:val="en-GB"/>
+        </w:rPr>
+      </w:pPr>
+      <w:r>
+        <w:rPr>
+          <w:rFonts w:ascii="Menlo" w:hAnsi="Menlo" w:cs="Menlo"/>
+          <w:color w:val="000000"/>
+          <w:sz w:val="22"/>
+          <w:szCs w:val="22"/>
+          <w:lang w:val="en-GB"/>
+        </w:rPr>
+        <w:t xml:space="preserve">  ymin = cell_y * 100000</w:t>
+      </w:r>
+    </w:p>
+    <w:p>
+      <w:pPr>
+        <w:tabs>
+          <w:tab w:val="left" w:pos="560"/>
+          <w:tab w:val="left" w:pos="1120"/>
+          <w:tab w:val="left" w:pos="1680"/>
+          <w:tab w:val="left" w:pos="2240"/>
+          <w:tab w:val="left" w:pos="2800"/>
+          <w:tab w:val="left" w:pos="3360"/>
+          <w:tab w:val="left" w:pos="3920"/>
+          <w:tab w:val="left" w:pos="4480"/>
+          <w:tab w:val="left" w:pos="5040"/>
+          <w:tab w:val="left" w:pos="5600"/>
+          <w:tab w:val="left" w:pos="6160"/>
+          <w:tab w:val="left" w:pos="6720"/>
+        </w:tabs>
+        <w:autoSpaceDE w:val="0"/>
+        <w:autoSpaceDN w:val="0"/>
+        <w:adjustRightInd w:val="0"/>
+        <w:rPr>
+          <w:rFonts w:ascii="Menlo" w:hAnsi="Menlo" w:cs="Menlo"/>
+          <w:color w:val="000000"/>
+          <w:sz w:val="22"/>
+          <w:szCs w:val="22"/>
+          <w:lang w:val="en-GB"/>
+        </w:rPr>
+      </w:pPr>
+      <w:r>
+        <w:rPr>
+          <w:rFonts w:ascii="Menlo" w:hAnsi="Menlo" w:cs="Menlo"/>
+          <w:color w:val="000000"/>
+          <w:sz w:val="22"/>
+          <w:szCs w:val="22"/>
+          <w:lang w:val="en-GB"/>
+        </w:rPr>
+        <w:t xml:space="preserve">  ymax = (cell_y + 1) * 100000</w:t>
+      </w:r>
+    </w:p>
+    <w:p>
+      <w:pPr>
+        <w:tabs>
+          <w:tab w:val="left" w:pos="560"/>
+          <w:tab w:val="left" w:pos="1120"/>
+          <w:tab w:val="left" w:pos="1680"/>
+          <w:tab w:val="left" w:pos="2240"/>
+          <w:tab w:val="left" w:pos="2800"/>
+          <w:tab w:val="left" w:pos="3360"/>
+          <w:tab w:val="left" w:pos="3920"/>
+          <w:tab w:val="left" w:pos="4480"/>
+          <w:tab w:val="left" w:pos="5040"/>
+          <w:tab w:val="left" w:pos="5600"/>
+          <w:tab w:val="left" w:pos="6160"/>
+          <w:tab w:val="left" w:pos="6720"/>
+        </w:tabs>
+        <w:autoSpaceDE w:val="0"/>
+        <w:autoSpaceDN w:val="0"/>
+        <w:adjustRightInd w:val="0"/>
+        <w:rPr>
+          <w:rFonts w:ascii="Menlo" w:hAnsi="Menlo" w:cs="Menlo"/>
+          <w:color w:val="000000"/>
+          <w:sz w:val="22"/>
+          <w:szCs w:val="22"/>
+          <w:lang w:val="en-GB"/>
+        </w:rPr>
+      </w:pPr>
+    </w:p>
+    <w:p>
+      <w:pPr>
+        <w:tabs>
+          <w:tab w:val="left" w:pos="560"/>
+          <w:tab w:val="left" w:pos="1120"/>
+          <w:tab w:val="left" w:pos="1680"/>
+          <w:tab w:val="left" w:pos="2240"/>
+          <w:tab w:val="left" w:pos="2800"/>
+          <w:tab w:val="left" w:pos="3360"/>
+          <w:tab w:val="left" w:pos="3920"/>
+          <w:tab w:val="left" w:pos="4480"/>
+          <w:tab w:val="left" w:pos="5040"/>
+          <w:tab w:val="left" w:pos="5600"/>
+          <w:tab w:val="left" w:pos="6160"/>
+          <w:tab w:val="left" w:pos="6720"/>
+        </w:tabs>
+        <w:autoSpaceDE w:val="0"/>
+        <w:autoSpaceDN w:val="0"/>
+        <w:adjustRightInd w:val="0"/>
+        <w:rPr>
+          <w:rFonts w:ascii="Menlo" w:hAnsi="Menlo" w:cs="Menlo"/>
+          <w:color w:val="000000"/>
+          <w:sz w:val="22"/>
+          <w:szCs w:val="22"/>
+          <w:lang w:val="en-GB"/>
+        </w:rPr>
+      </w:pPr>
+      <w:r>
+        <w:rPr>
+          <w:rFonts w:ascii="Menlo" w:hAnsi="Menlo" w:cs="Menlo"/>
+          <w:color w:val="000000"/>
+          <w:sz w:val="22"/>
+          <w:szCs w:val="22"/>
+          <w:lang w:val="en-GB"/>
+        </w:rPr>
+        <w:t xml:space="preserve">  The exported GeoJSON preserves this scheme in the </w:t>
+      </w:r>
+      <w:r>
+        <w:rPr>
+          <w:rFonts w:ascii="Menlo" w:hAnsi="Menlo" w:cs="Menlo"/>
+          <w:color w:val="1396A3"/>
+          <w:sz w:val="22"/>
+          <w:szCs w:val="22"/>
+          <w:lang w:val="en-GB"/>
+        </w:rPr>
         <w:t>cell_id</w:t>
       </w:r>
-      <w:proofErr w:type="spellEnd"/>
-      <w:r>
-        <w:rPr>
-          <w:rFonts w:ascii="Menlo" w:hAnsi="Menlo" w:cs="Menlo"/>
-          <w:color w:val="000000"/>
-          <w:sz w:val="22"/>
-          <w:szCs w:val="22"/>
-          <w:lang w:val="en-GB"/>
-        </w:rPr>
-        <w:t xml:space="preserve"> is based on equal-area grid indices, not </w:t>
-      </w:r>
-      <w:proofErr w:type="spellStart"/>
-      <w:r>
-        <w:rPr>
-          <w:rFonts w:ascii="Menlo" w:hAnsi="Menlo" w:cs="Menlo"/>
-          <w:color w:val="000000"/>
-          <w:sz w:val="22"/>
-          <w:szCs w:val="22"/>
-          <w:lang w:val="en-GB"/>
-        </w:rPr>
-        <w:t>lat</w:t>
-      </w:r>
-      <w:proofErr w:type="spellEnd"/>
-      <w:r>
-        <w:rPr>
-          <w:rFonts w:ascii="Menlo" w:hAnsi="Menlo" w:cs="Menlo"/>
-          <w:color w:val="000000"/>
-          <w:sz w:val="22"/>
-          <w:szCs w:val="22"/>
-          <w:lang w:val="en-GB"/>
-        </w:rPr>
-        <w:t>/</w:t>
-      </w:r>
-      <w:proofErr w:type="spellStart"/>
-      <w:r>
-        <w:rPr>
-          <w:rFonts w:ascii="Menlo" w:hAnsi="Menlo" w:cs="Menlo"/>
-          <w:color w:val="000000"/>
-          <w:sz w:val="22"/>
-          <w:szCs w:val="22"/>
-          <w:lang w:val="en-GB"/>
-        </w:rPr>
-        <w:t>lon</w:t>
-      </w:r>
-      <w:proofErr w:type="spellEnd"/>
-      <w:r>
-        <w:rPr>
-          <w:rFonts w:ascii="Menlo" w:hAnsi="Menlo" w:cs="Menlo"/>
-          <w:color w:val="000000"/>
-          <w:sz w:val="22"/>
-          <w:szCs w:val="22"/>
-          <w:lang w:val="en-GB"/>
-        </w:rPr>
-        <w:t>.</w:t>
-      </w:r>
-    </w:p>
-    <w:p>
-      <w:pPr>
-        <w:tabs>
-          <w:tab w:val="left" w:pos="560"/>
-          <w:tab w:val="left" w:pos="1120"/>
-          <w:tab w:val="left" w:pos="1680"/>
-          <w:tab w:val="left" w:pos="2240"/>
-          <w:tab w:val="left" w:pos="2800"/>
-          <w:tab w:val="left" w:pos="3360"/>
-          <w:tab w:val="left" w:pos="3920"/>
-          <w:tab w:val="left" w:pos="4480"/>
-          <w:tab w:val="left" w:pos="5040"/>
-          <w:tab w:val="left" w:pos="5600"/>
-          <w:tab w:val="left" w:pos="6160"/>
-          <w:tab w:val="left" w:pos="6720"/>
-        </w:tabs>
-        <w:autoSpaceDE w:val="0"/>
-        <w:autoSpaceDN w:val="0"/>
-        <w:adjustRightInd w:val="0"/>
-        <w:rPr>
-          <w:rFonts w:ascii="Menlo" w:hAnsi="Menlo" w:cs="Menlo"/>
-          <w:color w:val="000000"/>
-          <w:sz w:val="22"/>
-          <w:szCs w:val="22"/>
-          <w:lang w:val="en-GB"/>
-        </w:rPr>
-      </w:pPr>
-    </w:p>
-    <w:p>
-      <w:pPr>
-        <w:tabs>
-          <w:tab w:val="left" w:pos="560"/>
-          <w:tab w:val="left" w:pos="1120"/>
-          <w:tab w:val="left" w:pos="1680"/>
-          <w:tab w:val="left" w:pos="2240"/>
-          <w:tab w:val="left" w:pos="2800"/>
-          <w:tab w:val="left" w:pos="3360"/>
-          <w:tab w:val="left" w:pos="3920"/>
-          <w:tab w:val="left" w:pos="4480"/>
-          <w:tab w:val="left" w:pos="5040"/>
-          <w:tab w:val="left" w:pos="5600"/>
-          <w:tab w:val="left" w:pos="6160"/>
-          <w:tab w:val="left" w:pos="6720"/>
-        </w:tabs>
-        <w:autoSpaceDE w:val="0"/>
-        <w:autoSpaceDN w:val="0"/>
-        <w:adjustRightInd w:val="0"/>
-        <w:rPr>
-          <w:rFonts w:ascii="Menlo" w:hAnsi="Menlo" w:cs="Menlo"/>
-          <w:color w:val="000000"/>
-          <w:sz w:val="22"/>
-          <w:szCs w:val="22"/>
-          <w:lang w:val="en-GB"/>
-        </w:rPr>
-      </w:pPr>
-      <w:r>
-        <w:rPr>
-          <w:rFonts w:ascii="Menlo" w:hAnsi="Menlo" w:cs="Menlo"/>
-          <w:color w:val="000000"/>
-          <w:sz w:val="22"/>
-          <w:szCs w:val="22"/>
-          <w:lang w:val="en-GB"/>
-        </w:rPr>
-        <w:t xml:space="preserve">  Format:</w:t>
-      </w:r>
-    </w:p>
-    <w:p>
-      <w:pPr>
-        <w:tabs>
-          <w:tab w:val="left" w:pos="560"/>
-          <w:tab w:val="left" w:pos="1120"/>
-          <w:tab w:val="left" w:pos="1680"/>
-          <w:tab w:val="left" w:pos="2240"/>
-          <w:tab w:val="left" w:pos="2800"/>
-          <w:tab w:val="left" w:pos="3360"/>
-          <w:tab w:val="left" w:pos="3920"/>
-          <w:tab w:val="left" w:pos="4480"/>
-          <w:tab w:val="left" w:pos="5040"/>
-          <w:tab w:val="left" w:pos="5600"/>
-          <w:tab w:val="left" w:pos="6160"/>
-          <w:tab w:val="left" w:pos="6720"/>
-        </w:tabs>
-        <w:autoSpaceDE w:val="0"/>
-        <w:autoSpaceDN w:val="0"/>
-        <w:adjustRightInd w:val="0"/>
-        <w:rPr>
-          <w:rFonts w:ascii="Menlo" w:hAnsi="Menlo" w:cs="Menlo"/>
-          <w:color w:val="000000"/>
-          <w:sz w:val="22"/>
-          <w:szCs w:val="22"/>
-          <w:lang w:val="en-GB"/>
-        </w:rPr>
-      </w:pPr>
-    </w:p>
-    <w:p>
-      <w:pPr>
-        <w:tabs>
-          <w:tab w:val="left" w:pos="560"/>
-          <w:tab w:val="left" w:pos="1120"/>
-          <w:tab w:val="left" w:pos="1680"/>
-          <w:tab w:val="left" w:pos="2240"/>
-          <w:tab w:val="left" w:pos="2800"/>
-          <w:tab w:val="left" w:pos="3360"/>
-          <w:tab w:val="left" w:pos="3920"/>
-          <w:tab w:val="left" w:pos="4480"/>
-          <w:tab w:val="left" w:pos="5040"/>
-          <w:tab w:val="left" w:pos="5600"/>
-          <w:tab w:val="left" w:pos="6160"/>
-          <w:tab w:val="left" w:pos="6720"/>
-        </w:tabs>
-        <w:autoSpaceDE w:val="0"/>
-        <w:autoSpaceDN w:val="0"/>
-        <w:adjustRightInd w:val="0"/>
-        <w:rPr>
-          <w:rFonts w:ascii="Menlo" w:hAnsi="Menlo" w:cs="Menlo"/>
-          <w:color w:val="000000"/>
-          <w:sz w:val="22"/>
-          <w:szCs w:val="22"/>
-          <w:lang w:val="en-GB"/>
-        </w:rPr>
-      </w:pPr>
-      <w:r>
-        <w:rPr>
-          <w:rFonts w:ascii="Menlo" w:hAnsi="Menlo" w:cs="Menlo"/>
-          <w:color w:val="000000"/>
-          <w:sz w:val="22"/>
-          <w:szCs w:val="22"/>
-          <w:lang w:val="en-GB"/>
-        </w:rPr>
-        <w:t xml:space="preserve">  </w:t>
-      </w:r>
-      <w:proofErr w:type="spellStart"/>
-      <w:r>
-        <w:rPr>
-          <w:rFonts w:ascii="Menlo" w:hAnsi="Menlo" w:cs="Menlo"/>
-          <w:color w:val="000000"/>
-          <w:sz w:val="22"/>
-          <w:szCs w:val="22"/>
-          <w:lang w:val="en-GB"/>
-        </w:rPr>
-        <w:t>cell_x_cell_y</w:t>
-      </w:r>
-      <w:proofErr w:type="spellEnd"/>
-    </w:p>
-    <w:p>
-      <w:pPr>
-        <w:tabs>
-          <w:tab w:val="left" w:pos="560"/>
-          <w:tab w:val="left" w:pos="1120"/>
-          <w:tab w:val="left" w:pos="1680"/>
-          <w:tab w:val="left" w:pos="2240"/>
-          <w:tab w:val="left" w:pos="2800"/>
-          <w:tab w:val="left" w:pos="3360"/>
-          <w:tab w:val="left" w:pos="3920"/>
-          <w:tab w:val="left" w:pos="4480"/>
-          <w:tab w:val="left" w:pos="5040"/>
-          <w:tab w:val="left" w:pos="5600"/>
-          <w:tab w:val="left" w:pos="6160"/>
-          <w:tab w:val="left" w:pos="6720"/>
-        </w:tabs>
-        <w:autoSpaceDE w:val="0"/>
-        <w:autoSpaceDN w:val="0"/>
-        <w:adjustRightInd w:val="0"/>
-        <w:rPr>
-          <w:rFonts w:ascii="Menlo" w:hAnsi="Menlo" w:cs="Menlo"/>
-          <w:color w:val="000000"/>
-          <w:sz w:val="22"/>
-          <w:szCs w:val="22"/>
-          <w:lang w:val="en-GB"/>
-        </w:rPr>
-      </w:pPr>
-    </w:p>
-    <w:p>
-      <w:pPr>
-        <w:tabs>
-          <w:tab w:val="left" w:pos="560"/>
-          <w:tab w:val="left" w:pos="1120"/>
-          <w:tab w:val="left" w:pos="1680"/>
-          <w:tab w:val="left" w:pos="2240"/>
-          <w:tab w:val="left" w:pos="2800"/>
-          <w:tab w:val="left" w:pos="3360"/>
-          <w:tab w:val="left" w:pos="3920"/>
-          <w:tab w:val="left" w:pos="4480"/>
-          <w:tab w:val="left" w:pos="5040"/>
-          <w:tab w:val="left" w:pos="5600"/>
-          <w:tab w:val="left" w:pos="6160"/>
-          <w:tab w:val="left" w:pos="6720"/>
-        </w:tabs>
-        <w:autoSpaceDE w:val="0"/>
-        <w:autoSpaceDN w:val="0"/>
-        <w:adjustRightInd w:val="0"/>
-        <w:rPr>
-          <w:rFonts w:ascii="Menlo" w:hAnsi="Menlo" w:cs="Menlo"/>
-          <w:color w:val="000000"/>
-          <w:sz w:val="22"/>
-          <w:szCs w:val="22"/>
-          <w:lang w:val="en-GB"/>
-        </w:rPr>
-      </w:pPr>
-      <w:r>
-        <w:rPr>
-          <w:rFonts w:ascii="Menlo" w:hAnsi="Menlo" w:cs="Menlo"/>
-          <w:color w:val="000000"/>
-          <w:sz w:val="22"/>
-          <w:szCs w:val="22"/>
-          <w:lang w:val="en-GB"/>
-        </w:rPr>
-        <w:t xml:space="preserve">  Example:</w:t>
-      </w:r>
-    </w:p>
-    <w:p>
-      <w:pPr>
-        <w:tabs>
-          <w:tab w:val="left" w:pos="560"/>
-          <w:tab w:val="left" w:pos="1120"/>
-          <w:tab w:val="left" w:pos="1680"/>
-          <w:tab w:val="left" w:pos="2240"/>
-          <w:tab w:val="left" w:pos="2800"/>
-          <w:tab w:val="left" w:pos="3360"/>
-          <w:tab w:val="left" w:pos="3920"/>
-          <w:tab w:val="left" w:pos="4480"/>
-          <w:tab w:val="left" w:pos="5040"/>
-          <w:tab w:val="left" w:pos="5600"/>
-          <w:tab w:val="left" w:pos="6160"/>
-          <w:tab w:val="left" w:pos="6720"/>
-        </w:tabs>
-        <w:autoSpaceDE w:val="0"/>
-        <w:autoSpaceDN w:val="0"/>
-        <w:adjustRightInd w:val="0"/>
-        <w:rPr>
-          <w:rFonts w:ascii="Menlo" w:hAnsi="Menlo" w:cs="Menlo"/>
-          <w:color w:val="000000"/>
-          <w:sz w:val="22"/>
-          <w:szCs w:val="22"/>
-          <w:lang w:val="en-GB"/>
-        </w:rPr>
-      </w:pPr>
-    </w:p>
-    <w:p>
-      <w:pPr>
-        <w:tabs>
-          <w:tab w:val="left" w:pos="560"/>
-          <w:tab w:val="left" w:pos="1120"/>
-          <w:tab w:val="left" w:pos="1680"/>
-          <w:tab w:val="left" w:pos="2240"/>
-          <w:tab w:val="left" w:pos="2800"/>
-          <w:tab w:val="left" w:pos="3360"/>
-          <w:tab w:val="left" w:pos="3920"/>
-          <w:tab w:val="left" w:pos="4480"/>
-          <w:tab w:val="left" w:pos="5040"/>
-          <w:tab w:val="left" w:pos="5600"/>
-          <w:tab w:val="left" w:pos="6160"/>
-          <w:tab w:val="left" w:pos="6720"/>
-        </w:tabs>
-        <w:autoSpaceDE w:val="0"/>
-        <w:autoSpaceDN w:val="0"/>
-        <w:adjustRightInd w:val="0"/>
-        <w:rPr>
-          <w:rFonts w:ascii="Menlo" w:hAnsi="Menlo" w:cs="Menlo"/>
-          <w:color w:val="000000"/>
-          <w:sz w:val="22"/>
-          <w:szCs w:val="22"/>
-          <w:lang w:val="en-GB"/>
-        </w:rPr>
-      </w:pPr>
-      <w:r>
-        <w:rPr>
-          <w:rFonts w:ascii="Menlo" w:hAnsi="Menlo" w:cs="Menlo"/>
-          <w:color w:val="000000"/>
-          <w:sz w:val="22"/>
-          <w:szCs w:val="22"/>
-          <w:lang w:val="en-GB"/>
-        </w:rPr>
-        <w:t xml:space="preserve">  -174_67</w:t>
-      </w:r>
-    </w:p>
-    <w:p>
-      <w:pPr>
-        <w:tabs>
-          <w:tab w:val="left" w:pos="560"/>
-          <w:tab w:val="left" w:pos="1120"/>
-          <w:tab w:val="left" w:pos="1680"/>
-          <w:tab w:val="left" w:pos="2240"/>
-          <w:tab w:val="left" w:pos="2800"/>
-          <w:tab w:val="left" w:pos="3360"/>
-          <w:tab w:val="left" w:pos="3920"/>
-          <w:tab w:val="left" w:pos="4480"/>
-          <w:tab w:val="left" w:pos="5040"/>
-          <w:tab w:val="left" w:pos="5600"/>
-          <w:tab w:val="left" w:pos="6160"/>
-          <w:tab w:val="left" w:pos="6720"/>
-        </w:tabs>
-        <w:autoSpaceDE w:val="0"/>
-        <w:autoSpaceDN w:val="0"/>
-        <w:adjustRightInd w:val="0"/>
-        <w:rPr>
-          <w:rFonts w:ascii="Menlo" w:hAnsi="Menlo" w:cs="Menlo"/>
-          <w:color w:val="000000"/>
-          <w:sz w:val="22"/>
-          <w:szCs w:val="22"/>
-          <w:lang w:val="en-GB"/>
-        </w:rPr>
-      </w:pPr>
-    </w:p>
-    <w:p>
-      <w:pPr>
-        <w:tabs>
-          <w:tab w:val="left" w:pos="560"/>
-          <w:tab w:val="left" w:pos="1120"/>
-          <w:tab w:val="left" w:pos="1680"/>
-          <w:tab w:val="left" w:pos="2240"/>
-          <w:tab w:val="left" w:pos="2800"/>
-          <w:tab w:val="left" w:pos="3360"/>
-          <w:tab w:val="left" w:pos="3920"/>
-          <w:tab w:val="left" w:pos="4480"/>
-          <w:tab w:val="left" w:pos="5040"/>
-          <w:tab w:val="left" w:pos="5600"/>
-          <w:tab w:val="left" w:pos="6160"/>
-          <w:tab w:val="left" w:pos="6720"/>
-        </w:tabs>
-        <w:autoSpaceDE w:val="0"/>
-        <w:autoSpaceDN w:val="0"/>
-        <w:adjustRightInd w:val="0"/>
-        <w:rPr>
-          <w:rFonts w:ascii="Menlo" w:hAnsi="Menlo" w:cs="Menlo"/>
-          <w:color w:val="000000"/>
-          <w:sz w:val="22"/>
-          <w:szCs w:val="22"/>
-          <w:lang w:val="en-GB"/>
-        </w:rPr>
-      </w:pPr>
-      <w:r>
-        <w:rPr>
-          <w:rFonts w:ascii="Menlo" w:hAnsi="Menlo" w:cs="Menlo"/>
-          <w:color w:val="000000"/>
-          <w:sz w:val="22"/>
-          <w:szCs w:val="22"/>
-          <w:lang w:val="en-GB"/>
-        </w:rPr>
-        <w:t xml:space="preserve">  Projection and cell size:</w:t>
-      </w:r>
-    </w:p>
-    <w:p>
-      <w:pPr>
-        <w:tabs>
-          <w:tab w:val="left" w:pos="560"/>
-          <w:tab w:val="left" w:pos="1120"/>
-          <w:tab w:val="left" w:pos="1680"/>
-          <w:tab w:val="left" w:pos="2240"/>
-          <w:tab w:val="left" w:pos="2800"/>
-          <w:tab w:val="left" w:pos="3360"/>
-          <w:tab w:val="left" w:pos="3920"/>
-          <w:tab w:val="left" w:pos="4480"/>
-          <w:tab w:val="left" w:pos="5040"/>
-          <w:tab w:val="left" w:pos="5600"/>
-          <w:tab w:val="left" w:pos="6160"/>
-          <w:tab w:val="left" w:pos="6720"/>
-        </w:tabs>
-        <w:autoSpaceDE w:val="0"/>
-        <w:autoSpaceDN w:val="0"/>
-        <w:adjustRightInd w:val="0"/>
-        <w:rPr>
-          <w:rFonts w:ascii="Menlo" w:hAnsi="Menlo" w:cs="Menlo"/>
-          <w:color w:val="000000"/>
-          <w:sz w:val="22"/>
-          <w:szCs w:val="22"/>
-          <w:lang w:val="en-GB"/>
-        </w:rPr>
-      </w:pPr>
-    </w:p>
-    <w:p>
-      <w:pPr>
-        <w:tabs>
-          <w:tab w:val="left" w:pos="560"/>
-          <w:tab w:val="left" w:pos="1120"/>
-          <w:tab w:val="left" w:pos="1680"/>
-          <w:tab w:val="left" w:pos="2240"/>
-          <w:tab w:val="left" w:pos="2800"/>
-          <w:tab w:val="left" w:pos="3360"/>
-          <w:tab w:val="left" w:pos="3920"/>
-          <w:tab w:val="left" w:pos="4480"/>
-          <w:tab w:val="left" w:pos="5040"/>
-          <w:tab w:val="left" w:pos="5600"/>
-          <w:tab w:val="left" w:pos="6160"/>
-          <w:tab w:val="left" w:pos="6720"/>
-        </w:tabs>
-        <w:autoSpaceDE w:val="0"/>
-        <w:autoSpaceDN w:val="0"/>
-        <w:adjustRightInd w:val="0"/>
-        <w:rPr>
-          <w:rFonts w:ascii="Menlo" w:hAnsi="Menlo" w:cs="Menlo"/>
-          <w:color w:val="000000"/>
-          <w:sz w:val="22"/>
-          <w:szCs w:val="22"/>
-          <w:lang w:val="en-GB"/>
-        </w:rPr>
-      </w:pPr>
-      <w:r>
-        <w:rPr>
-          <w:rFonts w:ascii="Menlo" w:hAnsi="Menlo" w:cs="Menlo"/>
-          <w:color w:val="000000"/>
-          <w:sz w:val="22"/>
-          <w:szCs w:val="22"/>
-          <w:lang w:val="en-GB"/>
-        </w:rPr>
-        <w:t xml:space="preserve">  EPSG:6933</w:t>
-      </w:r>
-    </w:p>
-    <w:p>
-      <w:pPr>
-        <w:tabs>
-          <w:tab w:val="left" w:pos="560"/>
-          <w:tab w:val="left" w:pos="1120"/>
-          <w:tab w:val="left" w:pos="1680"/>
-          <w:tab w:val="left" w:pos="2240"/>
-          <w:tab w:val="left" w:pos="2800"/>
-          <w:tab w:val="left" w:pos="3360"/>
-          <w:tab w:val="left" w:pos="3920"/>
-          <w:tab w:val="left" w:pos="4480"/>
-          <w:tab w:val="left" w:pos="5040"/>
-          <w:tab w:val="left" w:pos="5600"/>
-          <w:tab w:val="left" w:pos="6160"/>
-          <w:tab w:val="left" w:pos="6720"/>
-        </w:tabs>
-        <w:autoSpaceDE w:val="0"/>
-        <w:autoSpaceDN w:val="0"/>
-        <w:adjustRightInd w:val="0"/>
-        <w:rPr>
-          <w:rFonts w:ascii="Menlo" w:hAnsi="Menlo" w:cs="Menlo"/>
-          <w:color w:val="000000"/>
-          <w:sz w:val="22"/>
-          <w:szCs w:val="22"/>
-          <w:lang w:val="en-GB"/>
-        </w:rPr>
-      </w:pPr>
-      <w:r>
-        <w:rPr>
-          <w:rFonts w:ascii="Menlo" w:hAnsi="Menlo" w:cs="Menlo"/>
-          <w:color w:val="000000"/>
-          <w:sz w:val="22"/>
-          <w:szCs w:val="22"/>
-          <w:lang w:val="en-GB"/>
-        </w:rPr>
-        <w:t xml:space="preserve">  cell size = 100,000 meters x 100,000 meters</w:t>
-      </w:r>
-    </w:p>
-    <w:p>
-      <w:pPr>
-        <w:tabs>
-          <w:tab w:val="left" w:pos="560"/>
-          <w:tab w:val="left" w:pos="1120"/>
-          <w:tab w:val="left" w:pos="1680"/>
-          <w:tab w:val="left" w:pos="2240"/>
-          <w:tab w:val="left" w:pos="2800"/>
-          <w:tab w:val="left" w:pos="3360"/>
-          <w:tab w:val="left" w:pos="3920"/>
-          <w:tab w:val="left" w:pos="4480"/>
-          <w:tab w:val="left" w:pos="5040"/>
-          <w:tab w:val="left" w:pos="5600"/>
-          <w:tab w:val="left" w:pos="6160"/>
-          <w:tab w:val="left" w:pos="6720"/>
-        </w:tabs>
-        <w:autoSpaceDE w:val="0"/>
-        <w:autoSpaceDN w:val="0"/>
-        <w:adjustRightInd w:val="0"/>
-        <w:rPr>
-          <w:rFonts w:ascii="Menlo" w:hAnsi="Menlo" w:cs="Menlo"/>
-          <w:color w:val="000000"/>
-          <w:sz w:val="22"/>
-          <w:szCs w:val="22"/>
-          <w:lang w:val="en-GB"/>
-        </w:rPr>
-      </w:pPr>
-    </w:p>
-    <w:p>
-      <w:pPr>
-        <w:tabs>
-          <w:tab w:val="left" w:pos="560"/>
-          <w:tab w:val="left" w:pos="1120"/>
-          <w:tab w:val="left" w:pos="1680"/>
-          <w:tab w:val="left" w:pos="2240"/>
-          <w:tab w:val="left" w:pos="2800"/>
-          <w:tab w:val="left" w:pos="3360"/>
-          <w:tab w:val="left" w:pos="3920"/>
-          <w:tab w:val="left" w:pos="4480"/>
-          <w:tab w:val="left" w:pos="5040"/>
-          <w:tab w:val="left" w:pos="5600"/>
-          <w:tab w:val="left" w:pos="6160"/>
-          <w:tab w:val="left" w:pos="6720"/>
-        </w:tabs>
-        <w:autoSpaceDE w:val="0"/>
-        <w:autoSpaceDN w:val="0"/>
-        <w:adjustRightInd w:val="0"/>
-        <w:rPr>
-          <w:rFonts w:ascii="Menlo" w:hAnsi="Menlo" w:cs="Menlo"/>
-          <w:color w:val="000000"/>
-          <w:sz w:val="22"/>
-          <w:szCs w:val="22"/>
-          <w:lang w:val="en-GB"/>
-        </w:rPr>
-      </w:pPr>
-      <w:r>
-        <w:rPr>
-          <w:rFonts w:ascii="Menlo" w:hAnsi="Menlo" w:cs="Menlo"/>
-          <w:color w:val="000000"/>
-          <w:sz w:val="22"/>
-          <w:szCs w:val="22"/>
-          <w:lang w:val="en-GB"/>
-        </w:rPr>
-        <w:t xml:space="preserve">  For a given </w:t>
-      </w:r>
-      <w:proofErr w:type="spellStart"/>
+      <w:r>
+        <w:rPr>
+          <w:rFonts w:ascii="Menlo" w:hAnsi="Menlo" w:cs="Menlo"/>
+          <w:color w:val="000000"/>
+          <w:sz w:val="22"/>
+          <w:szCs w:val="22"/>
+          <w:lang w:val="en-GB"/>
+        </w:rPr>
+        <w:t xml:space="preserve">, </w:t>
+      </w:r>
       <w:r>
         <w:rPr>
           <w:rFonts w:ascii="Menlo" w:hAnsi="Menlo" w:cs="Menlo"/>
@@ -1666,9 +1767,18 @@
           <w:szCs w:val="22"/>
           <w:lang w:val="en-GB"/>
         </w:rPr>
-        <w:t>cell_id</w:t>
-      </w:r>
-      <w:proofErr w:type="spellEnd"/>
+        <w:t>cell_x</w:t>
+      </w:r>
+      <w:r>
+        <w:rPr>
+          <w:rFonts w:ascii="Menlo" w:hAnsi="Menlo" w:cs="Menlo"/>
+          <w:color w:val="000000"/>
+          <w:sz w:val="22"/>
+          <w:szCs w:val="22"/>
+          <w:lang w:val="en-GB"/>
+        </w:rPr>
+        <w:t xml:space="preserve">, and </w:t>
+      </w:r>
       <w:r>
         <w:rPr>
           <w:rFonts w:ascii="Menlo" w:hAnsi="Menlo" w:cs="Menlo"/>
@@ -1677,530 +1787,8 @@
           <w:szCs w:val="22"/>
           <w:lang w:val="en-GB"/>
         </w:rPr>
-        <w:t xml:space="preserve"> = </w:t>
-      </w:r>
-      <w:proofErr w:type="spellStart"/>
-      <w:r>
-        <w:rPr>
-          <w:rFonts w:ascii="Menlo" w:hAnsi="Menlo" w:cs="Menlo"/>
-          <w:color w:val="1396A3"/>
-          <w:sz w:val="22"/>
-          <w:szCs w:val="22"/>
-          <w:lang w:val="en-GB"/>
-        </w:rPr>
-        <w:t>cell_x_cell_y</w:t>
-      </w:r>
-      <w:proofErr w:type="spellEnd"/>
-      <w:r>
-        <w:rPr>
-          <w:rFonts w:ascii="Menlo" w:hAnsi="Menlo" w:cs="Menlo"/>
-          <w:color w:val="000000"/>
-          <w:sz w:val="22"/>
-          <w:szCs w:val="22"/>
-          <w:lang w:val="en-GB"/>
-        </w:rPr>
-        <w:t>, polygon bounds in EPSG:6933 are:</w:t>
-      </w:r>
-    </w:p>
-    <w:p>
-      <w:pPr>
-        <w:tabs>
-          <w:tab w:val="left" w:pos="560"/>
-          <w:tab w:val="left" w:pos="1120"/>
-          <w:tab w:val="left" w:pos="1680"/>
-          <w:tab w:val="left" w:pos="2240"/>
-          <w:tab w:val="left" w:pos="2800"/>
-          <w:tab w:val="left" w:pos="3360"/>
-          <w:tab w:val="left" w:pos="3920"/>
-          <w:tab w:val="left" w:pos="4480"/>
-          <w:tab w:val="left" w:pos="5040"/>
-          <w:tab w:val="left" w:pos="5600"/>
-          <w:tab w:val="left" w:pos="6160"/>
-          <w:tab w:val="left" w:pos="6720"/>
-        </w:tabs>
-        <w:autoSpaceDE w:val="0"/>
-        <w:autoSpaceDN w:val="0"/>
-        <w:adjustRightInd w:val="0"/>
-        <w:rPr>
-          <w:rFonts w:ascii="Menlo" w:hAnsi="Menlo" w:cs="Menlo"/>
-          <w:color w:val="000000"/>
-          <w:sz w:val="22"/>
-          <w:szCs w:val="22"/>
-          <w:lang w:val="en-GB"/>
-        </w:rPr>
-      </w:pPr>
-    </w:p>
-    <w:p>
-      <w:pPr>
-        <w:tabs>
-          <w:tab w:val="left" w:pos="560"/>
-          <w:tab w:val="left" w:pos="1120"/>
-          <w:tab w:val="left" w:pos="1680"/>
-          <w:tab w:val="left" w:pos="2240"/>
-          <w:tab w:val="left" w:pos="2800"/>
-          <w:tab w:val="left" w:pos="3360"/>
-          <w:tab w:val="left" w:pos="3920"/>
-          <w:tab w:val="left" w:pos="4480"/>
-          <w:tab w:val="left" w:pos="5040"/>
-          <w:tab w:val="left" w:pos="5600"/>
-          <w:tab w:val="left" w:pos="6160"/>
-          <w:tab w:val="left" w:pos="6720"/>
-        </w:tabs>
-        <w:autoSpaceDE w:val="0"/>
-        <w:autoSpaceDN w:val="0"/>
-        <w:adjustRightInd w:val="0"/>
-        <w:rPr>
-          <w:rFonts w:ascii="Menlo" w:hAnsi="Menlo" w:cs="Menlo"/>
-          <w:color w:val="000000"/>
-          <w:sz w:val="22"/>
-          <w:szCs w:val="22"/>
-          <w:lang w:val="en-GB"/>
-        </w:rPr>
-      </w:pPr>
-      <w:r>
-        <w:rPr>
-          <w:rFonts w:ascii="Menlo" w:hAnsi="Menlo" w:cs="Menlo"/>
-          <w:color w:val="000000"/>
-          <w:sz w:val="22"/>
-          <w:szCs w:val="22"/>
-          <w:lang w:val="en-GB"/>
-        </w:rPr>
-        <w:t xml:space="preserve">  </w:t>
-      </w:r>
-      <w:proofErr w:type="spellStart"/>
-      <w:r>
-        <w:rPr>
-          <w:rFonts w:ascii="Menlo" w:hAnsi="Menlo" w:cs="Menlo"/>
-          <w:color w:val="000000"/>
-          <w:sz w:val="22"/>
-          <w:szCs w:val="22"/>
-          <w:lang w:val="en-GB"/>
-        </w:rPr>
-        <w:t>xmin</w:t>
-      </w:r>
-      <w:proofErr w:type="spellEnd"/>
-      <w:r>
-        <w:rPr>
-          <w:rFonts w:ascii="Menlo" w:hAnsi="Menlo" w:cs="Menlo"/>
-          <w:color w:val="000000"/>
-          <w:sz w:val="22"/>
-          <w:szCs w:val="22"/>
-          <w:lang w:val="en-GB"/>
-        </w:rPr>
-        <w:t xml:space="preserve"> = </w:t>
-      </w:r>
-      <w:proofErr w:type="spellStart"/>
-      <w:r>
-        <w:rPr>
-          <w:rFonts w:ascii="Menlo" w:hAnsi="Menlo" w:cs="Menlo"/>
-          <w:color w:val="000000"/>
-          <w:sz w:val="22"/>
-          <w:szCs w:val="22"/>
-          <w:lang w:val="en-GB"/>
-        </w:rPr>
-        <w:t>cell_x</w:t>
-      </w:r>
-      <w:proofErr w:type="spellEnd"/>
-      <w:r>
-        <w:rPr>
-          <w:rFonts w:ascii="Menlo" w:hAnsi="Menlo" w:cs="Menlo"/>
-          <w:color w:val="000000"/>
-          <w:sz w:val="22"/>
-          <w:szCs w:val="22"/>
-          <w:lang w:val="en-GB"/>
-        </w:rPr>
-        <w:t xml:space="preserve"> * 100000</w:t>
-      </w:r>
-    </w:p>
-    <w:p>
-      <w:pPr>
-        <w:tabs>
-          <w:tab w:val="left" w:pos="560"/>
-          <w:tab w:val="left" w:pos="1120"/>
-          <w:tab w:val="left" w:pos="1680"/>
-          <w:tab w:val="left" w:pos="2240"/>
-          <w:tab w:val="left" w:pos="2800"/>
-          <w:tab w:val="left" w:pos="3360"/>
-          <w:tab w:val="left" w:pos="3920"/>
-          <w:tab w:val="left" w:pos="4480"/>
-          <w:tab w:val="left" w:pos="5040"/>
-          <w:tab w:val="left" w:pos="5600"/>
-          <w:tab w:val="left" w:pos="6160"/>
-          <w:tab w:val="left" w:pos="6720"/>
-        </w:tabs>
-        <w:autoSpaceDE w:val="0"/>
-        <w:autoSpaceDN w:val="0"/>
-        <w:adjustRightInd w:val="0"/>
-        <w:rPr>
-          <w:rFonts w:ascii="Menlo" w:hAnsi="Menlo" w:cs="Menlo"/>
-          <w:color w:val="000000"/>
-          <w:sz w:val="22"/>
-          <w:szCs w:val="22"/>
-          <w:lang w:val="en-GB"/>
-        </w:rPr>
-      </w:pPr>
-      <w:r>
-        <w:rPr>
-          <w:rFonts w:ascii="Menlo" w:hAnsi="Menlo" w:cs="Menlo"/>
-          <w:color w:val="000000"/>
-          <w:sz w:val="22"/>
-          <w:szCs w:val="22"/>
-          <w:lang w:val="en-GB"/>
-        </w:rPr>
-        <w:t xml:space="preserve">  </w:t>
-      </w:r>
-      <w:proofErr w:type="spellStart"/>
-      <w:r>
-        <w:rPr>
-          <w:rFonts w:ascii="Menlo" w:hAnsi="Menlo" w:cs="Menlo"/>
-          <w:color w:val="000000"/>
-          <w:sz w:val="22"/>
-          <w:szCs w:val="22"/>
-          <w:lang w:val="en-GB"/>
-        </w:rPr>
-        <w:t>xmax</w:t>
-      </w:r>
-      <w:proofErr w:type="spellEnd"/>
-      <w:r>
-        <w:rPr>
-          <w:rFonts w:ascii="Menlo" w:hAnsi="Menlo" w:cs="Menlo"/>
-          <w:color w:val="000000"/>
-          <w:sz w:val="22"/>
-          <w:szCs w:val="22"/>
-          <w:lang w:val="en-GB"/>
-        </w:rPr>
-        <w:t xml:space="preserve"> = (</w:t>
-      </w:r>
-      <w:proofErr w:type="spellStart"/>
-      <w:r>
-        <w:rPr>
-          <w:rFonts w:ascii="Menlo" w:hAnsi="Menlo" w:cs="Menlo"/>
-          <w:color w:val="000000"/>
-          <w:sz w:val="22"/>
-          <w:szCs w:val="22"/>
-          <w:lang w:val="en-GB"/>
-        </w:rPr>
-        <w:t>cell_x</w:t>
-      </w:r>
-      <w:proofErr w:type="spellEnd"/>
-      <w:r>
-        <w:rPr>
-          <w:rFonts w:ascii="Menlo" w:hAnsi="Menlo" w:cs="Menlo"/>
-          <w:color w:val="000000"/>
-          <w:sz w:val="22"/>
-          <w:szCs w:val="22"/>
-          <w:lang w:val="en-GB"/>
-        </w:rPr>
-        <w:t xml:space="preserve"> + 1) * 100000</w:t>
-      </w:r>
-    </w:p>
-    <w:p>
-      <w:pPr>
-        <w:tabs>
-          <w:tab w:val="left" w:pos="560"/>
-          <w:tab w:val="left" w:pos="1120"/>
-          <w:tab w:val="left" w:pos="1680"/>
-          <w:tab w:val="left" w:pos="2240"/>
-          <w:tab w:val="left" w:pos="2800"/>
-          <w:tab w:val="left" w:pos="3360"/>
-          <w:tab w:val="left" w:pos="3920"/>
-          <w:tab w:val="left" w:pos="4480"/>
-          <w:tab w:val="left" w:pos="5040"/>
-          <w:tab w:val="left" w:pos="5600"/>
-          <w:tab w:val="left" w:pos="6160"/>
-          <w:tab w:val="left" w:pos="6720"/>
-        </w:tabs>
-        <w:autoSpaceDE w:val="0"/>
-        <w:autoSpaceDN w:val="0"/>
-        <w:adjustRightInd w:val="0"/>
-        <w:rPr>
-          <w:rFonts w:ascii="Menlo" w:hAnsi="Menlo" w:cs="Menlo"/>
-          <w:color w:val="000000"/>
-          <w:sz w:val="22"/>
-          <w:szCs w:val="22"/>
-          <w:lang w:val="en-GB"/>
-        </w:rPr>
-      </w:pPr>
-      <w:r>
-        <w:rPr>
-          <w:rFonts w:ascii="Menlo" w:hAnsi="Menlo" w:cs="Menlo"/>
-          <w:color w:val="000000"/>
-          <w:sz w:val="22"/>
-          <w:szCs w:val="22"/>
-          <w:lang w:val="en-GB"/>
-        </w:rPr>
-        <w:t xml:space="preserve">  </w:t>
-      </w:r>
-      <w:proofErr w:type="spellStart"/>
-      <w:r>
-        <w:rPr>
-          <w:rFonts w:ascii="Menlo" w:hAnsi="Menlo" w:cs="Menlo"/>
-          <w:color w:val="000000"/>
-          <w:sz w:val="22"/>
-          <w:szCs w:val="22"/>
-          <w:lang w:val="en-GB"/>
-        </w:rPr>
-        <w:t>ymin</w:t>
-      </w:r>
-      <w:proofErr w:type="spellEnd"/>
-      <w:r>
-        <w:rPr>
-          <w:rFonts w:ascii="Menlo" w:hAnsi="Menlo" w:cs="Menlo"/>
-          <w:color w:val="000000"/>
-          <w:sz w:val="22"/>
-          <w:szCs w:val="22"/>
-          <w:lang w:val="en-GB"/>
-        </w:rPr>
-        <w:t xml:space="preserve"> = </w:t>
-      </w:r>
-      <w:proofErr w:type="spellStart"/>
-      <w:r>
-        <w:rPr>
-          <w:rFonts w:ascii="Menlo" w:hAnsi="Menlo" w:cs="Menlo"/>
-          <w:color w:val="000000"/>
-          <w:sz w:val="22"/>
-          <w:szCs w:val="22"/>
-          <w:lang w:val="en-GB"/>
-        </w:rPr>
         <w:t>cell_y</w:t>
       </w:r>
-      <w:proofErr w:type="spellEnd"/>
-      <w:r>
-        <w:rPr>
-          <w:rFonts w:ascii="Menlo" w:hAnsi="Menlo" w:cs="Menlo"/>
-          <w:color w:val="000000"/>
-          <w:sz w:val="22"/>
-          <w:szCs w:val="22"/>
-          <w:lang w:val="en-GB"/>
-        </w:rPr>
-        <w:t xml:space="preserve"> * 100000</w:t>
-      </w:r>
-    </w:p>
-    <w:p>
-      <w:pPr>
-        <w:tabs>
-          <w:tab w:val="left" w:pos="560"/>
-          <w:tab w:val="left" w:pos="1120"/>
-          <w:tab w:val="left" w:pos="1680"/>
-          <w:tab w:val="left" w:pos="2240"/>
-          <w:tab w:val="left" w:pos="2800"/>
-          <w:tab w:val="left" w:pos="3360"/>
-          <w:tab w:val="left" w:pos="3920"/>
-          <w:tab w:val="left" w:pos="4480"/>
-          <w:tab w:val="left" w:pos="5040"/>
-          <w:tab w:val="left" w:pos="5600"/>
-          <w:tab w:val="left" w:pos="6160"/>
-          <w:tab w:val="left" w:pos="6720"/>
-        </w:tabs>
-        <w:autoSpaceDE w:val="0"/>
-        <w:autoSpaceDN w:val="0"/>
-        <w:adjustRightInd w:val="0"/>
-        <w:rPr>
-          <w:rFonts w:ascii="Menlo" w:hAnsi="Menlo" w:cs="Menlo"/>
-          <w:color w:val="000000"/>
-          <w:sz w:val="22"/>
-          <w:szCs w:val="22"/>
-          <w:lang w:val="en-GB"/>
-        </w:rPr>
-      </w:pPr>
-      <w:r>
-        <w:rPr>
-          <w:rFonts w:ascii="Menlo" w:hAnsi="Menlo" w:cs="Menlo"/>
-          <w:color w:val="000000"/>
-          <w:sz w:val="22"/>
-          <w:szCs w:val="22"/>
-          <w:lang w:val="en-GB"/>
-        </w:rPr>
-        <w:t xml:space="preserve">  </w:t>
-      </w:r>
-      <w:proofErr w:type="spellStart"/>
-      <w:r>
-        <w:rPr>
-          <w:rFonts w:ascii="Menlo" w:hAnsi="Menlo" w:cs="Menlo"/>
-          <w:color w:val="000000"/>
-          <w:sz w:val="22"/>
-          <w:szCs w:val="22"/>
-          <w:lang w:val="en-GB"/>
-        </w:rPr>
-        <w:t>ymax</w:t>
-      </w:r>
-      <w:proofErr w:type="spellEnd"/>
-      <w:r>
-        <w:rPr>
-          <w:rFonts w:ascii="Menlo" w:hAnsi="Menlo" w:cs="Menlo"/>
-          <w:color w:val="000000"/>
-          <w:sz w:val="22"/>
-          <w:szCs w:val="22"/>
-          <w:lang w:val="en-GB"/>
-        </w:rPr>
-        <w:t xml:space="preserve"> = (</w:t>
-      </w:r>
-      <w:proofErr w:type="spellStart"/>
-      <w:r>
-        <w:rPr>
-          <w:rFonts w:ascii="Menlo" w:hAnsi="Menlo" w:cs="Menlo"/>
-          <w:color w:val="000000"/>
-          <w:sz w:val="22"/>
-          <w:szCs w:val="22"/>
-          <w:lang w:val="en-GB"/>
-        </w:rPr>
-        <w:t>cell_y</w:t>
-      </w:r>
-      <w:proofErr w:type="spellEnd"/>
-      <w:r>
-        <w:rPr>
-          <w:rFonts w:ascii="Menlo" w:hAnsi="Menlo" w:cs="Menlo"/>
-          <w:color w:val="000000"/>
-          <w:sz w:val="22"/>
-          <w:szCs w:val="22"/>
-          <w:lang w:val="en-GB"/>
-        </w:rPr>
-        <w:t xml:space="preserve"> + 1) * 100000</w:t>
-      </w:r>
-    </w:p>
-    <w:p>
-      <w:pPr>
-        <w:tabs>
-          <w:tab w:val="left" w:pos="560"/>
-          <w:tab w:val="left" w:pos="1120"/>
-          <w:tab w:val="left" w:pos="1680"/>
-          <w:tab w:val="left" w:pos="2240"/>
-          <w:tab w:val="left" w:pos="2800"/>
-          <w:tab w:val="left" w:pos="3360"/>
-          <w:tab w:val="left" w:pos="3920"/>
-          <w:tab w:val="left" w:pos="4480"/>
-          <w:tab w:val="left" w:pos="5040"/>
-          <w:tab w:val="left" w:pos="5600"/>
-          <w:tab w:val="left" w:pos="6160"/>
-          <w:tab w:val="left" w:pos="6720"/>
-        </w:tabs>
-        <w:autoSpaceDE w:val="0"/>
-        <w:autoSpaceDN w:val="0"/>
-        <w:adjustRightInd w:val="0"/>
-        <w:rPr>
-          <w:rFonts w:ascii="Menlo" w:hAnsi="Menlo" w:cs="Menlo"/>
-          <w:color w:val="000000"/>
-          <w:sz w:val="22"/>
-          <w:szCs w:val="22"/>
-          <w:lang w:val="en-GB"/>
-        </w:rPr>
-      </w:pPr>
-    </w:p>
-    <w:p>
-      <w:pPr>
-        <w:tabs>
-          <w:tab w:val="left" w:pos="560"/>
-          <w:tab w:val="left" w:pos="1120"/>
-          <w:tab w:val="left" w:pos="1680"/>
-          <w:tab w:val="left" w:pos="2240"/>
-          <w:tab w:val="left" w:pos="2800"/>
-          <w:tab w:val="left" w:pos="3360"/>
-          <w:tab w:val="left" w:pos="3920"/>
-          <w:tab w:val="left" w:pos="4480"/>
-          <w:tab w:val="left" w:pos="5040"/>
-          <w:tab w:val="left" w:pos="5600"/>
-          <w:tab w:val="left" w:pos="6160"/>
-          <w:tab w:val="left" w:pos="6720"/>
-        </w:tabs>
-        <w:autoSpaceDE w:val="0"/>
-        <w:autoSpaceDN w:val="0"/>
-        <w:adjustRightInd w:val="0"/>
-        <w:rPr>
-          <w:rFonts w:ascii="Menlo" w:hAnsi="Menlo" w:cs="Menlo"/>
-          <w:color w:val="000000"/>
-          <w:sz w:val="22"/>
-          <w:szCs w:val="22"/>
-          <w:lang w:val="en-GB"/>
-        </w:rPr>
-      </w:pPr>
-      <w:r>
-        <w:rPr>
-          <w:rFonts w:ascii="Menlo" w:hAnsi="Menlo" w:cs="Menlo"/>
-          <w:color w:val="000000"/>
-          <w:sz w:val="22"/>
-          <w:szCs w:val="22"/>
-          <w:lang w:val="en-GB"/>
-        </w:rPr>
-        <w:t xml:space="preserve">  The exported </w:t>
-      </w:r>
-      <w:proofErr w:type="spellStart"/>
-      <w:r>
-        <w:rPr>
-          <w:rFonts w:ascii="Menlo" w:hAnsi="Menlo" w:cs="Menlo"/>
-          <w:color w:val="000000"/>
-          <w:sz w:val="22"/>
-          <w:szCs w:val="22"/>
-          <w:lang w:val="en-GB"/>
-        </w:rPr>
-        <w:t>GeoJSON</w:t>
-      </w:r>
-      <w:proofErr w:type="spellEnd"/>
-      <w:r>
-        <w:rPr>
-          <w:rFonts w:ascii="Menlo" w:hAnsi="Menlo" w:cs="Menlo"/>
-          <w:color w:val="000000"/>
-          <w:sz w:val="22"/>
-          <w:szCs w:val="22"/>
-          <w:lang w:val="en-GB"/>
-        </w:rPr>
-        <w:t xml:space="preserve"> preserves this scheme in the </w:t>
-      </w:r>
-      <w:proofErr w:type="spellStart"/>
-      <w:r>
-        <w:rPr>
-          <w:rFonts w:ascii="Menlo" w:hAnsi="Menlo" w:cs="Menlo"/>
-          <w:color w:val="1396A3"/>
-          <w:sz w:val="22"/>
-          <w:szCs w:val="22"/>
-          <w:lang w:val="en-GB"/>
-        </w:rPr>
-        <w:t>cell_id</w:t>
-      </w:r>
-      <w:proofErr w:type="spellEnd"/>
-      <w:r>
-        <w:rPr>
-          <w:rFonts w:ascii="Menlo" w:hAnsi="Menlo" w:cs="Menlo"/>
-          <w:color w:val="000000"/>
-          <w:sz w:val="22"/>
-          <w:szCs w:val="22"/>
-          <w:lang w:val="en-GB"/>
-        </w:rPr>
-        <w:t xml:space="preserve">, </w:t>
-      </w:r>
-      <w:proofErr w:type="spellStart"/>
-      <w:r>
-        <w:rPr>
-          <w:rFonts w:ascii="Menlo" w:hAnsi="Menlo" w:cs="Menlo"/>
-          <w:color w:val="1396A3"/>
-          <w:sz w:val="22"/>
-          <w:szCs w:val="22"/>
-          <w:lang w:val="en-GB"/>
-        </w:rPr>
-        <w:t>cell_x</w:t>
-      </w:r>
-      <w:proofErr w:type="spellEnd"/>
-      <w:r>
-        <w:rPr>
-          <w:rFonts w:ascii="Menlo" w:hAnsi="Menlo" w:cs="Menlo"/>
-          <w:color w:val="000000"/>
-          <w:sz w:val="22"/>
-          <w:szCs w:val="22"/>
-          <w:lang w:val="en-GB"/>
-        </w:rPr>
-        <w:t xml:space="preserve">, and </w:t>
-      </w:r>
-      <w:proofErr w:type="spellStart"/>
-      <w:r>
-        <w:rPr>
-          <w:rFonts w:ascii="Menlo" w:hAnsi="Menlo" w:cs="Menlo"/>
-          <w:color w:val="1396A3"/>
-          <w:sz w:val="22"/>
-          <w:szCs w:val="22"/>
-          <w:lang w:val="en-GB"/>
-        </w:rPr>
-        <w:t>cell_y</w:t>
-      </w:r>
-      <w:proofErr w:type="spellEnd"/>
       <w:r>
         <w:rPr>
           <w:rFonts w:ascii="Menlo" w:hAnsi="Menlo" w:cs="Menlo"/>
@@ -2361,31 +1949,7 @@
           <w:szCs w:val="22"/>
           <w:lang w:val="en-GB"/>
         </w:rPr>
-        <w:t xml:space="preserve">: Hansen covers 2001-2023. Do you want all years, or just 2005-2025 to match the </w:t>
-      </w:r>
-      <w:proofErr w:type="gramStart"/>
-      <w:r>
-        <w:rPr>
-          <w:rFonts w:ascii="Menlo" w:hAnsi="Menlo" w:cs="Menlo"/>
-          <w:color w:val="000000"/>
-          <w:kern w:val="0"/>
-          <w:sz w:val="22"/>
-          <w:szCs w:val="22"/>
-          <w:lang w:val="en-GB"/>
-        </w:rPr>
-        <w:t>BOLD  panel</w:t>
-      </w:r>
-      <w:proofErr w:type="gramEnd"/>
-      <w:r>
-        <w:rPr>
-          <w:rFonts w:ascii="Menlo" w:hAnsi="Menlo" w:cs="Menlo"/>
-          <w:color w:val="000000"/>
-          <w:kern w:val="0"/>
-          <w:sz w:val="22"/>
-          <w:szCs w:val="22"/>
-          <w:lang w:val="en-GB"/>
-        </w:rPr>
-        <w:t xml:space="preserve"> window? </w:t>
+        <w:t xml:space="preserve">: Hansen covers 2001-2023. Do you want all years, or just 2005-2025 to match the BOLD  panel window? </w:t>
       </w:r>
     </w:p>
     <w:p>
@@ -2667,29 +2231,7 @@
           <w:szCs w:val="22"/>
           <w:lang w:val="en-GB"/>
         </w:rPr>
-        <w:t xml:space="preserve">  </w:t>
-      </w:r>
-      <w:proofErr w:type="spellStart"/>
-      <w:r>
-        <w:rPr>
-          <w:rFonts w:ascii="Menlo" w:hAnsi="Menlo" w:cs="Menlo"/>
-          <w:color w:val="000000"/>
-          <w:sz w:val="22"/>
-          <w:szCs w:val="22"/>
-          <w:lang w:val="en-GB"/>
-        </w:rPr>
-        <w:t>forest_loss_share</w:t>
-      </w:r>
-      <w:proofErr w:type="spellEnd"/>
-      <w:r>
-        <w:rPr>
-          <w:rFonts w:ascii="Menlo" w:hAnsi="Menlo" w:cs="Menlo"/>
-          <w:color w:val="000000"/>
-          <w:sz w:val="22"/>
-          <w:szCs w:val="22"/>
-          <w:lang w:val="en-GB"/>
-        </w:rPr>
-        <w:t xml:space="preserve"> = forest_loss_km2 / baseline_forest_km2</w:t>
+        <w:t xml:space="preserve">  forest_loss_share = forest_loss_km2 / baseline_forest_km2</w:t>
       </w:r>
     </w:p>
     <w:p>
@@ -3034,7 +2576,6 @@
         </w:rPr>
         <w:t xml:space="preserve">      - </w:t>
       </w:r>
-      <w:proofErr w:type="spellStart"/>
       <w:r>
         <w:rPr>
           <w:rFonts w:ascii="Menlo" w:hAnsi="Menlo" w:cs="Menlo"/>
@@ -3043,9 +2584,56 @@
           <w:szCs w:val="22"/>
           <w:lang w:val="en-GB"/>
         </w:rPr>
-        <w:t>type_of_violence</w:t>
-      </w:r>
-      <w:proofErr w:type="spellEnd"/>
+        <w:t>type_of_violence == 1</w:t>
+      </w:r>
+      <w:r>
+        <w:rPr>
+          <w:rFonts w:ascii="Menlo" w:hAnsi="Menlo" w:cs="Menlo"/>
+          <w:color w:val="000000"/>
+          <w:sz w:val="22"/>
+          <w:szCs w:val="22"/>
+          <w:lang w:val="en-GB"/>
+        </w:rPr>
+        <w:t>: state-based conflict</w:t>
+      </w:r>
+    </w:p>
+    <w:p>
+      <w:pPr>
+        <w:tabs>
+          <w:tab w:val="left" w:pos="560"/>
+          <w:tab w:val="left" w:pos="1120"/>
+          <w:tab w:val="left" w:pos="1680"/>
+          <w:tab w:val="left" w:pos="2240"/>
+          <w:tab w:val="left" w:pos="2800"/>
+          <w:tab w:val="left" w:pos="3360"/>
+          <w:tab w:val="left" w:pos="3920"/>
+          <w:tab w:val="left" w:pos="4480"/>
+          <w:tab w:val="left" w:pos="5040"/>
+          <w:tab w:val="left" w:pos="5600"/>
+          <w:tab w:val="left" w:pos="6160"/>
+          <w:tab w:val="left" w:pos="6720"/>
+        </w:tabs>
+        <w:autoSpaceDE w:val="0"/>
+        <w:autoSpaceDN w:val="0"/>
+        <w:adjustRightInd w:val="0"/>
+        <w:rPr>
+          <w:rFonts w:ascii="Menlo" w:hAnsi="Menlo" w:cs="Menlo"/>
+          <w:color w:val="000000"/>
+          <w:sz w:val="22"/>
+          <w:szCs w:val="22"/>
+          <w:lang w:val="en-GB"/>
+        </w:rPr>
+      </w:pPr>
+      <w:r>
+        <w:rPr>
+          <w:rFonts w:ascii="Menlo" w:hAnsi="Menlo" w:cs="Menlo"/>
+          <w:color w:val="000000"/>
+          <w:sz w:val="22"/>
+          <w:szCs w:val="22"/>
+          <w:lang w:val="en-GB"/>
+        </w:rPr>
+        <w:t xml:space="preserve">      - </w:t>
+      </w:r>
       <w:r>
         <w:rPr>
           <w:rFonts w:ascii="Menlo" w:hAnsi="Menlo" w:cs="Menlo"/>
@@ -3054,17 +2642,17 @@
           <w:szCs w:val="22"/>
           <w:lang w:val="en-GB"/>
         </w:rPr>
-        <w:t xml:space="preserve"> == 1</w:t>
-      </w:r>
-      <w:r>
-        <w:rPr>
-          <w:rFonts w:ascii="Menlo" w:hAnsi="Menlo" w:cs="Menlo"/>
-          <w:color w:val="000000"/>
-          <w:sz w:val="22"/>
-          <w:szCs w:val="22"/>
-          <w:lang w:val="en-GB"/>
-        </w:rPr>
-        <w:t>: state-based conflict</w:t>
+        <w:t>type_of_violence == 2</w:t>
+      </w:r>
+      <w:r>
+        <w:rPr>
+          <w:rFonts w:ascii="Menlo" w:hAnsi="Menlo" w:cs="Menlo"/>
+          <w:color w:val="000000"/>
+          <w:sz w:val="22"/>
+          <w:szCs w:val="22"/>
+          <w:lang w:val="en-GB"/>
+        </w:rPr>
+        <w:t>: non-state conflict</w:t>
       </w:r>
     </w:p>
     <w:p>
@@ -3104,7 +2692,6 @@
         </w:rPr>
         <w:t xml:space="preserve">      - </w:t>
       </w:r>
-      <w:proofErr w:type="spellStart"/>
       <w:r>
         <w:rPr>
           <w:rFonts w:ascii="Menlo" w:hAnsi="Menlo" w:cs="Menlo"/>
@@ -3113,9 +2700,633 @@
           <w:szCs w:val="22"/>
           <w:lang w:val="en-GB"/>
         </w:rPr>
-        <w:t>type_of_violence</w:t>
-      </w:r>
-      <w:proofErr w:type="spellEnd"/>
+        <w:t>type_of_violence == 3</w:t>
+      </w:r>
+      <w:r>
+        <w:rPr>
+          <w:rFonts w:ascii="Menlo" w:hAnsi="Menlo" w:cs="Menlo"/>
+          <w:color w:val="000000"/>
+          <w:sz w:val="22"/>
+          <w:szCs w:val="22"/>
+          <w:lang w:val="en-GB"/>
+        </w:rPr>
+        <w:t>: one-sided violence</w:t>
+      </w:r>
+    </w:p>
+    <w:p>
+      <w:pPr>
+        <w:tabs>
+          <w:tab w:val="left" w:pos="560"/>
+          <w:tab w:val="left" w:pos="1120"/>
+          <w:tab w:val="left" w:pos="1680"/>
+          <w:tab w:val="left" w:pos="2240"/>
+          <w:tab w:val="left" w:pos="2800"/>
+          <w:tab w:val="left" w:pos="3360"/>
+          <w:tab w:val="left" w:pos="3920"/>
+          <w:tab w:val="left" w:pos="4480"/>
+          <w:tab w:val="left" w:pos="5040"/>
+          <w:tab w:val="left" w:pos="5600"/>
+          <w:tab w:val="left" w:pos="6160"/>
+          <w:tab w:val="left" w:pos="6720"/>
+        </w:tabs>
+        <w:autoSpaceDE w:val="0"/>
+        <w:autoSpaceDN w:val="0"/>
+        <w:adjustRightInd w:val="0"/>
+        <w:rPr>
+          <w:rFonts w:ascii="Menlo" w:hAnsi="Menlo" w:cs="Menlo"/>
+          <w:color w:val="000000"/>
+          <w:sz w:val="22"/>
+          <w:szCs w:val="22"/>
+          <w:lang w:val="en-GB"/>
+        </w:rPr>
+      </w:pPr>
+    </w:p>
+    <w:p>
+      <w:pPr>
+        <w:tabs>
+          <w:tab w:val="left" w:pos="560"/>
+          <w:tab w:val="left" w:pos="1120"/>
+          <w:tab w:val="left" w:pos="1680"/>
+          <w:tab w:val="left" w:pos="2240"/>
+          <w:tab w:val="left" w:pos="2800"/>
+          <w:tab w:val="left" w:pos="3360"/>
+          <w:tab w:val="left" w:pos="3920"/>
+          <w:tab w:val="left" w:pos="4480"/>
+          <w:tab w:val="left" w:pos="5040"/>
+          <w:tab w:val="left" w:pos="5600"/>
+          <w:tab w:val="left" w:pos="6160"/>
+          <w:tab w:val="left" w:pos="6720"/>
+        </w:tabs>
+        <w:autoSpaceDE w:val="0"/>
+        <w:autoSpaceDN w:val="0"/>
+        <w:adjustRightInd w:val="0"/>
+        <w:rPr>
+          <w:rFonts w:ascii="Menlo" w:hAnsi="Menlo" w:cs="Menlo"/>
+          <w:color w:val="000000"/>
+          <w:sz w:val="22"/>
+          <w:szCs w:val="22"/>
+          <w:lang w:val="en-GB"/>
+        </w:rPr>
+      </w:pPr>
+      <w:r>
+        <w:rPr>
+          <w:rFonts w:ascii="Menlo" w:hAnsi="Menlo" w:cs="Menlo"/>
+          <w:color w:val="000000"/>
+          <w:sz w:val="22"/>
+          <w:szCs w:val="22"/>
+          <w:lang w:val="en-GB"/>
+        </w:rPr>
+        <w:t xml:space="preserve">     Main variable: all violence. Robustness: separate types.</w:t>
+      </w:r>
+    </w:p>
+    <w:p>
+      <w:pPr>
+        <w:tabs>
+          <w:tab w:val="left" w:pos="560"/>
+          <w:tab w:val="left" w:pos="1120"/>
+          <w:tab w:val="left" w:pos="1680"/>
+          <w:tab w:val="left" w:pos="2240"/>
+          <w:tab w:val="left" w:pos="2800"/>
+          <w:tab w:val="left" w:pos="3360"/>
+          <w:tab w:val="left" w:pos="3920"/>
+          <w:tab w:val="left" w:pos="4480"/>
+          <w:tab w:val="left" w:pos="5040"/>
+          <w:tab w:val="left" w:pos="5600"/>
+          <w:tab w:val="left" w:pos="6160"/>
+          <w:tab w:val="left" w:pos="6720"/>
+        </w:tabs>
+        <w:autoSpaceDE w:val="0"/>
+        <w:autoSpaceDN w:val="0"/>
+        <w:adjustRightInd w:val="0"/>
+        <w:rPr>
+          <w:rFonts w:ascii="Menlo" w:hAnsi="Menlo" w:cs="Menlo"/>
+          <w:color w:val="000000"/>
+          <w:sz w:val="22"/>
+          <w:szCs w:val="22"/>
+          <w:lang w:val="en-GB"/>
+        </w:rPr>
+      </w:pPr>
+    </w:p>
+    <w:p>
+      <w:pPr>
+        <w:tabs>
+          <w:tab w:val="left" w:pos="560"/>
+          <w:tab w:val="left" w:pos="1120"/>
+          <w:tab w:val="left" w:pos="1680"/>
+          <w:tab w:val="left" w:pos="2240"/>
+          <w:tab w:val="left" w:pos="2800"/>
+          <w:tab w:val="left" w:pos="3360"/>
+          <w:tab w:val="left" w:pos="3920"/>
+          <w:tab w:val="left" w:pos="4480"/>
+          <w:tab w:val="left" w:pos="5040"/>
+          <w:tab w:val="left" w:pos="5600"/>
+          <w:tab w:val="left" w:pos="6160"/>
+          <w:tab w:val="left" w:pos="6720"/>
+        </w:tabs>
+        <w:autoSpaceDE w:val="0"/>
+        <w:autoSpaceDN w:val="0"/>
+        <w:adjustRightInd w:val="0"/>
+        <w:rPr>
+          <w:rFonts w:ascii="Menlo" w:hAnsi="Menlo" w:cs="Menlo"/>
+          <w:color w:val="000000"/>
+          <w:sz w:val="22"/>
+          <w:szCs w:val="22"/>
+          <w:lang w:val="en-GB"/>
+        </w:rPr>
+      </w:pPr>
+      <w:r>
+        <w:rPr>
+          <w:rFonts w:ascii="Menlo" w:hAnsi="Menlo" w:cs="Menlo"/>
+          <w:color w:val="000000"/>
+          <w:sz w:val="22"/>
+          <w:szCs w:val="22"/>
+          <w:lang w:val="en-GB"/>
+        </w:rPr>
+        <w:lastRenderedPageBreak/>
+        <w:t>Which other variables there is?</w:t>
+      </w:r>
+    </w:p>
+    <w:p>
+      <w:pPr>
+        <w:tabs>
+          <w:tab w:val="left" w:pos="560"/>
+          <w:tab w:val="left" w:pos="1120"/>
+          <w:tab w:val="left" w:pos="1680"/>
+          <w:tab w:val="left" w:pos="2240"/>
+          <w:tab w:val="left" w:pos="2800"/>
+          <w:tab w:val="left" w:pos="3360"/>
+          <w:tab w:val="left" w:pos="3920"/>
+          <w:tab w:val="left" w:pos="4480"/>
+          <w:tab w:val="left" w:pos="5040"/>
+          <w:tab w:val="left" w:pos="5600"/>
+          <w:tab w:val="left" w:pos="6160"/>
+          <w:tab w:val="left" w:pos="6720"/>
+        </w:tabs>
+        <w:autoSpaceDE w:val="0"/>
+        <w:autoSpaceDN w:val="0"/>
+        <w:adjustRightInd w:val="0"/>
+        <w:rPr>
+          <w:rFonts w:ascii="Menlo" w:hAnsi="Menlo" w:cs="Menlo"/>
+          <w:color w:val="000000"/>
+          <w:sz w:val="22"/>
+          <w:szCs w:val="22"/>
+          <w:lang w:val="en-GB"/>
+        </w:rPr>
+      </w:pPr>
+    </w:p>
+    <w:p>
+      <w:pPr>
+        <w:tabs>
+          <w:tab w:val="left" w:pos="560"/>
+          <w:tab w:val="left" w:pos="1120"/>
+          <w:tab w:val="left" w:pos="1680"/>
+          <w:tab w:val="left" w:pos="2240"/>
+          <w:tab w:val="left" w:pos="2800"/>
+          <w:tab w:val="left" w:pos="3360"/>
+          <w:tab w:val="left" w:pos="3920"/>
+          <w:tab w:val="left" w:pos="4480"/>
+          <w:tab w:val="left" w:pos="5040"/>
+          <w:tab w:val="left" w:pos="5600"/>
+          <w:tab w:val="left" w:pos="6160"/>
+          <w:tab w:val="left" w:pos="6720"/>
+        </w:tabs>
+        <w:autoSpaceDE w:val="0"/>
+        <w:autoSpaceDN w:val="0"/>
+        <w:adjustRightInd w:val="0"/>
+        <w:rPr>
+          <w:rFonts w:ascii="Menlo" w:hAnsi="Menlo" w:cs="Menlo"/>
+          <w:color w:val="000000"/>
+          <w:sz w:val="22"/>
+          <w:szCs w:val="22"/>
+          <w:lang w:val="en-GB"/>
+        </w:rPr>
+      </w:pPr>
+      <w:r>
+        <w:rPr>
+          <w:rFonts w:ascii="Menlo" w:hAnsi="Menlo" w:cs="Menlo"/>
+          <w:color w:val="000000"/>
+          <w:sz w:val="22"/>
+          <w:szCs w:val="22"/>
+          <w:lang w:val="en-GB"/>
+        </w:rPr>
+        <w:t xml:space="preserve">  </w:t>
+      </w:r>
+      <w:r>
+        <w:rPr>
+          <w:rFonts w:ascii="Menlo" w:hAnsi="Menlo" w:cs="Menlo"/>
+          <w:color w:val="0000FF"/>
+          <w:sz w:val="22"/>
+          <w:szCs w:val="22"/>
+          <w:lang w:val="en-GB"/>
+        </w:rPr>
+        <w:t xml:space="preserve">2. </w:t>
+      </w:r>
+      <w:r>
+        <w:rPr>
+          <w:rFonts w:ascii="Menlo" w:hAnsi="Menlo" w:cs="Menlo"/>
+          <w:b/>
+          <w:bCs/>
+          <w:color w:val="000000"/>
+          <w:sz w:val="22"/>
+          <w:szCs w:val="22"/>
+          <w:lang w:val="en-GB"/>
+        </w:rPr>
+        <w:t>Spatial assignment</w:t>
+      </w:r>
+    </w:p>
+    <w:p>
+      <w:pPr>
+        <w:tabs>
+          <w:tab w:val="left" w:pos="560"/>
+          <w:tab w:val="left" w:pos="1120"/>
+          <w:tab w:val="left" w:pos="1680"/>
+          <w:tab w:val="left" w:pos="2240"/>
+          <w:tab w:val="left" w:pos="2800"/>
+          <w:tab w:val="left" w:pos="3360"/>
+          <w:tab w:val="left" w:pos="3920"/>
+          <w:tab w:val="left" w:pos="4480"/>
+          <w:tab w:val="left" w:pos="5040"/>
+          <w:tab w:val="left" w:pos="5600"/>
+          <w:tab w:val="left" w:pos="6160"/>
+          <w:tab w:val="left" w:pos="6720"/>
+        </w:tabs>
+        <w:autoSpaceDE w:val="0"/>
+        <w:autoSpaceDN w:val="0"/>
+        <w:adjustRightInd w:val="0"/>
+        <w:rPr>
+          <w:rFonts w:ascii="Menlo" w:hAnsi="Menlo" w:cs="Menlo"/>
+          <w:color w:val="000000"/>
+          <w:sz w:val="22"/>
+          <w:szCs w:val="22"/>
+          <w:lang w:val="en-GB"/>
+        </w:rPr>
+      </w:pPr>
+      <w:r>
+        <w:rPr>
+          <w:rFonts w:ascii="Menlo" w:hAnsi="Menlo" w:cs="Menlo"/>
+          <w:color w:val="000000"/>
+          <w:sz w:val="22"/>
+          <w:szCs w:val="22"/>
+          <w:lang w:val="en-GB"/>
+        </w:rPr>
+        <w:t xml:space="preserve">     Use event latitude/longitude and assign to our 100km cells using the same EPSG:6933 grid</w:t>
+      </w:r>
+    </w:p>
+    <w:p>
+      <w:pPr>
+        <w:tabs>
+          <w:tab w:val="left" w:pos="560"/>
+          <w:tab w:val="left" w:pos="1120"/>
+          <w:tab w:val="left" w:pos="1680"/>
+          <w:tab w:val="left" w:pos="2240"/>
+          <w:tab w:val="left" w:pos="2800"/>
+          <w:tab w:val="left" w:pos="3360"/>
+          <w:tab w:val="left" w:pos="3920"/>
+          <w:tab w:val="left" w:pos="4480"/>
+          <w:tab w:val="left" w:pos="5040"/>
+          <w:tab w:val="left" w:pos="5600"/>
+          <w:tab w:val="left" w:pos="6160"/>
+          <w:tab w:val="left" w:pos="6720"/>
+        </w:tabs>
+        <w:autoSpaceDE w:val="0"/>
+        <w:autoSpaceDN w:val="0"/>
+        <w:adjustRightInd w:val="0"/>
+        <w:rPr>
+          <w:rFonts w:ascii="Menlo" w:hAnsi="Menlo" w:cs="Menlo"/>
+          <w:color w:val="000000"/>
+          <w:sz w:val="22"/>
+          <w:szCs w:val="22"/>
+          <w:lang w:val="en-GB"/>
+        </w:rPr>
+      </w:pPr>
+    </w:p>
+    <w:p>
+      <w:pPr>
+        <w:tabs>
+          <w:tab w:val="left" w:pos="560"/>
+          <w:tab w:val="left" w:pos="1120"/>
+          <w:tab w:val="left" w:pos="1680"/>
+          <w:tab w:val="left" w:pos="2240"/>
+          <w:tab w:val="left" w:pos="2800"/>
+          <w:tab w:val="left" w:pos="3360"/>
+          <w:tab w:val="left" w:pos="3920"/>
+          <w:tab w:val="left" w:pos="4480"/>
+          <w:tab w:val="left" w:pos="5040"/>
+          <w:tab w:val="left" w:pos="5600"/>
+          <w:tab w:val="left" w:pos="6160"/>
+          <w:tab w:val="left" w:pos="6720"/>
+        </w:tabs>
+        <w:autoSpaceDE w:val="0"/>
+        <w:autoSpaceDN w:val="0"/>
+        <w:adjustRightInd w:val="0"/>
+        <w:rPr>
+          <w:rFonts w:ascii="Menlo" w:hAnsi="Menlo" w:cs="Menlo"/>
+          <w:color w:val="000000"/>
+          <w:sz w:val="22"/>
+          <w:szCs w:val="22"/>
+          <w:lang w:val="en-GB"/>
+        </w:rPr>
+      </w:pPr>
+      <w:r>
+        <w:rPr>
+          <w:rFonts w:ascii="Menlo" w:hAnsi="Menlo" w:cs="Menlo"/>
+          <w:color w:val="000000"/>
+          <w:sz w:val="22"/>
+          <w:szCs w:val="22"/>
+          <w:lang w:val="en-GB"/>
+        </w:rPr>
+        <w:t>yes</w:t>
+      </w:r>
+    </w:p>
+    <w:p>
+      <w:pPr>
+        <w:tabs>
+          <w:tab w:val="left" w:pos="560"/>
+          <w:tab w:val="left" w:pos="1120"/>
+          <w:tab w:val="left" w:pos="1680"/>
+          <w:tab w:val="left" w:pos="2240"/>
+          <w:tab w:val="left" w:pos="2800"/>
+          <w:tab w:val="left" w:pos="3360"/>
+          <w:tab w:val="left" w:pos="3920"/>
+          <w:tab w:val="left" w:pos="4480"/>
+          <w:tab w:val="left" w:pos="5040"/>
+          <w:tab w:val="left" w:pos="5600"/>
+          <w:tab w:val="left" w:pos="6160"/>
+          <w:tab w:val="left" w:pos="6720"/>
+        </w:tabs>
+        <w:autoSpaceDE w:val="0"/>
+        <w:autoSpaceDN w:val="0"/>
+        <w:adjustRightInd w:val="0"/>
+        <w:rPr>
+          <w:rFonts w:ascii="Menlo" w:hAnsi="Menlo" w:cs="Menlo"/>
+          <w:color w:val="000000"/>
+          <w:sz w:val="22"/>
+          <w:szCs w:val="22"/>
+          <w:lang w:val="en-GB"/>
+        </w:rPr>
+      </w:pPr>
+      <w:r>
+        <w:rPr>
+          <w:rFonts w:ascii="Menlo" w:hAnsi="Menlo" w:cs="Menlo"/>
+          <w:color w:val="000000"/>
+          <w:sz w:val="22"/>
+          <w:szCs w:val="22"/>
+          <w:lang w:val="en-GB"/>
+        </w:rPr>
+        <w:t xml:space="preserve">  </w:t>
+      </w:r>
+      <w:r>
+        <w:rPr>
+          <w:rFonts w:ascii="Menlo" w:hAnsi="Menlo" w:cs="Menlo"/>
+          <w:color w:val="0000FF"/>
+          <w:sz w:val="22"/>
+          <w:szCs w:val="22"/>
+          <w:lang w:val="en-GB"/>
+        </w:rPr>
+        <w:t xml:space="preserve">3. </w:t>
+      </w:r>
+      <w:r>
+        <w:rPr>
+          <w:rFonts w:ascii="Menlo" w:hAnsi="Menlo" w:cs="Menlo"/>
+          <w:b/>
+          <w:bCs/>
+          <w:color w:val="000000"/>
+          <w:sz w:val="22"/>
+          <w:szCs w:val="22"/>
+          <w:lang w:val="en-GB"/>
+        </w:rPr>
+        <w:t>Temporal assignment</w:t>
+      </w:r>
+    </w:p>
+    <w:p>
+      <w:pPr>
+        <w:tabs>
+          <w:tab w:val="left" w:pos="560"/>
+          <w:tab w:val="left" w:pos="1120"/>
+          <w:tab w:val="left" w:pos="1680"/>
+          <w:tab w:val="left" w:pos="2240"/>
+          <w:tab w:val="left" w:pos="2800"/>
+          <w:tab w:val="left" w:pos="3360"/>
+          <w:tab w:val="left" w:pos="3920"/>
+          <w:tab w:val="left" w:pos="4480"/>
+          <w:tab w:val="left" w:pos="5040"/>
+          <w:tab w:val="left" w:pos="5600"/>
+          <w:tab w:val="left" w:pos="6160"/>
+          <w:tab w:val="left" w:pos="6720"/>
+        </w:tabs>
+        <w:autoSpaceDE w:val="0"/>
+        <w:autoSpaceDN w:val="0"/>
+        <w:adjustRightInd w:val="0"/>
+        <w:rPr>
+          <w:rFonts w:ascii="Menlo" w:hAnsi="Menlo" w:cs="Menlo"/>
+          <w:color w:val="000000"/>
+          <w:sz w:val="22"/>
+          <w:szCs w:val="22"/>
+          <w:lang w:val="en-GB"/>
+        </w:rPr>
+      </w:pPr>
+      <w:r>
+        <w:rPr>
+          <w:rFonts w:ascii="Menlo" w:hAnsi="Menlo" w:cs="Menlo"/>
+          <w:color w:val="000000"/>
+          <w:sz w:val="22"/>
+          <w:szCs w:val="22"/>
+          <w:lang w:val="en-GB"/>
+        </w:rPr>
+        <w:t xml:space="preserve">     Use event year. UCDP has exact dates, but annual cell-year is enough for our BOLD panel</w:t>
+      </w:r>
+    </w:p>
+    <w:p>
+      <w:pPr>
+        <w:tabs>
+          <w:tab w:val="left" w:pos="560"/>
+          <w:tab w:val="left" w:pos="1120"/>
+          <w:tab w:val="left" w:pos="1680"/>
+          <w:tab w:val="left" w:pos="2240"/>
+          <w:tab w:val="left" w:pos="2800"/>
+          <w:tab w:val="left" w:pos="3360"/>
+          <w:tab w:val="left" w:pos="3920"/>
+          <w:tab w:val="left" w:pos="4480"/>
+          <w:tab w:val="left" w:pos="5040"/>
+          <w:tab w:val="left" w:pos="5600"/>
+          <w:tab w:val="left" w:pos="6160"/>
+          <w:tab w:val="left" w:pos="6720"/>
+        </w:tabs>
+        <w:autoSpaceDE w:val="0"/>
+        <w:autoSpaceDN w:val="0"/>
+        <w:adjustRightInd w:val="0"/>
+        <w:rPr>
+          <w:rFonts w:ascii="Menlo" w:hAnsi="Menlo" w:cs="Menlo"/>
+          <w:color w:val="000000"/>
+          <w:sz w:val="22"/>
+          <w:szCs w:val="22"/>
+          <w:lang w:val="en-GB"/>
+        </w:rPr>
+      </w:pPr>
+    </w:p>
+    <w:p>
+      <w:pPr>
+        <w:tabs>
+          <w:tab w:val="left" w:pos="560"/>
+          <w:tab w:val="left" w:pos="1120"/>
+          <w:tab w:val="left" w:pos="1680"/>
+          <w:tab w:val="left" w:pos="2240"/>
+          <w:tab w:val="left" w:pos="2800"/>
+          <w:tab w:val="left" w:pos="3360"/>
+          <w:tab w:val="left" w:pos="3920"/>
+          <w:tab w:val="left" w:pos="4480"/>
+          <w:tab w:val="left" w:pos="5040"/>
+          <w:tab w:val="left" w:pos="5600"/>
+          <w:tab w:val="left" w:pos="6160"/>
+          <w:tab w:val="left" w:pos="6720"/>
+        </w:tabs>
+        <w:autoSpaceDE w:val="0"/>
+        <w:autoSpaceDN w:val="0"/>
+        <w:adjustRightInd w:val="0"/>
+        <w:rPr>
+          <w:rFonts w:ascii="Menlo" w:hAnsi="Menlo" w:cs="Menlo"/>
+          <w:color w:val="000000"/>
+          <w:sz w:val="22"/>
+          <w:szCs w:val="22"/>
+          <w:lang w:val="en-GB"/>
+        </w:rPr>
+      </w:pPr>
+      <w:r>
+        <w:rPr>
+          <w:rFonts w:ascii="Menlo" w:hAnsi="Menlo" w:cs="Menlo"/>
+          <w:color w:val="000000"/>
+          <w:sz w:val="22"/>
+          <w:szCs w:val="22"/>
+          <w:lang w:val="en-GB"/>
+        </w:rPr>
+        <w:t>OK</w:t>
+      </w:r>
+    </w:p>
+    <w:p>
+      <w:pPr>
+        <w:tabs>
+          <w:tab w:val="left" w:pos="560"/>
+          <w:tab w:val="left" w:pos="1120"/>
+          <w:tab w:val="left" w:pos="1680"/>
+          <w:tab w:val="left" w:pos="2240"/>
+          <w:tab w:val="left" w:pos="2800"/>
+          <w:tab w:val="left" w:pos="3360"/>
+          <w:tab w:val="left" w:pos="3920"/>
+          <w:tab w:val="left" w:pos="4480"/>
+          <w:tab w:val="left" w:pos="5040"/>
+          <w:tab w:val="left" w:pos="5600"/>
+          <w:tab w:val="left" w:pos="6160"/>
+          <w:tab w:val="left" w:pos="6720"/>
+        </w:tabs>
+        <w:autoSpaceDE w:val="0"/>
+        <w:autoSpaceDN w:val="0"/>
+        <w:adjustRightInd w:val="0"/>
+        <w:rPr>
+          <w:rFonts w:ascii="Menlo" w:hAnsi="Menlo" w:cs="Menlo"/>
+          <w:color w:val="000000"/>
+          <w:sz w:val="22"/>
+          <w:szCs w:val="22"/>
+          <w:lang w:val="en-GB"/>
+        </w:rPr>
+      </w:pPr>
+    </w:p>
+    <w:p>
+      <w:pPr>
+        <w:tabs>
+          <w:tab w:val="left" w:pos="560"/>
+          <w:tab w:val="left" w:pos="1120"/>
+          <w:tab w:val="left" w:pos="1680"/>
+          <w:tab w:val="left" w:pos="2240"/>
+          <w:tab w:val="left" w:pos="2800"/>
+          <w:tab w:val="left" w:pos="3360"/>
+          <w:tab w:val="left" w:pos="3920"/>
+          <w:tab w:val="left" w:pos="4480"/>
+          <w:tab w:val="left" w:pos="5040"/>
+          <w:tab w:val="left" w:pos="5600"/>
+          <w:tab w:val="left" w:pos="6160"/>
+          <w:tab w:val="left" w:pos="6720"/>
+        </w:tabs>
+        <w:autoSpaceDE w:val="0"/>
+        <w:autoSpaceDN w:val="0"/>
+        <w:adjustRightInd w:val="0"/>
+        <w:rPr>
+          <w:rFonts w:ascii="Menlo" w:hAnsi="Menlo" w:cs="Menlo"/>
+          <w:color w:val="000000"/>
+          <w:sz w:val="22"/>
+          <w:szCs w:val="22"/>
+          <w:lang w:val="en-GB"/>
+        </w:rPr>
+      </w:pPr>
+      <w:r>
+        <w:rPr>
+          <w:rFonts w:ascii="Menlo" w:hAnsi="Menlo" w:cs="Menlo"/>
+          <w:color w:val="000000"/>
+          <w:sz w:val="22"/>
+          <w:szCs w:val="22"/>
+          <w:lang w:val="en-GB"/>
+        </w:rPr>
+        <w:t xml:space="preserve">  </w:t>
+      </w:r>
+      <w:r>
+        <w:rPr>
+          <w:rFonts w:ascii="Menlo" w:hAnsi="Menlo" w:cs="Menlo"/>
+          <w:color w:val="0000FF"/>
+          <w:sz w:val="22"/>
+          <w:szCs w:val="22"/>
+          <w:lang w:val="en-GB"/>
+        </w:rPr>
+        <w:t xml:space="preserve">4. </w:t>
+      </w:r>
+      <w:r>
+        <w:rPr>
+          <w:rFonts w:ascii="Menlo" w:hAnsi="Menlo" w:cs="Menlo"/>
+          <w:b/>
+          <w:bCs/>
+          <w:color w:val="000000"/>
+          <w:sz w:val="22"/>
+          <w:szCs w:val="22"/>
+          <w:lang w:val="en-GB"/>
+        </w:rPr>
+        <w:t>Core variables</w:t>
+      </w:r>
+    </w:p>
+    <w:p>
+      <w:pPr>
+        <w:tabs>
+          <w:tab w:val="left" w:pos="560"/>
+          <w:tab w:val="left" w:pos="1120"/>
+          <w:tab w:val="left" w:pos="1680"/>
+          <w:tab w:val="left" w:pos="2240"/>
+          <w:tab w:val="left" w:pos="2800"/>
+          <w:tab w:val="left" w:pos="3360"/>
+          <w:tab w:val="left" w:pos="3920"/>
+          <w:tab w:val="left" w:pos="4480"/>
+          <w:tab w:val="left" w:pos="5040"/>
+          <w:tab w:val="left" w:pos="5600"/>
+          <w:tab w:val="left" w:pos="6160"/>
+          <w:tab w:val="left" w:pos="6720"/>
+        </w:tabs>
+        <w:autoSpaceDE w:val="0"/>
+        <w:autoSpaceDN w:val="0"/>
+        <w:adjustRightInd w:val="0"/>
+        <w:rPr>
+          <w:rFonts w:ascii="Menlo" w:hAnsi="Menlo" w:cs="Menlo"/>
+          <w:color w:val="000000"/>
+          <w:sz w:val="22"/>
+          <w:szCs w:val="22"/>
+          <w:lang w:val="en-GB"/>
+        </w:rPr>
+      </w:pPr>
+      <w:r>
+        <w:rPr>
+          <w:rFonts w:ascii="Menlo" w:hAnsi="Menlo" w:cs="Menlo"/>
+          <w:color w:val="000000"/>
+          <w:sz w:val="22"/>
+          <w:szCs w:val="22"/>
+          <w:lang w:val="en-GB"/>
+        </w:rPr>
+        <w:t xml:space="preserve">     For each </w:t>
+      </w:r>
       <w:r>
         <w:rPr>
           <w:rFonts w:ascii="Menlo" w:hAnsi="Menlo" w:cs="Menlo"/>
@@ -3124,57 +3335,428 @@
           <w:szCs w:val="22"/>
           <w:lang w:val="en-GB"/>
         </w:rPr>
-        <w:t xml:space="preserve"> == 2</w:t>
-      </w:r>
-      <w:r>
-        <w:rPr>
-          <w:rFonts w:ascii="Menlo" w:hAnsi="Menlo" w:cs="Menlo"/>
-          <w:color w:val="000000"/>
-          <w:sz w:val="22"/>
-          <w:szCs w:val="22"/>
-          <w:lang w:val="en-GB"/>
-        </w:rPr>
-        <w:t>: non-state conflict</w:t>
-      </w:r>
-    </w:p>
-    <w:p>
-      <w:pPr>
-        <w:tabs>
-          <w:tab w:val="left" w:pos="560"/>
-          <w:tab w:val="left" w:pos="1120"/>
-          <w:tab w:val="left" w:pos="1680"/>
-          <w:tab w:val="left" w:pos="2240"/>
-          <w:tab w:val="left" w:pos="2800"/>
-          <w:tab w:val="left" w:pos="3360"/>
-          <w:tab w:val="left" w:pos="3920"/>
-          <w:tab w:val="left" w:pos="4480"/>
-          <w:tab w:val="left" w:pos="5040"/>
-          <w:tab w:val="left" w:pos="5600"/>
-          <w:tab w:val="left" w:pos="6160"/>
-          <w:tab w:val="left" w:pos="6720"/>
-        </w:tabs>
-        <w:autoSpaceDE w:val="0"/>
-        <w:autoSpaceDN w:val="0"/>
-        <w:adjustRightInd w:val="0"/>
-        <w:rPr>
-          <w:rFonts w:ascii="Menlo" w:hAnsi="Menlo" w:cs="Menlo"/>
-          <w:color w:val="000000"/>
-          <w:sz w:val="22"/>
-          <w:szCs w:val="22"/>
-          <w:lang w:val="en-GB"/>
-        </w:rPr>
-      </w:pPr>
-      <w:r>
-        <w:rPr>
-          <w:rFonts w:ascii="Menlo" w:hAnsi="Menlo" w:cs="Menlo"/>
-          <w:color w:val="000000"/>
-          <w:sz w:val="22"/>
-          <w:szCs w:val="22"/>
-          <w:lang w:val="en-GB"/>
-        </w:rPr>
-        <w:t xml:space="preserve">      - </w:t>
-      </w:r>
-      <w:proofErr w:type="spellStart"/>
+        <w:t>cell_id year</w:t>
+      </w:r>
+      <w:r>
+        <w:rPr>
+          <w:rFonts w:ascii="Menlo" w:hAnsi="Menlo" w:cs="Menlo"/>
+          <w:color w:val="000000"/>
+          <w:sz w:val="22"/>
+          <w:szCs w:val="22"/>
+          <w:lang w:val="en-GB"/>
+        </w:rPr>
+        <w:t>:</w:t>
+      </w:r>
+    </w:p>
+    <w:p>
+      <w:pPr>
+        <w:tabs>
+          <w:tab w:val="left" w:pos="560"/>
+          <w:tab w:val="left" w:pos="1120"/>
+          <w:tab w:val="left" w:pos="1680"/>
+          <w:tab w:val="left" w:pos="2240"/>
+          <w:tab w:val="left" w:pos="2800"/>
+          <w:tab w:val="left" w:pos="3360"/>
+          <w:tab w:val="left" w:pos="3920"/>
+          <w:tab w:val="left" w:pos="4480"/>
+          <w:tab w:val="left" w:pos="5040"/>
+          <w:tab w:val="left" w:pos="5600"/>
+          <w:tab w:val="left" w:pos="6160"/>
+          <w:tab w:val="left" w:pos="6720"/>
+        </w:tabs>
+        <w:autoSpaceDE w:val="0"/>
+        <w:autoSpaceDN w:val="0"/>
+        <w:adjustRightInd w:val="0"/>
+        <w:rPr>
+          <w:rFonts w:ascii="Menlo" w:hAnsi="Menlo" w:cs="Menlo"/>
+          <w:color w:val="000000"/>
+          <w:sz w:val="22"/>
+          <w:szCs w:val="22"/>
+          <w:lang w:val="en-GB"/>
+        </w:rPr>
+      </w:pPr>
+    </w:p>
+    <w:p>
+      <w:pPr>
+        <w:tabs>
+          <w:tab w:val="left" w:pos="560"/>
+          <w:tab w:val="left" w:pos="1120"/>
+          <w:tab w:val="left" w:pos="1680"/>
+          <w:tab w:val="left" w:pos="2240"/>
+          <w:tab w:val="left" w:pos="2800"/>
+          <w:tab w:val="left" w:pos="3360"/>
+          <w:tab w:val="left" w:pos="3920"/>
+          <w:tab w:val="left" w:pos="4480"/>
+          <w:tab w:val="left" w:pos="5040"/>
+          <w:tab w:val="left" w:pos="5600"/>
+          <w:tab w:val="left" w:pos="6160"/>
+          <w:tab w:val="left" w:pos="6720"/>
+        </w:tabs>
+        <w:autoSpaceDE w:val="0"/>
+        <w:autoSpaceDN w:val="0"/>
+        <w:adjustRightInd w:val="0"/>
+        <w:rPr>
+          <w:rFonts w:ascii="Menlo" w:hAnsi="Menlo" w:cs="Menlo"/>
+          <w:color w:val="000000"/>
+          <w:sz w:val="22"/>
+          <w:szCs w:val="22"/>
+          <w:lang w:val="en-GB"/>
+        </w:rPr>
+      </w:pPr>
+      <w:r>
+        <w:rPr>
+          <w:rFonts w:ascii="Menlo" w:hAnsi="Menlo" w:cs="Menlo"/>
+          <w:color w:val="000000"/>
+          <w:sz w:val="22"/>
+          <w:szCs w:val="22"/>
+          <w:lang w:val="en-GB"/>
+        </w:rPr>
+        <w:t xml:space="preserve">     ucdp_events</w:t>
+      </w:r>
+    </w:p>
+    <w:p>
+      <w:pPr>
+        <w:tabs>
+          <w:tab w:val="left" w:pos="560"/>
+          <w:tab w:val="left" w:pos="1120"/>
+          <w:tab w:val="left" w:pos="1680"/>
+          <w:tab w:val="left" w:pos="2240"/>
+          <w:tab w:val="left" w:pos="2800"/>
+          <w:tab w:val="left" w:pos="3360"/>
+          <w:tab w:val="left" w:pos="3920"/>
+          <w:tab w:val="left" w:pos="4480"/>
+          <w:tab w:val="left" w:pos="5040"/>
+          <w:tab w:val="left" w:pos="5600"/>
+          <w:tab w:val="left" w:pos="6160"/>
+          <w:tab w:val="left" w:pos="6720"/>
+        </w:tabs>
+        <w:autoSpaceDE w:val="0"/>
+        <w:autoSpaceDN w:val="0"/>
+        <w:adjustRightInd w:val="0"/>
+        <w:rPr>
+          <w:rFonts w:ascii="Menlo" w:hAnsi="Menlo" w:cs="Menlo"/>
+          <w:color w:val="000000"/>
+          <w:sz w:val="22"/>
+          <w:szCs w:val="22"/>
+          <w:lang w:val="en-GB"/>
+        </w:rPr>
+      </w:pPr>
+      <w:r>
+        <w:rPr>
+          <w:rFonts w:ascii="Menlo" w:hAnsi="Menlo" w:cs="Menlo"/>
+          <w:color w:val="000000"/>
+          <w:sz w:val="22"/>
+          <w:szCs w:val="22"/>
+          <w:lang w:val="en-GB"/>
+        </w:rPr>
+        <w:t xml:space="preserve">     ucdp_any</w:t>
+      </w:r>
+    </w:p>
+    <w:p>
+      <w:pPr>
+        <w:tabs>
+          <w:tab w:val="left" w:pos="560"/>
+          <w:tab w:val="left" w:pos="1120"/>
+          <w:tab w:val="left" w:pos="1680"/>
+          <w:tab w:val="left" w:pos="2240"/>
+          <w:tab w:val="left" w:pos="2800"/>
+          <w:tab w:val="left" w:pos="3360"/>
+          <w:tab w:val="left" w:pos="3920"/>
+          <w:tab w:val="left" w:pos="4480"/>
+          <w:tab w:val="left" w:pos="5040"/>
+          <w:tab w:val="left" w:pos="5600"/>
+          <w:tab w:val="left" w:pos="6160"/>
+          <w:tab w:val="left" w:pos="6720"/>
+        </w:tabs>
+        <w:autoSpaceDE w:val="0"/>
+        <w:autoSpaceDN w:val="0"/>
+        <w:adjustRightInd w:val="0"/>
+        <w:rPr>
+          <w:rFonts w:ascii="Menlo" w:hAnsi="Menlo" w:cs="Menlo"/>
+          <w:color w:val="000000"/>
+          <w:sz w:val="22"/>
+          <w:szCs w:val="22"/>
+          <w:lang w:val="en-GB"/>
+        </w:rPr>
+      </w:pPr>
+      <w:r>
+        <w:rPr>
+          <w:rFonts w:ascii="Menlo" w:hAnsi="Menlo" w:cs="Menlo"/>
+          <w:color w:val="000000"/>
+          <w:sz w:val="22"/>
+          <w:szCs w:val="22"/>
+          <w:lang w:val="en-GB"/>
+        </w:rPr>
+        <w:t xml:space="preserve">     ucdp_fatalities_best</w:t>
+      </w:r>
+    </w:p>
+    <w:p>
+      <w:pPr>
+        <w:tabs>
+          <w:tab w:val="left" w:pos="560"/>
+          <w:tab w:val="left" w:pos="1120"/>
+          <w:tab w:val="left" w:pos="1680"/>
+          <w:tab w:val="left" w:pos="2240"/>
+          <w:tab w:val="left" w:pos="2800"/>
+          <w:tab w:val="left" w:pos="3360"/>
+          <w:tab w:val="left" w:pos="3920"/>
+          <w:tab w:val="left" w:pos="4480"/>
+          <w:tab w:val="left" w:pos="5040"/>
+          <w:tab w:val="left" w:pos="5600"/>
+          <w:tab w:val="left" w:pos="6160"/>
+          <w:tab w:val="left" w:pos="6720"/>
+        </w:tabs>
+        <w:autoSpaceDE w:val="0"/>
+        <w:autoSpaceDN w:val="0"/>
+        <w:adjustRightInd w:val="0"/>
+        <w:rPr>
+          <w:rFonts w:ascii="Menlo" w:hAnsi="Menlo" w:cs="Menlo"/>
+          <w:color w:val="000000"/>
+          <w:sz w:val="22"/>
+          <w:szCs w:val="22"/>
+          <w:lang w:val="en-GB"/>
+        </w:rPr>
+      </w:pPr>
+      <w:r>
+        <w:rPr>
+          <w:rFonts w:ascii="Menlo" w:hAnsi="Menlo" w:cs="Menlo"/>
+          <w:color w:val="000000"/>
+          <w:sz w:val="22"/>
+          <w:szCs w:val="22"/>
+          <w:lang w:val="en-GB"/>
+        </w:rPr>
+        <w:t xml:space="preserve">     log1p_ucdp_events</w:t>
+      </w:r>
+    </w:p>
+    <w:p>
+      <w:pPr>
+        <w:tabs>
+          <w:tab w:val="left" w:pos="560"/>
+          <w:tab w:val="left" w:pos="1120"/>
+          <w:tab w:val="left" w:pos="1680"/>
+          <w:tab w:val="left" w:pos="2240"/>
+          <w:tab w:val="left" w:pos="2800"/>
+          <w:tab w:val="left" w:pos="3360"/>
+          <w:tab w:val="left" w:pos="3920"/>
+          <w:tab w:val="left" w:pos="4480"/>
+          <w:tab w:val="left" w:pos="5040"/>
+          <w:tab w:val="left" w:pos="5600"/>
+          <w:tab w:val="left" w:pos="6160"/>
+          <w:tab w:val="left" w:pos="6720"/>
+        </w:tabs>
+        <w:autoSpaceDE w:val="0"/>
+        <w:autoSpaceDN w:val="0"/>
+        <w:adjustRightInd w:val="0"/>
+        <w:rPr>
+          <w:rFonts w:ascii="Menlo" w:hAnsi="Menlo" w:cs="Menlo"/>
+          <w:color w:val="000000"/>
+          <w:sz w:val="22"/>
+          <w:szCs w:val="22"/>
+          <w:lang w:val="en-GB"/>
+        </w:rPr>
+      </w:pPr>
+      <w:r>
+        <w:rPr>
+          <w:rFonts w:ascii="Menlo" w:hAnsi="Menlo" w:cs="Menlo"/>
+          <w:color w:val="000000"/>
+          <w:sz w:val="22"/>
+          <w:szCs w:val="22"/>
+          <w:lang w:val="en-GB"/>
+        </w:rPr>
+        <w:t xml:space="preserve">     log1p_ucdp_fatalities_best</w:t>
+      </w:r>
+    </w:p>
+    <w:p>
+      <w:pPr>
+        <w:tabs>
+          <w:tab w:val="left" w:pos="560"/>
+          <w:tab w:val="left" w:pos="1120"/>
+          <w:tab w:val="left" w:pos="1680"/>
+          <w:tab w:val="left" w:pos="2240"/>
+          <w:tab w:val="left" w:pos="2800"/>
+          <w:tab w:val="left" w:pos="3360"/>
+          <w:tab w:val="left" w:pos="3920"/>
+          <w:tab w:val="left" w:pos="4480"/>
+          <w:tab w:val="left" w:pos="5040"/>
+          <w:tab w:val="left" w:pos="5600"/>
+          <w:tab w:val="left" w:pos="6160"/>
+          <w:tab w:val="left" w:pos="6720"/>
+        </w:tabs>
+        <w:autoSpaceDE w:val="0"/>
+        <w:autoSpaceDN w:val="0"/>
+        <w:adjustRightInd w:val="0"/>
+        <w:rPr>
+          <w:rFonts w:ascii="Menlo" w:hAnsi="Menlo" w:cs="Menlo"/>
+          <w:color w:val="000000"/>
+          <w:sz w:val="22"/>
+          <w:szCs w:val="22"/>
+          <w:lang w:val="en-GB"/>
+        </w:rPr>
+      </w:pPr>
+    </w:p>
+    <w:p>
+      <w:pPr>
+        <w:tabs>
+          <w:tab w:val="left" w:pos="560"/>
+          <w:tab w:val="left" w:pos="1120"/>
+          <w:tab w:val="left" w:pos="1680"/>
+          <w:tab w:val="left" w:pos="2240"/>
+          <w:tab w:val="left" w:pos="2800"/>
+          <w:tab w:val="left" w:pos="3360"/>
+          <w:tab w:val="left" w:pos="3920"/>
+          <w:tab w:val="left" w:pos="4480"/>
+          <w:tab w:val="left" w:pos="5040"/>
+          <w:tab w:val="left" w:pos="5600"/>
+          <w:tab w:val="left" w:pos="6160"/>
+          <w:tab w:val="left" w:pos="6720"/>
+        </w:tabs>
+        <w:autoSpaceDE w:val="0"/>
+        <w:autoSpaceDN w:val="0"/>
+        <w:adjustRightInd w:val="0"/>
+        <w:rPr>
+          <w:rFonts w:ascii="Menlo" w:hAnsi="Menlo" w:cs="Menlo"/>
+          <w:color w:val="000000"/>
+          <w:sz w:val="22"/>
+          <w:szCs w:val="22"/>
+          <w:lang w:val="en-GB"/>
+        </w:rPr>
+      </w:pPr>
+      <w:r>
+        <w:rPr>
+          <w:rFonts w:ascii="Menlo" w:hAnsi="Menlo" w:cs="Menlo"/>
+          <w:color w:val="000000"/>
+          <w:sz w:val="22"/>
+          <w:szCs w:val="22"/>
+          <w:lang w:val="en-GB"/>
+        </w:rPr>
+        <w:t>What is best? We shall generate logs in stata</w:t>
+      </w:r>
+    </w:p>
+    <w:p>
+      <w:pPr>
+        <w:tabs>
+          <w:tab w:val="left" w:pos="560"/>
+          <w:tab w:val="left" w:pos="1120"/>
+          <w:tab w:val="left" w:pos="1680"/>
+          <w:tab w:val="left" w:pos="2240"/>
+          <w:tab w:val="left" w:pos="2800"/>
+          <w:tab w:val="left" w:pos="3360"/>
+          <w:tab w:val="left" w:pos="3920"/>
+          <w:tab w:val="left" w:pos="4480"/>
+          <w:tab w:val="left" w:pos="5040"/>
+          <w:tab w:val="left" w:pos="5600"/>
+          <w:tab w:val="left" w:pos="6160"/>
+          <w:tab w:val="left" w:pos="6720"/>
+        </w:tabs>
+        <w:autoSpaceDE w:val="0"/>
+        <w:autoSpaceDN w:val="0"/>
+        <w:adjustRightInd w:val="0"/>
+        <w:rPr>
+          <w:rFonts w:ascii="Menlo" w:hAnsi="Menlo" w:cs="Menlo"/>
+          <w:color w:val="000000"/>
+          <w:sz w:val="22"/>
+          <w:szCs w:val="22"/>
+          <w:lang w:val="en-GB"/>
+        </w:rPr>
+      </w:pPr>
+    </w:p>
+    <w:p>
+      <w:pPr>
+        <w:tabs>
+          <w:tab w:val="left" w:pos="560"/>
+          <w:tab w:val="left" w:pos="1120"/>
+          <w:tab w:val="left" w:pos="1680"/>
+          <w:tab w:val="left" w:pos="2240"/>
+          <w:tab w:val="left" w:pos="2800"/>
+          <w:tab w:val="left" w:pos="3360"/>
+          <w:tab w:val="left" w:pos="3920"/>
+          <w:tab w:val="left" w:pos="4480"/>
+          <w:tab w:val="left" w:pos="5040"/>
+          <w:tab w:val="left" w:pos="5600"/>
+          <w:tab w:val="left" w:pos="6160"/>
+          <w:tab w:val="left" w:pos="6720"/>
+        </w:tabs>
+        <w:autoSpaceDE w:val="0"/>
+        <w:autoSpaceDN w:val="0"/>
+        <w:adjustRightInd w:val="0"/>
+        <w:rPr>
+          <w:rFonts w:ascii="Menlo" w:hAnsi="Menlo" w:cs="Menlo"/>
+          <w:color w:val="000000"/>
+          <w:sz w:val="22"/>
+          <w:szCs w:val="22"/>
+          <w:lang w:val="en-GB"/>
+        </w:rPr>
+      </w:pPr>
+      <w:r>
+        <w:rPr>
+          <w:rFonts w:ascii="Menlo" w:hAnsi="Menlo" w:cs="Menlo"/>
+          <w:color w:val="000000"/>
+          <w:sz w:val="22"/>
+          <w:szCs w:val="22"/>
+          <w:lang w:val="en-GB"/>
+        </w:rPr>
+        <w:t xml:space="preserve">  </w:t>
+      </w:r>
+      <w:r>
+        <w:rPr>
+          <w:rFonts w:ascii="Menlo" w:hAnsi="Menlo" w:cs="Menlo"/>
+          <w:color w:val="0000FF"/>
+          <w:sz w:val="22"/>
+          <w:szCs w:val="22"/>
+          <w:lang w:val="en-GB"/>
+        </w:rPr>
+        <w:t xml:space="preserve">5. </w:t>
+      </w:r>
+      <w:r>
+        <w:rPr>
+          <w:rFonts w:ascii="Menlo" w:hAnsi="Menlo" w:cs="Menlo"/>
+          <w:b/>
+          <w:bCs/>
+          <w:color w:val="000000"/>
+          <w:sz w:val="22"/>
+          <w:szCs w:val="22"/>
+          <w:lang w:val="en-GB"/>
+        </w:rPr>
+        <w:t>Fatality variable</w:t>
+      </w:r>
+    </w:p>
+    <w:p>
+      <w:pPr>
+        <w:tabs>
+          <w:tab w:val="left" w:pos="560"/>
+          <w:tab w:val="left" w:pos="1120"/>
+          <w:tab w:val="left" w:pos="1680"/>
+          <w:tab w:val="left" w:pos="2240"/>
+          <w:tab w:val="left" w:pos="2800"/>
+          <w:tab w:val="left" w:pos="3360"/>
+          <w:tab w:val="left" w:pos="3920"/>
+          <w:tab w:val="left" w:pos="4480"/>
+          <w:tab w:val="left" w:pos="5040"/>
+          <w:tab w:val="left" w:pos="5600"/>
+          <w:tab w:val="left" w:pos="6160"/>
+          <w:tab w:val="left" w:pos="6720"/>
+        </w:tabs>
+        <w:autoSpaceDE w:val="0"/>
+        <w:autoSpaceDN w:val="0"/>
+        <w:adjustRightInd w:val="0"/>
+        <w:rPr>
+          <w:rFonts w:ascii="Menlo" w:hAnsi="Menlo" w:cs="Menlo"/>
+          <w:color w:val="000000"/>
+          <w:sz w:val="22"/>
+          <w:szCs w:val="22"/>
+          <w:lang w:val="en-GB"/>
+        </w:rPr>
+      </w:pPr>
+      <w:r>
+        <w:rPr>
+          <w:rFonts w:ascii="Menlo" w:hAnsi="Menlo" w:cs="Menlo"/>
+          <w:color w:val="000000"/>
+          <w:sz w:val="22"/>
+          <w:szCs w:val="22"/>
+          <w:lang w:val="en-GB"/>
+        </w:rPr>
+        <w:t xml:space="preserve">     UCDP usually has </w:t>
+      </w:r>
       <w:r>
         <w:rPr>
           <w:rFonts w:ascii="Menlo" w:hAnsi="Menlo" w:cs="Menlo"/>
@@ -3183,9 +3765,18 @@
           <w:szCs w:val="22"/>
           <w:lang w:val="en-GB"/>
         </w:rPr>
-        <w:t>type_of_violence</w:t>
-      </w:r>
-      <w:proofErr w:type="spellEnd"/>
+        <w:t>best</w:t>
+      </w:r>
+      <w:r>
+        <w:rPr>
+          <w:rFonts w:ascii="Menlo" w:hAnsi="Menlo" w:cs="Menlo"/>
+          <w:color w:val="000000"/>
+          <w:sz w:val="22"/>
+          <w:szCs w:val="22"/>
+          <w:lang w:val="en-GB"/>
+        </w:rPr>
+        <w:t xml:space="preserve">, </w:t>
+      </w:r>
       <w:r>
         <w:rPr>
           <w:rFonts w:ascii="Menlo" w:hAnsi="Menlo" w:cs="Menlo"/>
@@ -3194,149 +3785,889 @@
           <w:szCs w:val="22"/>
           <w:lang w:val="en-GB"/>
         </w:rPr>
-        <w:t xml:space="preserve"> == 3</w:t>
-      </w:r>
-      <w:r>
-        <w:rPr>
-          <w:rFonts w:ascii="Menlo" w:hAnsi="Menlo" w:cs="Menlo"/>
-          <w:color w:val="000000"/>
-          <w:sz w:val="22"/>
-          <w:szCs w:val="22"/>
-          <w:lang w:val="en-GB"/>
-        </w:rPr>
-        <w:t>: one-sided violence</w:t>
-      </w:r>
-    </w:p>
-    <w:p>
-      <w:pPr>
-        <w:tabs>
-          <w:tab w:val="left" w:pos="560"/>
-          <w:tab w:val="left" w:pos="1120"/>
-          <w:tab w:val="left" w:pos="1680"/>
-          <w:tab w:val="left" w:pos="2240"/>
-          <w:tab w:val="left" w:pos="2800"/>
-          <w:tab w:val="left" w:pos="3360"/>
-          <w:tab w:val="left" w:pos="3920"/>
-          <w:tab w:val="left" w:pos="4480"/>
-          <w:tab w:val="left" w:pos="5040"/>
-          <w:tab w:val="left" w:pos="5600"/>
-          <w:tab w:val="left" w:pos="6160"/>
-          <w:tab w:val="left" w:pos="6720"/>
-        </w:tabs>
-        <w:autoSpaceDE w:val="0"/>
-        <w:autoSpaceDN w:val="0"/>
-        <w:adjustRightInd w:val="0"/>
-        <w:rPr>
-          <w:rFonts w:ascii="Menlo" w:hAnsi="Menlo" w:cs="Menlo"/>
-          <w:color w:val="000000"/>
-          <w:sz w:val="22"/>
-          <w:szCs w:val="22"/>
-          <w:lang w:val="en-GB"/>
-        </w:rPr>
-      </w:pPr>
-    </w:p>
-    <w:p>
-      <w:pPr>
-        <w:tabs>
-          <w:tab w:val="left" w:pos="560"/>
-          <w:tab w:val="left" w:pos="1120"/>
-          <w:tab w:val="left" w:pos="1680"/>
-          <w:tab w:val="left" w:pos="2240"/>
-          <w:tab w:val="left" w:pos="2800"/>
-          <w:tab w:val="left" w:pos="3360"/>
-          <w:tab w:val="left" w:pos="3920"/>
-          <w:tab w:val="left" w:pos="4480"/>
-          <w:tab w:val="left" w:pos="5040"/>
-          <w:tab w:val="left" w:pos="5600"/>
-          <w:tab w:val="left" w:pos="6160"/>
-          <w:tab w:val="left" w:pos="6720"/>
-        </w:tabs>
-        <w:autoSpaceDE w:val="0"/>
-        <w:autoSpaceDN w:val="0"/>
-        <w:adjustRightInd w:val="0"/>
-        <w:rPr>
-          <w:rFonts w:ascii="Menlo" w:hAnsi="Menlo" w:cs="Menlo"/>
-          <w:color w:val="000000"/>
-          <w:sz w:val="22"/>
-          <w:szCs w:val="22"/>
-          <w:lang w:val="en-GB"/>
-        </w:rPr>
-      </w:pPr>
-      <w:r>
-        <w:rPr>
-          <w:rFonts w:ascii="Menlo" w:hAnsi="Menlo" w:cs="Menlo"/>
-          <w:color w:val="000000"/>
-          <w:sz w:val="22"/>
-          <w:szCs w:val="22"/>
-          <w:lang w:val="en-GB"/>
-        </w:rPr>
-        <w:t xml:space="preserve">     Main variable: all violence. Robustness: separate types.</w:t>
-      </w:r>
-    </w:p>
-    <w:p>
-      <w:pPr>
-        <w:tabs>
-          <w:tab w:val="left" w:pos="560"/>
-          <w:tab w:val="left" w:pos="1120"/>
-          <w:tab w:val="left" w:pos="1680"/>
-          <w:tab w:val="left" w:pos="2240"/>
-          <w:tab w:val="left" w:pos="2800"/>
-          <w:tab w:val="left" w:pos="3360"/>
-          <w:tab w:val="left" w:pos="3920"/>
-          <w:tab w:val="left" w:pos="4480"/>
-          <w:tab w:val="left" w:pos="5040"/>
-          <w:tab w:val="left" w:pos="5600"/>
-          <w:tab w:val="left" w:pos="6160"/>
-          <w:tab w:val="left" w:pos="6720"/>
-        </w:tabs>
-        <w:autoSpaceDE w:val="0"/>
-        <w:autoSpaceDN w:val="0"/>
-        <w:adjustRightInd w:val="0"/>
-        <w:rPr>
-          <w:rFonts w:ascii="Menlo" w:hAnsi="Menlo" w:cs="Menlo"/>
-          <w:color w:val="000000"/>
-          <w:sz w:val="22"/>
-          <w:szCs w:val="22"/>
-          <w:lang w:val="en-GB"/>
-        </w:rPr>
-      </w:pPr>
-    </w:p>
-    <w:p>
-      <w:pPr>
-        <w:tabs>
-          <w:tab w:val="left" w:pos="560"/>
-          <w:tab w:val="left" w:pos="1120"/>
-          <w:tab w:val="left" w:pos="1680"/>
-          <w:tab w:val="left" w:pos="2240"/>
-          <w:tab w:val="left" w:pos="2800"/>
-          <w:tab w:val="left" w:pos="3360"/>
-          <w:tab w:val="left" w:pos="3920"/>
-          <w:tab w:val="left" w:pos="4480"/>
-          <w:tab w:val="left" w:pos="5040"/>
-          <w:tab w:val="left" w:pos="5600"/>
-          <w:tab w:val="left" w:pos="6160"/>
-          <w:tab w:val="left" w:pos="6720"/>
-        </w:tabs>
-        <w:autoSpaceDE w:val="0"/>
-        <w:autoSpaceDN w:val="0"/>
-        <w:adjustRightInd w:val="0"/>
-        <w:rPr>
-          <w:rFonts w:ascii="Menlo" w:hAnsi="Menlo" w:cs="Menlo"/>
-          <w:color w:val="000000"/>
-          <w:sz w:val="22"/>
-          <w:szCs w:val="22"/>
-          <w:lang w:val="en-GB"/>
-        </w:rPr>
-      </w:pPr>
-      <w:r>
-        <w:rPr>
-          <w:rFonts w:ascii="Menlo" w:hAnsi="Menlo" w:cs="Menlo"/>
-          <w:color w:val="000000"/>
-          <w:sz w:val="22"/>
-          <w:szCs w:val="22"/>
-          <w:lang w:val="en-GB"/>
-        </w:rPr>
-        <w:t>Which other variables there is?</w:t>
+        <w:t>low</w:t>
+      </w:r>
+      <w:r>
+        <w:rPr>
+          <w:rFonts w:ascii="Menlo" w:hAnsi="Menlo" w:cs="Menlo"/>
+          <w:color w:val="000000"/>
+          <w:sz w:val="22"/>
+          <w:szCs w:val="22"/>
+          <w:lang w:val="en-GB"/>
+        </w:rPr>
+        <w:t xml:space="preserve">, </w:t>
+      </w:r>
+      <w:r>
+        <w:rPr>
+          <w:rFonts w:ascii="Menlo" w:hAnsi="Menlo" w:cs="Menlo"/>
+          <w:color w:val="1396A3"/>
+          <w:sz w:val="22"/>
+          <w:szCs w:val="22"/>
+          <w:lang w:val="en-GB"/>
+        </w:rPr>
+        <w:t>high</w:t>
+      </w:r>
+      <w:r>
+        <w:rPr>
+          <w:rFonts w:ascii="Menlo" w:hAnsi="Menlo" w:cs="Menlo"/>
+          <w:color w:val="000000"/>
+          <w:sz w:val="22"/>
+          <w:szCs w:val="22"/>
+          <w:lang w:val="en-GB"/>
+        </w:rPr>
+        <w:t xml:space="preserve"> fatality estimates. Main should be </w:t>
+      </w:r>
+      <w:r>
+        <w:rPr>
+          <w:rFonts w:ascii="Menlo" w:hAnsi="Menlo" w:cs="Menlo"/>
+          <w:color w:val="1396A3"/>
+          <w:sz w:val="22"/>
+          <w:szCs w:val="22"/>
+          <w:lang w:val="en-GB"/>
+        </w:rPr>
+        <w:t>best</w:t>
+      </w:r>
+      <w:r>
+        <w:rPr>
+          <w:rFonts w:ascii="Menlo" w:hAnsi="Menlo" w:cs="Menlo"/>
+          <w:color w:val="000000"/>
+          <w:sz w:val="22"/>
+          <w:szCs w:val="22"/>
+          <w:lang w:val="en-GB"/>
+        </w:rPr>
+        <w:t>.</w:t>
+      </w:r>
+    </w:p>
+    <w:p>
+      <w:pPr>
+        <w:tabs>
+          <w:tab w:val="left" w:pos="560"/>
+          <w:tab w:val="left" w:pos="1120"/>
+          <w:tab w:val="left" w:pos="1680"/>
+          <w:tab w:val="left" w:pos="2240"/>
+          <w:tab w:val="left" w:pos="2800"/>
+          <w:tab w:val="left" w:pos="3360"/>
+          <w:tab w:val="left" w:pos="3920"/>
+          <w:tab w:val="left" w:pos="4480"/>
+          <w:tab w:val="left" w:pos="5040"/>
+          <w:tab w:val="left" w:pos="5600"/>
+          <w:tab w:val="left" w:pos="6160"/>
+          <w:tab w:val="left" w:pos="6720"/>
+        </w:tabs>
+        <w:autoSpaceDE w:val="0"/>
+        <w:autoSpaceDN w:val="0"/>
+        <w:adjustRightInd w:val="0"/>
+        <w:rPr>
+          <w:rFonts w:ascii="Menlo" w:hAnsi="Menlo" w:cs="Menlo"/>
+          <w:color w:val="000000"/>
+          <w:sz w:val="22"/>
+          <w:szCs w:val="22"/>
+          <w:lang w:val="en-GB"/>
+        </w:rPr>
+      </w:pPr>
+    </w:p>
+    <w:p>
+      <w:pPr>
+        <w:tabs>
+          <w:tab w:val="left" w:pos="560"/>
+          <w:tab w:val="left" w:pos="1120"/>
+          <w:tab w:val="left" w:pos="1680"/>
+          <w:tab w:val="left" w:pos="2240"/>
+          <w:tab w:val="left" w:pos="2800"/>
+          <w:tab w:val="left" w:pos="3360"/>
+          <w:tab w:val="left" w:pos="3920"/>
+          <w:tab w:val="left" w:pos="4480"/>
+          <w:tab w:val="left" w:pos="5040"/>
+          <w:tab w:val="left" w:pos="5600"/>
+          <w:tab w:val="left" w:pos="6160"/>
+          <w:tab w:val="left" w:pos="6720"/>
+        </w:tabs>
+        <w:autoSpaceDE w:val="0"/>
+        <w:autoSpaceDN w:val="0"/>
+        <w:adjustRightInd w:val="0"/>
+        <w:rPr>
+          <w:rFonts w:ascii="Menlo" w:hAnsi="Menlo" w:cs="Menlo"/>
+          <w:color w:val="000000"/>
+          <w:sz w:val="22"/>
+          <w:szCs w:val="22"/>
+          <w:lang w:val="en-GB"/>
+        </w:rPr>
+      </w:pPr>
+      <w:r>
+        <w:rPr>
+          <w:rFonts w:ascii="Menlo" w:hAnsi="Menlo" w:cs="Menlo"/>
+          <w:color w:val="000000"/>
+          <w:sz w:val="22"/>
+          <w:szCs w:val="22"/>
+          <w:lang w:val="en-GB"/>
+        </w:rPr>
+        <w:t>OK</w:t>
+      </w:r>
+    </w:p>
+    <w:p>
+      <w:pPr>
+        <w:tabs>
+          <w:tab w:val="left" w:pos="560"/>
+          <w:tab w:val="left" w:pos="1120"/>
+          <w:tab w:val="left" w:pos="1680"/>
+          <w:tab w:val="left" w:pos="2240"/>
+          <w:tab w:val="left" w:pos="2800"/>
+          <w:tab w:val="left" w:pos="3360"/>
+          <w:tab w:val="left" w:pos="3920"/>
+          <w:tab w:val="left" w:pos="4480"/>
+          <w:tab w:val="left" w:pos="5040"/>
+          <w:tab w:val="left" w:pos="5600"/>
+          <w:tab w:val="left" w:pos="6160"/>
+          <w:tab w:val="left" w:pos="6720"/>
+        </w:tabs>
+        <w:autoSpaceDE w:val="0"/>
+        <w:autoSpaceDN w:val="0"/>
+        <w:adjustRightInd w:val="0"/>
+        <w:rPr>
+          <w:rFonts w:ascii="Menlo" w:hAnsi="Menlo" w:cs="Menlo"/>
+          <w:color w:val="000000"/>
+          <w:sz w:val="22"/>
+          <w:szCs w:val="22"/>
+          <w:lang w:val="en-GB"/>
+        </w:rPr>
+      </w:pPr>
+    </w:p>
+    <w:p>
+      <w:pPr>
+        <w:tabs>
+          <w:tab w:val="left" w:pos="560"/>
+          <w:tab w:val="left" w:pos="1120"/>
+          <w:tab w:val="left" w:pos="1680"/>
+          <w:tab w:val="left" w:pos="2240"/>
+          <w:tab w:val="left" w:pos="2800"/>
+          <w:tab w:val="left" w:pos="3360"/>
+          <w:tab w:val="left" w:pos="3920"/>
+          <w:tab w:val="left" w:pos="4480"/>
+          <w:tab w:val="left" w:pos="5040"/>
+          <w:tab w:val="left" w:pos="5600"/>
+          <w:tab w:val="left" w:pos="6160"/>
+          <w:tab w:val="left" w:pos="6720"/>
+        </w:tabs>
+        <w:autoSpaceDE w:val="0"/>
+        <w:autoSpaceDN w:val="0"/>
+        <w:adjustRightInd w:val="0"/>
+        <w:rPr>
+          <w:rFonts w:ascii="Menlo" w:hAnsi="Menlo" w:cs="Menlo"/>
+          <w:color w:val="000000"/>
+          <w:sz w:val="22"/>
+          <w:szCs w:val="22"/>
+          <w:lang w:val="en-GB"/>
+        </w:rPr>
+      </w:pPr>
+      <w:r>
+        <w:rPr>
+          <w:rFonts w:ascii="Menlo" w:hAnsi="Menlo" w:cs="Menlo"/>
+          <w:color w:val="000000"/>
+          <w:sz w:val="22"/>
+          <w:szCs w:val="22"/>
+          <w:lang w:val="en-GB"/>
+        </w:rPr>
+        <w:t xml:space="preserve">  </w:t>
+      </w:r>
+      <w:r>
+        <w:rPr>
+          <w:rFonts w:ascii="Menlo" w:hAnsi="Menlo" w:cs="Menlo"/>
+          <w:color w:val="0000FF"/>
+          <w:sz w:val="22"/>
+          <w:szCs w:val="22"/>
+          <w:lang w:val="en-GB"/>
+        </w:rPr>
+        <w:t xml:space="preserve">6. </w:t>
+      </w:r>
+      <w:r>
+        <w:rPr>
+          <w:rFonts w:ascii="Menlo" w:hAnsi="Menlo" w:cs="Menlo"/>
+          <w:b/>
+          <w:bCs/>
+          <w:color w:val="000000"/>
+          <w:sz w:val="22"/>
+          <w:szCs w:val="22"/>
+          <w:lang w:val="en-GB"/>
+        </w:rPr>
+        <w:t>Geographic precision</w:t>
+      </w:r>
+    </w:p>
+    <w:p>
+      <w:pPr>
+        <w:tabs>
+          <w:tab w:val="left" w:pos="560"/>
+          <w:tab w:val="left" w:pos="1120"/>
+          <w:tab w:val="left" w:pos="1680"/>
+          <w:tab w:val="left" w:pos="2240"/>
+          <w:tab w:val="left" w:pos="2800"/>
+          <w:tab w:val="left" w:pos="3360"/>
+          <w:tab w:val="left" w:pos="3920"/>
+          <w:tab w:val="left" w:pos="4480"/>
+          <w:tab w:val="left" w:pos="5040"/>
+          <w:tab w:val="left" w:pos="5600"/>
+          <w:tab w:val="left" w:pos="6160"/>
+          <w:tab w:val="left" w:pos="6720"/>
+        </w:tabs>
+        <w:autoSpaceDE w:val="0"/>
+        <w:autoSpaceDN w:val="0"/>
+        <w:adjustRightInd w:val="0"/>
+        <w:rPr>
+          <w:rFonts w:ascii="Menlo" w:hAnsi="Menlo" w:cs="Menlo"/>
+          <w:color w:val="000000"/>
+          <w:sz w:val="22"/>
+          <w:szCs w:val="22"/>
+          <w:lang w:val="en-GB"/>
+        </w:rPr>
+      </w:pPr>
+      <w:r>
+        <w:rPr>
+          <w:rFonts w:ascii="Menlo" w:hAnsi="Menlo" w:cs="Menlo"/>
+          <w:color w:val="000000"/>
+          <w:sz w:val="22"/>
+          <w:szCs w:val="22"/>
+          <w:lang w:val="en-GB"/>
+        </w:rPr>
+        <w:t xml:space="preserve">     UCDP has a geo-precision variable. We need decide whether to include all or only precise records.</w:t>
+      </w:r>
+    </w:p>
+    <w:p>
+      <w:pPr>
+        <w:tabs>
+          <w:tab w:val="left" w:pos="560"/>
+          <w:tab w:val="left" w:pos="1120"/>
+          <w:tab w:val="left" w:pos="1680"/>
+          <w:tab w:val="left" w:pos="2240"/>
+          <w:tab w:val="left" w:pos="2800"/>
+          <w:tab w:val="left" w:pos="3360"/>
+          <w:tab w:val="left" w:pos="3920"/>
+          <w:tab w:val="left" w:pos="4480"/>
+          <w:tab w:val="left" w:pos="5040"/>
+          <w:tab w:val="left" w:pos="5600"/>
+          <w:tab w:val="left" w:pos="6160"/>
+          <w:tab w:val="left" w:pos="6720"/>
+        </w:tabs>
+        <w:autoSpaceDE w:val="0"/>
+        <w:autoSpaceDN w:val="0"/>
+        <w:adjustRightInd w:val="0"/>
+        <w:rPr>
+          <w:rFonts w:ascii="Menlo" w:hAnsi="Menlo" w:cs="Menlo"/>
+          <w:color w:val="000000"/>
+          <w:sz w:val="22"/>
+          <w:szCs w:val="22"/>
+          <w:lang w:val="en-GB"/>
+        </w:rPr>
+      </w:pPr>
+      <w:r>
+        <w:rPr>
+          <w:rFonts w:ascii="Menlo" w:hAnsi="Menlo" w:cs="Menlo"/>
+          <w:color w:val="000000"/>
+          <w:sz w:val="22"/>
+          <w:szCs w:val="22"/>
+          <w:lang w:val="en-GB"/>
+        </w:rPr>
+        <w:t xml:space="preserve">     I’d create both:</w:t>
+      </w:r>
+    </w:p>
+    <w:p>
+      <w:pPr>
+        <w:tabs>
+          <w:tab w:val="left" w:pos="560"/>
+          <w:tab w:val="left" w:pos="1120"/>
+          <w:tab w:val="left" w:pos="1680"/>
+          <w:tab w:val="left" w:pos="2240"/>
+          <w:tab w:val="left" w:pos="2800"/>
+          <w:tab w:val="left" w:pos="3360"/>
+          <w:tab w:val="left" w:pos="3920"/>
+          <w:tab w:val="left" w:pos="4480"/>
+          <w:tab w:val="left" w:pos="5040"/>
+          <w:tab w:val="left" w:pos="5600"/>
+          <w:tab w:val="left" w:pos="6160"/>
+          <w:tab w:val="left" w:pos="6720"/>
+        </w:tabs>
+        <w:autoSpaceDE w:val="0"/>
+        <w:autoSpaceDN w:val="0"/>
+        <w:adjustRightInd w:val="0"/>
+        <w:rPr>
+          <w:rFonts w:ascii="Menlo" w:hAnsi="Menlo" w:cs="Menlo"/>
+          <w:color w:val="000000"/>
+          <w:sz w:val="22"/>
+          <w:szCs w:val="22"/>
+          <w:lang w:val="en-GB"/>
+        </w:rPr>
+      </w:pPr>
+      <w:r>
+        <w:rPr>
+          <w:rFonts w:ascii="Menlo" w:hAnsi="Menlo" w:cs="Menlo"/>
+          <w:color w:val="000000"/>
+          <w:sz w:val="22"/>
+          <w:szCs w:val="22"/>
+          <w:lang w:val="en-GB"/>
+        </w:rPr>
+        <w:t xml:space="preserve">      - main: include precision levels 1-2 if available</w:t>
+      </w:r>
+    </w:p>
+    <w:p>
+      <w:pPr>
+        <w:tabs>
+          <w:tab w:val="left" w:pos="560"/>
+          <w:tab w:val="left" w:pos="1120"/>
+          <w:tab w:val="left" w:pos="1680"/>
+          <w:tab w:val="left" w:pos="2240"/>
+          <w:tab w:val="left" w:pos="2800"/>
+          <w:tab w:val="left" w:pos="3360"/>
+          <w:tab w:val="left" w:pos="3920"/>
+          <w:tab w:val="left" w:pos="4480"/>
+          <w:tab w:val="left" w:pos="5040"/>
+          <w:tab w:val="left" w:pos="5600"/>
+          <w:tab w:val="left" w:pos="6160"/>
+          <w:tab w:val="left" w:pos="6720"/>
+        </w:tabs>
+        <w:autoSpaceDE w:val="0"/>
+        <w:autoSpaceDN w:val="0"/>
+        <w:adjustRightInd w:val="0"/>
+        <w:rPr>
+          <w:rFonts w:ascii="Menlo" w:hAnsi="Menlo" w:cs="Menlo"/>
+          <w:color w:val="000000"/>
+          <w:sz w:val="22"/>
+          <w:szCs w:val="22"/>
+          <w:lang w:val="en-GB"/>
+        </w:rPr>
+      </w:pPr>
+      <w:r>
+        <w:rPr>
+          <w:rFonts w:ascii="Menlo" w:hAnsi="Menlo" w:cs="Menlo"/>
+          <w:color w:val="000000"/>
+          <w:sz w:val="22"/>
+          <w:szCs w:val="22"/>
+          <w:lang w:val="en-GB"/>
+        </w:rPr>
+        <w:t xml:space="preserve">      - robustness: include all geocoded records</w:t>
+      </w:r>
+    </w:p>
+    <w:p>
+      <w:pPr>
+        <w:tabs>
+          <w:tab w:val="left" w:pos="560"/>
+          <w:tab w:val="left" w:pos="1120"/>
+          <w:tab w:val="left" w:pos="1680"/>
+          <w:tab w:val="left" w:pos="2240"/>
+          <w:tab w:val="left" w:pos="2800"/>
+          <w:tab w:val="left" w:pos="3360"/>
+          <w:tab w:val="left" w:pos="3920"/>
+          <w:tab w:val="left" w:pos="4480"/>
+          <w:tab w:val="left" w:pos="5040"/>
+          <w:tab w:val="left" w:pos="5600"/>
+          <w:tab w:val="left" w:pos="6160"/>
+          <w:tab w:val="left" w:pos="6720"/>
+        </w:tabs>
+        <w:autoSpaceDE w:val="0"/>
+        <w:autoSpaceDN w:val="0"/>
+        <w:adjustRightInd w:val="0"/>
+        <w:rPr>
+          <w:rFonts w:ascii="Menlo" w:hAnsi="Menlo" w:cs="Menlo"/>
+          <w:color w:val="000000"/>
+          <w:sz w:val="22"/>
+          <w:szCs w:val="22"/>
+          <w:lang w:val="en-GB"/>
+        </w:rPr>
+      </w:pPr>
+    </w:p>
+    <w:p>
+      <w:pPr>
+        <w:tabs>
+          <w:tab w:val="left" w:pos="560"/>
+          <w:tab w:val="left" w:pos="1120"/>
+          <w:tab w:val="left" w:pos="1680"/>
+          <w:tab w:val="left" w:pos="2240"/>
+          <w:tab w:val="left" w:pos="2800"/>
+          <w:tab w:val="left" w:pos="3360"/>
+          <w:tab w:val="left" w:pos="3920"/>
+          <w:tab w:val="left" w:pos="4480"/>
+          <w:tab w:val="left" w:pos="5040"/>
+          <w:tab w:val="left" w:pos="5600"/>
+          <w:tab w:val="left" w:pos="6160"/>
+          <w:tab w:val="left" w:pos="6720"/>
+        </w:tabs>
+        <w:autoSpaceDE w:val="0"/>
+        <w:autoSpaceDN w:val="0"/>
+        <w:adjustRightInd w:val="0"/>
+        <w:rPr>
+          <w:rFonts w:ascii="Menlo" w:hAnsi="Menlo" w:cs="Menlo"/>
+          <w:color w:val="000000"/>
+          <w:sz w:val="22"/>
+          <w:szCs w:val="22"/>
+          <w:lang w:val="en-GB"/>
+        </w:rPr>
+      </w:pPr>
+      <w:r>
+        <w:rPr>
+          <w:rFonts w:ascii="Menlo" w:hAnsi="Menlo" w:cs="Menlo"/>
+          <w:color w:val="000000"/>
+          <w:sz w:val="22"/>
+          <w:szCs w:val="22"/>
+          <w:lang w:val="en-GB"/>
+        </w:rPr>
+        <w:t xml:space="preserve">     But if too conservative, we may lose many events. We should inspect counts first.</w:t>
+      </w:r>
+    </w:p>
+    <w:p>
+      <w:pPr>
+        <w:tabs>
+          <w:tab w:val="left" w:pos="560"/>
+          <w:tab w:val="left" w:pos="1120"/>
+          <w:tab w:val="left" w:pos="1680"/>
+          <w:tab w:val="left" w:pos="2240"/>
+          <w:tab w:val="left" w:pos="2800"/>
+          <w:tab w:val="left" w:pos="3360"/>
+          <w:tab w:val="left" w:pos="3920"/>
+          <w:tab w:val="left" w:pos="4480"/>
+          <w:tab w:val="left" w:pos="5040"/>
+          <w:tab w:val="left" w:pos="5600"/>
+          <w:tab w:val="left" w:pos="6160"/>
+          <w:tab w:val="left" w:pos="6720"/>
+        </w:tabs>
+        <w:autoSpaceDE w:val="0"/>
+        <w:autoSpaceDN w:val="0"/>
+        <w:adjustRightInd w:val="0"/>
+        <w:rPr>
+          <w:rFonts w:ascii="Menlo" w:hAnsi="Menlo" w:cs="Menlo"/>
+          <w:color w:val="000000"/>
+          <w:sz w:val="22"/>
+          <w:szCs w:val="22"/>
+          <w:lang w:val="en-GB"/>
+        </w:rPr>
+      </w:pPr>
+    </w:p>
+    <w:p>
+      <w:pPr>
+        <w:tabs>
+          <w:tab w:val="left" w:pos="560"/>
+          <w:tab w:val="left" w:pos="1120"/>
+          <w:tab w:val="left" w:pos="1680"/>
+          <w:tab w:val="left" w:pos="2240"/>
+          <w:tab w:val="left" w:pos="2800"/>
+          <w:tab w:val="left" w:pos="3360"/>
+          <w:tab w:val="left" w:pos="3920"/>
+          <w:tab w:val="left" w:pos="4480"/>
+          <w:tab w:val="left" w:pos="5040"/>
+          <w:tab w:val="left" w:pos="5600"/>
+          <w:tab w:val="left" w:pos="6160"/>
+          <w:tab w:val="left" w:pos="6720"/>
+        </w:tabs>
+        <w:autoSpaceDE w:val="0"/>
+        <w:autoSpaceDN w:val="0"/>
+        <w:adjustRightInd w:val="0"/>
+        <w:rPr>
+          <w:rFonts w:ascii="Menlo" w:hAnsi="Menlo" w:cs="Menlo"/>
+          <w:color w:val="000000"/>
+          <w:sz w:val="22"/>
+          <w:szCs w:val="22"/>
+          <w:lang w:val="en-GB"/>
+        </w:rPr>
+      </w:pPr>
+    </w:p>
+    <w:p>
+      <w:pPr>
+        <w:tabs>
+          <w:tab w:val="left" w:pos="560"/>
+          <w:tab w:val="left" w:pos="1120"/>
+          <w:tab w:val="left" w:pos="1680"/>
+          <w:tab w:val="left" w:pos="2240"/>
+          <w:tab w:val="left" w:pos="2800"/>
+          <w:tab w:val="left" w:pos="3360"/>
+          <w:tab w:val="left" w:pos="3920"/>
+          <w:tab w:val="left" w:pos="4480"/>
+          <w:tab w:val="left" w:pos="5040"/>
+          <w:tab w:val="left" w:pos="5600"/>
+          <w:tab w:val="left" w:pos="6160"/>
+          <w:tab w:val="left" w:pos="6720"/>
+        </w:tabs>
+        <w:autoSpaceDE w:val="0"/>
+        <w:autoSpaceDN w:val="0"/>
+        <w:adjustRightInd w:val="0"/>
+        <w:rPr>
+          <w:rFonts w:ascii="Menlo" w:hAnsi="Menlo" w:cs="Menlo"/>
+          <w:color w:val="000000"/>
+          <w:sz w:val="22"/>
+          <w:szCs w:val="22"/>
+          <w:lang w:val="en-GB"/>
+        </w:rPr>
+      </w:pPr>
+      <w:r>
+        <w:rPr>
+          <w:rFonts w:ascii="Menlo" w:hAnsi="Menlo" w:cs="Menlo"/>
+          <w:color w:val="000000"/>
+          <w:sz w:val="22"/>
+          <w:szCs w:val="22"/>
+          <w:lang w:val="en-GB"/>
+        </w:rPr>
+        <w:t>OK</w:t>
+      </w:r>
+    </w:p>
+    <w:p>
+      <w:pPr>
+        <w:tabs>
+          <w:tab w:val="left" w:pos="560"/>
+          <w:tab w:val="left" w:pos="1120"/>
+          <w:tab w:val="left" w:pos="1680"/>
+          <w:tab w:val="left" w:pos="2240"/>
+          <w:tab w:val="left" w:pos="2800"/>
+          <w:tab w:val="left" w:pos="3360"/>
+          <w:tab w:val="left" w:pos="3920"/>
+          <w:tab w:val="left" w:pos="4480"/>
+          <w:tab w:val="left" w:pos="5040"/>
+          <w:tab w:val="left" w:pos="5600"/>
+          <w:tab w:val="left" w:pos="6160"/>
+          <w:tab w:val="left" w:pos="6720"/>
+        </w:tabs>
+        <w:autoSpaceDE w:val="0"/>
+        <w:autoSpaceDN w:val="0"/>
+        <w:adjustRightInd w:val="0"/>
+        <w:rPr>
+          <w:rFonts w:ascii="Menlo" w:hAnsi="Menlo" w:cs="Menlo"/>
+          <w:color w:val="000000"/>
+          <w:sz w:val="22"/>
+          <w:szCs w:val="22"/>
+          <w:lang w:val="en-GB"/>
+        </w:rPr>
+      </w:pPr>
+    </w:p>
+    <w:p>
+      <w:pPr>
+        <w:tabs>
+          <w:tab w:val="left" w:pos="560"/>
+          <w:tab w:val="left" w:pos="1120"/>
+          <w:tab w:val="left" w:pos="1680"/>
+          <w:tab w:val="left" w:pos="2240"/>
+          <w:tab w:val="left" w:pos="2800"/>
+          <w:tab w:val="left" w:pos="3360"/>
+          <w:tab w:val="left" w:pos="3920"/>
+          <w:tab w:val="left" w:pos="4480"/>
+          <w:tab w:val="left" w:pos="5040"/>
+          <w:tab w:val="left" w:pos="5600"/>
+          <w:tab w:val="left" w:pos="6160"/>
+          <w:tab w:val="left" w:pos="6720"/>
+        </w:tabs>
+        <w:autoSpaceDE w:val="0"/>
+        <w:autoSpaceDN w:val="0"/>
+        <w:adjustRightInd w:val="0"/>
+        <w:rPr>
+          <w:rFonts w:ascii="Menlo" w:hAnsi="Menlo" w:cs="Menlo"/>
+          <w:color w:val="000000"/>
+          <w:sz w:val="22"/>
+          <w:szCs w:val="22"/>
+          <w:lang w:val="en-GB"/>
+        </w:rPr>
+      </w:pPr>
+      <w:r>
+        <w:rPr>
+          <w:rFonts w:ascii="Menlo" w:hAnsi="Menlo" w:cs="Menlo"/>
+          <w:color w:val="000000"/>
+          <w:sz w:val="22"/>
+          <w:szCs w:val="22"/>
+          <w:lang w:val="en-GB"/>
+        </w:rPr>
+        <w:t xml:space="preserve">  </w:t>
+      </w:r>
+      <w:r>
+        <w:rPr>
+          <w:rFonts w:ascii="Menlo" w:hAnsi="Menlo" w:cs="Menlo"/>
+          <w:color w:val="0000FF"/>
+          <w:sz w:val="22"/>
+          <w:szCs w:val="22"/>
+          <w:lang w:val="en-GB"/>
+        </w:rPr>
+        <w:t xml:space="preserve">7. </w:t>
+      </w:r>
+      <w:r>
+        <w:rPr>
+          <w:rFonts w:ascii="Menlo" w:hAnsi="Menlo" w:cs="Menlo"/>
+          <w:b/>
+          <w:bCs/>
+          <w:color w:val="000000"/>
+          <w:sz w:val="22"/>
+          <w:szCs w:val="22"/>
+          <w:lang w:val="en-GB"/>
+        </w:rPr>
+        <w:t>Years</w:t>
+      </w:r>
+    </w:p>
+    <w:p>
+      <w:pPr>
+        <w:tabs>
+          <w:tab w:val="left" w:pos="560"/>
+          <w:tab w:val="left" w:pos="1120"/>
+          <w:tab w:val="left" w:pos="1680"/>
+          <w:tab w:val="left" w:pos="2240"/>
+          <w:tab w:val="left" w:pos="2800"/>
+          <w:tab w:val="left" w:pos="3360"/>
+          <w:tab w:val="left" w:pos="3920"/>
+          <w:tab w:val="left" w:pos="4480"/>
+          <w:tab w:val="left" w:pos="5040"/>
+          <w:tab w:val="left" w:pos="5600"/>
+          <w:tab w:val="left" w:pos="6160"/>
+          <w:tab w:val="left" w:pos="6720"/>
+        </w:tabs>
+        <w:autoSpaceDE w:val="0"/>
+        <w:autoSpaceDN w:val="0"/>
+        <w:adjustRightInd w:val="0"/>
+        <w:rPr>
+          <w:rFonts w:ascii="Menlo" w:hAnsi="Menlo" w:cs="Menlo"/>
+          <w:color w:val="000000"/>
+          <w:sz w:val="22"/>
+          <w:szCs w:val="22"/>
+          <w:lang w:val="en-GB"/>
+        </w:rPr>
+      </w:pPr>
+      <w:r>
+        <w:rPr>
+          <w:rFonts w:ascii="Menlo" w:hAnsi="Menlo" w:cs="Menlo"/>
+          <w:color w:val="000000"/>
+          <w:sz w:val="22"/>
+          <w:szCs w:val="22"/>
+          <w:lang w:val="en-GB"/>
+        </w:rPr>
+        <w:t xml:space="preserve">     Match BOLD panel: </w:t>
+      </w:r>
+      <w:r>
+        <w:rPr>
+          <w:rFonts w:ascii="Menlo" w:hAnsi="Menlo" w:cs="Menlo"/>
+          <w:color w:val="1396A3"/>
+          <w:sz w:val="22"/>
+          <w:szCs w:val="22"/>
+          <w:lang w:val="en-GB"/>
+        </w:rPr>
+        <w:t>2005-2025</w:t>
+      </w:r>
+      <w:r>
+        <w:rPr>
+          <w:rFonts w:ascii="Menlo" w:hAnsi="Menlo" w:cs="Menlo"/>
+          <w:color w:val="000000"/>
+          <w:sz w:val="22"/>
+          <w:szCs w:val="22"/>
+          <w:lang w:val="en-GB"/>
+        </w:rPr>
+        <w:t xml:space="preserve">, but UCDP GED currently likely runs through </w:t>
+      </w:r>
+      <w:r>
+        <w:rPr>
+          <w:rFonts w:ascii="Menlo" w:hAnsi="Menlo" w:cs="Menlo"/>
+          <w:color w:val="1396A3"/>
+          <w:sz w:val="22"/>
+          <w:szCs w:val="22"/>
+          <w:lang w:val="en-GB"/>
+        </w:rPr>
+        <w:t>2024</w:t>
+      </w:r>
+      <w:r>
+        <w:rPr>
+          <w:rFonts w:ascii="Menlo" w:hAnsi="Menlo" w:cs="Menlo"/>
+          <w:color w:val="000000"/>
+          <w:sz w:val="22"/>
+          <w:szCs w:val="22"/>
+          <w:lang w:val="en-GB"/>
+        </w:rPr>
+        <w:t>.</w:t>
+      </w:r>
+    </w:p>
+    <w:p>
+      <w:pPr>
+        <w:tabs>
+          <w:tab w:val="left" w:pos="560"/>
+          <w:tab w:val="left" w:pos="1120"/>
+          <w:tab w:val="left" w:pos="1680"/>
+          <w:tab w:val="left" w:pos="2240"/>
+          <w:tab w:val="left" w:pos="2800"/>
+          <w:tab w:val="left" w:pos="3360"/>
+          <w:tab w:val="left" w:pos="3920"/>
+          <w:tab w:val="left" w:pos="4480"/>
+          <w:tab w:val="left" w:pos="5040"/>
+          <w:tab w:val="left" w:pos="5600"/>
+          <w:tab w:val="left" w:pos="6160"/>
+          <w:tab w:val="left" w:pos="6720"/>
+        </w:tabs>
+        <w:autoSpaceDE w:val="0"/>
+        <w:autoSpaceDN w:val="0"/>
+        <w:adjustRightInd w:val="0"/>
+        <w:rPr>
+          <w:rFonts w:ascii="Menlo" w:hAnsi="Menlo" w:cs="Menlo"/>
+          <w:color w:val="000000"/>
+          <w:sz w:val="22"/>
+          <w:szCs w:val="22"/>
+          <w:lang w:val="en-GB"/>
+        </w:rPr>
+      </w:pPr>
+      <w:r>
+        <w:rPr>
+          <w:rFonts w:ascii="Menlo" w:hAnsi="Menlo" w:cs="Menlo"/>
+          <w:color w:val="000000"/>
+          <w:sz w:val="22"/>
+          <w:szCs w:val="22"/>
+          <w:lang w:val="en-GB"/>
+        </w:rPr>
+        <w:t xml:space="preserve">     So:</w:t>
+      </w:r>
+    </w:p>
+    <w:p>
+      <w:pPr>
+        <w:tabs>
+          <w:tab w:val="left" w:pos="560"/>
+          <w:tab w:val="left" w:pos="1120"/>
+          <w:tab w:val="left" w:pos="1680"/>
+          <w:tab w:val="left" w:pos="2240"/>
+          <w:tab w:val="left" w:pos="2800"/>
+          <w:tab w:val="left" w:pos="3360"/>
+          <w:tab w:val="left" w:pos="3920"/>
+          <w:tab w:val="left" w:pos="4480"/>
+          <w:tab w:val="left" w:pos="5040"/>
+          <w:tab w:val="left" w:pos="5600"/>
+          <w:tab w:val="left" w:pos="6160"/>
+          <w:tab w:val="left" w:pos="6720"/>
+        </w:tabs>
+        <w:autoSpaceDE w:val="0"/>
+        <w:autoSpaceDN w:val="0"/>
+        <w:adjustRightInd w:val="0"/>
+        <w:rPr>
+          <w:rFonts w:ascii="Menlo" w:hAnsi="Menlo" w:cs="Menlo"/>
+          <w:color w:val="000000"/>
+          <w:sz w:val="22"/>
+          <w:szCs w:val="22"/>
+          <w:lang w:val="en-GB"/>
+        </w:rPr>
+      </w:pPr>
+      <w:r>
+        <w:rPr>
+          <w:rFonts w:ascii="Menlo" w:hAnsi="Menlo" w:cs="Menlo"/>
+          <w:color w:val="000000"/>
+          <w:sz w:val="22"/>
+          <w:szCs w:val="22"/>
+          <w:lang w:val="en-GB"/>
+        </w:rPr>
+        <w:t xml:space="preserve">      - use </w:t>
+      </w:r>
+      <w:r>
+        <w:rPr>
+          <w:rFonts w:ascii="Menlo" w:hAnsi="Menlo" w:cs="Menlo"/>
+          <w:color w:val="1396A3"/>
+          <w:sz w:val="22"/>
+          <w:szCs w:val="22"/>
+          <w:lang w:val="en-GB"/>
+        </w:rPr>
+        <w:t>2005-2024</w:t>
+      </w:r>
+      <w:r>
+        <w:rPr>
+          <w:rFonts w:ascii="Menlo" w:hAnsi="Menlo" w:cs="Menlo"/>
+          <w:color w:val="000000"/>
+          <w:sz w:val="22"/>
+          <w:szCs w:val="22"/>
+          <w:lang w:val="en-GB"/>
+        </w:rPr>
+        <w:t xml:space="preserve"> for regressions with UCDP, unless candidate/preview 2025 is available.</w:t>
+      </w:r>
+    </w:p>
+    <w:p>
+      <w:pPr>
+        <w:tabs>
+          <w:tab w:val="left" w:pos="560"/>
+          <w:tab w:val="left" w:pos="1120"/>
+          <w:tab w:val="left" w:pos="1680"/>
+          <w:tab w:val="left" w:pos="2240"/>
+          <w:tab w:val="left" w:pos="2800"/>
+          <w:tab w:val="left" w:pos="3360"/>
+          <w:tab w:val="left" w:pos="3920"/>
+          <w:tab w:val="left" w:pos="4480"/>
+          <w:tab w:val="left" w:pos="5040"/>
+          <w:tab w:val="left" w:pos="5600"/>
+          <w:tab w:val="left" w:pos="6160"/>
+          <w:tab w:val="left" w:pos="6720"/>
+        </w:tabs>
+        <w:autoSpaceDE w:val="0"/>
+        <w:autoSpaceDN w:val="0"/>
+        <w:adjustRightInd w:val="0"/>
+        <w:rPr>
+          <w:rFonts w:ascii="Menlo" w:hAnsi="Menlo" w:cs="Menlo"/>
+          <w:color w:val="000000"/>
+          <w:sz w:val="22"/>
+          <w:szCs w:val="22"/>
+          <w:lang w:val="en-GB"/>
+        </w:rPr>
+      </w:pPr>
+      <w:r>
+        <w:rPr>
+          <w:rFonts w:ascii="Menlo" w:hAnsi="Menlo" w:cs="Menlo"/>
+          <w:color w:val="000000"/>
+          <w:sz w:val="22"/>
+          <w:szCs w:val="22"/>
+          <w:lang w:val="en-GB"/>
+        </w:rPr>
+        <w:t xml:space="preserve">      - keep 2025 as missing or zero only if we are explicit. Better not.</w:t>
+      </w:r>
+    </w:p>
+    <w:p>
+      <w:pPr>
+        <w:tabs>
+          <w:tab w:val="left" w:pos="560"/>
+          <w:tab w:val="left" w:pos="1120"/>
+          <w:tab w:val="left" w:pos="1680"/>
+          <w:tab w:val="left" w:pos="2240"/>
+          <w:tab w:val="left" w:pos="2800"/>
+          <w:tab w:val="left" w:pos="3360"/>
+          <w:tab w:val="left" w:pos="3920"/>
+          <w:tab w:val="left" w:pos="4480"/>
+          <w:tab w:val="left" w:pos="5040"/>
+          <w:tab w:val="left" w:pos="5600"/>
+          <w:tab w:val="left" w:pos="6160"/>
+          <w:tab w:val="left" w:pos="6720"/>
+        </w:tabs>
+        <w:autoSpaceDE w:val="0"/>
+        <w:autoSpaceDN w:val="0"/>
+        <w:adjustRightInd w:val="0"/>
+        <w:rPr>
+          <w:rFonts w:ascii="Menlo" w:hAnsi="Menlo" w:cs="Menlo"/>
+          <w:color w:val="000000"/>
+          <w:sz w:val="22"/>
+          <w:szCs w:val="22"/>
+          <w:lang w:val="en-GB"/>
+        </w:rPr>
+      </w:pPr>
+    </w:p>
+    <w:p>
+      <w:pPr>
+        <w:tabs>
+          <w:tab w:val="left" w:pos="560"/>
+          <w:tab w:val="left" w:pos="1120"/>
+          <w:tab w:val="left" w:pos="1680"/>
+          <w:tab w:val="left" w:pos="2240"/>
+          <w:tab w:val="left" w:pos="2800"/>
+          <w:tab w:val="left" w:pos="3360"/>
+          <w:tab w:val="left" w:pos="3920"/>
+          <w:tab w:val="left" w:pos="4480"/>
+          <w:tab w:val="left" w:pos="5040"/>
+          <w:tab w:val="left" w:pos="5600"/>
+          <w:tab w:val="left" w:pos="6160"/>
+          <w:tab w:val="left" w:pos="6720"/>
+        </w:tabs>
+        <w:autoSpaceDE w:val="0"/>
+        <w:autoSpaceDN w:val="0"/>
+        <w:adjustRightInd w:val="0"/>
+        <w:rPr>
+          <w:rFonts w:ascii="Menlo" w:hAnsi="Menlo" w:cs="Menlo"/>
+          <w:color w:val="000000"/>
+          <w:sz w:val="22"/>
+          <w:szCs w:val="22"/>
+          <w:lang w:val="en-GB"/>
+        </w:rPr>
+      </w:pPr>
+      <w:r>
+        <w:rPr>
+          <w:rFonts w:ascii="Menlo" w:hAnsi="Menlo" w:cs="Menlo"/>
+          <w:color w:val="000000"/>
+          <w:sz w:val="22"/>
+          <w:szCs w:val="22"/>
+          <w:lang w:val="en-GB"/>
+        </w:rPr>
+        <w:t>OK</w:t>
       </w:r>
     </w:p>
     <w:p>
@@ -3413,7 +4744,7 @@
           <w:szCs w:val="22"/>
           <w:lang w:val="en-GB"/>
         </w:rPr>
-        <w:t xml:space="preserve">2. </w:t>
+        <w:t xml:space="preserve">8. </w:t>
       </w:r>
       <w:r>
         <w:rPr>
@@ -3425,403 +4756,84 @@
           <w:szCs w:val="22"/>
           <w:lang w:val="en-GB"/>
         </w:rPr>
-        <w:t>Spatial assignment</w:t>
-      </w:r>
-    </w:p>
-    <w:p>
-      <w:pPr>
-        <w:tabs>
-          <w:tab w:val="left" w:pos="560"/>
-          <w:tab w:val="left" w:pos="1120"/>
-          <w:tab w:val="left" w:pos="1680"/>
-          <w:tab w:val="left" w:pos="2240"/>
-          <w:tab w:val="left" w:pos="2800"/>
-          <w:tab w:val="left" w:pos="3360"/>
-          <w:tab w:val="left" w:pos="3920"/>
-          <w:tab w:val="left" w:pos="4480"/>
-          <w:tab w:val="left" w:pos="5040"/>
-          <w:tab w:val="left" w:pos="5600"/>
-          <w:tab w:val="left" w:pos="6160"/>
-          <w:tab w:val="left" w:pos="6720"/>
-        </w:tabs>
-        <w:autoSpaceDE w:val="0"/>
-        <w:autoSpaceDN w:val="0"/>
-        <w:adjustRightInd w:val="0"/>
-        <w:rPr>
-          <w:rFonts w:ascii="Menlo" w:hAnsi="Menlo" w:cs="Menlo"/>
-          <w:color w:val="000000"/>
-          <w:sz w:val="22"/>
-          <w:szCs w:val="22"/>
-          <w:lang w:val="en-GB"/>
-        </w:rPr>
-      </w:pPr>
-      <w:r>
-        <w:rPr>
-          <w:rFonts w:ascii="Menlo" w:hAnsi="Menlo" w:cs="Menlo"/>
-          <w:color w:val="000000"/>
-          <w:sz w:val="22"/>
-          <w:szCs w:val="22"/>
-          <w:lang w:val="en-GB"/>
-        </w:rPr>
-        <w:t xml:space="preserve">     Use event latitude/longitude and assign to our 100km cells using the same EPSG:6933 grid</w:t>
-      </w:r>
-    </w:p>
-    <w:p>
-      <w:pPr>
-        <w:tabs>
-          <w:tab w:val="left" w:pos="560"/>
-          <w:tab w:val="left" w:pos="1120"/>
-          <w:tab w:val="left" w:pos="1680"/>
-          <w:tab w:val="left" w:pos="2240"/>
-          <w:tab w:val="left" w:pos="2800"/>
-          <w:tab w:val="left" w:pos="3360"/>
-          <w:tab w:val="left" w:pos="3920"/>
-          <w:tab w:val="left" w:pos="4480"/>
-          <w:tab w:val="left" w:pos="5040"/>
-          <w:tab w:val="left" w:pos="5600"/>
-          <w:tab w:val="left" w:pos="6160"/>
-          <w:tab w:val="left" w:pos="6720"/>
-        </w:tabs>
-        <w:autoSpaceDE w:val="0"/>
-        <w:autoSpaceDN w:val="0"/>
-        <w:adjustRightInd w:val="0"/>
-        <w:rPr>
-          <w:rFonts w:ascii="Menlo" w:hAnsi="Menlo" w:cs="Menlo"/>
-          <w:color w:val="000000"/>
-          <w:sz w:val="22"/>
-          <w:szCs w:val="22"/>
-          <w:lang w:val="en-GB"/>
-        </w:rPr>
-      </w:pPr>
-    </w:p>
-    <w:p>
-      <w:pPr>
-        <w:tabs>
-          <w:tab w:val="left" w:pos="560"/>
-          <w:tab w:val="left" w:pos="1120"/>
-          <w:tab w:val="left" w:pos="1680"/>
-          <w:tab w:val="left" w:pos="2240"/>
-          <w:tab w:val="left" w:pos="2800"/>
-          <w:tab w:val="left" w:pos="3360"/>
-          <w:tab w:val="left" w:pos="3920"/>
-          <w:tab w:val="left" w:pos="4480"/>
-          <w:tab w:val="left" w:pos="5040"/>
-          <w:tab w:val="left" w:pos="5600"/>
-          <w:tab w:val="left" w:pos="6160"/>
-          <w:tab w:val="left" w:pos="6720"/>
-        </w:tabs>
-        <w:autoSpaceDE w:val="0"/>
-        <w:autoSpaceDN w:val="0"/>
-        <w:adjustRightInd w:val="0"/>
-        <w:rPr>
-          <w:rFonts w:ascii="Menlo" w:hAnsi="Menlo" w:cs="Menlo"/>
-          <w:color w:val="000000"/>
-          <w:sz w:val="22"/>
-          <w:szCs w:val="22"/>
-          <w:lang w:val="en-GB"/>
-        </w:rPr>
-      </w:pPr>
-      <w:r>
-        <w:rPr>
-          <w:rFonts w:ascii="Menlo" w:hAnsi="Menlo" w:cs="Menlo"/>
-          <w:color w:val="000000"/>
-          <w:sz w:val="22"/>
-          <w:szCs w:val="22"/>
-          <w:lang w:val="en-GB"/>
-        </w:rPr>
-        <w:t>yes</w:t>
-      </w:r>
-    </w:p>
-    <w:p>
-      <w:pPr>
-        <w:tabs>
-          <w:tab w:val="left" w:pos="560"/>
-          <w:tab w:val="left" w:pos="1120"/>
-          <w:tab w:val="left" w:pos="1680"/>
-          <w:tab w:val="left" w:pos="2240"/>
-          <w:tab w:val="left" w:pos="2800"/>
-          <w:tab w:val="left" w:pos="3360"/>
-          <w:tab w:val="left" w:pos="3920"/>
-          <w:tab w:val="left" w:pos="4480"/>
-          <w:tab w:val="left" w:pos="5040"/>
-          <w:tab w:val="left" w:pos="5600"/>
-          <w:tab w:val="left" w:pos="6160"/>
-          <w:tab w:val="left" w:pos="6720"/>
-        </w:tabs>
-        <w:autoSpaceDE w:val="0"/>
-        <w:autoSpaceDN w:val="0"/>
-        <w:adjustRightInd w:val="0"/>
-        <w:rPr>
-          <w:rFonts w:ascii="Menlo" w:hAnsi="Menlo" w:cs="Menlo"/>
-          <w:color w:val="000000"/>
-          <w:sz w:val="22"/>
-          <w:szCs w:val="22"/>
-          <w:lang w:val="en-GB"/>
-        </w:rPr>
-      </w:pPr>
-      <w:r>
-        <w:rPr>
-          <w:rFonts w:ascii="Menlo" w:hAnsi="Menlo" w:cs="Menlo"/>
-          <w:color w:val="000000"/>
-          <w:sz w:val="22"/>
-          <w:szCs w:val="22"/>
-          <w:lang w:val="en-GB"/>
-        </w:rPr>
-        <w:t xml:space="preserve">  </w:t>
-      </w:r>
-      <w:r>
-        <w:rPr>
-          <w:rFonts w:ascii="Menlo" w:hAnsi="Menlo" w:cs="Menlo"/>
-          <w:color w:val="0000FF"/>
-          <w:sz w:val="22"/>
-          <w:szCs w:val="22"/>
-          <w:lang w:val="en-GB"/>
-        </w:rPr>
-        <w:t xml:space="preserve">3. </w:t>
-      </w:r>
-      <w:r>
-        <w:rPr>
-          <w:rFonts w:ascii="Menlo" w:hAnsi="Menlo" w:cs="Menlo"/>
-          <w:b/>
-          <w:bCs/>
-          <w:color w:val="000000"/>
-          <w:sz w:val="22"/>
-          <w:szCs w:val="22"/>
-          <w:lang w:val="en-GB"/>
-        </w:rPr>
-        <w:t>Temporal assignment</w:t>
-      </w:r>
-    </w:p>
-    <w:p>
-      <w:pPr>
-        <w:tabs>
-          <w:tab w:val="left" w:pos="560"/>
-          <w:tab w:val="left" w:pos="1120"/>
-          <w:tab w:val="left" w:pos="1680"/>
-          <w:tab w:val="left" w:pos="2240"/>
-          <w:tab w:val="left" w:pos="2800"/>
-          <w:tab w:val="left" w:pos="3360"/>
-          <w:tab w:val="left" w:pos="3920"/>
-          <w:tab w:val="left" w:pos="4480"/>
-          <w:tab w:val="left" w:pos="5040"/>
-          <w:tab w:val="left" w:pos="5600"/>
-          <w:tab w:val="left" w:pos="6160"/>
-          <w:tab w:val="left" w:pos="6720"/>
-        </w:tabs>
-        <w:autoSpaceDE w:val="0"/>
-        <w:autoSpaceDN w:val="0"/>
-        <w:adjustRightInd w:val="0"/>
-        <w:rPr>
-          <w:rFonts w:ascii="Menlo" w:hAnsi="Menlo" w:cs="Menlo"/>
-          <w:color w:val="000000"/>
-          <w:sz w:val="22"/>
-          <w:szCs w:val="22"/>
-          <w:lang w:val="en-GB"/>
-        </w:rPr>
-      </w:pPr>
-      <w:r>
-        <w:rPr>
-          <w:rFonts w:ascii="Menlo" w:hAnsi="Menlo" w:cs="Menlo"/>
-          <w:color w:val="000000"/>
-          <w:sz w:val="22"/>
-          <w:szCs w:val="22"/>
-          <w:lang w:val="en-GB"/>
-        </w:rPr>
-        <w:t xml:space="preserve">     Use event year. UCDP has exact dates, but annual cell-year is enough for our BOLD panel</w:t>
-      </w:r>
-    </w:p>
-    <w:p>
-      <w:pPr>
-        <w:tabs>
-          <w:tab w:val="left" w:pos="560"/>
-          <w:tab w:val="left" w:pos="1120"/>
-          <w:tab w:val="left" w:pos="1680"/>
-          <w:tab w:val="left" w:pos="2240"/>
-          <w:tab w:val="left" w:pos="2800"/>
-          <w:tab w:val="left" w:pos="3360"/>
-          <w:tab w:val="left" w:pos="3920"/>
-          <w:tab w:val="left" w:pos="4480"/>
-          <w:tab w:val="left" w:pos="5040"/>
-          <w:tab w:val="left" w:pos="5600"/>
-          <w:tab w:val="left" w:pos="6160"/>
-          <w:tab w:val="left" w:pos="6720"/>
-        </w:tabs>
-        <w:autoSpaceDE w:val="0"/>
-        <w:autoSpaceDN w:val="0"/>
-        <w:adjustRightInd w:val="0"/>
-        <w:rPr>
-          <w:rFonts w:ascii="Menlo" w:hAnsi="Menlo" w:cs="Menlo"/>
-          <w:color w:val="000000"/>
-          <w:sz w:val="22"/>
-          <w:szCs w:val="22"/>
-          <w:lang w:val="en-GB"/>
-        </w:rPr>
-      </w:pPr>
-    </w:p>
-    <w:p>
-      <w:pPr>
-        <w:tabs>
-          <w:tab w:val="left" w:pos="560"/>
-          <w:tab w:val="left" w:pos="1120"/>
-          <w:tab w:val="left" w:pos="1680"/>
-          <w:tab w:val="left" w:pos="2240"/>
-          <w:tab w:val="left" w:pos="2800"/>
-          <w:tab w:val="left" w:pos="3360"/>
-          <w:tab w:val="left" w:pos="3920"/>
-          <w:tab w:val="left" w:pos="4480"/>
-          <w:tab w:val="left" w:pos="5040"/>
-          <w:tab w:val="left" w:pos="5600"/>
-          <w:tab w:val="left" w:pos="6160"/>
-          <w:tab w:val="left" w:pos="6720"/>
-        </w:tabs>
-        <w:autoSpaceDE w:val="0"/>
-        <w:autoSpaceDN w:val="0"/>
-        <w:adjustRightInd w:val="0"/>
-        <w:rPr>
-          <w:rFonts w:ascii="Menlo" w:hAnsi="Menlo" w:cs="Menlo"/>
-          <w:color w:val="000000"/>
-          <w:sz w:val="22"/>
-          <w:szCs w:val="22"/>
-          <w:lang w:val="en-GB"/>
-        </w:rPr>
-      </w:pPr>
-      <w:r>
-        <w:rPr>
-          <w:rFonts w:ascii="Menlo" w:hAnsi="Menlo" w:cs="Menlo"/>
-          <w:color w:val="000000"/>
-          <w:sz w:val="22"/>
-          <w:szCs w:val="22"/>
-          <w:lang w:val="en-GB"/>
-        </w:rPr>
-        <w:t>OK</w:t>
-      </w:r>
-    </w:p>
-    <w:p>
-      <w:pPr>
-        <w:tabs>
-          <w:tab w:val="left" w:pos="560"/>
-          <w:tab w:val="left" w:pos="1120"/>
-          <w:tab w:val="left" w:pos="1680"/>
-          <w:tab w:val="left" w:pos="2240"/>
-          <w:tab w:val="left" w:pos="2800"/>
-          <w:tab w:val="left" w:pos="3360"/>
-          <w:tab w:val="left" w:pos="3920"/>
-          <w:tab w:val="left" w:pos="4480"/>
-          <w:tab w:val="left" w:pos="5040"/>
-          <w:tab w:val="left" w:pos="5600"/>
-          <w:tab w:val="left" w:pos="6160"/>
-          <w:tab w:val="left" w:pos="6720"/>
-        </w:tabs>
-        <w:autoSpaceDE w:val="0"/>
-        <w:autoSpaceDN w:val="0"/>
-        <w:adjustRightInd w:val="0"/>
-        <w:rPr>
-          <w:rFonts w:ascii="Menlo" w:hAnsi="Menlo" w:cs="Menlo"/>
-          <w:color w:val="000000"/>
-          <w:sz w:val="22"/>
-          <w:szCs w:val="22"/>
-          <w:lang w:val="en-GB"/>
-        </w:rPr>
-      </w:pPr>
-    </w:p>
-    <w:p>
-      <w:pPr>
-        <w:tabs>
-          <w:tab w:val="left" w:pos="560"/>
-          <w:tab w:val="left" w:pos="1120"/>
-          <w:tab w:val="left" w:pos="1680"/>
-          <w:tab w:val="left" w:pos="2240"/>
-          <w:tab w:val="left" w:pos="2800"/>
-          <w:tab w:val="left" w:pos="3360"/>
-          <w:tab w:val="left" w:pos="3920"/>
-          <w:tab w:val="left" w:pos="4480"/>
-          <w:tab w:val="left" w:pos="5040"/>
-          <w:tab w:val="left" w:pos="5600"/>
-          <w:tab w:val="left" w:pos="6160"/>
-          <w:tab w:val="left" w:pos="6720"/>
-        </w:tabs>
-        <w:autoSpaceDE w:val="0"/>
-        <w:autoSpaceDN w:val="0"/>
-        <w:adjustRightInd w:val="0"/>
-        <w:rPr>
-          <w:rFonts w:ascii="Menlo" w:hAnsi="Menlo" w:cs="Menlo"/>
-          <w:color w:val="000000"/>
-          <w:sz w:val="22"/>
-          <w:szCs w:val="22"/>
-          <w:lang w:val="en-GB"/>
-        </w:rPr>
-      </w:pPr>
-      <w:r>
-        <w:rPr>
-          <w:rFonts w:ascii="Menlo" w:hAnsi="Menlo" w:cs="Menlo"/>
-          <w:color w:val="000000"/>
-          <w:sz w:val="22"/>
-          <w:szCs w:val="22"/>
-          <w:lang w:val="en-GB"/>
-        </w:rPr>
-        <w:t xml:space="preserve">  </w:t>
-      </w:r>
-      <w:r>
-        <w:rPr>
-          <w:rFonts w:ascii="Menlo" w:hAnsi="Menlo" w:cs="Menlo"/>
-          <w:color w:val="0000FF"/>
-          <w:sz w:val="22"/>
-          <w:szCs w:val="22"/>
-          <w:lang w:val="en-GB"/>
-        </w:rPr>
-        <w:t xml:space="preserve">4. </w:t>
-      </w:r>
-      <w:r>
-        <w:rPr>
-          <w:rFonts w:ascii="Menlo" w:hAnsi="Menlo" w:cs="Menlo"/>
-          <w:b/>
-          <w:bCs/>
-          <w:color w:val="000000"/>
-          <w:sz w:val="22"/>
-          <w:szCs w:val="22"/>
-          <w:lang w:val="en-GB"/>
-        </w:rPr>
-        <w:t>Core variables</w:t>
-      </w:r>
-    </w:p>
-    <w:p>
-      <w:pPr>
-        <w:tabs>
-          <w:tab w:val="left" w:pos="560"/>
-          <w:tab w:val="left" w:pos="1120"/>
-          <w:tab w:val="left" w:pos="1680"/>
-          <w:tab w:val="left" w:pos="2240"/>
-          <w:tab w:val="left" w:pos="2800"/>
-          <w:tab w:val="left" w:pos="3360"/>
-          <w:tab w:val="left" w:pos="3920"/>
-          <w:tab w:val="left" w:pos="4480"/>
-          <w:tab w:val="left" w:pos="5040"/>
-          <w:tab w:val="left" w:pos="5600"/>
-          <w:tab w:val="left" w:pos="6160"/>
-          <w:tab w:val="left" w:pos="6720"/>
-        </w:tabs>
-        <w:autoSpaceDE w:val="0"/>
-        <w:autoSpaceDN w:val="0"/>
-        <w:adjustRightInd w:val="0"/>
-        <w:rPr>
-          <w:rFonts w:ascii="Menlo" w:hAnsi="Menlo" w:cs="Menlo"/>
-          <w:color w:val="000000"/>
-          <w:sz w:val="22"/>
-          <w:szCs w:val="22"/>
-          <w:lang w:val="en-GB"/>
-        </w:rPr>
-      </w:pPr>
-      <w:r>
-        <w:rPr>
-          <w:rFonts w:ascii="Menlo" w:hAnsi="Menlo" w:cs="Menlo"/>
-          <w:color w:val="000000"/>
-          <w:sz w:val="22"/>
-          <w:szCs w:val="22"/>
-          <w:lang w:val="en-GB"/>
-        </w:rPr>
-        <w:t xml:space="preserve">     For each </w:t>
-      </w:r>
-      <w:proofErr w:type="spellStart"/>
+        <w:t>Lag structure</w:t>
+      </w:r>
+    </w:p>
+    <w:p>
+      <w:pPr>
+        <w:tabs>
+          <w:tab w:val="left" w:pos="560"/>
+          <w:tab w:val="left" w:pos="1120"/>
+          <w:tab w:val="left" w:pos="1680"/>
+          <w:tab w:val="left" w:pos="2240"/>
+          <w:tab w:val="left" w:pos="2800"/>
+          <w:tab w:val="left" w:pos="3360"/>
+          <w:tab w:val="left" w:pos="3920"/>
+          <w:tab w:val="left" w:pos="4480"/>
+          <w:tab w:val="left" w:pos="5040"/>
+          <w:tab w:val="left" w:pos="5600"/>
+          <w:tab w:val="left" w:pos="6160"/>
+          <w:tab w:val="left" w:pos="6720"/>
+        </w:tabs>
+        <w:autoSpaceDE w:val="0"/>
+        <w:autoSpaceDN w:val="0"/>
+        <w:adjustRightInd w:val="0"/>
+        <w:rPr>
+          <w:rFonts w:ascii="Menlo" w:hAnsi="Menlo" w:cs="Menlo"/>
+          <w:color w:val="000000"/>
+          <w:sz w:val="22"/>
+          <w:szCs w:val="22"/>
+          <w:lang w:val="en-GB"/>
+        </w:rPr>
+      </w:pPr>
+      <w:r>
+        <w:rPr>
+          <w:rFonts w:ascii="Menlo" w:hAnsi="Menlo" w:cs="Menlo"/>
+          <w:color w:val="000000"/>
+          <w:sz w:val="22"/>
+          <w:szCs w:val="22"/>
+          <w:lang w:val="en-GB"/>
+        </w:rPr>
+        <w:t xml:space="preserve">     We probably want contemporaneous and lagged conflict:</w:t>
+      </w:r>
+    </w:p>
+    <w:p>
+      <w:pPr>
+        <w:tabs>
+          <w:tab w:val="left" w:pos="560"/>
+          <w:tab w:val="left" w:pos="1120"/>
+          <w:tab w:val="left" w:pos="1680"/>
+          <w:tab w:val="left" w:pos="2240"/>
+          <w:tab w:val="left" w:pos="2800"/>
+          <w:tab w:val="left" w:pos="3360"/>
+          <w:tab w:val="left" w:pos="3920"/>
+          <w:tab w:val="left" w:pos="4480"/>
+          <w:tab w:val="left" w:pos="5040"/>
+          <w:tab w:val="left" w:pos="5600"/>
+          <w:tab w:val="left" w:pos="6160"/>
+          <w:tab w:val="left" w:pos="6720"/>
+        </w:tabs>
+        <w:autoSpaceDE w:val="0"/>
+        <w:autoSpaceDN w:val="0"/>
+        <w:adjustRightInd w:val="0"/>
+        <w:rPr>
+          <w:rFonts w:ascii="Menlo" w:hAnsi="Menlo" w:cs="Menlo"/>
+          <w:color w:val="000000"/>
+          <w:sz w:val="22"/>
+          <w:szCs w:val="22"/>
+          <w:lang w:val="en-GB"/>
+        </w:rPr>
+      </w:pPr>
+      <w:r>
+        <w:rPr>
+          <w:rFonts w:ascii="Menlo" w:hAnsi="Menlo" w:cs="Menlo"/>
+          <w:color w:val="000000"/>
+          <w:sz w:val="22"/>
+          <w:szCs w:val="22"/>
+          <w:lang w:val="en-GB"/>
+        </w:rPr>
+        <w:t xml:space="preserve">      - </w:t>
+      </w:r>
       <w:r>
         <w:rPr>
           <w:rFonts w:ascii="Menlo" w:hAnsi="Menlo" w:cs="Menlo"/>
@@ -3830,9 +4842,46 @@
           <w:szCs w:val="22"/>
           <w:lang w:val="en-GB"/>
         </w:rPr>
-        <w:t>cell_id</w:t>
-      </w:r>
-      <w:proofErr w:type="spellEnd"/>
+        <w:t>ucdp_any_ct</w:t>
+      </w:r>
+    </w:p>
+    <w:p>
+      <w:pPr>
+        <w:tabs>
+          <w:tab w:val="left" w:pos="560"/>
+          <w:tab w:val="left" w:pos="1120"/>
+          <w:tab w:val="left" w:pos="1680"/>
+          <w:tab w:val="left" w:pos="2240"/>
+          <w:tab w:val="left" w:pos="2800"/>
+          <w:tab w:val="left" w:pos="3360"/>
+          <w:tab w:val="left" w:pos="3920"/>
+          <w:tab w:val="left" w:pos="4480"/>
+          <w:tab w:val="left" w:pos="5040"/>
+          <w:tab w:val="left" w:pos="5600"/>
+          <w:tab w:val="left" w:pos="6160"/>
+          <w:tab w:val="left" w:pos="6720"/>
+        </w:tabs>
+        <w:autoSpaceDE w:val="0"/>
+        <w:autoSpaceDN w:val="0"/>
+        <w:adjustRightInd w:val="0"/>
+        <w:rPr>
+          <w:rFonts w:ascii="Menlo" w:hAnsi="Menlo" w:cs="Menlo"/>
+          <w:color w:val="000000"/>
+          <w:sz w:val="22"/>
+          <w:szCs w:val="22"/>
+          <w:lang w:val="en-GB"/>
+        </w:rPr>
+      </w:pPr>
+      <w:r>
+        <w:rPr>
+          <w:rFonts w:ascii="Menlo" w:hAnsi="Menlo" w:cs="Menlo"/>
+          <w:color w:val="000000"/>
+          <w:sz w:val="22"/>
+          <w:szCs w:val="22"/>
+          <w:lang w:val="en-GB"/>
+        </w:rPr>
+        <w:t xml:space="preserve">      - </w:t>
+      </w:r>
       <w:r>
         <w:rPr>
           <w:rFonts w:ascii="Menlo" w:hAnsi="Menlo" w:cs="Menlo"/>
@@ -3841,1611 +4890,6 @@
           <w:szCs w:val="22"/>
           <w:lang w:val="en-GB"/>
         </w:rPr>
-        <w:t xml:space="preserve"> year</w:t>
-      </w:r>
-      <w:r>
-        <w:rPr>
-          <w:rFonts w:ascii="Menlo" w:hAnsi="Menlo" w:cs="Menlo"/>
-          <w:color w:val="000000"/>
-          <w:sz w:val="22"/>
-          <w:szCs w:val="22"/>
-          <w:lang w:val="en-GB"/>
-        </w:rPr>
-        <w:t>:</w:t>
-      </w:r>
-    </w:p>
-    <w:p>
-      <w:pPr>
-        <w:tabs>
-          <w:tab w:val="left" w:pos="560"/>
-          <w:tab w:val="left" w:pos="1120"/>
-          <w:tab w:val="left" w:pos="1680"/>
-          <w:tab w:val="left" w:pos="2240"/>
-          <w:tab w:val="left" w:pos="2800"/>
-          <w:tab w:val="left" w:pos="3360"/>
-          <w:tab w:val="left" w:pos="3920"/>
-          <w:tab w:val="left" w:pos="4480"/>
-          <w:tab w:val="left" w:pos="5040"/>
-          <w:tab w:val="left" w:pos="5600"/>
-          <w:tab w:val="left" w:pos="6160"/>
-          <w:tab w:val="left" w:pos="6720"/>
-        </w:tabs>
-        <w:autoSpaceDE w:val="0"/>
-        <w:autoSpaceDN w:val="0"/>
-        <w:adjustRightInd w:val="0"/>
-        <w:rPr>
-          <w:rFonts w:ascii="Menlo" w:hAnsi="Menlo" w:cs="Menlo"/>
-          <w:color w:val="000000"/>
-          <w:sz w:val="22"/>
-          <w:szCs w:val="22"/>
-          <w:lang w:val="en-GB"/>
-        </w:rPr>
-      </w:pPr>
-    </w:p>
-    <w:p>
-      <w:pPr>
-        <w:tabs>
-          <w:tab w:val="left" w:pos="560"/>
-          <w:tab w:val="left" w:pos="1120"/>
-          <w:tab w:val="left" w:pos="1680"/>
-          <w:tab w:val="left" w:pos="2240"/>
-          <w:tab w:val="left" w:pos="2800"/>
-          <w:tab w:val="left" w:pos="3360"/>
-          <w:tab w:val="left" w:pos="3920"/>
-          <w:tab w:val="left" w:pos="4480"/>
-          <w:tab w:val="left" w:pos="5040"/>
-          <w:tab w:val="left" w:pos="5600"/>
-          <w:tab w:val="left" w:pos="6160"/>
-          <w:tab w:val="left" w:pos="6720"/>
-        </w:tabs>
-        <w:autoSpaceDE w:val="0"/>
-        <w:autoSpaceDN w:val="0"/>
-        <w:adjustRightInd w:val="0"/>
-        <w:rPr>
-          <w:rFonts w:ascii="Menlo" w:hAnsi="Menlo" w:cs="Menlo"/>
-          <w:color w:val="000000"/>
-          <w:sz w:val="22"/>
-          <w:szCs w:val="22"/>
-          <w:lang w:val="en-GB"/>
-        </w:rPr>
-      </w:pPr>
-      <w:r>
-        <w:rPr>
-          <w:rFonts w:ascii="Menlo" w:hAnsi="Menlo" w:cs="Menlo"/>
-          <w:color w:val="000000"/>
-          <w:sz w:val="22"/>
-          <w:szCs w:val="22"/>
-          <w:lang w:val="en-GB"/>
-        </w:rPr>
-        <w:t xml:space="preserve">     </w:t>
-      </w:r>
-      <w:proofErr w:type="spellStart"/>
-      <w:r>
-        <w:rPr>
-          <w:rFonts w:ascii="Menlo" w:hAnsi="Menlo" w:cs="Menlo"/>
-          <w:color w:val="000000"/>
-          <w:sz w:val="22"/>
-          <w:szCs w:val="22"/>
-          <w:lang w:val="en-GB"/>
-        </w:rPr>
-        <w:t>ucdp_events</w:t>
-      </w:r>
-      <w:proofErr w:type="spellEnd"/>
-    </w:p>
-    <w:p>
-      <w:pPr>
-        <w:tabs>
-          <w:tab w:val="left" w:pos="560"/>
-          <w:tab w:val="left" w:pos="1120"/>
-          <w:tab w:val="left" w:pos="1680"/>
-          <w:tab w:val="left" w:pos="2240"/>
-          <w:tab w:val="left" w:pos="2800"/>
-          <w:tab w:val="left" w:pos="3360"/>
-          <w:tab w:val="left" w:pos="3920"/>
-          <w:tab w:val="left" w:pos="4480"/>
-          <w:tab w:val="left" w:pos="5040"/>
-          <w:tab w:val="left" w:pos="5600"/>
-          <w:tab w:val="left" w:pos="6160"/>
-          <w:tab w:val="left" w:pos="6720"/>
-        </w:tabs>
-        <w:autoSpaceDE w:val="0"/>
-        <w:autoSpaceDN w:val="0"/>
-        <w:adjustRightInd w:val="0"/>
-        <w:rPr>
-          <w:rFonts w:ascii="Menlo" w:hAnsi="Menlo" w:cs="Menlo"/>
-          <w:color w:val="000000"/>
-          <w:sz w:val="22"/>
-          <w:szCs w:val="22"/>
-          <w:lang w:val="en-GB"/>
-        </w:rPr>
-      </w:pPr>
-      <w:r>
-        <w:rPr>
-          <w:rFonts w:ascii="Menlo" w:hAnsi="Menlo" w:cs="Menlo"/>
-          <w:color w:val="000000"/>
-          <w:sz w:val="22"/>
-          <w:szCs w:val="22"/>
-          <w:lang w:val="en-GB"/>
-        </w:rPr>
-        <w:t xml:space="preserve">     </w:t>
-      </w:r>
-      <w:proofErr w:type="spellStart"/>
-      <w:r>
-        <w:rPr>
-          <w:rFonts w:ascii="Menlo" w:hAnsi="Menlo" w:cs="Menlo"/>
-          <w:color w:val="000000"/>
-          <w:sz w:val="22"/>
-          <w:szCs w:val="22"/>
-          <w:lang w:val="en-GB"/>
-        </w:rPr>
-        <w:t>ucdp_any</w:t>
-      </w:r>
-      <w:proofErr w:type="spellEnd"/>
-    </w:p>
-    <w:p>
-      <w:pPr>
-        <w:tabs>
-          <w:tab w:val="left" w:pos="560"/>
-          <w:tab w:val="left" w:pos="1120"/>
-          <w:tab w:val="left" w:pos="1680"/>
-          <w:tab w:val="left" w:pos="2240"/>
-          <w:tab w:val="left" w:pos="2800"/>
-          <w:tab w:val="left" w:pos="3360"/>
-          <w:tab w:val="left" w:pos="3920"/>
-          <w:tab w:val="left" w:pos="4480"/>
-          <w:tab w:val="left" w:pos="5040"/>
-          <w:tab w:val="left" w:pos="5600"/>
-          <w:tab w:val="left" w:pos="6160"/>
-          <w:tab w:val="left" w:pos="6720"/>
-        </w:tabs>
-        <w:autoSpaceDE w:val="0"/>
-        <w:autoSpaceDN w:val="0"/>
-        <w:adjustRightInd w:val="0"/>
-        <w:rPr>
-          <w:rFonts w:ascii="Menlo" w:hAnsi="Menlo" w:cs="Menlo"/>
-          <w:color w:val="000000"/>
-          <w:sz w:val="22"/>
-          <w:szCs w:val="22"/>
-          <w:lang w:val="en-GB"/>
-        </w:rPr>
-      </w:pPr>
-      <w:r>
-        <w:rPr>
-          <w:rFonts w:ascii="Menlo" w:hAnsi="Menlo" w:cs="Menlo"/>
-          <w:color w:val="000000"/>
-          <w:sz w:val="22"/>
-          <w:szCs w:val="22"/>
-          <w:lang w:val="en-GB"/>
-        </w:rPr>
-        <w:t xml:space="preserve">     </w:t>
-      </w:r>
-      <w:proofErr w:type="spellStart"/>
-      <w:r>
-        <w:rPr>
-          <w:rFonts w:ascii="Menlo" w:hAnsi="Menlo" w:cs="Menlo"/>
-          <w:color w:val="000000"/>
-          <w:sz w:val="22"/>
-          <w:szCs w:val="22"/>
-          <w:lang w:val="en-GB"/>
-        </w:rPr>
-        <w:t>ucdp_fatalities_best</w:t>
-      </w:r>
-      <w:proofErr w:type="spellEnd"/>
-    </w:p>
-    <w:p>
-      <w:pPr>
-        <w:tabs>
-          <w:tab w:val="left" w:pos="560"/>
-          <w:tab w:val="left" w:pos="1120"/>
-          <w:tab w:val="left" w:pos="1680"/>
-          <w:tab w:val="left" w:pos="2240"/>
-          <w:tab w:val="left" w:pos="2800"/>
-          <w:tab w:val="left" w:pos="3360"/>
-          <w:tab w:val="left" w:pos="3920"/>
-          <w:tab w:val="left" w:pos="4480"/>
-          <w:tab w:val="left" w:pos="5040"/>
-          <w:tab w:val="left" w:pos="5600"/>
-          <w:tab w:val="left" w:pos="6160"/>
-          <w:tab w:val="left" w:pos="6720"/>
-        </w:tabs>
-        <w:autoSpaceDE w:val="0"/>
-        <w:autoSpaceDN w:val="0"/>
-        <w:adjustRightInd w:val="0"/>
-        <w:rPr>
-          <w:rFonts w:ascii="Menlo" w:hAnsi="Menlo" w:cs="Menlo"/>
-          <w:color w:val="000000"/>
-          <w:sz w:val="22"/>
-          <w:szCs w:val="22"/>
-          <w:lang w:val="en-GB"/>
-        </w:rPr>
-      </w:pPr>
-      <w:r>
-        <w:rPr>
-          <w:rFonts w:ascii="Menlo" w:hAnsi="Menlo" w:cs="Menlo"/>
-          <w:color w:val="000000"/>
-          <w:sz w:val="22"/>
-          <w:szCs w:val="22"/>
-          <w:lang w:val="en-GB"/>
-        </w:rPr>
-        <w:t xml:space="preserve">     log1p_ucdp_events</w:t>
-      </w:r>
-    </w:p>
-    <w:p>
-      <w:pPr>
-        <w:tabs>
-          <w:tab w:val="left" w:pos="560"/>
-          <w:tab w:val="left" w:pos="1120"/>
-          <w:tab w:val="left" w:pos="1680"/>
-          <w:tab w:val="left" w:pos="2240"/>
-          <w:tab w:val="left" w:pos="2800"/>
-          <w:tab w:val="left" w:pos="3360"/>
-          <w:tab w:val="left" w:pos="3920"/>
-          <w:tab w:val="left" w:pos="4480"/>
-          <w:tab w:val="left" w:pos="5040"/>
-          <w:tab w:val="left" w:pos="5600"/>
-          <w:tab w:val="left" w:pos="6160"/>
-          <w:tab w:val="left" w:pos="6720"/>
-        </w:tabs>
-        <w:autoSpaceDE w:val="0"/>
-        <w:autoSpaceDN w:val="0"/>
-        <w:adjustRightInd w:val="0"/>
-        <w:rPr>
-          <w:rFonts w:ascii="Menlo" w:hAnsi="Menlo" w:cs="Menlo"/>
-          <w:color w:val="000000"/>
-          <w:sz w:val="22"/>
-          <w:szCs w:val="22"/>
-          <w:lang w:val="en-GB"/>
-        </w:rPr>
-      </w:pPr>
-      <w:r>
-        <w:rPr>
-          <w:rFonts w:ascii="Menlo" w:hAnsi="Menlo" w:cs="Menlo"/>
-          <w:color w:val="000000"/>
-          <w:sz w:val="22"/>
-          <w:szCs w:val="22"/>
-          <w:lang w:val="en-GB"/>
-        </w:rPr>
-        <w:t xml:space="preserve">     log1p_ucdp_fatalities_best</w:t>
-      </w:r>
-    </w:p>
-    <w:p>
-      <w:pPr>
-        <w:tabs>
-          <w:tab w:val="left" w:pos="560"/>
-          <w:tab w:val="left" w:pos="1120"/>
-          <w:tab w:val="left" w:pos="1680"/>
-          <w:tab w:val="left" w:pos="2240"/>
-          <w:tab w:val="left" w:pos="2800"/>
-          <w:tab w:val="left" w:pos="3360"/>
-          <w:tab w:val="left" w:pos="3920"/>
-          <w:tab w:val="left" w:pos="4480"/>
-          <w:tab w:val="left" w:pos="5040"/>
-          <w:tab w:val="left" w:pos="5600"/>
-          <w:tab w:val="left" w:pos="6160"/>
-          <w:tab w:val="left" w:pos="6720"/>
-        </w:tabs>
-        <w:autoSpaceDE w:val="0"/>
-        <w:autoSpaceDN w:val="0"/>
-        <w:adjustRightInd w:val="0"/>
-        <w:rPr>
-          <w:rFonts w:ascii="Menlo" w:hAnsi="Menlo" w:cs="Menlo"/>
-          <w:color w:val="000000"/>
-          <w:sz w:val="22"/>
-          <w:szCs w:val="22"/>
-          <w:lang w:val="en-GB"/>
-        </w:rPr>
-      </w:pPr>
-    </w:p>
-    <w:p>
-      <w:pPr>
-        <w:tabs>
-          <w:tab w:val="left" w:pos="560"/>
-          <w:tab w:val="left" w:pos="1120"/>
-          <w:tab w:val="left" w:pos="1680"/>
-          <w:tab w:val="left" w:pos="2240"/>
-          <w:tab w:val="left" w:pos="2800"/>
-          <w:tab w:val="left" w:pos="3360"/>
-          <w:tab w:val="left" w:pos="3920"/>
-          <w:tab w:val="left" w:pos="4480"/>
-          <w:tab w:val="left" w:pos="5040"/>
-          <w:tab w:val="left" w:pos="5600"/>
-          <w:tab w:val="left" w:pos="6160"/>
-          <w:tab w:val="left" w:pos="6720"/>
-        </w:tabs>
-        <w:autoSpaceDE w:val="0"/>
-        <w:autoSpaceDN w:val="0"/>
-        <w:adjustRightInd w:val="0"/>
-        <w:rPr>
-          <w:rFonts w:ascii="Menlo" w:hAnsi="Menlo" w:cs="Menlo"/>
-          <w:color w:val="000000"/>
-          <w:sz w:val="22"/>
-          <w:szCs w:val="22"/>
-          <w:lang w:val="en-GB"/>
-        </w:rPr>
-      </w:pPr>
-      <w:r>
-        <w:rPr>
-          <w:rFonts w:ascii="Menlo" w:hAnsi="Menlo" w:cs="Menlo"/>
-          <w:color w:val="000000"/>
-          <w:sz w:val="22"/>
-          <w:szCs w:val="22"/>
-          <w:lang w:val="en-GB"/>
-        </w:rPr>
-        <w:t xml:space="preserve">What is best? We shall generate logs in </w:t>
-      </w:r>
-      <w:proofErr w:type="spellStart"/>
-      <w:r>
-        <w:rPr>
-          <w:rFonts w:ascii="Menlo" w:hAnsi="Menlo" w:cs="Menlo"/>
-          <w:color w:val="000000"/>
-          <w:sz w:val="22"/>
-          <w:szCs w:val="22"/>
-          <w:lang w:val="en-GB"/>
-        </w:rPr>
-        <w:t>stata</w:t>
-      </w:r>
-      <w:proofErr w:type="spellEnd"/>
-    </w:p>
-    <w:p>
-      <w:pPr>
-        <w:tabs>
-          <w:tab w:val="left" w:pos="560"/>
-          <w:tab w:val="left" w:pos="1120"/>
-          <w:tab w:val="left" w:pos="1680"/>
-          <w:tab w:val="left" w:pos="2240"/>
-          <w:tab w:val="left" w:pos="2800"/>
-          <w:tab w:val="left" w:pos="3360"/>
-          <w:tab w:val="left" w:pos="3920"/>
-          <w:tab w:val="left" w:pos="4480"/>
-          <w:tab w:val="left" w:pos="5040"/>
-          <w:tab w:val="left" w:pos="5600"/>
-          <w:tab w:val="left" w:pos="6160"/>
-          <w:tab w:val="left" w:pos="6720"/>
-        </w:tabs>
-        <w:autoSpaceDE w:val="0"/>
-        <w:autoSpaceDN w:val="0"/>
-        <w:adjustRightInd w:val="0"/>
-        <w:rPr>
-          <w:rFonts w:ascii="Menlo" w:hAnsi="Menlo" w:cs="Menlo"/>
-          <w:color w:val="000000"/>
-          <w:sz w:val="22"/>
-          <w:szCs w:val="22"/>
-          <w:lang w:val="en-GB"/>
-        </w:rPr>
-      </w:pPr>
-    </w:p>
-    <w:p>
-      <w:pPr>
-        <w:tabs>
-          <w:tab w:val="left" w:pos="560"/>
-          <w:tab w:val="left" w:pos="1120"/>
-          <w:tab w:val="left" w:pos="1680"/>
-          <w:tab w:val="left" w:pos="2240"/>
-          <w:tab w:val="left" w:pos="2800"/>
-          <w:tab w:val="left" w:pos="3360"/>
-          <w:tab w:val="left" w:pos="3920"/>
-          <w:tab w:val="left" w:pos="4480"/>
-          <w:tab w:val="left" w:pos="5040"/>
-          <w:tab w:val="left" w:pos="5600"/>
-          <w:tab w:val="left" w:pos="6160"/>
-          <w:tab w:val="left" w:pos="6720"/>
-        </w:tabs>
-        <w:autoSpaceDE w:val="0"/>
-        <w:autoSpaceDN w:val="0"/>
-        <w:adjustRightInd w:val="0"/>
-        <w:rPr>
-          <w:rFonts w:ascii="Menlo" w:hAnsi="Menlo" w:cs="Menlo"/>
-          <w:color w:val="000000"/>
-          <w:sz w:val="22"/>
-          <w:szCs w:val="22"/>
-          <w:lang w:val="en-GB"/>
-        </w:rPr>
-      </w:pPr>
-      <w:r>
-        <w:rPr>
-          <w:rFonts w:ascii="Menlo" w:hAnsi="Menlo" w:cs="Menlo"/>
-          <w:color w:val="000000"/>
-          <w:sz w:val="22"/>
-          <w:szCs w:val="22"/>
-          <w:lang w:val="en-GB"/>
-        </w:rPr>
-        <w:t xml:space="preserve">  </w:t>
-      </w:r>
-      <w:r>
-        <w:rPr>
-          <w:rFonts w:ascii="Menlo" w:hAnsi="Menlo" w:cs="Menlo"/>
-          <w:color w:val="0000FF"/>
-          <w:sz w:val="22"/>
-          <w:szCs w:val="22"/>
-          <w:lang w:val="en-GB"/>
-        </w:rPr>
-        <w:t xml:space="preserve">5. </w:t>
-      </w:r>
-      <w:r>
-        <w:rPr>
-          <w:rFonts w:ascii="Menlo" w:hAnsi="Menlo" w:cs="Menlo"/>
-          <w:b/>
-          <w:bCs/>
-          <w:color w:val="000000"/>
-          <w:sz w:val="22"/>
-          <w:szCs w:val="22"/>
-          <w:lang w:val="en-GB"/>
-        </w:rPr>
-        <w:t>Fatality variable</w:t>
-      </w:r>
-    </w:p>
-    <w:p>
-      <w:pPr>
-        <w:tabs>
-          <w:tab w:val="left" w:pos="560"/>
-          <w:tab w:val="left" w:pos="1120"/>
-          <w:tab w:val="left" w:pos="1680"/>
-          <w:tab w:val="left" w:pos="2240"/>
-          <w:tab w:val="left" w:pos="2800"/>
-          <w:tab w:val="left" w:pos="3360"/>
-          <w:tab w:val="left" w:pos="3920"/>
-          <w:tab w:val="left" w:pos="4480"/>
-          <w:tab w:val="left" w:pos="5040"/>
-          <w:tab w:val="left" w:pos="5600"/>
-          <w:tab w:val="left" w:pos="6160"/>
-          <w:tab w:val="left" w:pos="6720"/>
-        </w:tabs>
-        <w:autoSpaceDE w:val="0"/>
-        <w:autoSpaceDN w:val="0"/>
-        <w:adjustRightInd w:val="0"/>
-        <w:rPr>
-          <w:rFonts w:ascii="Menlo" w:hAnsi="Menlo" w:cs="Menlo"/>
-          <w:color w:val="000000"/>
-          <w:sz w:val="22"/>
-          <w:szCs w:val="22"/>
-          <w:lang w:val="en-GB"/>
-        </w:rPr>
-      </w:pPr>
-      <w:r>
-        <w:rPr>
-          <w:rFonts w:ascii="Menlo" w:hAnsi="Menlo" w:cs="Menlo"/>
-          <w:color w:val="000000"/>
-          <w:sz w:val="22"/>
-          <w:szCs w:val="22"/>
-          <w:lang w:val="en-GB"/>
-        </w:rPr>
-        <w:t xml:space="preserve">     UCDP usually has </w:t>
-      </w:r>
-      <w:r>
-        <w:rPr>
-          <w:rFonts w:ascii="Menlo" w:hAnsi="Menlo" w:cs="Menlo"/>
-          <w:color w:val="1396A3"/>
-          <w:sz w:val="22"/>
-          <w:szCs w:val="22"/>
-          <w:lang w:val="en-GB"/>
-        </w:rPr>
-        <w:t>best</w:t>
-      </w:r>
-      <w:r>
-        <w:rPr>
-          <w:rFonts w:ascii="Menlo" w:hAnsi="Menlo" w:cs="Menlo"/>
-          <w:color w:val="000000"/>
-          <w:sz w:val="22"/>
-          <w:szCs w:val="22"/>
-          <w:lang w:val="en-GB"/>
-        </w:rPr>
-        <w:t xml:space="preserve">, </w:t>
-      </w:r>
-      <w:r>
-        <w:rPr>
-          <w:rFonts w:ascii="Menlo" w:hAnsi="Menlo" w:cs="Menlo"/>
-          <w:color w:val="1396A3"/>
-          <w:sz w:val="22"/>
-          <w:szCs w:val="22"/>
-          <w:lang w:val="en-GB"/>
-        </w:rPr>
-        <w:t>low</w:t>
-      </w:r>
-      <w:r>
-        <w:rPr>
-          <w:rFonts w:ascii="Menlo" w:hAnsi="Menlo" w:cs="Menlo"/>
-          <w:color w:val="000000"/>
-          <w:sz w:val="22"/>
-          <w:szCs w:val="22"/>
-          <w:lang w:val="en-GB"/>
-        </w:rPr>
-        <w:t xml:space="preserve">, </w:t>
-      </w:r>
-      <w:r>
-        <w:rPr>
-          <w:rFonts w:ascii="Menlo" w:hAnsi="Menlo" w:cs="Menlo"/>
-          <w:color w:val="1396A3"/>
-          <w:sz w:val="22"/>
-          <w:szCs w:val="22"/>
-          <w:lang w:val="en-GB"/>
-        </w:rPr>
-        <w:t>high</w:t>
-      </w:r>
-      <w:r>
-        <w:rPr>
-          <w:rFonts w:ascii="Menlo" w:hAnsi="Menlo" w:cs="Menlo"/>
-          <w:color w:val="000000"/>
-          <w:sz w:val="22"/>
-          <w:szCs w:val="22"/>
-          <w:lang w:val="en-GB"/>
-        </w:rPr>
-        <w:t xml:space="preserve"> fatality estimates. Main should be </w:t>
-      </w:r>
-      <w:r>
-        <w:rPr>
-          <w:rFonts w:ascii="Menlo" w:hAnsi="Menlo" w:cs="Menlo"/>
-          <w:color w:val="1396A3"/>
-          <w:sz w:val="22"/>
-          <w:szCs w:val="22"/>
-          <w:lang w:val="en-GB"/>
-        </w:rPr>
-        <w:t>best</w:t>
-      </w:r>
-      <w:r>
-        <w:rPr>
-          <w:rFonts w:ascii="Menlo" w:hAnsi="Menlo" w:cs="Menlo"/>
-          <w:color w:val="000000"/>
-          <w:sz w:val="22"/>
-          <w:szCs w:val="22"/>
-          <w:lang w:val="en-GB"/>
-        </w:rPr>
-        <w:t>.</w:t>
-      </w:r>
-    </w:p>
-    <w:p>
-      <w:pPr>
-        <w:tabs>
-          <w:tab w:val="left" w:pos="560"/>
-          <w:tab w:val="left" w:pos="1120"/>
-          <w:tab w:val="left" w:pos="1680"/>
-          <w:tab w:val="left" w:pos="2240"/>
-          <w:tab w:val="left" w:pos="2800"/>
-          <w:tab w:val="left" w:pos="3360"/>
-          <w:tab w:val="left" w:pos="3920"/>
-          <w:tab w:val="left" w:pos="4480"/>
-          <w:tab w:val="left" w:pos="5040"/>
-          <w:tab w:val="left" w:pos="5600"/>
-          <w:tab w:val="left" w:pos="6160"/>
-          <w:tab w:val="left" w:pos="6720"/>
-        </w:tabs>
-        <w:autoSpaceDE w:val="0"/>
-        <w:autoSpaceDN w:val="0"/>
-        <w:adjustRightInd w:val="0"/>
-        <w:rPr>
-          <w:rFonts w:ascii="Menlo" w:hAnsi="Menlo" w:cs="Menlo"/>
-          <w:color w:val="000000"/>
-          <w:sz w:val="22"/>
-          <w:szCs w:val="22"/>
-          <w:lang w:val="en-GB"/>
-        </w:rPr>
-      </w:pPr>
-    </w:p>
-    <w:p>
-      <w:pPr>
-        <w:tabs>
-          <w:tab w:val="left" w:pos="560"/>
-          <w:tab w:val="left" w:pos="1120"/>
-          <w:tab w:val="left" w:pos="1680"/>
-          <w:tab w:val="left" w:pos="2240"/>
-          <w:tab w:val="left" w:pos="2800"/>
-          <w:tab w:val="left" w:pos="3360"/>
-          <w:tab w:val="left" w:pos="3920"/>
-          <w:tab w:val="left" w:pos="4480"/>
-          <w:tab w:val="left" w:pos="5040"/>
-          <w:tab w:val="left" w:pos="5600"/>
-          <w:tab w:val="left" w:pos="6160"/>
-          <w:tab w:val="left" w:pos="6720"/>
-        </w:tabs>
-        <w:autoSpaceDE w:val="0"/>
-        <w:autoSpaceDN w:val="0"/>
-        <w:adjustRightInd w:val="0"/>
-        <w:rPr>
-          <w:rFonts w:ascii="Menlo" w:hAnsi="Menlo" w:cs="Menlo"/>
-          <w:color w:val="000000"/>
-          <w:sz w:val="22"/>
-          <w:szCs w:val="22"/>
-          <w:lang w:val="en-GB"/>
-        </w:rPr>
-      </w:pPr>
-      <w:r>
-        <w:rPr>
-          <w:rFonts w:ascii="Menlo" w:hAnsi="Menlo" w:cs="Menlo"/>
-          <w:color w:val="000000"/>
-          <w:sz w:val="22"/>
-          <w:szCs w:val="22"/>
-          <w:lang w:val="en-GB"/>
-        </w:rPr>
-        <w:t>OK</w:t>
-      </w:r>
-    </w:p>
-    <w:p>
-      <w:pPr>
-        <w:tabs>
-          <w:tab w:val="left" w:pos="560"/>
-          <w:tab w:val="left" w:pos="1120"/>
-          <w:tab w:val="left" w:pos="1680"/>
-          <w:tab w:val="left" w:pos="2240"/>
-          <w:tab w:val="left" w:pos="2800"/>
-          <w:tab w:val="left" w:pos="3360"/>
-          <w:tab w:val="left" w:pos="3920"/>
-          <w:tab w:val="left" w:pos="4480"/>
-          <w:tab w:val="left" w:pos="5040"/>
-          <w:tab w:val="left" w:pos="5600"/>
-          <w:tab w:val="left" w:pos="6160"/>
-          <w:tab w:val="left" w:pos="6720"/>
-        </w:tabs>
-        <w:autoSpaceDE w:val="0"/>
-        <w:autoSpaceDN w:val="0"/>
-        <w:adjustRightInd w:val="0"/>
-        <w:rPr>
-          <w:rFonts w:ascii="Menlo" w:hAnsi="Menlo" w:cs="Menlo"/>
-          <w:color w:val="000000"/>
-          <w:sz w:val="22"/>
-          <w:szCs w:val="22"/>
-          <w:lang w:val="en-GB"/>
-        </w:rPr>
-      </w:pPr>
-    </w:p>
-    <w:p>
-      <w:pPr>
-        <w:tabs>
-          <w:tab w:val="left" w:pos="560"/>
-          <w:tab w:val="left" w:pos="1120"/>
-          <w:tab w:val="left" w:pos="1680"/>
-          <w:tab w:val="left" w:pos="2240"/>
-          <w:tab w:val="left" w:pos="2800"/>
-          <w:tab w:val="left" w:pos="3360"/>
-          <w:tab w:val="left" w:pos="3920"/>
-          <w:tab w:val="left" w:pos="4480"/>
-          <w:tab w:val="left" w:pos="5040"/>
-          <w:tab w:val="left" w:pos="5600"/>
-          <w:tab w:val="left" w:pos="6160"/>
-          <w:tab w:val="left" w:pos="6720"/>
-        </w:tabs>
-        <w:autoSpaceDE w:val="0"/>
-        <w:autoSpaceDN w:val="0"/>
-        <w:adjustRightInd w:val="0"/>
-        <w:rPr>
-          <w:rFonts w:ascii="Menlo" w:hAnsi="Menlo" w:cs="Menlo"/>
-          <w:color w:val="000000"/>
-          <w:sz w:val="22"/>
-          <w:szCs w:val="22"/>
-          <w:lang w:val="en-GB"/>
-        </w:rPr>
-      </w:pPr>
-      <w:r>
-        <w:rPr>
-          <w:rFonts w:ascii="Menlo" w:hAnsi="Menlo" w:cs="Menlo"/>
-          <w:color w:val="000000"/>
-          <w:sz w:val="22"/>
-          <w:szCs w:val="22"/>
-          <w:lang w:val="en-GB"/>
-        </w:rPr>
-        <w:t xml:space="preserve">  </w:t>
-      </w:r>
-      <w:r>
-        <w:rPr>
-          <w:rFonts w:ascii="Menlo" w:hAnsi="Menlo" w:cs="Menlo"/>
-          <w:color w:val="0000FF"/>
-          <w:sz w:val="22"/>
-          <w:szCs w:val="22"/>
-          <w:lang w:val="en-GB"/>
-        </w:rPr>
-        <w:t xml:space="preserve">6. </w:t>
-      </w:r>
-      <w:r>
-        <w:rPr>
-          <w:rFonts w:ascii="Menlo" w:hAnsi="Menlo" w:cs="Menlo"/>
-          <w:b/>
-          <w:bCs/>
-          <w:color w:val="000000"/>
-          <w:sz w:val="22"/>
-          <w:szCs w:val="22"/>
-          <w:lang w:val="en-GB"/>
-        </w:rPr>
-        <w:t>Geographic precision</w:t>
-      </w:r>
-    </w:p>
-    <w:p>
-      <w:pPr>
-        <w:tabs>
-          <w:tab w:val="left" w:pos="560"/>
-          <w:tab w:val="left" w:pos="1120"/>
-          <w:tab w:val="left" w:pos="1680"/>
-          <w:tab w:val="left" w:pos="2240"/>
-          <w:tab w:val="left" w:pos="2800"/>
-          <w:tab w:val="left" w:pos="3360"/>
-          <w:tab w:val="left" w:pos="3920"/>
-          <w:tab w:val="left" w:pos="4480"/>
-          <w:tab w:val="left" w:pos="5040"/>
-          <w:tab w:val="left" w:pos="5600"/>
-          <w:tab w:val="left" w:pos="6160"/>
-          <w:tab w:val="left" w:pos="6720"/>
-        </w:tabs>
-        <w:autoSpaceDE w:val="0"/>
-        <w:autoSpaceDN w:val="0"/>
-        <w:adjustRightInd w:val="0"/>
-        <w:rPr>
-          <w:rFonts w:ascii="Menlo" w:hAnsi="Menlo" w:cs="Menlo"/>
-          <w:color w:val="000000"/>
-          <w:sz w:val="22"/>
-          <w:szCs w:val="22"/>
-          <w:lang w:val="en-GB"/>
-        </w:rPr>
-      </w:pPr>
-      <w:r>
-        <w:rPr>
-          <w:rFonts w:ascii="Menlo" w:hAnsi="Menlo" w:cs="Menlo"/>
-          <w:color w:val="000000"/>
-          <w:sz w:val="22"/>
-          <w:szCs w:val="22"/>
-          <w:lang w:val="en-GB"/>
-        </w:rPr>
-        <w:t xml:space="preserve">     UCDP has a geo-precision variable. We need decide whether to include all or only precise records.</w:t>
-      </w:r>
-    </w:p>
-    <w:p>
-      <w:pPr>
-        <w:tabs>
-          <w:tab w:val="left" w:pos="560"/>
-          <w:tab w:val="left" w:pos="1120"/>
-          <w:tab w:val="left" w:pos="1680"/>
-          <w:tab w:val="left" w:pos="2240"/>
-          <w:tab w:val="left" w:pos="2800"/>
-          <w:tab w:val="left" w:pos="3360"/>
-          <w:tab w:val="left" w:pos="3920"/>
-          <w:tab w:val="left" w:pos="4480"/>
-          <w:tab w:val="left" w:pos="5040"/>
-          <w:tab w:val="left" w:pos="5600"/>
-          <w:tab w:val="left" w:pos="6160"/>
-          <w:tab w:val="left" w:pos="6720"/>
-        </w:tabs>
-        <w:autoSpaceDE w:val="0"/>
-        <w:autoSpaceDN w:val="0"/>
-        <w:adjustRightInd w:val="0"/>
-        <w:rPr>
-          <w:rFonts w:ascii="Menlo" w:hAnsi="Menlo" w:cs="Menlo"/>
-          <w:color w:val="000000"/>
-          <w:sz w:val="22"/>
-          <w:szCs w:val="22"/>
-          <w:lang w:val="en-GB"/>
-        </w:rPr>
-      </w:pPr>
-      <w:r>
-        <w:rPr>
-          <w:rFonts w:ascii="Menlo" w:hAnsi="Menlo" w:cs="Menlo"/>
-          <w:color w:val="000000"/>
-          <w:sz w:val="22"/>
-          <w:szCs w:val="22"/>
-          <w:lang w:val="en-GB"/>
-        </w:rPr>
-        <w:t xml:space="preserve">     I’d create both:</w:t>
-      </w:r>
-    </w:p>
-    <w:p>
-      <w:pPr>
-        <w:tabs>
-          <w:tab w:val="left" w:pos="560"/>
-          <w:tab w:val="left" w:pos="1120"/>
-          <w:tab w:val="left" w:pos="1680"/>
-          <w:tab w:val="left" w:pos="2240"/>
-          <w:tab w:val="left" w:pos="2800"/>
-          <w:tab w:val="left" w:pos="3360"/>
-          <w:tab w:val="left" w:pos="3920"/>
-          <w:tab w:val="left" w:pos="4480"/>
-          <w:tab w:val="left" w:pos="5040"/>
-          <w:tab w:val="left" w:pos="5600"/>
-          <w:tab w:val="left" w:pos="6160"/>
-          <w:tab w:val="left" w:pos="6720"/>
-        </w:tabs>
-        <w:autoSpaceDE w:val="0"/>
-        <w:autoSpaceDN w:val="0"/>
-        <w:adjustRightInd w:val="0"/>
-        <w:rPr>
-          <w:rFonts w:ascii="Menlo" w:hAnsi="Menlo" w:cs="Menlo"/>
-          <w:color w:val="000000"/>
-          <w:sz w:val="22"/>
-          <w:szCs w:val="22"/>
-          <w:lang w:val="en-GB"/>
-        </w:rPr>
-      </w:pPr>
-      <w:r>
-        <w:rPr>
-          <w:rFonts w:ascii="Menlo" w:hAnsi="Menlo" w:cs="Menlo"/>
-          <w:color w:val="000000"/>
-          <w:sz w:val="22"/>
-          <w:szCs w:val="22"/>
-          <w:lang w:val="en-GB"/>
-        </w:rPr>
-        <w:t xml:space="preserve">      - main: include precision levels 1-2 if available</w:t>
-      </w:r>
-    </w:p>
-    <w:p>
-      <w:pPr>
-        <w:tabs>
-          <w:tab w:val="left" w:pos="560"/>
-          <w:tab w:val="left" w:pos="1120"/>
-          <w:tab w:val="left" w:pos="1680"/>
-          <w:tab w:val="left" w:pos="2240"/>
-          <w:tab w:val="left" w:pos="2800"/>
-          <w:tab w:val="left" w:pos="3360"/>
-          <w:tab w:val="left" w:pos="3920"/>
-          <w:tab w:val="left" w:pos="4480"/>
-          <w:tab w:val="left" w:pos="5040"/>
-          <w:tab w:val="left" w:pos="5600"/>
-          <w:tab w:val="left" w:pos="6160"/>
-          <w:tab w:val="left" w:pos="6720"/>
-        </w:tabs>
-        <w:autoSpaceDE w:val="0"/>
-        <w:autoSpaceDN w:val="0"/>
-        <w:adjustRightInd w:val="0"/>
-        <w:rPr>
-          <w:rFonts w:ascii="Menlo" w:hAnsi="Menlo" w:cs="Menlo"/>
-          <w:color w:val="000000"/>
-          <w:sz w:val="22"/>
-          <w:szCs w:val="22"/>
-          <w:lang w:val="en-GB"/>
-        </w:rPr>
-      </w:pPr>
-      <w:r>
-        <w:rPr>
-          <w:rFonts w:ascii="Menlo" w:hAnsi="Menlo" w:cs="Menlo"/>
-          <w:color w:val="000000"/>
-          <w:sz w:val="22"/>
-          <w:szCs w:val="22"/>
-          <w:lang w:val="en-GB"/>
-        </w:rPr>
-        <w:t xml:space="preserve">      - robustness: include all geocoded records</w:t>
-      </w:r>
-    </w:p>
-    <w:p>
-      <w:pPr>
-        <w:tabs>
-          <w:tab w:val="left" w:pos="560"/>
-          <w:tab w:val="left" w:pos="1120"/>
-          <w:tab w:val="left" w:pos="1680"/>
-          <w:tab w:val="left" w:pos="2240"/>
-          <w:tab w:val="left" w:pos="2800"/>
-          <w:tab w:val="left" w:pos="3360"/>
-          <w:tab w:val="left" w:pos="3920"/>
-          <w:tab w:val="left" w:pos="4480"/>
-          <w:tab w:val="left" w:pos="5040"/>
-          <w:tab w:val="left" w:pos="5600"/>
-          <w:tab w:val="left" w:pos="6160"/>
-          <w:tab w:val="left" w:pos="6720"/>
-        </w:tabs>
-        <w:autoSpaceDE w:val="0"/>
-        <w:autoSpaceDN w:val="0"/>
-        <w:adjustRightInd w:val="0"/>
-        <w:rPr>
-          <w:rFonts w:ascii="Menlo" w:hAnsi="Menlo" w:cs="Menlo"/>
-          <w:color w:val="000000"/>
-          <w:sz w:val="22"/>
-          <w:szCs w:val="22"/>
-          <w:lang w:val="en-GB"/>
-        </w:rPr>
-      </w:pPr>
-    </w:p>
-    <w:p>
-      <w:pPr>
-        <w:tabs>
-          <w:tab w:val="left" w:pos="560"/>
-          <w:tab w:val="left" w:pos="1120"/>
-          <w:tab w:val="left" w:pos="1680"/>
-          <w:tab w:val="left" w:pos="2240"/>
-          <w:tab w:val="left" w:pos="2800"/>
-          <w:tab w:val="left" w:pos="3360"/>
-          <w:tab w:val="left" w:pos="3920"/>
-          <w:tab w:val="left" w:pos="4480"/>
-          <w:tab w:val="left" w:pos="5040"/>
-          <w:tab w:val="left" w:pos="5600"/>
-          <w:tab w:val="left" w:pos="6160"/>
-          <w:tab w:val="left" w:pos="6720"/>
-        </w:tabs>
-        <w:autoSpaceDE w:val="0"/>
-        <w:autoSpaceDN w:val="0"/>
-        <w:adjustRightInd w:val="0"/>
-        <w:rPr>
-          <w:rFonts w:ascii="Menlo" w:hAnsi="Menlo" w:cs="Menlo"/>
-          <w:color w:val="000000"/>
-          <w:sz w:val="22"/>
-          <w:szCs w:val="22"/>
-          <w:lang w:val="en-GB"/>
-        </w:rPr>
-      </w:pPr>
-      <w:r>
-        <w:rPr>
-          <w:rFonts w:ascii="Menlo" w:hAnsi="Menlo" w:cs="Menlo"/>
-          <w:color w:val="000000"/>
-          <w:sz w:val="22"/>
-          <w:szCs w:val="22"/>
-          <w:lang w:val="en-GB"/>
-        </w:rPr>
-        <w:t xml:space="preserve">     But if too conservative, we may lose many events. We should inspect counts first.</w:t>
-      </w:r>
-    </w:p>
-    <w:p>
-      <w:pPr>
-        <w:tabs>
-          <w:tab w:val="left" w:pos="560"/>
-          <w:tab w:val="left" w:pos="1120"/>
-          <w:tab w:val="left" w:pos="1680"/>
-          <w:tab w:val="left" w:pos="2240"/>
-          <w:tab w:val="left" w:pos="2800"/>
-          <w:tab w:val="left" w:pos="3360"/>
-          <w:tab w:val="left" w:pos="3920"/>
-          <w:tab w:val="left" w:pos="4480"/>
-          <w:tab w:val="left" w:pos="5040"/>
-          <w:tab w:val="left" w:pos="5600"/>
-          <w:tab w:val="left" w:pos="6160"/>
-          <w:tab w:val="left" w:pos="6720"/>
-        </w:tabs>
-        <w:autoSpaceDE w:val="0"/>
-        <w:autoSpaceDN w:val="0"/>
-        <w:adjustRightInd w:val="0"/>
-        <w:rPr>
-          <w:rFonts w:ascii="Menlo" w:hAnsi="Menlo" w:cs="Menlo"/>
-          <w:color w:val="000000"/>
-          <w:sz w:val="22"/>
-          <w:szCs w:val="22"/>
-          <w:lang w:val="en-GB"/>
-        </w:rPr>
-      </w:pPr>
-    </w:p>
-    <w:p>
-      <w:pPr>
-        <w:tabs>
-          <w:tab w:val="left" w:pos="560"/>
-          <w:tab w:val="left" w:pos="1120"/>
-          <w:tab w:val="left" w:pos="1680"/>
-          <w:tab w:val="left" w:pos="2240"/>
-          <w:tab w:val="left" w:pos="2800"/>
-          <w:tab w:val="left" w:pos="3360"/>
-          <w:tab w:val="left" w:pos="3920"/>
-          <w:tab w:val="left" w:pos="4480"/>
-          <w:tab w:val="left" w:pos="5040"/>
-          <w:tab w:val="left" w:pos="5600"/>
-          <w:tab w:val="left" w:pos="6160"/>
-          <w:tab w:val="left" w:pos="6720"/>
-        </w:tabs>
-        <w:autoSpaceDE w:val="0"/>
-        <w:autoSpaceDN w:val="0"/>
-        <w:adjustRightInd w:val="0"/>
-        <w:rPr>
-          <w:rFonts w:ascii="Menlo" w:hAnsi="Menlo" w:cs="Menlo"/>
-          <w:color w:val="000000"/>
-          <w:sz w:val="22"/>
-          <w:szCs w:val="22"/>
-          <w:lang w:val="en-GB"/>
-        </w:rPr>
-      </w:pPr>
-    </w:p>
-    <w:p>
-      <w:pPr>
-        <w:tabs>
-          <w:tab w:val="left" w:pos="560"/>
-          <w:tab w:val="left" w:pos="1120"/>
-          <w:tab w:val="left" w:pos="1680"/>
-          <w:tab w:val="left" w:pos="2240"/>
-          <w:tab w:val="left" w:pos="2800"/>
-          <w:tab w:val="left" w:pos="3360"/>
-          <w:tab w:val="left" w:pos="3920"/>
-          <w:tab w:val="left" w:pos="4480"/>
-          <w:tab w:val="left" w:pos="5040"/>
-          <w:tab w:val="left" w:pos="5600"/>
-          <w:tab w:val="left" w:pos="6160"/>
-          <w:tab w:val="left" w:pos="6720"/>
-        </w:tabs>
-        <w:autoSpaceDE w:val="0"/>
-        <w:autoSpaceDN w:val="0"/>
-        <w:adjustRightInd w:val="0"/>
-        <w:rPr>
-          <w:rFonts w:ascii="Menlo" w:hAnsi="Menlo" w:cs="Menlo"/>
-          <w:color w:val="000000"/>
-          <w:sz w:val="22"/>
-          <w:szCs w:val="22"/>
-          <w:lang w:val="en-GB"/>
-        </w:rPr>
-      </w:pPr>
-      <w:r>
-        <w:rPr>
-          <w:rFonts w:ascii="Menlo" w:hAnsi="Menlo" w:cs="Menlo"/>
-          <w:color w:val="000000"/>
-          <w:sz w:val="22"/>
-          <w:szCs w:val="22"/>
-          <w:lang w:val="en-GB"/>
-        </w:rPr>
-        <w:t>OK</w:t>
-      </w:r>
-    </w:p>
-    <w:p>
-      <w:pPr>
-        <w:tabs>
-          <w:tab w:val="left" w:pos="560"/>
-          <w:tab w:val="left" w:pos="1120"/>
-          <w:tab w:val="left" w:pos="1680"/>
-          <w:tab w:val="left" w:pos="2240"/>
-          <w:tab w:val="left" w:pos="2800"/>
-          <w:tab w:val="left" w:pos="3360"/>
-          <w:tab w:val="left" w:pos="3920"/>
-          <w:tab w:val="left" w:pos="4480"/>
-          <w:tab w:val="left" w:pos="5040"/>
-          <w:tab w:val="left" w:pos="5600"/>
-          <w:tab w:val="left" w:pos="6160"/>
-          <w:tab w:val="left" w:pos="6720"/>
-        </w:tabs>
-        <w:autoSpaceDE w:val="0"/>
-        <w:autoSpaceDN w:val="0"/>
-        <w:adjustRightInd w:val="0"/>
-        <w:rPr>
-          <w:rFonts w:ascii="Menlo" w:hAnsi="Menlo" w:cs="Menlo"/>
-          <w:color w:val="000000"/>
-          <w:sz w:val="22"/>
-          <w:szCs w:val="22"/>
-          <w:lang w:val="en-GB"/>
-        </w:rPr>
-      </w:pPr>
-    </w:p>
-    <w:p>
-      <w:pPr>
-        <w:tabs>
-          <w:tab w:val="left" w:pos="560"/>
-          <w:tab w:val="left" w:pos="1120"/>
-          <w:tab w:val="left" w:pos="1680"/>
-          <w:tab w:val="left" w:pos="2240"/>
-          <w:tab w:val="left" w:pos="2800"/>
-          <w:tab w:val="left" w:pos="3360"/>
-          <w:tab w:val="left" w:pos="3920"/>
-          <w:tab w:val="left" w:pos="4480"/>
-          <w:tab w:val="left" w:pos="5040"/>
-          <w:tab w:val="left" w:pos="5600"/>
-          <w:tab w:val="left" w:pos="6160"/>
-          <w:tab w:val="left" w:pos="6720"/>
-        </w:tabs>
-        <w:autoSpaceDE w:val="0"/>
-        <w:autoSpaceDN w:val="0"/>
-        <w:adjustRightInd w:val="0"/>
-        <w:rPr>
-          <w:rFonts w:ascii="Menlo" w:hAnsi="Menlo" w:cs="Menlo"/>
-          <w:color w:val="000000"/>
-          <w:sz w:val="22"/>
-          <w:szCs w:val="22"/>
-          <w:lang w:val="en-GB"/>
-        </w:rPr>
-      </w:pPr>
-      <w:r>
-        <w:rPr>
-          <w:rFonts w:ascii="Menlo" w:hAnsi="Menlo" w:cs="Menlo"/>
-          <w:color w:val="000000"/>
-          <w:sz w:val="22"/>
-          <w:szCs w:val="22"/>
-          <w:lang w:val="en-GB"/>
-        </w:rPr>
-        <w:t xml:space="preserve">  </w:t>
-      </w:r>
-      <w:r>
-        <w:rPr>
-          <w:rFonts w:ascii="Menlo" w:hAnsi="Menlo" w:cs="Menlo"/>
-          <w:color w:val="0000FF"/>
-          <w:sz w:val="22"/>
-          <w:szCs w:val="22"/>
-          <w:lang w:val="en-GB"/>
-        </w:rPr>
-        <w:t xml:space="preserve">7. </w:t>
-      </w:r>
-      <w:r>
-        <w:rPr>
-          <w:rFonts w:ascii="Menlo" w:hAnsi="Menlo" w:cs="Menlo"/>
-          <w:b/>
-          <w:bCs/>
-          <w:color w:val="000000"/>
-          <w:sz w:val="22"/>
-          <w:szCs w:val="22"/>
-          <w:lang w:val="en-GB"/>
-        </w:rPr>
-        <w:t>Years</w:t>
-      </w:r>
-    </w:p>
-    <w:p>
-      <w:pPr>
-        <w:tabs>
-          <w:tab w:val="left" w:pos="560"/>
-          <w:tab w:val="left" w:pos="1120"/>
-          <w:tab w:val="left" w:pos="1680"/>
-          <w:tab w:val="left" w:pos="2240"/>
-          <w:tab w:val="left" w:pos="2800"/>
-          <w:tab w:val="left" w:pos="3360"/>
-          <w:tab w:val="left" w:pos="3920"/>
-          <w:tab w:val="left" w:pos="4480"/>
-          <w:tab w:val="left" w:pos="5040"/>
-          <w:tab w:val="left" w:pos="5600"/>
-          <w:tab w:val="left" w:pos="6160"/>
-          <w:tab w:val="left" w:pos="6720"/>
-        </w:tabs>
-        <w:autoSpaceDE w:val="0"/>
-        <w:autoSpaceDN w:val="0"/>
-        <w:adjustRightInd w:val="0"/>
-        <w:rPr>
-          <w:rFonts w:ascii="Menlo" w:hAnsi="Menlo" w:cs="Menlo"/>
-          <w:color w:val="000000"/>
-          <w:sz w:val="22"/>
-          <w:szCs w:val="22"/>
-          <w:lang w:val="en-GB"/>
-        </w:rPr>
-      </w:pPr>
-      <w:r>
-        <w:rPr>
-          <w:rFonts w:ascii="Menlo" w:hAnsi="Menlo" w:cs="Menlo"/>
-          <w:color w:val="000000"/>
-          <w:sz w:val="22"/>
-          <w:szCs w:val="22"/>
-          <w:lang w:val="en-GB"/>
-        </w:rPr>
-        <w:t xml:space="preserve">     Match BOLD panel: </w:t>
-      </w:r>
-      <w:r>
-        <w:rPr>
-          <w:rFonts w:ascii="Menlo" w:hAnsi="Menlo" w:cs="Menlo"/>
-          <w:color w:val="1396A3"/>
-          <w:sz w:val="22"/>
-          <w:szCs w:val="22"/>
-          <w:lang w:val="en-GB"/>
-        </w:rPr>
-        <w:t>2005-2025</w:t>
-      </w:r>
-      <w:r>
-        <w:rPr>
-          <w:rFonts w:ascii="Menlo" w:hAnsi="Menlo" w:cs="Menlo"/>
-          <w:color w:val="000000"/>
-          <w:sz w:val="22"/>
-          <w:szCs w:val="22"/>
-          <w:lang w:val="en-GB"/>
-        </w:rPr>
-        <w:t xml:space="preserve">, but UCDP GED currently likely runs through </w:t>
-      </w:r>
-      <w:r>
-        <w:rPr>
-          <w:rFonts w:ascii="Menlo" w:hAnsi="Menlo" w:cs="Menlo"/>
-          <w:color w:val="1396A3"/>
-          <w:sz w:val="22"/>
-          <w:szCs w:val="22"/>
-          <w:lang w:val="en-GB"/>
-        </w:rPr>
-        <w:t>2024</w:t>
-      </w:r>
-      <w:r>
-        <w:rPr>
-          <w:rFonts w:ascii="Menlo" w:hAnsi="Menlo" w:cs="Menlo"/>
-          <w:color w:val="000000"/>
-          <w:sz w:val="22"/>
-          <w:szCs w:val="22"/>
-          <w:lang w:val="en-GB"/>
-        </w:rPr>
-        <w:t>.</w:t>
-      </w:r>
-    </w:p>
-    <w:p>
-      <w:pPr>
-        <w:tabs>
-          <w:tab w:val="left" w:pos="560"/>
-          <w:tab w:val="left" w:pos="1120"/>
-          <w:tab w:val="left" w:pos="1680"/>
-          <w:tab w:val="left" w:pos="2240"/>
-          <w:tab w:val="left" w:pos="2800"/>
-          <w:tab w:val="left" w:pos="3360"/>
-          <w:tab w:val="left" w:pos="3920"/>
-          <w:tab w:val="left" w:pos="4480"/>
-          <w:tab w:val="left" w:pos="5040"/>
-          <w:tab w:val="left" w:pos="5600"/>
-          <w:tab w:val="left" w:pos="6160"/>
-          <w:tab w:val="left" w:pos="6720"/>
-        </w:tabs>
-        <w:autoSpaceDE w:val="0"/>
-        <w:autoSpaceDN w:val="0"/>
-        <w:adjustRightInd w:val="0"/>
-        <w:rPr>
-          <w:rFonts w:ascii="Menlo" w:hAnsi="Menlo" w:cs="Menlo"/>
-          <w:color w:val="000000"/>
-          <w:sz w:val="22"/>
-          <w:szCs w:val="22"/>
-          <w:lang w:val="en-GB"/>
-        </w:rPr>
-      </w:pPr>
-      <w:r>
-        <w:rPr>
-          <w:rFonts w:ascii="Menlo" w:hAnsi="Menlo" w:cs="Menlo"/>
-          <w:color w:val="000000"/>
-          <w:sz w:val="22"/>
-          <w:szCs w:val="22"/>
-          <w:lang w:val="en-GB"/>
-        </w:rPr>
-        <w:t xml:space="preserve">     So:</w:t>
-      </w:r>
-    </w:p>
-    <w:p>
-      <w:pPr>
-        <w:tabs>
-          <w:tab w:val="left" w:pos="560"/>
-          <w:tab w:val="left" w:pos="1120"/>
-          <w:tab w:val="left" w:pos="1680"/>
-          <w:tab w:val="left" w:pos="2240"/>
-          <w:tab w:val="left" w:pos="2800"/>
-          <w:tab w:val="left" w:pos="3360"/>
-          <w:tab w:val="left" w:pos="3920"/>
-          <w:tab w:val="left" w:pos="4480"/>
-          <w:tab w:val="left" w:pos="5040"/>
-          <w:tab w:val="left" w:pos="5600"/>
-          <w:tab w:val="left" w:pos="6160"/>
-          <w:tab w:val="left" w:pos="6720"/>
-        </w:tabs>
-        <w:autoSpaceDE w:val="0"/>
-        <w:autoSpaceDN w:val="0"/>
-        <w:adjustRightInd w:val="0"/>
-        <w:rPr>
-          <w:rFonts w:ascii="Menlo" w:hAnsi="Menlo" w:cs="Menlo"/>
-          <w:color w:val="000000"/>
-          <w:sz w:val="22"/>
-          <w:szCs w:val="22"/>
-          <w:lang w:val="en-GB"/>
-        </w:rPr>
-      </w:pPr>
-      <w:r>
-        <w:rPr>
-          <w:rFonts w:ascii="Menlo" w:hAnsi="Menlo" w:cs="Menlo"/>
-          <w:color w:val="000000"/>
-          <w:sz w:val="22"/>
-          <w:szCs w:val="22"/>
-          <w:lang w:val="en-GB"/>
-        </w:rPr>
-        <w:t xml:space="preserve">      - use </w:t>
-      </w:r>
-      <w:r>
-        <w:rPr>
-          <w:rFonts w:ascii="Menlo" w:hAnsi="Menlo" w:cs="Menlo"/>
-          <w:color w:val="1396A3"/>
-          <w:sz w:val="22"/>
-          <w:szCs w:val="22"/>
-          <w:lang w:val="en-GB"/>
-        </w:rPr>
-        <w:t>2005-2024</w:t>
-      </w:r>
-      <w:r>
-        <w:rPr>
-          <w:rFonts w:ascii="Menlo" w:hAnsi="Menlo" w:cs="Menlo"/>
-          <w:color w:val="000000"/>
-          <w:sz w:val="22"/>
-          <w:szCs w:val="22"/>
-          <w:lang w:val="en-GB"/>
-        </w:rPr>
-        <w:t xml:space="preserve"> for regressions with UCDP, unless candidate/preview 2025 is available.</w:t>
-      </w:r>
-    </w:p>
-    <w:p>
-      <w:pPr>
-        <w:tabs>
-          <w:tab w:val="left" w:pos="560"/>
-          <w:tab w:val="left" w:pos="1120"/>
-          <w:tab w:val="left" w:pos="1680"/>
-          <w:tab w:val="left" w:pos="2240"/>
-          <w:tab w:val="left" w:pos="2800"/>
-          <w:tab w:val="left" w:pos="3360"/>
-          <w:tab w:val="left" w:pos="3920"/>
-          <w:tab w:val="left" w:pos="4480"/>
-          <w:tab w:val="left" w:pos="5040"/>
-          <w:tab w:val="left" w:pos="5600"/>
-          <w:tab w:val="left" w:pos="6160"/>
-          <w:tab w:val="left" w:pos="6720"/>
-        </w:tabs>
-        <w:autoSpaceDE w:val="0"/>
-        <w:autoSpaceDN w:val="0"/>
-        <w:adjustRightInd w:val="0"/>
-        <w:rPr>
-          <w:rFonts w:ascii="Menlo" w:hAnsi="Menlo" w:cs="Menlo"/>
-          <w:color w:val="000000"/>
-          <w:sz w:val="22"/>
-          <w:szCs w:val="22"/>
-          <w:lang w:val="en-GB"/>
-        </w:rPr>
-      </w:pPr>
-      <w:r>
-        <w:rPr>
-          <w:rFonts w:ascii="Menlo" w:hAnsi="Menlo" w:cs="Menlo"/>
-          <w:color w:val="000000"/>
-          <w:sz w:val="22"/>
-          <w:szCs w:val="22"/>
-          <w:lang w:val="en-GB"/>
-        </w:rPr>
-        <w:t xml:space="preserve">      - keep 2025 as missing or zero only if we are explicit. Better not.</w:t>
-      </w:r>
-    </w:p>
-    <w:p>
-      <w:pPr>
-        <w:tabs>
-          <w:tab w:val="left" w:pos="560"/>
-          <w:tab w:val="left" w:pos="1120"/>
-          <w:tab w:val="left" w:pos="1680"/>
-          <w:tab w:val="left" w:pos="2240"/>
-          <w:tab w:val="left" w:pos="2800"/>
-          <w:tab w:val="left" w:pos="3360"/>
-          <w:tab w:val="left" w:pos="3920"/>
-          <w:tab w:val="left" w:pos="4480"/>
-          <w:tab w:val="left" w:pos="5040"/>
-          <w:tab w:val="left" w:pos="5600"/>
-          <w:tab w:val="left" w:pos="6160"/>
-          <w:tab w:val="left" w:pos="6720"/>
-        </w:tabs>
-        <w:autoSpaceDE w:val="0"/>
-        <w:autoSpaceDN w:val="0"/>
-        <w:adjustRightInd w:val="0"/>
-        <w:rPr>
-          <w:rFonts w:ascii="Menlo" w:hAnsi="Menlo" w:cs="Menlo"/>
-          <w:color w:val="000000"/>
-          <w:sz w:val="22"/>
-          <w:szCs w:val="22"/>
-          <w:lang w:val="en-GB"/>
-        </w:rPr>
-      </w:pPr>
-    </w:p>
-    <w:p>
-      <w:pPr>
-        <w:tabs>
-          <w:tab w:val="left" w:pos="560"/>
-          <w:tab w:val="left" w:pos="1120"/>
-          <w:tab w:val="left" w:pos="1680"/>
-          <w:tab w:val="left" w:pos="2240"/>
-          <w:tab w:val="left" w:pos="2800"/>
-          <w:tab w:val="left" w:pos="3360"/>
-          <w:tab w:val="left" w:pos="3920"/>
-          <w:tab w:val="left" w:pos="4480"/>
-          <w:tab w:val="left" w:pos="5040"/>
-          <w:tab w:val="left" w:pos="5600"/>
-          <w:tab w:val="left" w:pos="6160"/>
-          <w:tab w:val="left" w:pos="6720"/>
-        </w:tabs>
-        <w:autoSpaceDE w:val="0"/>
-        <w:autoSpaceDN w:val="0"/>
-        <w:adjustRightInd w:val="0"/>
-        <w:rPr>
-          <w:rFonts w:ascii="Menlo" w:hAnsi="Menlo" w:cs="Menlo"/>
-          <w:color w:val="000000"/>
-          <w:sz w:val="22"/>
-          <w:szCs w:val="22"/>
-          <w:lang w:val="en-GB"/>
-        </w:rPr>
-      </w:pPr>
-      <w:r>
-        <w:rPr>
-          <w:rFonts w:ascii="Menlo" w:hAnsi="Menlo" w:cs="Menlo"/>
-          <w:color w:val="000000"/>
-          <w:sz w:val="22"/>
-          <w:szCs w:val="22"/>
-          <w:lang w:val="en-GB"/>
-        </w:rPr>
-        <w:t>OK</w:t>
-      </w:r>
-    </w:p>
-    <w:p>
-      <w:pPr>
-        <w:tabs>
-          <w:tab w:val="left" w:pos="560"/>
-          <w:tab w:val="left" w:pos="1120"/>
-          <w:tab w:val="left" w:pos="1680"/>
-          <w:tab w:val="left" w:pos="2240"/>
-          <w:tab w:val="left" w:pos="2800"/>
-          <w:tab w:val="left" w:pos="3360"/>
-          <w:tab w:val="left" w:pos="3920"/>
-          <w:tab w:val="left" w:pos="4480"/>
-          <w:tab w:val="left" w:pos="5040"/>
-          <w:tab w:val="left" w:pos="5600"/>
-          <w:tab w:val="left" w:pos="6160"/>
-          <w:tab w:val="left" w:pos="6720"/>
-        </w:tabs>
-        <w:autoSpaceDE w:val="0"/>
-        <w:autoSpaceDN w:val="0"/>
-        <w:adjustRightInd w:val="0"/>
-        <w:rPr>
-          <w:rFonts w:ascii="Menlo" w:hAnsi="Menlo" w:cs="Menlo"/>
-          <w:color w:val="000000"/>
-          <w:sz w:val="22"/>
-          <w:szCs w:val="22"/>
-          <w:lang w:val="en-GB"/>
-        </w:rPr>
-      </w:pPr>
-    </w:p>
-    <w:p>
-      <w:pPr>
-        <w:tabs>
-          <w:tab w:val="left" w:pos="560"/>
-          <w:tab w:val="left" w:pos="1120"/>
-          <w:tab w:val="left" w:pos="1680"/>
-          <w:tab w:val="left" w:pos="2240"/>
-          <w:tab w:val="left" w:pos="2800"/>
-          <w:tab w:val="left" w:pos="3360"/>
-          <w:tab w:val="left" w:pos="3920"/>
-          <w:tab w:val="left" w:pos="4480"/>
-          <w:tab w:val="left" w:pos="5040"/>
-          <w:tab w:val="left" w:pos="5600"/>
-          <w:tab w:val="left" w:pos="6160"/>
-          <w:tab w:val="left" w:pos="6720"/>
-        </w:tabs>
-        <w:autoSpaceDE w:val="0"/>
-        <w:autoSpaceDN w:val="0"/>
-        <w:adjustRightInd w:val="0"/>
-        <w:rPr>
-          <w:rFonts w:ascii="Menlo" w:hAnsi="Menlo" w:cs="Menlo"/>
-          <w:color w:val="000000"/>
-          <w:sz w:val="22"/>
-          <w:szCs w:val="22"/>
-          <w:lang w:val="en-GB"/>
-        </w:rPr>
-      </w:pPr>
-      <w:r>
-        <w:rPr>
-          <w:rFonts w:ascii="Menlo" w:hAnsi="Menlo" w:cs="Menlo"/>
-          <w:color w:val="000000"/>
-          <w:sz w:val="22"/>
-          <w:szCs w:val="22"/>
-          <w:lang w:val="en-GB"/>
-        </w:rPr>
-        <w:t xml:space="preserve">  </w:t>
-      </w:r>
-      <w:r>
-        <w:rPr>
-          <w:rFonts w:ascii="Menlo" w:hAnsi="Menlo" w:cs="Menlo"/>
-          <w:color w:val="0000FF"/>
-          <w:sz w:val="22"/>
-          <w:szCs w:val="22"/>
-          <w:lang w:val="en-GB"/>
-        </w:rPr>
-        <w:t xml:space="preserve">8. </w:t>
-      </w:r>
-      <w:r>
-        <w:rPr>
-          <w:rFonts w:ascii="Menlo" w:hAnsi="Menlo" w:cs="Menlo"/>
-          <w:b/>
-          <w:bCs/>
-          <w:color w:val="000000"/>
-          <w:sz w:val="22"/>
-          <w:szCs w:val="22"/>
-          <w:lang w:val="en-GB"/>
-        </w:rPr>
-        <w:t>Lag structure</w:t>
-      </w:r>
-    </w:p>
-    <w:p>
-      <w:pPr>
-        <w:tabs>
-          <w:tab w:val="left" w:pos="560"/>
-          <w:tab w:val="left" w:pos="1120"/>
-          <w:tab w:val="left" w:pos="1680"/>
-          <w:tab w:val="left" w:pos="2240"/>
-          <w:tab w:val="left" w:pos="2800"/>
-          <w:tab w:val="left" w:pos="3360"/>
-          <w:tab w:val="left" w:pos="3920"/>
-          <w:tab w:val="left" w:pos="4480"/>
-          <w:tab w:val="left" w:pos="5040"/>
-          <w:tab w:val="left" w:pos="5600"/>
-          <w:tab w:val="left" w:pos="6160"/>
-          <w:tab w:val="left" w:pos="6720"/>
-        </w:tabs>
-        <w:autoSpaceDE w:val="0"/>
-        <w:autoSpaceDN w:val="0"/>
-        <w:adjustRightInd w:val="0"/>
-        <w:rPr>
-          <w:rFonts w:ascii="Menlo" w:hAnsi="Menlo" w:cs="Menlo"/>
-          <w:color w:val="000000"/>
-          <w:sz w:val="22"/>
-          <w:szCs w:val="22"/>
-          <w:lang w:val="en-GB"/>
-        </w:rPr>
-      </w:pPr>
-      <w:r>
-        <w:rPr>
-          <w:rFonts w:ascii="Menlo" w:hAnsi="Menlo" w:cs="Menlo"/>
-          <w:color w:val="000000"/>
-          <w:sz w:val="22"/>
-          <w:szCs w:val="22"/>
-          <w:lang w:val="en-GB"/>
-        </w:rPr>
-        <w:t xml:space="preserve">     We probably want contemporaneous and lagged conflict:</w:t>
-      </w:r>
-    </w:p>
-    <w:p>
-      <w:pPr>
-        <w:tabs>
-          <w:tab w:val="left" w:pos="560"/>
-          <w:tab w:val="left" w:pos="1120"/>
-          <w:tab w:val="left" w:pos="1680"/>
-          <w:tab w:val="left" w:pos="2240"/>
-          <w:tab w:val="left" w:pos="2800"/>
-          <w:tab w:val="left" w:pos="3360"/>
-          <w:tab w:val="left" w:pos="3920"/>
-          <w:tab w:val="left" w:pos="4480"/>
-          <w:tab w:val="left" w:pos="5040"/>
-          <w:tab w:val="left" w:pos="5600"/>
-          <w:tab w:val="left" w:pos="6160"/>
-          <w:tab w:val="left" w:pos="6720"/>
-        </w:tabs>
-        <w:autoSpaceDE w:val="0"/>
-        <w:autoSpaceDN w:val="0"/>
-        <w:adjustRightInd w:val="0"/>
-        <w:rPr>
-          <w:rFonts w:ascii="Menlo" w:hAnsi="Menlo" w:cs="Menlo"/>
-          <w:color w:val="000000"/>
-          <w:sz w:val="22"/>
-          <w:szCs w:val="22"/>
-          <w:lang w:val="en-GB"/>
-        </w:rPr>
-      </w:pPr>
-      <w:r>
-        <w:rPr>
-          <w:rFonts w:ascii="Menlo" w:hAnsi="Menlo" w:cs="Menlo"/>
-          <w:color w:val="000000"/>
-          <w:sz w:val="22"/>
-          <w:szCs w:val="22"/>
-          <w:lang w:val="en-GB"/>
-        </w:rPr>
-        <w:lastRenderedPageBreak/>
-        <w:t xml:space="preserve">      - </w:t>
-      </w:r>
-      <w:proofErr w:type="spellStart"/>
-      <w:r>
-        <w:rPr>
-          <w:rFonts w:ascii="Menlo" w:hAnsi="Menlo" w:cs="Menlo"/>
-          <w:color w:val="1396A3"/>
-          <w:sz w:val="22"/>
-          <w:szCs w:val="22"/>
-          <w:lang w:val="en-GB"/>
-        </w:rPr>
-        <w:t>ucdp_any_ct</w:t>
-      </w:r>
-      <w:proofErr w:type="spellEnd"/>
-    </w:p>
-    <w:p>
-      <w:pPr>
-        <w:tabs>
-          <w:tab w:val="left" w:pos="560"/>
-          <w:tab w:val="left" w:pos="1120"/>
-          <w:tab w:val="left" w:pos="1680"/>
-          <w:tab w:val="left" w:pos="2240"/>
-          <w:tab w:val="left" w:pos="2800"/>
-          <w:tab w:val="left" w:pos="3360"/>
-          <w:tab w:val="left" w:pos="3920"/>
-          <w:tab w:val="left" w:pos="4480"/>
-          <w:tab w:val="left" w:pos="5040"/>
-          <w:tab w:val="left" w:pos="5600"/>
-          <w:tab w:val="left" w:pos="6160"/>
-          <w:tab w:val="left" w:pos="6720"/>
-        </w:tabs>
-        <w:autoSpaceDE w:val="0"/>
-        <w:autoSpaceDN w:val="0"/>
-        <w:adjustRightInd w:val="0"/>
-        <w:rPr>
-          <w:rFonts w:ascii="Menlo" w:hAnsi="Menlo" w:cs="Menlo"/>
-          <w:color w:val="000000"/>
-          <w:sz w:val="22"/>
-          <w:szCs w:val="22"/>
-          <w:lang w:val="en-GB"/>
-        </w:rPr>
-      </w:pPr>
-      <w:r>
-        <w:rPr>
-          <w:rFonts w:ascii="Menlo" w:hAnsi="Menlo" w:cs="Menlo"/>
-          <w:color w:val="000000"/>
-          <w:sz w:val="22"/>
-          <w:szCs w:val="22"/>
-          <w:lang w:val="en-GB"/>
-        </w:rPr>
-        <w:t xml:space="preserve">      - </w:t>
-      </w:r>
-      <w:r>
-        <w:rPr>
-          <w:rFonts w:ascii="Menlo" w:hAnsi="Menlo" w:cs="Menlo"/>
-          <w:color w:val="1396A3"/>
-          <w:sz w:val="22"/>
-          <w:szCs w:val="22"/>
-          <w:lang w:val="en-GB"/>
-        </w:rPr>
         <w:t>ucdp_any_c_tminus1</w:t>
       </w:r>
     </w:p>
@@ -5550,20 +4994,8 @@
           <w:szCs w:val="22"/>
           <w:lang w:val="en-GB"/>
         </w:rPr>
-        <w:t xml:space="preserve">We shall generate those in </w:t>
-      </w:r>
-      <w:proofErr w:type="spellStart"/>
-      <w:r>
-        <w:rPr>
-          <w:rFonts w:ascii="Menlo" w:hAnsi="Menlo" w:cs="Menlo"/>
-          <w:color w:val="000000"/>
-          <w:sz w:val="22"/>
-          <w:szCs w:val="22"/>
-          <w:lang w:val="en-GB"/>
-        </w:rPr>
-        <w:t>stata</w:t>
-      </w:r>
-      <w:proofErr w:type="spellEnd"/>
+        <w:t>We shall generate those in stata</w:t>
+      </w:r>
     </w:p>
     <w:p>
       <w:pPr>
@@ -6551,45 +5983,8 @@
           <w:lang w:val="en-GB" w:eastAsia="en-US"/>
           <w14:ligatures w14:val="standardContextual"/>
         </w:rPr>
-        <w:t xml:space="preserve">  Data/raw/</w:t>
-      </w:r>
-      <w:proofErr w:type="spellStart"/>
-      <w:r>
-        <w:rPr>
-          <w:rFonts w:ascii="Menlo" w:eastAsiaTheme="minorHAnsi" w:hAnsi="Menlo" w:cs="Menlo"/>
-          <w:color w:val="000000"/>
-          <w:sz w:val="22"/>
-          <w:szCs w:val="22"/>
-          <w:lang w:val="en-GB" w:eastAsia="en-US"/>
-          <w14:ligatures w14:val="standardContextual"/>
-        </w:rPr>
-        <w:t>baseline_geography</w:t>
-      </w:r>
-      <w:proofErr w:type="spellEnd"/>
-      <w:r>
-        <w:rPr>
-          <w:rFonts w:ascii="Menlo" w:eastAsiaTheme="minorHAnsi" w:hAnsi="Menlo" w:cs="Menlo"/>
-          <w:color w:val="000000"/>
-          <w:sz w:val="22"/>
-          <w:szCs w:val="22"/>
-          <w:lang w:val="en-GB" w:eastAsia="en-US"/>
-          <w14:ligatures w14:val="standardContextual"/>
-        </w:rPr>
-        <w:t>/</w:t>
-      </w:r>
-      <w:proofErr w:type="spellStart"/>
-      <w:r>
-        <w:rPr>
-          <w:rFonts w:ascii="Menlo" w:eastAsiaTheme="minorHAnsi" w:hAnsi="Menlo" w:cs="Menlo"/>
-          <w:color w:val="000000"/>
-          <w:sz w:val="22"/>
-          <w:szCs w:val="22"/>
-          <w:lang w:val="en-GB" w:eastAsia="en-US"/>
-          <w14:ligatures w14:val="standardContextual"/>
-        </w:rPr>
-        <w:t>cepf_hotspots.geojson</w:t>
-      </w:r>
-      <w:proofErr w:type="spellEnd"/>
+        <w:t xml:space="preserve">  Data/raw/baseline_geography/cepf_hotspots.geojson</w:t>
+      </w:r>
     </w:p>
     <w:p>
       <w:pPr>
@@ -6925,6 +6320,7 @@
           <w:highlight w:val="yellow"/>
           <w:lang w:val="en-GB"/>
         </w:rPr>
+        <w:lastRenderedPageBreak/>
         <w:t>Claude</w:t>
       </w:r>
     </w:p>
@@ -7065,55 +6461,7 @@
           <w:lang w:val="en-GB" w:eastAsia="en-US"/>
           <w14:ligatures w14:val="standardContextual"/>
         </w:rPr>
-        <w:t xml:space="preserve">      - </w:t>
-      </w:r>
-      <w:proofErr w:type="spellStart"/>
-      <w:r>
-        <w:rPr>
-          <w:rFonts w:ascii="Menlo" w:eastAsiaTheme="minorHAnsi" w:hAnsi="Menlo" w:cs="Menlo"/>
-          <w:color w:val="000000"/>
-          <w:sz w:val="22"/>
-          <w:szCs w:val="22"/>
-          <w:lang w:val="en-GB" w:eastAsia="en-US"/>
-          <w14:ligatures w14:val="standardContextual"/>
-        </w:rPr>
-        <w:t>TerraClimate</w:t>
-      </w:r>
-      <w:proofErr w:type="spellEnd"/>
-      <w:r>
-        <w:rPr>
-          <w:rFonts w:ascii="Menlo" w:eastAsiaTheme="minorHAnsi" w:hAnsi="Menlo" w:cs="Menlo"/>
-          <w:color w:val="000000"/>
-          <w:sz w:val="22"/>
-          <w:szCs w:val="22"/>
-          <w:lang w:val="en-GB" w:eastAsia="en-US"/>
-          <w14:ligatures w14:val="standardContextual"/>
-        </w:rPr>
-        <w:t xml:space="preserve"> climate anomalies, local </w:t>
-      </w:r>
-      <w:proofErr w:type="spellStart"/>
-      <w:r>
-        <w:rPr>
-          <w:rFonts w:ascii="Menlo" w:eastAsiaTheme="minorHAnsi" w:hAnsi="Menlo" w:cs="Menlo"/>
-          <w:color w:val="000000"/>
-          <w:sz w:val="22"/>
-          <w:szCs w:val="22"/>
-          <w:lang w:val="en-GB" w:eastAsia="en-US"/>
-          <w14:ligatures w14:val="standardContextual"/>
-        </w:rPr>
-        <w:t>NetCDF</w:t>
-      </w:r>
-      <w:proofErr w:type="spellEnd"/>
-      <w:r>
-        <w:rPr>
-          <w:rFonts w:ascii="Menlo" w:eastAsiaTheme="minorHAnsi" w:hAnsi="Menlo" w:cs="Menlo"/>
-          <w:color w:val="000000"/>
-          <w:sz w:val="22"/>
-          <w:szCs w:val="22"/>
-          <w:lang w:val="en-GB" w:eastAsia="en-US"/>
-          <w14:ligatures w14:val="standardContextual"/>
-        </w:rPr>
-        <w:t xml:space="preserve"> download.</w:t>
+        <w:t xml:space="preserve">      - TerraClimate climate anomalies, local NetCDF download.</w:t>
       </w:r>
     </w:p>
     <w:p>
@@ -7262,148 +6610,76 @@
           <w:lang w:val="en-GB" w:eastAsia="en-US"/>
           <w14:ligatures w14:val="standardContextual"/>
         </w:rPr>
-        <w:t xml:space="preserve">      - </w:t>
-      </w:r>
-      <w:proofErr w:type="spellStart"/>
-      <w:r>
-        <w:rPr>
-          <w:rFonts w:ascii="Menlo" w:eastAsiaTheme="minorHAnsi" w:hAnsi="Menlo" w:cs="Menlo"/>
-          <w:color w:val="000000"/>
-          <w:sz w:val="22"/>
-          <w:szCs w:val="22"/>
-          <w:lang w:val="en-GB" w:eastAsia="en-US"/>
-          <w14:ligatures w14:val="standardContextual"/>
-        </w:rPr>
-        <w:t>gROADS</w:t>
-      </w:r>
-      <w:proofErr w:type="spellEnd"/>
-      <w:r>
-        <w:rPr>
-          <w:rFonts w:ascii="Menlo" w:eastAsiaTheme="minorHAnsi" w:hAnsi="Menlo" w:cs="Menlo"/>
-          <w:color w:val="000000"/>
-          <w:sz w:val="22"/>
-          <w:szCs w:val="22"/>
-          <w:lang w:val="en-GB" w:eastAsia="en-US"/>
-          <w14:ligatures w14:val="standardContextual"/>
-        </w:rPr>
-        <w:t xml:space="preserve"> or other road/accessibility baseline.</w:t>
-      </w:r>
-    </w:p>
-    <w:p>
-      <w:pPr>
-        <w:tabs>
-          <w:tab w:val="left" w:pos="560"/>
-          <w:tab w:val="left" w:pos="1120"/>
-          <w:tab w:val="left" w:pos="1680"/>
-          <w:tab w:val="left" w:pos="2240"/>
-          <w:tab w:val="left" w:pos="2800"/>
-          <w:tab w:val="left" w:pos="3360"/>
-          <w:tab w:val="left" w:pos="3920"/>
-          <w:tab w:val="left" w:pos="4480"/>
-          <w:tab w:val="left" w:pos="5040"/>
-          <w:tab w:val="left" w:pos="5600"/>
-          <w:tab w:val="left" w:pos="6160"/>
-          <w:tab w:val="left" w:pos="6720"/>
-        </w:tabs>
-        <w:autoSpaceDE w:val="0"/>
-        <w:autoSpaceDN w:val="0"/>
-        <w:adjustRightInd w:val="0"/>
-        <w:rPr>
-          <w:rFonts w:ascii="Menlo" w:eastAsiaTheme="minorHAnsi" w:hAnsi="Menlo" w:cs="Menlo"/>
-          <w:color w:val="000000"/>
-          <w:sz w:val="22"/>
-          <w:szCs w:val="22"/>
-          <w:lang w:val="en-GB" w:eastAsia="en-US"/>
-          <w14:ligatures w14:val="standardContextual"/>
-        </w:rPr>
-      </w:pPr>
-    </w:p>
-    <w:p>
-      <w:pPr>
-        <w:tabs>
-          <w:tab w:val="left" w:pos="560"/>
-          <w:tab w:val="left" w:pos="1120"/>
-          <w:tab w:val="left" w:pos="1680"/>
-          <w:tab w:val="left" w:pos="2240"/>
-          <w:tab w:val="left" w:pos="2800"/>
-          <w:tab w:val="left" w:pos="3360"/>
-          <w:tab w:val="left" w:pos="3920"/>
-          <w:tab w:val="left" w:pos="4480"/>
-          <w:tab w:val="left" w:pos="5040"/>
-          <w:tab w:val="left" w:pos="5600"/>
-          <w:tab w:val="left" w:pos="6160"/>
-          <w:tab w:val="left" w:pos="6720"/>
-        </w:tabs>
-        <w:autoSpaceDE w:val="0"/>
-        <w:autoSpaceDN w:val="0"/>
-        <w:adjustRightInd w:val="0"/>
-        <w:rPr>
-          <w:rFonts w:ascii="Menlo" w:eastAsiaTheme="minorHAnsi" w:hAnsi="Menlo" w:cs="Menlo"/>
-          <w:color w:val="000000"/>
-          <w:sz w:val="22"/>
-          <w:szCs w:val="22"/>
-          <w:lang w:val="en-GB" w:eastAsia="en-US"/>
-          <w14:ligatures w14:val="standardContextual"/>
-        </w:rPr>
-      </w:pPr>
-      <w:r>
-        <w:rPr>
-          <w:rFonts w:ascii="Menlo" w:eastAsiaTheme="minorHAnsi" w:hAnsi="Menlo" w:cs="Menlo"/>
-          <w:color w:val="000000"/>
-          <w:sz w:val="22"/>
-          <w:szCs w:val="22"/>
-          <w:lang w:val="en-GB" w:eastAsia="en-US"/>
-          <w14:ligatures w14:val="standardContextual"/>
-        </w:rPr>
-        <w:t xml:space="preserve">      - BII / GLOBIO / richness </w:t>
-      </w:r>
-      <w:proofErr w:type="spellStart"/>
-      <w:r>
-        <w:rPr>
-          <w:rFonts w:ascii="Menlo" w:eastAsiaTheme="minorHAnsi" w:hAnsi="Menlo" w:cs="Menlo"/>
-          <w:color w:val="000000"/>
-          <w:sz w:val="22"/>
-          <w:szCs w:val="22"/>
-          <w:lang w:val="en-GB" w:eastAsia="en-US"/>
-          <w14:ligatures w14:val="standardContextual"/>
-        </w:rPr>
-        <w:t>rasters</w:t>
-      </w:r>
-      <w:proofErr w:type="spellEnd"/>
-      <w:r>
-        <w:rPr>
-          <w:rFonts w:ascii="Menlo" w:eastAsiaTheme="minorHAnsi" w:hAnsi="Menlo" w:cs="Menlo"/>
-          <w:color w:val="000000"/>
-          <w:sz w:val="22"/>
-          <w:szCs w:val="22"/>
-          <w:lang w:val="en-GB" w:eastAsia="en-US"/>
-          <w14:ligatures w14:val="standardContextual"/>
-        </w:rPr>
-        <w:t xml:space="preserve"> if downloadable as static </w:t>
-      </w:r>
-      <w:proofErr w:type="spellStart"/>
-      <w:r>
-        <w:rPr>
-          <w:rFonts w:ascii="Menlo" w:eastAsiaTheme="minorHAnsi" w:hAnsi="Menlo" w:cs="Menlo"/>
-          <w:color w:val="000000"/>
-          <w:sz w:val="22"/>
-          <w:szCs w:val="22"/>
-          <w:lang w:val="en-GB" w:eastAsia="en-US"/>
-          <w14:ligatures w14:val="standardContextual"/>
-        </w:rPr>
-        <w:t>rasters</w:t>
-      </w:r>
-      <w:proofErr w:type="spellEnd"/>
-      <w:r>
-        <w:rPr>
-          <w:rFonts w:ascii="Menlo" w:eastAsiaTheme="minorHAnsi" w:hAnsi="Menlo" w:cs="Menlo"/>
-          <w:color w:val="000000"/>
-          <w:sz w:val="22"/>
-          <w:szCs w:val="22"/>
-          <w:lang w:val="en-GB" w:eastAsia="en-US"/>
-          <w14:ligatures w14:val="standardContextual"/>
-        </w:rPr>
-        <w:t>.</w:t>
+        <w:t xml:space="preserve">      - gROADS or other road/accessibility baseline.</w:t>
+      </w:r>
+    </w:p>
+    <w:p>
+      <w:pPr>
+        <w:tabs>
+          <w:tab w:val="left" w:pos="560"/>
+          <w:tab w:val="left" w:pos="1120"/>
+          <w:tab w:val="left" w:pos="1680"/>
+          <w:tab w:val="left" w:pos="2240"/>
+          <w:tab w:val="left" w:pos="2800"/>
+          <w:tab w:val="left" w:pos="3360"/>
+          <w:tab w:val="left" w:pos="3920"/>
+          <w:tab w:val="left" w:pos="4480"/>
+          <w:tab w:val="left" w:pos="5040"/>
+          <w:tab w:val="left" w:pos="5600"/>
+          <w:tab w:val="left" w:pos="6160"/>
+          <w:tab w:val="left" w:pos="6720"/>
+        </w:tabs>
+        <w:autoSpaceDE w:val="0"/>
+        <w:autoSpaceDN w:val="0"/>
+        <w:adjustRightInd w:val="0"/>
+        <w:rPr>
+          <w:rFonts w:ascii="Menlo" w:eastAsiaTheme="minorHAnsi" w:hAnsi="Menlo" w:cs="Menlo"/>
+          <w:color w:val="000000"/>
+          <w:sz w:val="22"/>
+          <w:szCs w:val="22"/>
+          <w:lang w:val="en-GB" w:eastAsia="en-US"/>
+          <w14:ligatures w14:val="standardContextual"/>
+        </w:rPr>
+      </w:pPr>
+    </w:p>
+    <w:p>
+      <w:pPr>
+        <w:tabs>
+          <w:tab w:val="left" w:pos="560"/>
+          <w:tab w:val="left" w:pos="1120"/>
+          <w:tab w:val="left" w:pos="1680"/>
+          <w:tab w:val="left" w:pos="2240"/>
+          <w:tab w:val="left" w:pos="2800"/>
+          <w:tab w:val="left" w:pos="3360"/>
+          <w:tab w:val="left" w:pos="3920"/>
+          <w:tab w:val="left" w:pos="4480"/>
+          <w:tab w:val="left" w:pos="5040"/>
+          <w:tab w:val="left" w:pos="5600"/>
+          <w:tab w:val="left" w:pos="6160"/>
+          <w:tab w:val="left" w:pos="6720"/>
+        </w:tabs>
+        <w:autoSpaceDE w:val="0"/>
+        <w:autoSpaceDN w:val="0"/>
+        <w:adjustRightInd w:val="0"/>
+        <w:rPr>
+          <w:rFonts w:ascii="Menlo" w:eastAsiaTheme="minorHAnsi" w:hAnsi="Menlo" w:cs="Menlo"/>
+          <w:color w:val="000000"/>
+          <w:sz w:val="22"/>
+          <w:szCs w:val="22"/>
+          <w:lang w:val="en-GB" w:eastAsia="en-US"/>
+          <w14:ligatures w14:val="standardContextual"/>
+        </w:rPr>
+      </w:pPr>
+      <w:r>
+        <w:rPr>
+          <w:rFonts w:ascii="Menlo" w:eastAsiaTheme="minorHAnsi" w:hAnsi="Menlo" w:cs="Menlo"/>
+          <w:color w:val="000000"/>
+          <w:sz w:val="22"/>
+          <w:szCs w:val="22"/>
+          <w:lang w:val="en-GB" w:eastAsia="en-US"/>
+          <w14:ligatures w14:val="standardContextual"/>
+        </w:rPr>
+        <w:t xml:space="preserve">      - BII / GLOBIO / richness rasters if downloadable as static rasters.</w:t>
       </w:r>
     </w:p>
     <w:p>
@@ -7485,31 +6761,7 @@
           <w:lang w:val="en-GB" w:eastAsia="en-US"/>
           <w14:ligatures w14:val="standardContextual"/>
         </w:rPr>
-        <w:t xml:space="preserve"> — </w:t>
-      </w:r>
-      <w:proofErr w:type="spellStart"/>
-      <w:r>
-        <w:rPr>
-          <w:rFonts w:ascii="Menlo" w:eastAsiaTheme="minorHAnsi" w:hAnsi="Menlo" w:cs="Menlo"/>
-          <w:color w:val="000000"/>
-          <w:sz w:val="22"/>
-          <w:szCs w:val="22"/>
-          <w:lang w:val="en-GB" w:eastAsia="en-US"/>
-          <w14:ligatures w14:val="standardContextual"/>
-        </w:rPr>
-        <w:t>Modeled</w:t>
-      </w:r>
-      <w:proofErr w:type="spellEnd"/>
-      <w:r>
-        <w:rPr>
-          <w:rFonts w:ascii="Menlo" w:eastAsiaTheme="minorHAnsi" w:hAnsi="Menlo" w:cs="Menlo"/>
-          <w:color w:val="000000"/>
-          <w:sz w:val="22"/>
-          <w:szCs w:val="22"/>
-          <w:lang w:val="en-GB" w:eastAsia="en-US"/>
-          <w14:ligatures w14:val="standardContextual"/>
-        </w:rPr>
-        <w:t xml:space="preserve"> local biodiversity intactness based on land use and other    </w:t>
+        <w:t xml:space="preserve"> — Modeled local biodiversity intactness based on land use and other    </w:t>
       </w:r>
     </w:p>
     <w:p>
@@ -7693,31 +6945,7 @@
           <w:lang w:val="en-GB" w:eastAsia="en-US"/>
           <w14:ligatures w14:val="standardContextual"/>
         </w:rPr>
-        <w:t xml:space="preserve"> — Similar concept from PBL Netherlands. </w:t>
-      </w:r>
-      <w:proofErr w:type="gramStart"/>
-      <w:r>
-        <w:rPr>
-          <w:rFonts w:ascii="Menlo" w:eastAsiaTheme="minorHAnsi" w:hAnsi="Menlo" w:cs="Menlo"/>
-          <w:color w:val="000000"/>
-          <w:sz w:val="22"/>
-          <w:szCs w:val="22"/>
-          <w:lang w:val="en-GB" w:eastAsia="en-US"/>
-          <w14:ligatures w14:val="standardContextual"/>
-        </w:rPr>
-        <w:t>Models</w:t>
-      </w:r>
-      <w:proofErr w:type="gramEnd"/>
-      <w:r>
-        <w:rPr>
-          <w:rFonts w:ascii="Menlo" w:eastAsiaTheme="minorHAnsi" w:hAnsi="Menlo" w:cs="Menlo"/>
-          <w:color w:val="000000"/>
-          <w:sz w:val="22"/>
-          <w:szCs w:val="22"/>
-          <w:lang w:val="en-GB" w:eastAsia="en-US"/>
-          <w14:ligatures w14:val="standardContextual"/>
-        </w:rPr>
-        <w:t xml:space="preserve"> biodiversity intactness</w:t>
+        <w:t xml:space="preserve"> — Similar concept from PBL Netherlands. Models biodiversity intactness</w:t>
       </w:r>
     </w:p>
     <w:p>
@@ -7797,31 +7025,7 @@
           <w:lang w:val="en-GB" w:eastAsia="en-US"/>
           <w14:ligatures w14:val="standardContextual"/>
         </w:rPr>
-        <w:t xml:space="preserve">    global </w:t>
-      </w:r>
-      <w:proofErr w:type="spellStart"/>
-      <w:r>
-        <w:rPr>
-          <w:rFonts w:ascii="Menlo" w:eastAsiaTheme="minorHAnsi" w:hAnsi="Menlo" w:cs="Menlo"/>
-          <w:color w:val="000000"/>
-          <w:sz w:val="22"/>
-          <w:szCs w:val="22"/>
-          <w:lang w:val="en-GB" w:eastAsia="en-US"/>
-          <w14:ligatures w14:val="standardContextual"/>
-        </w:rPr>
-        <w:t>rasters</w:t>
-      </w:r>
-      <w:proofErr w:type="spellEnd"/>
-      <w:r>
-        <w:rPr>
-          <w:rFonts w:ascii="Menlo" w:eastAsiaTheme="minorHAnsi" w:hAnsi="Menlo" w:cs="Menlo"/>
-          <w:color w:val="000000"/>
-          <w:sz w:val="22"/>
-          <w:szCs w:val="22"/>
-          <w:lang w:val="en-GB" w:eastAsia="en-US"/>
-          <w14:ligatures w14:val="standardContextual"/>
-        </w:rPr>
-        <w:t xml:space="preserve"> with scenario/year products.                                                              </w:t>
+        <w:t xml:space="preserve">    global rasters with scenario/year products.                                                              </w:t>
       </w:r>
     </w:p>
     <w:p>
@@ -7925,31 +7129,7 @@
           <w:lang w:val="en-GB" w:eastAsia="en-US"/>
           <w14:ligatures w14:val="standardContextual"/>
         </w:rPr>
-        <w:t xml:space="preserve"> — Species richness layers, typically derived from IUCN/</w:t>
-      </w:r>
-      <w:proofErr w:type="spellStart"/>
-      <w:r>
-        <w:rPr>
-          <w:rFonts w:ascii="Menlo" w:eastAsiaTheme="minorHAnsi" w:hAnsi="Menlo" w:cs="Menlo"/>
-          <w:color w:val="000000"/>
-          <w:sz w:val="22"/>
-          <w:szCs w:val="22"/>
-          <w:lang w:val="en-GB" w:eastAsia="en-US"/>
-          <w14:ligatures w14:val="standardContextual"/>
-        </w:rPr>
-        <w:t>BirdLife</w:t>
-      </w:r>
-      <w:proofErr w:type="spellEnd"/>
-      <w:r>
-        <w:rPr>
-          <w:rFonts w:ascii="Menlo" w:eastAsiaTheme="minorHAnsi" w:hAnsi="Menlo" w:cs="Menlo"/>
-          <w:color w:val="000000"/>
-          <w:sz w:val="22"/>
-          <w:szCs w:val="22"/>
-          <w:lang w:val="en-GB" w:eastAsia="en-US"/>
-          <w14:ligatures w14:val="standardContextual"/>
-        </w:rPr>
-        <w:t xml:space="preserve"> range maps or Map of Life. Count</w:t>
+        <w:t xml:space="preserve"> — Species richness layers, typically derived from IUCN/BirdLife range maps or Map of Life. Count</w:t>
       </w:r>
     </w:p>
     <w:p>
